--- a/templates/采购合同_模板_变量版.docx
+++ b/templates/采购合同_模板_变量版.docx
@@ -852,10 +852,16 @@
           <w:p>
             <w:pPr>
               <w:rPr>
-                <w:rFonts w:asciiTheme="majorEastAsia" w:eastAsiaTheme="majorEastAsia" w:hAnsiTheme="majorEastAsia" w:cs="Microsoft YaHei" w:hint="eastAsia"/>
+                <w:rFonts w:asciiTheme="majorEastAsia" w:eastAsiaTheme="majorEastAsia" w:hAnsiTheme="majorEastAsia" w:cs="Microsoft YaHei"/>
                 <w:lang w:eastAsia="zh-CN"/>
               </w:rPr>
             </w:pPr>
+            <w:r>
+              <w:rPr>
+                <w:rFonts w:asciiTheme="majorEastAsia" w:eastAsiaTheme="majorEastAsia" w:hAnsiTheme="majorEastAsia"/>
+              </w:rPr>
+              <w:t>{</w:t>
+            </w:r>
             <w:r>
               <w:rPr>
                 <w:rFonts w:asciiTheme="majorEastAsia" w:eastAsiaTheme="majorEastAsia" w:hAnsiTheme="majorEastAsia"/>
@@ -892,7 +898,7 @@
           <w:p>
             <w:pPr>
               <w:rPr>
-                <w:rFonts w:asciiTheme="majorEastAsia" w:eastAsiaTheme="majorEastAsia" w:hAnsiTheme="majorEastAsia" w:cs="Microsoft YaHei" w:hint="eastAsia"/>
+                <w:rFonts w:asciiTheme="majorEastAsia" w:eastAsiaTheme="majorEastAsia" w:hAnsiTheme="majorEastAsia" w:cs="Microsoft YaHei"/>
                 <w:lang w:eastAsia="zh-CN"/>
               </w:rPr>
             </w:pPr>
@@ -925,7 +931,7 @@
           <w:p>
             <w:pPr>
               <w:rPr>
-                <w:rFonts w:asciiTheme="majorEastAsia" w:eastAsiaTheme="majorEastAsia" w:hAnsiTheme="majorEastAsia" w:hint="eastAsia"/>
+                <w:rFonts w:asciiTheme="majorEastAsia" w:eastAsiaTheme="majorEastAsia" w:hAnsiTheme="majorEastAsia"/>
                 <w:lang w:eastAsia="zh-CN"/>
               </w:rPr>
             </w:pPr>
@@ -1010,7 +1016,7 @@
               <w:spacing w:before="239" w:line="209" w:lineRule="auto"/>
               <w:ind w:left="180"/>
               <w:rPr>
-                <w:rFonts w:asciiTheme="majorEastAsia" w:eastAsiaTheme="majorEastAsia" w:hAnsiTheme="majorEastAsia" w:cs="PingFang SC" w:hint="eastAsia"/>
+                <w:rFonts w:asciiTheme="majorEastAsia" w:eastAsiaTheme="majorEastAsia" w:hAnsiTheme="majorEastAsia" w:cs="PingFang SC"/>
                 <w:lang w:eastAsia="zh-CN"/>
               </w:rPr>
             </w:pPr>

--- a/templates/采购合同_模板_变量版.docx
+++ b/templates/采购合同_模板_变量版.docx
@@ -1,14 +1,15 @@
 
 <file path=word/document.xml><?xml version="1.0" encoding="utf-8"?>
-<w:document xmlns:wpc="http://schemas.microsoft.com/office/word/2010/wordprocessingCanvas" xmlns:cx="http://schemas.microsoft.com/office/drawing/2014/chartex" xmlns:cx1="http://schemas.microsoft.com/office/drawing/2015/9/8/chartex" xmlns:cx2="http://schemas.microsoft.com/office/drawing/2015/10/21/chartex" xmlns:cx3="http://schemas.microsoft.com/office/drawing/2016/5/9/chartex" xmlns:cx4="http://schemas.microsoft.com/office/drawing/2016/5/10/chartex" xmlns:cx5="http://schemas.microsoft.com/office/drawing/2016/5/11/chartex" xmlns:cx6="http://schemas.microsoft.com/office/drawing/2016/5/12/chartex" xmlns:cx7="http://schemas.microsoft.com/office/drawing/2016/5/13/chartex" xmlns:cx8="http://schemas.microsoft.com/office/drawing/2016/5/14/chartex" xmlns:mc="http://schemas.openxmlformats.org/markup-compatibility/2006" xmlns:aink="http://schemas.microsoft.com/office/drawing/2016/ink" xmlns:am3d="http://schemas.microsoft.com/office/drawing/2017/model3d" xmlns:o="urn:schemas-microsoft-com:office:office" xmlns:oel="http://schemas.microsoft.com/office/2019/extlst" xmlns:r="http://schemas.openxmlformats.org/officeDocument/2006/relationships" xmlns:m="http://schemas.openxmlformats.org/officeDocument/2006/math" xmlns:v="urn:schemas-microsoft-com:vml" xmlns:wp14="http://schemas.microsoft.com/office/word/2010/wordprocessingDrawing" xmlns:wp="http://schemas.openxmlformats.org/drawingml/2006/wordprocessingDrawing" xmlns:w10="urn:schemas-microsoft-com:office:word" xmlns:w="http://schemas.openxmlformats.org/wordprocessingml/2006/main" xmlns:w14="http://schemas.microsoft.com/office/word/2010/wordml" xmlns:w15="http://schemas.microsoft.com/office/word/2012/wordml" xmlns:w16cex="http://schemas.microsoft.com/office/word/2018/wordml/cex" xmlns:w16cid="http://schemas.microsoft.com/office/word/2016/wordml/cid" xmlns:w16="http://schemas.microsoft.com/office/word/2018/wordml" xmlns:w16du="http://schemas.microsoft.com/office/word/2023/wordml/word16du" xmlns:w16sdtdh="http://schemas.microsoft.com/office/word/2020/wordml/sdtdatahash" xmlns:w16sdtfl="http://schemas.microsoft.com/office/word/2024/wordml/sdtformatlock" xmlns:w16se="http://schemas.microsoft.com/office/word/2015/wordml/symex" xmlns:wpg="http://schemas.microsoft.com/office/word/2010/wordprocessingGroup" xmlns:wpi="http://schemas.microsoft.com/office/word/2010/wordprocessingInk" xmlns:wne="http://schemas.microsoft.com/office/word/2006/wordml" xmlns:wps="http://schemas.microsoft.com/office/word/2010/wordprocessingShape" mc:Ignorable="w14 w15 w16se w16cid w16 w16cex w16sdtdh w16sdtfl w16du wp14">
+<w:document xmlns:wpc="http://schemas.microsoft.com/office/word/2010/wordprocessingCanvas" xmlns:mc="http://schemas.openxmlformats.org/markup-compatibility/2006" xmlns:o="urn:schemas-microsoft-com:office:office" xmlns:r="http://schemas.openxmlformats.org/officeDocument/2006/relationships" xmlns:m="http://schemas.openxmlformats.org/officeDocument/2006/math" xmlns:v="urn:schemas-microsoft-com:vml" xmlns:wp14="http://schemas.microsoft.com/office/word/2010/wordprocessingDrawing" xmlns:wp="http://schemas.openxmlformats.org/drawingml/2006/wordprocessingDrawing" xmlns:w="http://schemas.openxmlformats.org/wordprocessingml/2006/main" xmlns:w14="http://schemas.microsoft.com/office/word/2010/wordml" xmlns:w10="urn:schemas-microsoft-com:office:word" xmlns:w15="http://schemas.microsoft.com/office/word/2012/wordml" xmlns:wpg="http://schemas.microsoft.com/office/word/2010/wordprocessingGroup" xmlns:wpi="http://schemas.microsoft.com/office/word/2010/wordprocessingInk" xmlns:wne="http://schemas.microsoft.com/office/word/2006/wordml" xmlns:wps="http://schemas.microsoft.com/office/word/2010/wordprocessingShape" xmlns:wpsCustomData="http://www.wps.cn/officeDocument/2013/wpsCustomData" mc:Ignorable="w14 w15 wp14">
   <w:body>
     <w:p>
       <w:pPr>
-        <w:pStyle w:val="a3"/>
+        <w:pStyle w:val="2"/>
         <w:spacing w:before="69" w:line="197" w:lineRule="auto"/>
         <w:jc w:val="center"/>
         <w:outlineLvl w:val="0"/>
         <w:rPr>
+          <w:rFonts w:hint="eastAsia" w:asciiTheme="majorEastAsia" w:hAnsiTheme="majorEastAsia" w:eastAsiaTheme="majorEastAsia" w:cstheme="majorEastAsia"/>
           <w:sz w:val="33"/>
           <w:szCs w:val="33"/>
           <w:lang w:eastAsia="zh-CN"/>
@@ -16,7 +17,7 @@
       </w:pPr>
       <w:r>
         <w:rPr>
-          <w:rFonts w:hint="eastAsia"/>
+          <w:rFonts w:hint="eastAsia" w:asciiTheme="majorEastAsia" w:hAnsiTheme="majorEastAsia" w:eastAsiaTheme="majorEastAsia" w:cstheme="majorEastAsia"/>
           <w:b/>
           <w:bCs/>
           <w:spacing w:val="6"/>
@@ -28,6 +29,7 @@
       </w:r>
       <w:r>
         <w:rPr>
+          <w:rFonts w:hint="eastAsia" w:asciiTheme="majorEastAsia" w:hAnsiTheme="majorEastAsia" w:eastAsiaTheme="majorEastAsia" w:cstheme="majorEastAsia"/>
           <w:b/>
           <w:bCs/>
           <w:spacing w:val="6"/>
@@ -40,84 +42,73 @@
     </w:p>
     <w:p>
       <w:pPr>
-        <w:pStyle w:val="a3"/>
+        <w:pStyle w:val="2"/>
         <w:spacing w:before="182" w:line="197" w:lineRule="auto"/>
         <w:ind w:left="8"/>
         <w:rPr>
+          <w:rFonts w:hint="eastAsia" w:asciiTheme="minorEastAsia" w:hAnsiTheme="minorEastAsia" w:eastAsiaTheme="minorEastAsia" w:cstheme="minorEastAsia"/>
           <w:spacing w:val="-3"/>
           <w:lang w:eastAsia="zh-CN"/>
         </w:rPr>
       </w:pPr>
       <w:r>
         <w:rPr>
-          <w:lang w:eastAsia="zh-CN"/>
-        </w:rPr>
-        <w:t>合同编号：</w:t>
-      </w:r>
-      <w:r>
-        <w:rPr>
-          <w:lang w:eastAsia="zh-CN"/>
-        </w:rPr>
-        <w:t>{{合同号}}</w:t>
-      </w:r>
-    </w:p>
-    <w:p>
-      <w:pPr>
-        <w:pStyle w:val="a3"/>
+          <w:rFonts w:hint="eastAsia" w:asciiTheme="minorEastAsia" w:hAnsiTheme="minorEastAsia" w:eastAsiaTheme="minorEastAsia" w:cstheme="minorEastAsia"/>
+          <w:lang w:eastAsia="zh-CN"/>
+        </w:rPr>
+        <w:t>合同编号：{{合同号}}</w:t>
+      </w:r>
+    </w:p>
+    <w:p>
+      <w:pPr>
+        <w:pStyle w:val="2"/>
         <w:spacing w:before="182" w:line="197" w:lineRule="auto"/>
         <w:ind w:left="8"/>
         <w:rPr>
-          <w:lang w:eastAsia="zh-CN"/>
-        </w:rPr>
-      </w:pPr>
-      <w:r>
-        <w:rPr>
-          <w:lang w:eastAsia="zh-CN"/>
-        </w:rPr>
-        <w:t>签订日期：</w:t>
-      </w:r>
-      <w:r>
-        <w:rPr>
-          <w:lang w:eastAsia="zh-CN"/>
-        </w:rPr>
-        <w:t>{{下单日期}}</w:t>
-      </w:r>
-    </w:p>
-    <w:p>
-      <w:pPr>
-        <w:pStyle w:val="a3"/>
+          <w:rFonts w:hint="eastAsia" w:asciiTheme="minorEastAsia" w:hAnsiTheme="minorEastAsia" w:eastAsiaTheme="minorEastAsia" w:cstheme="minorEastAsia"/>
+          <w:lang w:eastAsia="zh-CN"/>
+        </w:rPr>
+      </w:pPr>
+      <w:r>
+        <w:rPr>
+          <w:rFonts w:hint="eastAsia" w:asciiTheme="minorEastAsia" w:hAnsiTheme="minorEastAsia" w:eastAsiaTheme="minorEastAsia" w:cstheme="minorEastAsia"/>
+          <w:lang w:eastAsia="zh-CN"/>
+        </w:rPr>
+        <w:t>签订日期：{{下单日期}}</w:t>
+      </w:r>
+    </w:p>
+    <w:p>
+      <w:pPr>
+        <w:pStyle w:val="2"/>
         <w:spacing w:before="182" w:line="197" w:lineRule="auto"/>
         <w:ind w:left="8"/>
         <w:rPr>
+          <w:rFonts w:hint="eastAsia" w:asciiTheme="minorEastAsia" w:hAnsiTheme="minorEastAsia" w:eastAsiaTheme="minorEastAsia" w:cstheme="minorEastAsia"/>
           <w:spacing w:val="-3"/>
           <w:lang w:eastAsia="zh-CN"/>
         </w:rPr>
       </w:pPr>
       <w:r>
         <w:rPr>
-          <w:lang w:eastAsia="zh-CN"/>
-        </w:rPr>
-        <w:t>签订地点：</w:t>
-      </w:r>
-      <w:r>
-        <w:rPr>
-          <w:rFonts w:hint="eastAsia"/>
-          <w:lang w:eastAsia="zh-CN"/>
-        </w:rPr>
-        <w:t>杭州市</w:t>
-      </w:r>
-    </w:p>
-    <w:p>
-      <w:pPr>
-        <w:pStyle w:val="a3"/>
+          <w:rFonts w:hint="eastAsia" w:asciiTheme="minorEastAsia" w:hAnsiTheme="minorEastAsia" w:eastAsiaTheme="minorEastAsia" w:cstheme="minorEastAsia"/>
+          <w:lang w:eastAsia="zh-CN"/>
+        </w:rPr>
+        <w:t>签订地点：杭州市</w:t>
+      </w:r>
+    </w:p>
+    <w:p>
+      <w:pPr>
+        <w:pStyle w:val="2"/>
         <w:spacing w:before="49" w:line="249" w:lineRule="auto"/>
         <w:ind w:left="9" w:right="184" w:hanging="2"/>
         <w:rPr>
-          <w:lang w:eastAsia="zh-CN"/>
-        </w:rPr>
-      </w:pPr>
-      <w:r>
-        <w:rPr>
+          <w:rFonts w:hint="eastAsia" w:asciiTheme="minorEastAsia" w:hAnsiTheme="minorEastAsia" w:eastAsiaTheme="minorEastAsia" w:cstheme="minorEastAsia"/>
+          <w:lang w:eastAsia="zh-CN"/>
+        </w:rPr>
+      </w:pPr>
+      <w:r>
+        <w:rPr>
+          <w:rFonts w:hint="eastAsia" w:asciiTheme="minorEastAsia" w:hAnsiTheme="minorEastAsia" w:eastAsiaTheme="minorEastAsia" w:cstheme="minorEastAsia"/>
           <w:spacing w:val="-2"/>
           <w:lang w:eastAsia="zh-CN"/>
         </w:rPr>
@@ -125,6 +116,7 @@
       </w:r>
       <w:r>
         <w:rPr>
+          <w:rFonts w:hint="eastAsia" w:asciiTheme="minorEastAsia" w:hAnsiTheme="minorEastAsia" w:eastAsiaTheme="minorEastAsia" w:cstheme="minorEastAsia"/>
           <w:spacing w:val="-41"/>
           <w:lang w:eastAsia="zh-CN"/>
         </w:rPr>
@@ -132,6 +124,7 @@
       </w:r>
       <w:r>
         <w:rPr>
+          <w:rFonts w:hint="eastAsia" w:asciiTheme="minorEastAsia" w:hAnsiTheme="minorEastAsia" w:eastAsiaTheme="minorEastAsia" w:cstheme="minorEastAsia"/>
           <w:spacing w:val="-2"/>
           <w:lang w:eastAsia="zh-CN"/>
         </w:rPr>
@@ -139,6 +132,7 @@
       </w:r>
       <w:r>
         <w:rPr>
+          <w:rFonts w:hint="eastAsia" w:asciiTheme="minorEastAsia" w:hAnsiTheme="minorEastAsia" w:eastAsiaTheme="minorEastAsia" w:cstheme="minorEastAsia"/>
           <w:spacing w:val="-29"/>
           <w:lang w:eastAsia="zh-CN"/>
         </w:rPr>
@@ -146,6 +140,7 @@
       </w:r>
       <w:r>
         <w:rPr>
+          <w:rFonts w:hint="eastAsia" w:asciiTheme="minorEastAsia" w:hAnsiTheme="minorEastAsia" w:eastAsiaTheme="minorEastAsia" w:cstheme="minorEastAsia"/>
           <w:spacing w:val="-2"/>
           <w:lang w:eastAsia="zh-CN"/>
         </w:rPr>
@@ -153,6 +148,7 @@
       </w:r>
       <w:r>
         <w:rPr>
+          <w:rFonts w:hint="eastAsia" w:asciiTheme="minorEastAsia" w:hAnsiTheme="minorEastAsia" w:eastAsiaTheme="minorEastAsia" w:cstheme="minorEastAsia"/>
           <w:spacing w:val="-3"/>
           <w:lang w:eastAsia="zh-CN"/>
         </w:rPr>
@@ -160,6 +156,7 @@
       </w:r>
       <w:r>
         <w:rPr>
+          <w:rFonts w:hint="eastAsia" w:asciiTheme="minorEastAsia" w:hAnsiTheme="minorEastAsia" w:eastAsiaTheme="minorEastAsia" w:cstheme="minorEastAsia"/>
           <w:spacing w:val="-42"/>
           <w:lang w:eastAsia="zh-CN"/>
         </w:rPr>
@@ -167,6 +164,7 @@
       </w:r>
       <w:r>
         <w:rPr>
+          <w:rFonts w:hint="eastAsia" w:asciiTheme="minorEastAsia" w:hAnsiTheme="minorEastAsia" w:eastAsiaTheme="minorEastAsia" w:cstheme="minorEastAsia"/>
           <w:spacing w:val="-3"/>
           <w:lang w:eastAsia="zh-CN"/>
         </w:rPr>
@@ -174,6 +172,7 @@
       </w:r>
       <w:r>
         <w:rPr>
+          <w:rFonts w:hint="eastAsia" w:asciiTheme="minorEastAsia" w:hAnsiTheme="minorEastAsia" w:eastAsiaTheme="minorEastAsia" w:cstheme="minorEastAsia"/>
           <w:spacing w:val="-2"/>
           <w:lang w:eastAsia="zh-CN"/>
         </w:rPr>
@@ -181,6 +180,7 @@
       </w:r>
       <w:r>
         <w:rPr>
+          <w:rFonts w:hint="eastAsia" w:asciiTheme="minorEastAsia" w:hAnsiTheme="minorEastAsia" w:eastAsiaTheme="minorEastAsia" w:cstheme="minorEastAsia"/>
           <w:spacing w:val="-41"/>
           <w:lang w:eastAsia="zh-CN"/>
         </w:rPr>
@@ -188,6 +188,7 @@
       </w:r>
       <w:r>
         <w:rPr>
+          <w:rFonts w:hint="eastAsia" w:asciiTheme="minorEastAsia" w:hAnsiTheme="minorEastAsia" w:eastAsiaTheme="minorEastAsia" w:cstheme="minorEastAsia"/>
           <w:spacing w:val="-2"/>
           <w:lang w:eastAsia="zh-CN"/>
         </w:rPr>
@@ -195,6 +196,7 @@
       </w:r>
       <w:r>
         <w:rPr>
+          <w:rFonts w:hint="eastAsia" w:asciiTheme="minorEastAsia" w:hAnsiTheme="minorEastAsia" w:eastAsiaTheme="minorEastAsia" w:cstheme="minorEastAsia"/>
           <w:spacing w:val="-3"/>
           <w:lang w:eastAsia="zh-CN"/>
         </w:rPr>
@@ -202,6 +204,7 @@
       </w:r>
       <w:r>
         <w:rPr>
+          <w:rFonts w:hint="eastAsia" w:asciiTheme="minorEastAsia" w:hAnsiTheme="minorEastAsia" w:eastAsiaTheme="minorEastAsia" w:cstheme="minorEastAsia"/>
           <w:spacing w:val="-42"/>
           <w:lang w:eastAsia="zh-CN"/>
         </w:rPr>
@@ -209,6 +212,7 @@
       </w:r>
       <w:r>
         <w:rPr>
+          <w:rFonts w:hint="eastAsia" w:asciiTheme="minorEastAsia" w:hAnsiTheme="minorEastAsia" w:eastAsiaTheme="minorEastAsia" w:cstheme="minorEastAsia"/>
           <w:spacing w:val="-3"/>
           <w:lang w:eastAsia="zh-CN"/>
         </w:rPr>
@@ -217,259 +221,110 @@
     </w:p>
     <w:p>
       <w:pPr>
-        <w:pStyle w:val="a3"/>
+        <w:pStyle w:val="2"/>
         <w:spacing w:before="29" w:line="197" w:lineRule="auto"/>
         <w:rPr>
-          <w:lang w:eastAsia="zh-CN"/>
-        </w:rPr>
-      </w:pPr>
-    </w:p>
-    <w:p>
-      <w:pPr>
-        <w:pStyle w:val="a3"/>
+          <w:rFonts w:hint="eastAsia" w:asciiTheme="minorEastAsia" w:hAnsiTheme="minorEastAsia" w:eastAsiaTheme="minorEastAsia" w:cstheme="minorEastAsia"/>
+          <w:lang w:eastAsia="zh-CN"/>
+        </w:rPr>
+      </w:pPr>
+    </w:p>
+    <w:p>
+      <w:pPr>
+        <w:pStyle w:val="2"/>
         <w:spacing w:before="29" w:line="197" w:lineRule="auto"/>
         <w:rPr>
-          <w:lang w:eastAsia="zh-CN"/>
-        </w:rPr>
-      </w:pPr>
-      <w:r>
-        <w:rPr>
-          <w:lang w:eastAsia="zh-CN"/>
-        </w:rPr>
-        <w:t>供方</w:t>
-      </w:r>
-      <w:r>
-        <w:rPr>
-          <w:rFonts w:hint="eastAsia"/>
-          <w:lang w:eastAsia="zh-CN"/>
-        </w:rPr>
-        <w:t>：</w:t>
-      </w:r>
-      <w:r>
-        <w:rPr>
-          <w:lang w:eastAsia="zh-CN"/>
-        </w:rPr>
-        <w:t>{{供应商名称}}</w:t>
-      </w:r>
-    </w:p>
-    <w:p>
-      <w:pPr>
-        <w:rPr>
-          <w:rFonts w:ascii="PingFang SC" w:eastAsia="PingFang SC" w:hAnsi="PingFang SC" w:cs="PingFang SC"/>
+          <w:rFonts w:hint="eastAsia" w:asciiTheme="minorEastAsia" w:hAnsiTheme="minorEastAsia" w:eastAsiaTheme="minorEastAsia" w:cstheme="minorEastAsia"/>
+          <w:lang w:eastAsia="zh-CN"/>
+        </w:rPr>
+      </w:pPr>
+      <w:r>
+        <w:rPr>
+          <w:rFonts w:hint="eastAsia" w:asciiTheme="minorEastAsia" w:hAnsiTheme="minorEastAsia" w:eastAsiaTheme="minorEastAsia" w:cstheme="minorEastAsia"/>
+          <w:lang w:eastAsia="zh-CN"/>
+        </w:rPr>
+        <w:t>供方：{{供应商名称}}</w:t>
+      </w:r>
+    </w:p>
+    <w:p>
+      <w:pPr>
+        <w:rPr>
+          <w:rFonts w:hint="eastAsia" w:asciiTheme="minorEastAsia" w:hAnsiTheme="minorEastAsia" w:eastAsiaTheme="minorEastAsia" w:cstheme="minorEastAsia"/>
           <w:spacing w:val="-2"/>
           <w:lang w:eastAsia="zh-CN"/>
         </w:rPr>
       </w:pPr>
       <w:r>
         <w:rPr>
-          <w:rFonts w:ascii="PingFang SC" w:eastAsia="PingFang SC" w:hAnsi="PingFang SC" w:cs="PingFang SC" w:hint="eastAsia"/>
+          <w:rFonts w:hint="eastAsia" w:asciiTheme="minorEastAsia" w:hAnsiTheme="minorEastAsia" w:eastAsiaTheme="minorEastAsia" w:cstheme="minorEastAsia"/>
           <w:spacing w:val="-2"/>
           <w:lang w:eastAsia="zh-CN"/>
         </w:rPr>
-        <w:t>法定代表人</w:t>
-      </w:r>
-      <w:r>
-        <w:rPr>
-          <w:rFonts w:ascii="PingFang SC" w:eastAsia="PingFang SC" w:hAnsi="PingFang SC" w:cs="PingFang SC"/>
+        <w:t>法定代表人/授权代表：{{供应商联系人}}   电话 ：{{供应商联系电话}}</w:t>
+      </w:r>
+    </w:p>
+    <w:p>
+      <w:pPr>
+        <w:rPr>
+          <w:rFonts w:hint="eastAsia" w:asciiTheme="minorEastAsia" w:hAnsiTheme="minorEastAsia" w:eastAsiaTheme="minorEastAsia" w:cstheme="minorEastAsia"/>
           <w:spacing w:val="-2"/>
           <w:lang w:eastAsia="zh-CN"/>
         </w:rPr>
-        <w:t>/</w:t>
-      </w:r>
-      <w:r>
-        <w:rPr>
-          <w:rFonts w:ascii="PingFang SC" w:eastAsia="PingFang SC" w:hAnsi="PingFang SC" w:cs="PingFang SC" w:hint="eastAsia"/>
+      </w:pPr>
+    </w:p>
+    <w:p>
+      <w:pPr>
+        <w:rPr>
+          <w:rFonts w:hint="eastAsia" w:asciiTheme="minorEastAsia" w:hAnsiTheme="minorEastAsia" w:eastAsiaTheme="minorEastAsia" w:cstheme="minorEastAsia"/>
           <w:spacing w:val="-2"/>
           <w:lang w:eastAsia="zh-CN"/>
         </w:rPr>
-        <w:t>授权代表：</w:t>
-      </w:r>
-      <w:r>
-        <w:rPr>
-          <w:rFonts w:ascii="PingFang SC" w:eastAsia="PingFang SC" w:hAnsi="PingFang SC" w:cs="PingFang SC"/>
+      </w:pPr>
+      <w:r>
+        <w:rPr>
+          <w:rFonts w:hint="eastAsia" w:asciiTheme="minorEastAsia" w:hAnsiTheme="minorEastAsia" w:eastAsiaTheme="minorEastAsia" w:cstheme="minorEastAsia"/>
           <w:spacing w:val="-2"/>
           <w:lang w:eastAsia="zh-CN"/>
         </w:rPr>
-        <w:t>{{</w:t>
-      </w:r>
-      <w:r>
-        <w:rPr>
-          <w:rFonts w:ascii="PingFang SC" w:eastAsia="PingFang SC" w:hAnsi="PingFang SC" w:cs="PingFang SC" w:hint="eastAsia"/>
-          <w:spacing w:val="-2"/>
-          <w:lang w:eastAsia="zh-CN"/>
-        </w:rPr>
-        <w:t>供应商联系人</w:t>
-      </w:r>
-      <w:r>
-        <w:rPr>
-          <w:rFonts w:ascii="PingFang SC" w:eastAsia="PingFang SC" w:hAnsi="PingFang SC" w:cs="PingFang SC"/>
-          <w:spacing w:val="-2"/>
-          <w:lang w:eastAsia="zh-CN"/>
-        </w:rPr>
-        <w:t>}}</w:t>
-      </w:r>
-      <w:r>
-        <w:rPr>
-          <w:rFonts w:ascii="PingFang SC" w:eastAsia="PingFang SC" w:hAnsi="PingFang SC" w:cs="PingFang SC"/>
-          <w:spacing w:val="-2"/>
-          <w:lang w:eastAsia="zh-CN"/>
-        </w:rPr>
-        <w:t xml:space="preserve">   </w:t>
-      </w:r>
-      <w:r>
-        <w:rPr>
-          <w:rFonts w:ascii="PingFang SC" w:eastAsia="PingFang SC" w:hAnsi="PingFang SC" w:cs="PingFang SC" w:hint="eastAsia"/>
-          <w:spacing w:val="-2"/>
-          <w:lang w:eastAsia="zh-CN"/>
-        </w:rPr>
-        <w:t>电话</w:t>
-      </w:r>
-      <w:r>
-        <w:rPr>
-          <w:rFonts w:ascii="PingFang SC" w:eastAsia="PingFang SC" w:hAnsi="PingFang SC" w:cs="PingFang SC"/>
-          <w:spacing w:val="-2"/>
-          <w:lang w:eastAsia="zh-CN"/>
-        </w:rPr>
-        <w:t xml:space="preserve"> </w:t>
-      </w:r>
-      <w:r>
-        <w:rPr>
-          <w:rFonts w:ascii="PingFang SC" w:eastAsia="PingFang SC" w:hAnsi="PingFang SC" w:cs="PingFang SC" w:hint="eastAsia"/>
-          <w:spacing w:val="-2"/>
-          <w:lang w:eastAsia="zh-CN"/>
-        </w:rPr>
-        <w:t>：</w:t>
-      </w:r>
-      <w:r>
-        <w:rPr>
-          <w:rFonts w:ascii="PingFang SC" w:eastAsia="PingFang SC" w:hAnsi="PingFang SC" w:cs="PingFang SC"/>
-          <w:spacing w:val="-2"/>
-          <w:lang w:eastAsia="zh-CN"/>
-        </w:rPr>
-        <w:t>{{</w:t>
-      </w:r>
-      <w:r>
-        <w:rPr>
-          <w:rFonts w:ascii="PingFang SC" w:eastAsia="PingFang SC" w:hAnsi="PingFang SC" w:cs="PingFang SC" w:hint="eastAsia"/>
-          <w:spacing w:val="-2"/>
-          <w:lang w:eastAsia="zh-CN"/>
-        </w:rPr>
-        <w:t>供应商联系电话</w:t>
-      </w:r>
-      <w:r>
-        <w:rPr>
-          <w:rFonts w:ascii="PingFang SC" w:eastAsia="PingFang SC" w:hAnsi="PingFang SC" w:cs="PingFang SC"/>
-          <w:spacing w:val="-2"/>
-          <w:lang w:eastAsia="zh-CN"/>
-        </w:rPr>
-        <w:t>}}</w:t>
-      </w:r>
-    </w:p>
-    <w:p>
-      <w:pPr>
-        <w:rPr>
-          <w:rFonts w:ascii="PingFang SC" w:eastAsia="PingFang SC" w:hAnsi="PingFang SC" w:cs="PingFang SC"/>
-          <w:spacing w:val="-2"/>
-          <w:lang w:eastAsia="zh-CN"/>
-        </w:rPr>
-      </w:pPr>
-    </w:p>
-    <w:p>
-      <w:pPr>
-        <w:rPr>
-          <w:rFonts w:ascii="PingFang SC" w:eastAsia="PingFang SC" w:hAnsi="PingFang SC" w:cs="PingFang SC"/>
-          <w:spacing w:val="-2"/>
-          <w:lang w:eastAsia="zh-CN"/>
-        </w:rPr>
-      </w:pPr>
-      <w:r>
-        <w:rPr>
-          <w:rFonts w:ascii="PingFang SC" w:eastAsia="PingFang SC" w:hAnsi="PingFang SC" w:cs="PingFang SC" w:hint="eastAsia"/>
-          <w:spacing w:val="-2"/>
-          <w:lang w:eastAsia="zh-CN"/>
-        </w:rPr>
-        <w:t>需方：</w:t>
-      </w:r>
-      <w:r>
-        <w:rPr>
-          <w:rFonts w:ascii="PingFang SC" w:eastAsia="PingFang SC" w:hAnsi="PingFang SC" w:cs="PingFang SC"/>
-          <w:spacing w:val="-2"/>
-          <w:lang w:eastAsia="zh-CN"/>
-        </w:rPr>
-        <w:t>{{</w:t>
-      </w:r>
-      <w:r>
-        <w:rPr>
-          <w:rFonts w:ascii="PingFang SC" w:eastAsia="PingFang SC" w:hAnsi="PingFang SC" w:cs="PingFang SC" w:hint="eastAsia"/>
-          <w:spacing w:val="-2"/>
-          <w:lang w:eastAsia="zh-CN"/>
-        </w:rPr>
-        <w:t>采购方</w:t>
-      </w:r>
-      <w:r>
-        <w:rPr>
-          <w:rFonts w:ascii="PingFang SC" w:eastAsia="PingFang SC" w:hAnsi="PingFang SC" w:cs="PingFang SC"/>
-          <w:spacing w:val="-2"/>
-          <w:lang w:eastAsia="zh-CN"/>
-        </w:rPr>
-        <w:t>}}</w:t>
-      </w:r>
-    </w:p>
-    <w:p>
-      <w:pPr>
-        <w:pStyle w:val="a3"/>
+        <w:t>需方：{{采购方}}</w:t>
+      </w:r>
+    </w:p>
+    <w:p>
+      <w:pPr>
+        <w:pStyle w:val="2"/>
         <w:spacing w:before="1" w:line="196" w:lineRule="auto"/>
         <w:ind w:left="8"/>
         <w:rPr>
-          <w:spacing w:val="-3"/>
-          <w:lang w:eastAsia="zh-CN"/>
-        </w:rPr>
-      </w:pPr>
-      <w:r>
-        <w:rPr>
-          <w:lang w:eastAsia="zh-CN"/>
-        </w:rPr>
-        <w:t>法定代表人/授权代表：</w:t>
-      </w:r>
-      <w:r>
-        <w:rPr>
-          <w:lang w:eastAsia="zh-CN"/>
-        </w:rPr>
-        <w:t>{{采购方联系人}}</w:t>
-      </w:r>
-      <w:r>
-        <w:rPr>
-          <w:rFonts w:hint="eastAsia"/>
-          <w:lang w:eastAsia="zh-CN"/>
-        </w:rPr>
-        <w:t xml:space="preserve"> </w:t>
-      </w:r>
-      <w:r>
-        <w:rPr>
-          <w:lang w:eastAsia="zh-CN"/>
-        </w:rPr>
-        <w:t xml:space="preserve">   电话</w:t>
-      </w:r>
-      <w:r>
-        <w:rPr>
-          <w:rFonts w:hint="eastAsia"/>
-          <w:lang w:eastAsia="zh-CN"/>
-        </w:rPr>
-        <w:t>：</w:t>
-      </w:r>
-      <w:r>
-        <w:rPr>
-          <w:lang w:eastAsia="zh-CN"/>
-        </w:rPr>
-        <w:t>{{采购方联系电话}}</w:t>
-      </w:r>
-    </w:p>
-    <w:p>
-      <w:pPr>
-        <w:pStyle w:val="a3"/>
+          <w:rFonts w:hint="eastAsia" w:asciiTheme="minorEastAsia" w:hAnsiTheme="minorEastAsia" w:eastAsiaTheme="minorEastAsia" w:cstheme="minorEastAsia"/>
+          <w:lang w:eastAsia="zh-CN"/>
+        </w:rPr>
+      </w:pPr>
+      <w:r>
+        <w:rPr>
+          <w:rFonts w:hint="eastAsia" w:asciiTheme="minorEastAsia" w:hAnsiTheme="minorEastAsia" w:eastAsiaTheme="minorEastAsia" w:cstheme="minorEastAsia"/>
+          <w:lang w:eastAsia="zh-CN"/>
+        </w:rPr>
+        <w:t>法定代表人/授权代表：{{采购方联系人}}    电话：{{采购方联系电话}}</w:t>
+      </w:r>
+    </w:p>
+    <w:p>
+      <w:pPr>
+        <w:pStyle w:val="2"/>
         <w:spacing w:before="1" w:line="196" w:lineRule="auto"/>
         <w:ind w:left="8"/>
         <w:rPr>
+          <w:rFonts w:hint="eastAsia" w:asciiTheme="minorEastAsia" w:hAnsiTheme="minorEastAsia" w:eastAsiaTheme="minorEastAsia" w:cstheme="minorEastAsia"/>
+          <w:lang w:eastAsia="zh-CN"/>
+        </w:rPr>
+      </w:pPr>
+    </w:p>
+    <w:p>
+      <w:pPr>
+        <w:pStyle w:val="2"/>
+        <w:spacing w:before="1" w:line="196" w:lineRule="auto"/>
+        <w:ind w:left="8"/>
+        <w:rPr>
+          <w:rFonts w:hint="eastAsia" w:asciiTheme="minorEastAsia" w:hAnsiTheme="minorEastAsia" w:eastAsiaTheme="minorEastAsia" w:cstheme="minorEastAsia"/>
           <w:sz w:val="27"/>
           <w:szCs w:val="27"/>
           <w:lang w:eastAsia="zh-CN"/>
@@ -477,6 +332,7 @@
       </w:pPr>
       <w:r>
         <w:rPr>
+          <w:rFonts w:hint="eastAsia" w:asciiTheme="minorEastAsia" w:hAnsiTheme="minorEastAsia" w:eastAsiaTheme="minorEastAsia" w:cstheme="minorEastAsia"/>
           <w:b/>
           <w:bCs/>
           <w:spacing w:val="-5"/>
@@ -488,6 +344,7 @@
       </w:r>
       <w:r>
         <w:rPr>
+          <w:rFonts w:hint="eastAsia" w:asciiTheme="minorEastAsia" w:hAnsiTheme="minorEastAsia" w:eastAsiaTheme="minorEastAsia" w:cstheme="minorEastAsia"/>
           <w:spacing w:val="-65"/>
           <w:sz w:val="27"/>
           <w:szCs w:val="27"/>
@@ -497,6 +354,7 @@
       </w:r>
       <w:r>
         <w:rPr>
+          <w:rFonts w:hint="eastAsia" w:asciiTheme="minorEastAsia" w:hAnsiTheme="minorEastAsia" w:eastAsiaTheme="minorEastAsia" w:cstheme="minorEastAsia"/>
           <w:b/>
           <w:bCs/>
           <w:spacing w:val="-5"/>
@@ -511,25 +369,31 @@
       <w:pPr>
         <w:spacing w:line="116" w:lineRule="exact"/>
         <w:rPr>
+          <w:rFonts w:hint="eastAsia" w:asciiTheme="minorEastAsia" w:hAnsiTheme="minorEastAsia" w:eastAsiaTheme="minorEastAsia" w:cstheme="minorEastAsia"/>
           <w:lang w:eastAsia="zh-CN"/>
         </w:rPr>
       </w:pPr>
     </w:p>
     <w:tbl>
       <w:tblPr>
-        <w:tblStyle w:val="TableNormal"/>
+        <w:tblStyle w:val="8"/>
         <w:tblW w:w="9468" w:type="dxa"/>
         <w:tblInd w:w="15" w:type="dxa"/>
         <w:tblBorders>
-          <w:top w:val="single" w:sz="12" w:space="0" w:color="111111"/>
-          <w:left w:val="single" w:sz="12" w:space="0" w:color="111111"/>
-          <w:bottom w:val="single" w:sz="12" w:space="0" w:color="111111"/>
-          <w:right w:val="single" w:sz="12" w:space="0" w:color="111111"/>
-          <w:insideH w:val="single" w:sz="12" w:space="0" w:color="111111"/>
-          <w:insideV w:val="single" w:sz="12" w:space="0" w:color="111111"/>
+          <w:top w:val="single" w:color="111111" w:sz="12" w:space="0"/>
+          <w:left w:val="single" w:color="111111" w:sz="12" w:space="0"/>
+          <w:bottom w:val="single" w:color="111111" w:sz="12" w:space="0"/>
+          <w:right w:val="single" w:color="111111" w:sz="12" w:space="0"/>
+          <w:insideH w:val="single" w:color="111111" w:sz="12" w:space="0"/>
+          <w:insideV w:val="single" w:color="111111" w:sz="12" w:space="0"/>
         </w:tblBorders>
         <w:tblLayout w:type="fixed"/>
-        <w:tblLook w:val="04A0" w:firstRow="1" w:lastRow="0" w:firstColumn="1" w:lastColumn="0" w:noHBand="0" w:noVBand="1"/>
+        <w:tblCellMar>
+          <w:top w:w="0" w:type="dxa"/>
+          <w:left w:w="0" w:type="dxa"/>
+          <w:bottom w:w="0" w:type="dxa"/>
+          <w:right w:w="0" w:type="dxa"/>
+        </w:tblCellMar>
       </w:tblPr>
       <w:tblGrid>
         <w:gridCol w:w="1854"/>
@@ -541,113 +405,115 @@
       </w:tblGrid>
       <w:tr>
         <w:trPr>
-          <w:trHeight w:val="649"/>
+          <w:trHeight w:val="531" w:hRule="atLeast"/>
         </w:trPr>
         <w:tc>
           <w:tcPr>
             <w:tcW w:w="1854" w:type="dxa"/>
+            <w:tcBorders>
+              <w:top w:val="single" w:color="auto" w:sz="4" w:space="0"/>
+              <w:left w:val="single" w:color="auto" w:sz="4" w:space="0"/>
+              <w:bottom w:val="single" w:color="auto" w:sz="4" w:space="0"/>
+              <w:right w:val="single" w:color="auto" w:sz="4" w:space="0"/>
+            </w:tcBorders>
           </w:tcPr>
           <w:p>
             <w:pPr>
               <w:spacing w:before="237" w:line="198" w:lineRule="auto"/>
               <w:ind w:left="835"/>
-              <w:rPr>
-                <w:rFonts w:ascii="PingFang SC" w:eastAsia="PingFang SC" w:hAnsi="PingFang SC" w:cs="PingFang SC"/>
+              <w:jc w:val="both"/>
+              <w:rPr>
+                <w:rFonts w:hint="eastAsia" w:asciiTheme="minorEastAsia" w:hAnsiTheme="minorEastAsia" w:eastAsiaTheme="minorEastAsia" w:cstheme="minorEastAsia"/>
               </w:rPr>
             </w:pPr>
-            <w:proofErr w:type="spellStart"/>
             <w:r>
               <w:rPr>
-                <w:rFonts w:ascii="PingFang SC" w:eastAsia="PingFang SC" w:hAnsi="PingFang SC" w:cs="PingFang SC"/>
+                <w:rFonts w:hint="eastAsia" w:asciiTheme="minorEastAsia" w:hAnsiTheme="minorEastAsia" w:eastAsiaTheme="minorEastAsia" w:cstheme="minorEastAsia"/>
                 <w:b/>
                 <w:bCs/>
                 <w:spacing w:val="-10"/>
               </w:rPr>
               <w:t>品名</w:t>
             </w:r>
-            <w:proofErr w:type="spellEnd"/>
           </w:p>
         </w:tc>
         <w:tc>
           <w:tcPr>
             <w:tcW w:w="1985" w:type="dxa"/>
+            <w:tcBorders>
+              <w:top w:val="single" w:color="auto" w:sz="4" w:space="0"/>
+              <w:left w:val="single" w:color="auto" w:sz="4" w:space="0"/>
+              <w:bottom w:val="single" w:color="auto" w:sz="4" w:space="0"/>
+              <w:right w:val="single" w:color="auto" w:sz="4" w:space="0"/>
+            </w:tcBorders>
           </w:tcPr>
           <w:p>
             <w:pPr>
               <w:spacing w:before="238" w:line="197" w:lineRule="auto"/>
-              <w:ind w:firstLineChars="350" w:firstLine="706"/>
-              <w:rPr>
-                <w:rFonts w:ascii="PingFang SC" w:eastAsia="PingFang SC" w:hAnsi="PingFang SC" w:cs="PingFang SC"/>
+              <w:ind w:firstLine="673" w:firstLineChars="350"/>
+              <w:jc w:val="left"/>
+              <w:rPr>
+                <w:rFonts w:hint="eastAsia" w:asciiTheme="minorEastAsia" w:hAnsiTheme="minorEastAsia" w:eastAsiaTheme="minorEastAsia" w:cstheme="minorEastAsia"/>
               </w:rPr>
             </w:pPr>
-            <w:proofErr w:type="spellStart"/>
             <w:r>
               <w:rPr>
-                <w:rFonts w:ascii="PingFang SC" w:eastAsia="PingFang SC" w:hAnsi="PingFang SC" w:cs="PingFang SC"/>
+                <w:rFonts w:hint="eastAsia" w:asciiTheme="minorEastAsia" w:hAnsiTheme="minorEastAsia" w:eastAsiaTheme="minorEastAsia" w:cstheme="minorEastAsia"/>
                 <w:b/>
                 <w:bCs/>
                 <w:spacing w:val="-9"/>
               </w:rPr>
-              <w:t>型号</w:t>
+              <w:t>型号/规格</w:t>
             </w:r>
-            <w:proofErr w:type="spellEnd"/>
-            <w:r>
-              <w:rPr>
-                <w:rFonts w:ascii="PingFang SC" w:eastAsia="PingFang SC" w:hAnsi="PingFang SC" w:cs="PingFang SC"/>
-                <w:b/>
-                <w:bCs/>
-                <w:spacing w:val="-9"/>
-              </w:rPr>
-              <w:t>/</w:t>
-            </w:r>
-            <w:proofErr w:type="spellStart"/>
-            <w:r>
-              <w:rPr>
-                <w:rFonts w:ascii="PingFang SC" w:eastAsia="PingFang SC" w:hAnsi="PingFang SC" w:cs="PingFang SC"/>
-                <w:b/>
-                <w:bCs/>
-                <w:spacing w:val="-9"/>
-              </w:rPr>
-              <w:t>规格</w:t>
-            </w:r>
-            <w:proofErr w:type="spellEnd"/>
           </w:p>
         </w:tc>
         <w:tc>
           <w:tcPr>
             <w:tcW w:w="1246" w:type="dxa"/>
+            <w:tcBorders>
+              <w:top w:val="single" w:color="auto" w:sz="4" w:space="0"/>
+              <w:left w:val="single" w:color="auto" w:sz="4" w:space="0"/>
+              <w:bottom w:val="single" w:color="auto" w:sz="4" w:space="0"/>
+              <w:right w:val="single" w:color="auto" w:sz="4" w:space="0"/>
+            </w:tcBorders>
           </w:tcPr>
           <w:p>
             <w:pPr>
               <w:spacing w:before="238" w:line="196" w:lineRule="auto"/>
-              <w:ind w:left="155" w:firstLineChars="150" w:firstLine="310"/>
-              <w:rPr>
-                <w:rFonts w:ascii="PingFang SC" w:eastAsia="PingFang SC" w:hAnsi="PingFang SC" w:cs="PingFang SC"/>
+              <w:ind w:left="155" w:firstLine="303" w:firstLineChars="150"/>
+              <w:jc w:val="left"/>
+              <w:rPr>
+                <w:rFonts w:hint="eastAsia" w:asciiTheme="minorEastAsia" w:hAnsiTheme="minorEastAsia" w:eastAsiaTheme="minorEastAsia" w:cstheme="minorEastAsia"/>
               </w:rPr>
             </w:pPr>
-            <w:proofErr w:type="spellStart"/>
             <w:r>
               <w:rPr>
-                <w:rFonts w:ascii="PingFang SC" w:eastAsia="PingFang SC" w:hAnsi="PingFang SC" w:cs="PingFang SC"/>
+                <w:rFonts w:hint="eastAsia" w:asciiTheme="minorEastAsia" w:hAnsiTheme="minorEastAsia" w:eastAsiaTheme="minorEastAsia" w:cstheme="minorEastAsia"/>
                 <w:b/>
                 <w:bCs/>
                 <w:spacing w:val="-4"/>
               </w:rPr>
               <w:t>数量</w:t>
             </w:r>
-            <w:proofErr w:type="spellEnd"/>
           </w:p>
         </w:tc>
         <w:tc>
           <w:tcPr>
             <w:tcW w:w="1122" w:type="dxa"/>
+            <w:tcBorders>
+              <w:top w:val="single" w:color="auto" w:sz="4" w:space="0"/>
+              <w:left w:val="single" w:color="auto" w:sz="4" w:space="0"/>
+              <w:bottom w:val="single" w:color="auto" w:sz="4" w:space="0"/>
+              <w:right w:val="single" w:color="auto" w:sz="4" w:space="0"/>
+            </w:tcBorders>
           </w:tcPr>
           <w:p>
             <w:pPr>
               <w:spacing w:before="237" w:line="244" w:lineRule="auto"/>
               <w:ind w:left="500" w:right="266" w:hanging="185"/>
-              <w:rPr>
-                <w:rFonts w:ascii="PingFang SC" w:eastAsia="PingFang SC" w:hAnsi="PingFang SC" w:cs="PingFang SC"/>
+              <w:jc w:val="center"/>
+              <w:rPr>
+                <w:rFonts w:hint="eastAsia" w:asciiTheme="minorEastAsia" w:hAnsiTheme="minorEastAsia" w:eastAsiaTheme="minorEastAsia" w:cstheme="minorEastAsia"/>
                 <w:b/>
                 <w:bCs/>
                 <w:spacing w:val="-6"/>
@@ -656,7 +522,7 @@
             </w:pPr>
             <w:r>
               <w:rPr>
-                <w:rFonts w:ascii="PingFang SC" w:eastAsia="PingFang SC" w:hAnsi="PingFang SC" w:cs="PingFang SC" w:hint="eastAsia"/>
+                <w:rFonts w:hint="eastAsia" w:asciiTheme="minorEastAsia" w:hAnsiTheme="minorEastAsia" w:eastAsiaTheme="minorEastAsia" w:cstheme="minorEastAsia"/>
                 <w:b/>
                 <w:bCs/>
                 <w:spacing w:val="-6"/>
@@ -669,19 +535,26 @@
         <w:tc>
           <w:tcPr>
             <w:tcW w:w="1985" w:type="dxa"/>
+            <w:tcBorders>
+              <w:top w:val="single" w:color="auto" w:sz="4" w:space="0"/>
+              <w:left w:val="single" w:color="auto" w:sz="4" w:space="0"/>
+              <w:bottom w:val="single" w:color="auto" w:sz="4" w:space="0"/>
+              <w:right w:val="single" w:color="auto" w:sz="4" w:space="0"/>
+            </w:tcBorders>
           </w:tcPr>
           <w:p>
             <w:pPr>
               <w:spacing w:before="237" w:line="244" w:lineRule="auto"/>
               <w:ind w:left="500" w:right="266" w:hanging="185"/>
-              <w:rPr>
-                <w:rFonts w:ascii="PingFang SC" w:eastAsia="PingFang SC" w:hAnsi="PingFang SC" w:cs="PingFang SC"/>
+              <w:jc w:val="center"/>
+              <w:rPr>
+                <w:rFonts w:hint="eastAsia" w:asciiTheme="minorEastAsia" w:hAnsiTheme="minorEastAsia" w:eastAsiaTheme="minorEastAsia" w:cstheme="minorEastAsia"/>
                 <w:lang w:eastAsia="zh-CN"/>
               </w:rPr>
             </w:pPr>
             <w:r>
               <w:rPr>
-                <w:rFonts w:ascii="PingFang SC" w:eastAsia="PingFang SC" w:hAnsi="PingFang SC" w:cs="PingFang SC"/>
+                <w:rFonts w:hint="eastAsia" w:asciiTheme="minorEastAsia" w:hAnsiTheme="minorEastAsia" w:eastAsiaTheme="minorEastAsia" w:cstheme="minorEastAsia"/>
                 <w:b/>
                 <w:bCs/>
                 <w:spacing w:val="-6"/>
@@ -691,7 +564,7 @@
             </w:r>
             <w:r>
               <w:rPr>
-                <w:rFonts w:ascii="PingFang SC" w:eastAsia="PingFang SC" w:hAnsi="PingFang SC" w:cs="PingFang SC"/>
+                <w:rFonts w:hint="eastAsia" w:asciiTheme="minorEastAsia" w:hAnsiTheme="minorEastAsia" w:eastAsiaTheme="minorEastAsia" w:cstheme="minorEastAsia"/>
                 <w:b/>
                 <w:bCs/>
                 <w:spacing w:val="-14"/>
@@ -704,274 +577,279 @@
         <w:tc>
           <w:tcPr>
             <w:tcW w:w="1276" w:type="dxa"/>
+            <w:tcBorders>
+              <w:top w:val="single" w:color="auto" w:sz="4" w:space="0"/>
+              <w:left w:val="single" w:color="auto" w:sz="4" w:space="0"/>
+              <w:bottom w:val="single" w:color="auto" w:sz="4" w:space="0"/>
+              <w:right w:val="single" w:color="auto" w:sz="4" w:space="0"/>
+            </w:tcBorders>
           </w:tcPr>
           <w:p>
             <w:pPr>
               <w:spacing w:before="238" w:line="196" w:lineRule="auto"/>
-              <w:ind w:left="296"/>
-              <w:rPr>
-                <w:rFonts w:ascii="PingFang SC" w:eastAsia="PingFang SC" w:hAnsi="PingFang SC" w:cs="PingFang SC"/>
+              <w:jc w:val="center"/>
+              <w:rPr>
+                <w:rFonts w:hint="eastAsia" w:asciiTheme="minorEastAsia" w:hAnsiTheme="minorEastAsia" w:eastAsiaTheme="minorEastAsia" w:cstheme="minorEastAsia"/>
               </w:rPr>
             </w:pPr>
-            <w:proofErr w:type="spellStart"/>
             <w:r>
               <w:rPr>
-                <w:rFonts w:ascii="PingFang SC" w:eastAsia="PingFang SC" w:hAnsi="PingFang SC" w:cs="PingFang SC"/>
+                <w:rFonts w:hint="eastAsia" w:asciiTheme="minorEastAsia" w:hAnsiTheme="minorEastAsia" w:eastAsiaTheme="minorEastAsia" w:cstheme="minorEastAsia"/>
                 <w:b/>
                 <w:bCs/>
                 <w:spacing w:val="-4"/>
               </w:rPr>
-              <w:t>金额（元</w:t>
-            </w:r>
-            <w:proofErr w:type="spellEnd"/>
-            <w:r>
-              <w:rPr>
-                <w:rFonts w:ascii="PingFang SC" w:eastAsia="PingFang SC" w:hAnsi="PingFang SC" w:cs="PingFang SC"/>
-                <w:b/>
-                <w:bCs/>
-                <w:spacing w:val="-4"/>
-              </w:rPr>
-              <w:t>）</w:t>
+              <w:t>金额（元）</w:t>
             </w:r>
           </w:p>
         </w:tc>
       </w:tr>
       <w:tr>
         <w:trPr>
-          <w:trHeight w:val="1025"/>
+          <w:trHeight w:val="1025" w:hRule="atLeast"/>
         </w:trPr>
         <w:tc>
           <w:tcPr>
             <w:tcW w:w="1854" w:type="dxa"/>
+            <w:tcBorders>
+              <w:top w:val="single" w:color="auto" w:sz="4" w:space="0"/>
+              <w:left w:val="single" w:color="auto" w:sz="4" w:space="0"/>
+              <w:bottom w:val="single" w:color="auto" w:sz="4" w:space="0"/>
+              <w:right w:val="single" w:color="auto" w:sz="4" w:space="0"/>
+            </w:tcBorders>
           </w:tcPr>
           <w:p>
             <w:pPr>
               <w:rPr>
-                <w:rFonts w:asciiTheme="majorEastAsia" w:eastAsiaTheme="majorEastAsia" w:hAnsiTheme="majorEastAsia"/>
-                <w:lang w:eastAsia="zh-CN"/>
+                <w:rFonts w:hint="eastAsia" w:asciiTheme="minorEastAsia" w:hAnsiTheme="minorEastAsia" w:eastAsiaTheme="minorEastAsia" w:cstheme="minorEastAsia"/>
+                <w:snapToGrid w:val="0"/>
+                <w:color w:val="000000"/>
+                <w:spacing w:val="-2"/>
+                <w:sz w:val="21"/>
+                <w:szCs w:val="21"/>
+                <w:lang w:val="en-US" w:eastAsia="zh-CN" w:bidi="ar-SA"/>
               </w:rPr>
             </w:pPr>
             <w:r>
               <w:rPr>
-                <w:rFonts w:asciiTheme="majorEastAsia" w:eastAsiaTheme="majorEastAsia" w:hAnsiTheme="majorEastAsia"/>
-              </w:rPr>
-              <w:t>{{</w:t>
-            </w:r>
-            <w:proofErr w:type="spellStart"/>
-            <w:r>
-              <w:rPr>
-                <w:rFonts w:asciiTheme="majorEastAsia" w:eastAsiaTheme="majorEastAsia" w:hAnsiTheme="majorEastAsia" w:cs="Microsoft YaHei" w:hint="eastAsia"/>
-              </w:rPr>
-              <w:t>产品名称</w:t>
-            </w:r>
-            <w:proofErr w:type="spellEnd"/>
-            <w:r>
-              <w:rPr>
-                <w:rFonts w:asciiTheme="majorEastAsia" w:eastAsiaTheme="majorEastAsia" w:hAnsiTheme="majorEastAsia"/>
-              </w:rPr>
-              <w:t>}}</w:t>
+                <w:rFonts w:hint="eastAsia" w:asciiTheme="minorEastAsia" w:hAnsiTheme="minorEastAsia" w:eastAsiaTheme="minorEastAsia" w:cstheme="minorEastAsia"/>
+                <w:snapToGrid w:val="0"/>
+                <w:color w:val="000000"/>
+                <w:spacing w:val="-2"/>
+                <w:sz w:val="21"/>
+                <w:szCs w:val="21"/>
+                <w:lang w:val="en-US" w:eastAsia="zh-CN" w:bidi="ar-SA"/>
+              </w:rPr>
+              <w:t>{{产品名称}}</w:t>
             </w:r>
           </w:p>
         </w:tc>
         <w:tc>
           <w:tcPr>
             <w:tcW w:w="1985" w:type="dxa"/>
+            <w:tcBorders>
+              <w:top w:val="single" w:color="auto" w:sz="4" w:space="0"/>
+              <w:left w:val="single" w:color="auto" w:sz="4" w:space="0"/>
+              <w:bottom w:val="single" w:color="auto" w:sz="4" w:space="0"/>
+              <w:right w:val="single" w:color="auto" w:sz="4" w:space="0"/>
+            </w:tcBorders>
           </w:tcPr>
           <w:p>
             <w:pPr>
               <w:rPr>
-                <w:rFonts w:asciiTheme="majorEastAsia" w:eastAsiaTheme="majorEastAsia" w:hAnsiTheme="majorEastAsia"/>
-                <w:lang w:eastAsia="zh-CN"/>
+                <w:rFonts w:hint="eastAsia" w:asciiTheme="minorEastAsia" w:hAnsiTheme="minorEastAsia" w:eastAsiaTheme="minorEastAsia" w:cstheme="minorEastAsia"/>
+                <w:snapToGrid w:val="0"/>
+                <w:color w:val="000000"/>
+                <w:spacing w:val="-2"/>
+                <w:sz w:val="21"/>
+                <w:szCs w:val="21"/>
+                <w:lang w:val="en-US" w:eastAsia="zh-CN" w:bidi="ar-SA"/>
               </w:rPr>
             </w:pPr>
             <w:r>
               <w:rPr>
-                <w:rFonts w:asciiTheme="majorEastAsia" w:eastAsiaTheme="majorEastAsia" w:hAnsiTheme="majorEastAsia"/>
-              </w:rPr>
-              <w:t>{{</w:t>
-            </w:r>
-            <w:proofErr w:type="spellStart"/>
-            <w:r>
-              <w:rPr>
-                <w:rFonts w:asciiTheme="majorEastAsia" w:eastAsiaTheme="majorEastAsia" w:hAnsiTheme="majorEastAsia" w:cs="Microsoft YaHei" w:hint="eastAsia"/>
-              </w:rPr>
-              <w:t>产品</w:t>
-            </w:r>
-            <w:r>
-              <w:rPr>
-                <w:rFonts w:asciiTheme="majorEastAsia" w:eastAsiaTheme="majorEastAsia" w:hAnsiTheme="majorEastAsia"/>
-              </w:rPr>
-              <w:t>sku</w:t>
-            </w:r>
-            <w:proofErr w:type="spellEnd"/>
-            <w:r>
-              <w:rPr>
-                <w:rFonts w:asciiTheme="majorEastAsia" w:eastAsiaTheme="majorEastAsia" w:hAnsiTheme="majorEastAsia"/>
-              </w:rPr>
-              <w:t>}}</w:t>
+                <w:rFonts w:hint="eastAsia" w:asciiTheme="minorEastAsia" w:hAnsiTheme="minorEastAsia" w:eastAsiaTheme="minorEastAsia" w:cstheme="minorEastAsia"/>
+                <w:snapToGrid w:val="0"/>
+                <w:color w:val="000000"/>
+                <w:spacing w:val="-2"/>
+                <w:sz w:val="21"/>
+                <w:szCs w:val="21"/>
+                <w:lang w:val="en-US" w:eastAsia="zh-CN" w:bidi="ar-SA"/>
+              </w:rPr>
+              <w:t>{{产品sku}}</w:t>
             </w:r>
           </w:p>
         </w:tc>
         <w:tc>
           <w:tcPr>
             <w:tcW w:w="1246" w:type="dxa"/>
+            <w:tcBorders>
+              <w:top w:val="single" w:color="auto" w:sz="4" w:space="0"/>
+              <w:left w:val="single" w:color="auto" w:sz="4" w:space="0"/>
+              <w:bottom w:val="single" w:color="auto" w:sz="4" w:space="0"/>
+              <w:right w:val="single" w:color="auto" w:sz="4" w:space="0"/>
+            </w:tcBorders>
           </w:tcPr>
           <w:p>
             <w:pPr>
               <w:rPr>
-                <w:rFonts w:asciiTheme="majorEastAsia" w:eastAsiaTheme="majorEastAsia" w:hAnsiTheme="majorEastAsia"/>
-                <w:lang w:eastAsia="zh-CN"/>
+                <w:rFonts w:hint="eastAsia" w:asciiTheme="minorEastAsia" w:hAnsiTheme="minorEastAsia" w:eastAsiaTheme="minorEastAsia" w:cstheme="minorEastAsia"/>
+                <w:snapToGrid w:val="0"/>
+                <w:color w:val="000000"/>
+                <w:spacing w:val="-2"/>
+                <w:sz w:val="21"/>
+                <w:szCs w:val="21"/>
+                <w:lang w:val="en-US" w:eastAsia="zh-CN" w:bidi="ar-SA"/>
               </w:rPr>
             </w:pPr>
             <w:r>
               <w:rPr>
-                <w:rFonts w:asciiTheme="majorEastAsia" w:eastAsiaTheme="majorEastAsia" w:hAnsiTheme="majorEastAsia"/>
-              </w:rPr>
-              <w:t>{{</w:t>
-            </w:r>
-            <w:proofErr w:type="spellStart"/>
-            <w:r>
-              <w:rPr>
-                <w:rFonts w:asciiTheme="majorEastAsia" w:eastAsiaTheme="majorEastAsia" w:hAnsiTheme="majorEastAsia" w:cs="Microsoft YaHei" w:hint="eastAsia"/>
-              </w:rPr>
-              <w:t>采购数量</w:t>
-            </w:r>
-            <w:proofErr w:type="spellEnd"/>
-            <w:r>
-              <w:rPr>
-                <w:rFonts w:asciiTheme="majorEastAsia" w:eastAsiaTheme="majorEastAsia" w:hAnsiTheme="majorEastAsia"/>
-              </w:rPr>
-              <w:t>}}</w:t>
+                <w:rFonts w:hint="eastAsia" w:asciiTheme="minorEastAsia" w:hAnsiTheme="minorEastAsia" w:eastAsiaTheme="minorEastAsia" w:cstheme="minorEastAsia"/>
+                <w:snapToGrid w:val="0"/>
+                <w:color w:val="000000"/>
+                <w:spacing w:val="-2"/>
+                <w:sz w:val="21"/>
+                <w:szCs w:val="21"/>
+                <w:lang w:val="en-US" w:eastAsia="zh-CN" w:bidi="ar-SA"/>
+              </w:rPr>
+              <w:t>{{采购数量}}</w:t>
             </w:r>
           </w:p>
         </w:tc>
         <w:tc>
           <w:tcPr>
             <w:tcW w:w="1122" w:type="dxa"/>
+            <w:tcBorders>
+              <w:top w:val="single" w:color="auto" w:sz="4" w:space="0"/>
+              <w:left w:val="single" w:color="auto" w:sz="4" w:space="0"/>
+              <w:bottom w:val="single" w:color="auto" w:sz="4" w:space="0"/>
+              <w:right w:val="single" w:color="auto" w:sz="4" w:space="0"/>
+            </w:tcBorders>
           </w:tcPr>
           <w:p>
             <w:pPr>
               <w:rPr>
-                <w:rFonts w:asciiTheme="majorEastAsia" w:eastAsiaTheme="majorEastAsia" w:hAnsiTheme="majorEastAsia" w:cs="Microsoft YaHei"/>
-                <w:lang w:eastAsia="zh-CN"/>
+                <w:rFonts w:hint="eastAsia" w:asciiTheme="minorEastAsia" w:hAnsiTheme="minorEastAsia" w:eastAsiaTheme="minorEastAsia" w:cstheme="minorEastAsia"/>
+                <w:snapToGrid w:val="0"/>
+                <w:color w:val="000000"/>
+                <w:spacing w:val="-2"/>
+                <w:sz w:val="21"/>
+                <w:szCs w:val="21"/>
+                <w:lang w:val="en-US" w:eastAsia="zh-CN" w:bidi="ar-SA"/>
               </w:rPr>
             </w:pPr>
             <w:r>
               <w:rPr>
-                <w:rFonts w:asciiTheme="majorEastAsia" w:eastAsiaTheme="majorEastAsia" w:hAnsiTheme="majorEastAsia"/>
-              </w:rPr>
-              <w:t>{</w:t>
-            </w:r>
-            <w:r>
-              <w:rPr>
-                <w:rFonts w:asciiTheme="majorEastAsia" w:eastAsiaTheme="majorEastAsia" w:hAnsiTheme="majorEastAsia"/>
-              </w:rPr>
-              <w:t>{</w:t>
-            </w:r>
-            <w:r>
-              <w:rPr>
-                <w:rFonts w:asciiTheme="majorEastAsia" w:eastAsiaTheme="majorEastAsia" w:hAnsiTheme="majorEastAsia" w:cs="Microsoft YaHei" w:hint="eastAsia"/>
-                <w:lang w:eastAsia="zh-CN"/>
-              </w:rPr>
-              <w:t>计量</w:t>
-            </w:r>
-            <w:proofErr w:type="spellStart"/>
-            <w:r>
-              <w:rPr>
-                <w:rFonts w:asciiTheme="majorEastAsia" w:eastAsiaTheme="majorEastAsia" w:hAnsiTheme="majorEastAsia" w:cs="Microsoft YaHei" w:hint="eastAsia"/>
-              </w:rPr>
-              <w:t>单位</w:t>
-            </w:r>
-            <w:proofErr w:type="spellEnd"/>
-            <w:r>
-              <w:rPr>
-                <w:rFonts w:asciiTheme="majorEastAsia" w:eastAsiaTheme="majorEastAsia" w:hAnsiTheme="majorEastAsia"/>
-              </w:rPr>
-              <w:t>}}</w:t>
+                <w:rFonts w:hint="eastAsia" w:asciiTheme="minorEastAsia" w:hAnsiTheme="minorEastAsia" w:eastAsiaTheme="minorEastAsia" w:cstheme="minorEastAsia"/>
+                <w:snapToGrid w:val="0"/>
+                <w:color w:val="000000"/>
+                <w:spacing w:val="-2"/>
+                <w:sz w:val="21"/>
+                <w:szCs w:val="21"/>
+                <w:lang w:val="en-US" w:eastAsia="zh-CN" w:bidi="ar-SA"/>
+              </w:rPr>
+              <w:t>{{计量单位}}</w:t>
             </w:r>
           </w:p>
         </w:tc>
         <w:tc>
           <w:tcPr>
             <w:tcW w:w="1985" w:type="dxa"/>
+            <w:tcBorders>
+              <w:top w:val="single" w:color="auto" w:sz="4" w:space="0"/>
+              <w:left w:val="single" w:color="auto" w:sz="4" w:space="0"/>
+              <w:bottom w:val="single" w:color="auto" w:sz="4" w:space="0"/>
+              <w:right w:val="single" w:color="auto" w:sz="4" w:space="0"/>
+            </w:tcBorders>
           </w:tcPr>
           <w:p>
             <w:pPr>
               <w:rPr>
-                <w:rFonts w:asciiTheme="majorEastAsia" w:eastAsiaTheme="majorEastAsia" w:hAnsiTheme="majorEastAsia" w:cs="Microsoft YaHei"/>
-                <w:lang w:eastAsia="zh-CN"/>
+                <w:rFonts w:hint="eastAsia" w:asciiTheme="minorEastAsia" w:hAnsiTheme="minorEastAsia" w:eastAsiaTheme="minorEastAsia" w:cstheme="minorEastAsia"/>
+                <w:snapToGrid w:val="0"/>
+                <w:color w:val="000000"/>
+                <w:spacing w:val="-2"/>
+                <w:sz w:val="21"/>
+                <w:szCs w:val="21"/>
+                <w:lang w:val="en-US" w:eastAsia="zh-CN" w:bidi="ar-SA"/>
               </w:rPr>
             </w:pPr>
             <w:r>
               <w:rPr>
-                <w:rFonts w:asciiTheme="majorEastAsia" w:eastAsiaTheme="majorEastAsia" w:hAnsiTheme="majorEastAsia"/>
-              </w:rPr>
-              <w:t>{{</w:t>
-            </w:r>
-            <w:proofErr w:type="spellStart"/>
-            <w:r>
-              <w:rPr>
-                <w:rFonts w:asciiTheme="majorEastAsia" w:eastAsiaTheme="majorEastAsia" w:hAnsiTheme="majorEastAsia" w:cs="Microsoft YaHei" w:hint="eastAsia"/>
-              </w:rPr>
-              <w:t>含税出厂单价</w:t>
-            </w:r>
-            <w:proofErr w:type="spellEnd"/>
-            <w:r>
-              <w:rPr>
-                <w:rFonts w:asciiTheme="majorEastAsia" w:eastAsiaTheme="majorEastAsia" w:hAnsiTheme="majorEastAsia"/>
-              </w:rPr>
-              <w:t>}}</w:t>
+                <w:rFonts w:hint="eastAsia" w:asciiTheme="minorEastAsia" w:hAnsiTheme="minorEastAsia" w:eastAsiaTheme="minorEastAsia" w:cstheme="minorEastAsia"/>
+                <w:snapToGrid w:val="0"/>
+                <w:color w:val="000000"/>
+                <w:spacing w:val="-2"/>
+                <w:sz w:val="21"/>
+                <w:szCs w:val="21"/>
+                <w:lang w:val="en-US" w:eastAsia="zh-CN" w:bidi="ar-SA"/>
+              </w:rPr>
+              <w:t>{{含税出厂单价}}</w:t>
             </w:r>
           </w:p>
         </w:tc>
         <w:tc>
           <w:tcPr>
             <w:tcW w:w="1276" w:type="dxa"/>
+            <w:tcBorders>
+              <w:top w:val="single" w:color="auto" w:sz="4" w:space="0"/>
+              <w:left w:val="single" w:color="auto" w:sz="4" w:space="0"/>
+              <w:bottom w:val="single" w:color="auto" w:sz="4" w:space="0"/>
+              <w:right w:val="single" w:color="auto" w:sz="4" w:space="0"/>
+            </w:tcBorders>
           </w:tcPr>
           <w:p>
             <w:pPr>
               <w:rPr>
-                <w:rFonts w:asciiTheme="majorEastAsia" w:eastAsiaTheme="majorEastAsia" w:hAnsiTheme="majorEastAsia"/>
-                <w:lang w:eastAsia="zh-CN"/>
+                <w:rFonts w:hint="eastAsia" w:asciiTheme="minorEastAsia" w:hAnsiTheme="minorEastAsia" w:eastAsiaTheme="minorEastAsia" w:cstheme="minorEastAsia"/>
+                <w:snapToGrid w:val="0"/>
+                <w:color w:val="000000"/>
+                <w:spacing w:val="-2"/>
+                <w:sz w:val="21"/>
+                <w:szCs w:val="21"/>
+                <w:lang w:val="en-US" w:eastAsia="zh-CN" w:bidi="ar-SA"/>
               </w:rPr>
             </w:pPr>
             <w:r>
               <w:rPr>
-                <w:rFonts w:asciiTheme="majorEastAsia" w:eastAsiaTheme="majorEastAsia" w:hAnsiTheme="majorEastAsia"/>
-              </w:rPr>
-              <w:t>{{</w:t>
-            </w:r>
-            <w:proofErr w:type="spellStart"/>
-            <w:r>
-              <w:rPr>
-                <w:rFonts w:asciiTheme="majorEastAsia" w:eastAsiaTheme="majorEastAsia" w:hAnsiTheme="majorEastAsia" w:cs="Microsoft YaHei" w:hint="eastAsia"/>
-              </w:rPr>
-              <w:t>采购总价</w:t>
-            </w:r>
-            <w:proofErr w:type="spellEnd"/>
-            <w:r>
-              <w:rPr>
-                <w:rFonts w:asciiTheme="majorEastAsia" w:eastAsiaTheme="majorEastAsia" w:hAnsiTheme="majorEastAsia"/>
-              </w:rPr>
-              <w:t>}}</w:t>
+                <w:rFonts w:hint="eastAsia" w:asciiTheme="minorEastAsia" w:hAnsiTheme="minorEastAsia" w:eastAsiaTheme="minorEastAsia" w:cstheme="minorEastAsia"/>
+                <w:snapToGrid w:val="0"/>
+                <w:color w:val="000000"/>
+                <w:spacing w:val="-2"/>
+                <w:sz w:val="21"/>
+                <w:szCs w:val="21"/>
+                <w:lang w:val="en-US" w:eastAsia="zh-CN" w:bidi="ar-SA"/>
+              </w:rPr>
+              <w:t>¥{{采购总价}}</w:t>
             </w:r>
           </w:p>
         </w:tc>
       </w:tr>
       <w:tr>
         <w:trPr>
-          <w:trHeight w:val="1025"/>
+          <w:trHeight w:val="1025" w:hRule="atLeast"/>
         </w:trPr>
         <w:tc>
           <w:tcPr>
             <w:tcW w:w="1854" w:type="dxa"/>
+            <w:tcBorders>
+              <w:top w:val="single" w:color="auto" w:sz="4" w:space="0"/>
+              <w:left w:val="single" w:color="auto" w:sz="4" w:space="0"/>
+              <w:bottom w:val="single" w:color="auto" w:sz="4" w:space="0"/>
+              <w:right w:val="single" w:color="auto" w:sz="4" w:space="0"/>
+            </w:tcBorders>
           </w:tcPr>
           <w:p>
             <w:pPr>
               <w:spacing w:line="0" w:lineRule="atLeast"/>
               <w:rPr>
-                <w:rFonts w:asciiTheme="majorEastAsia" w:eastAsiaTheme="majorEastAsia" w:hAnsiTheme="majorEastAsia" w:cs="PingFang SC"/>
-                <w:lang w:eastAsia="zh-CN"/>
+                <w:rFonts w:hint="eastAsia" w:asciiTheme="minorEastAsia" w:hAnsiTheme="minorEastAsia" w:eastAsiaTheme="minorEastAsia" w:cstheme="minorEastAsia"/>
+                <w:snapToGrid w:val="0"/>
+                <w:color w:val="000000"/>
+                <w:spacing w:val="-2"/>
+                <w:sz w:val="21"/>
+                <w:szCs w:val="21"/>
+                <w:lang w:val="en-US" w:eastAsia="zh-CN" w:bidi="ar-SA"/>
               </w:rPr>
             </w:pPr>
           </w:p>
@@ -979,15 +857,25 @@
         <w:tc>
           <w:tcPr>
             <w:tcW w:w="1985" w:type="dxa"/>
+            <w:tcBorders>
+              <w:top w:val="single" w:color="auto" w:sz="4" w:space="0"/>
+              <w:left w:val="single" w:color="auto" w:sz="4" w:space="0"/>
+              <w:bottom w:val="single" w:color="auto" w:sz="4" w:space="0"/>
+              <w:right w:val="single" w:color="auto" w:sz="4" w:space="0"/>
+            </w:tcBorders>
           </w:tcPr>
           <w:p>
             <w:pPr>
               <w:spacing w:before="239" w:line="244" w:lineRule="auto"/>
               <w:ind w:left="143" w:right="424" w:hanging="2"/>
               <w:rPr>
-                <w:rFonts w:asciiTheme="majorEastAsia" w:eastAsiaTheme="majorEastAsia" w:hAnsiTheme="majorEastAsia" w:cs="PingFang SC"/>
-                <w:spacing w:val="-5"/>
-                <w:lang w:eastAsia="zh-CN"/>
+                <w:rFonts w:hint="eastAsia" w:asciiTheme="minorEastAsia" w:hAnsiTheme="minorEastAsia" w:eastAsiaTheme="minorEastAsia" w:cstheme="minorEastAsia"/>
+                <w:snapToGrid w:val="0"/>
+                <w:color w:val="000000"/>
+                <w:spacing w:val="-2"/>
+                <w:sz w:val="21"/>
+                <w:szCs w:val="21"/>
+                <w:lang w:val="en-US" w:eastAsia="zh-CN" w:bidi="ar-SA"/>
               </w:rPr>
             </w:pPr>
           </w:p>
@@ -995,14 +883,25 @@
         <w:tc>
           <w:tcPr>
             <w:tcW w:w="1246" w:type="dxa"/>
+            <w:tcBorders>
+              <w:top w:val="single" w:color="auto" w:sz="4" w:space="0"/>
+              <w:left w:val="single" w:color="auto" w:sz="4" w:space="0"/>
+              <w:bottom w:val="single" w:color="auto" w:sz="4" w:space="0"/>
+              <w:right w:val="single" w:color="auto" w:sz="4" w:space="0"/>
+            </w:tcBorders>
           </w:tcPr>
           <w:p>
             <w:pPr>
               <w:spacing w:before="239" w:line="209" w:lineRule="auto"/>
               <w:ind w:left="149"/>
               <w:rPr>
-                <w:rFonts w:asciiTheme="majorEastAsia" w:eastAsiaTheme="majorEastAsia" w:hAnsiTheme="majorEastAsia" w:cs="PingFang SC"/>
-                <w:lang w:eastAsia="zh-CN"/>
+                <w:rFonts w:hint="eastAsia" w:asciiTheme="minorEastAsia" w:hAnsiTheme="minorEastAsia" w:eastAsiaTheme="minorEastAsia" w:cstheme="minorEastAsia"/>
+                <w:snapToGrid w:val="0"/>
+                <w:color w:val="000000"/>
+                <w:spacing w:val="-2"/>
+                <w:sz w:val="21"/>
+                <w:szCs w:val="21"/>
+                <w:lang w:val="en-US" w:eastAsia="zh-CN" w:bidi="ar-SA"/>
               </w:rPr>
             </w:pPr>
           </w:p>
@@ -1010,14 +909,25 @@
         <w:tc>
           <w:tcPr>
             <w:tcW w:w="1122" w:type="dxa"/>
+            <w:tcBorders>
+              <w:top w:val="single" w:color="auto" w:sz="4" w:space="0"/>
+              <w:left w:val="single" w:color="auto" w:sz="4" w:space="0"/>
+              <w:bottom w:val="single" w:color="auto" w:sz="4" w:space="0"/>
+              <w:right w:val="single" w:color="auto" w:sz="4" w:space="0"/>
+            </w:tcBorders>
           </w:tcPr>
           <w:p>
             <w:pPr>
               <w:spacing w:before="239" w:line="209" w:lineRule="auto"/>
               <w:ind w:left="180"/>
               <w:rPr>
-                <w:rFonts w:asciiTheme="majorEastAsia" w:eastAsiaTheme="majorEastAsia" w:hAnsiTheme="majorEastAsia" w:cs="PingFang SC"/>
-                <w:lang w:eastAsia="zh-CN"/>
+                <w:rFonts w:hint="eastAsia" w:asciiTheme="minorEastAsia" w:hAnsiTheme="minorEastAsia" w:eastAsiaTheme="minorEastAsia" w:cstheme="minorEastAsia"/>
+                <w:snapToGrid w:val="0"/>
+                <w:color w:val="000000"/>
+                <w:spacing w:val="-2"/>
+                <w:sz w:val="21"/>
+                <w:szCs w:val="21"/>
+                <w:lang w:val="en-US" w:eastAsia="zh-CN" w:bidi="ar-SA"/>
               </w:rPr>
             </w:pPr>
           </w:p>
@@ -1025,69 +935,74 @@
         <w:tc>
           <w:tcPr>
             <w:tcW w:w="1985" w:type="dxa"/>
+            <w:tcBorders>
+              <w:top w:val="single" w:color="auto" w:sz="4" w:space="0"/>
+              <w:left w:val="single" w:color="auto" w:sz="4" w:space="0"/>
+              <w:bottom w:val="single" w:color="auto" w:sz="4" w:space="0"/>
+              <w:right w:val="single" w:color="auto" w:sz="4" w:space="0"/>
+            </w:tcBorders>
           </w:tcPr>
           <w:p>
             <w:pPr>
               <w:spacing w:before="239" w:line="209" w:lineRule="auto"/>
               <w:ind w:left="180"/>
               <w:rPr>
-                <w:rFonts w:asciiTheme="majorEastAsia" w:eastAsiaTheme="majorEastAsia" w:hAnsiTheme="majorEastAsia" w:cs="PingFang SC"/>
-                <w:lang w:eastAsia="zh-CN"/>
+                <w:rFonts w:hint="eastAsia" w:asciiTheme="minorEastAsia" w:hAnsiTheme="minorEastAsia" w:eastAsiaTheme="minorEastAsia" w:cstheme="minorEastAsia"/>
+                <w:snapToGrid w:val="0"/>
+                <w:color w:val="000000"/>
+                <w:spacing w:val="-2"/>
+                <w:sz w:val="21"/>
+                <w:szCs w:val="21"/>
+                <w:lang w:val="en-US" w:eastAsia="zh-CN" w:bidi="ar-SA"/>
               </w:rPr>
             </w:pPr>
             <w:r>
               <w:rPr>
-                <w:rFonts w:asciiTheme="majorEastAsia" w:eastAsiaTheme="majorEastAsia" w:hAnsiTheme="majorEastAsia" w:cs="PingFang SC" w:hint="eastAsia"/>
-                <w:lang w:eastAsia="zh-CN"/>
-              </w:rPr>
-              <w:t>合计金额</w:t>
-            </w:r>
-            <w:r>
-              <w:rPr>
-                <w:rFonts w:asciiTheme="majorEastAsia" w:eastAsiaTheme="majorEastAsia" w:hAnsiTheme="majorEastAsia" w:cs="PingFang SC" w:hint="eastAsia"/>
-                <w:lang w:eastAsia="zh-CN"/>
-              </w:rPr>
-              <w:t>（</w:t>
-            </w:r>
-            <w:r>
-              <w:rPr>
-                <w:rFonts w:asciiTheme="majorEastAsia" w:eastAsiaTheme="majorEastAsia" w:hAnsiTheme="majorEastAsia" w:cs="PingFang SC" w:hint="eastAsia"/>
-                <w:lang w:eastAsia="zh-CN"/>
-              </w:rPr>
-              <w:t>含13%增值税</w:t>
+                <w:rFonts w:hint="eastAsia" w:asciiTheme="minorEastAsia" w:hAnsiTheme="minorEastAsia" w:eastAsiaTheme="minorEastAsia" w:cstheme="minorEastAsia"/>
+                <w:snapToGrid w:val="0"/>
+                <w:color w:val="000000"/>
+                <w:spacing w:val="-2"/>
+                <w:sz w:val="21"/>
+                <w:szCs w:val="21"/>
+                <w:lang w:val="en-US" w:eastAsia="zh-CN" w:bidi="ar-SA"/>
+              </w:rPr>
+              <w:t>合计金额（含13%增值税</w:t>
             </w:r>
           </w:p>
         </w:tc>
         <w:tc>
           <w:tcPr>
             <w:tcW w:w="1276" w:type="dxa"/>
+            <w:tcBorders>
+              <w:top w:val="single" w:color="auto" w:sz="4" w:space="0"/>
+              <w:left w:val="single" w:color="auto" w:sz="4" w:space="0"/>
+              <w:bottom w:val="single" w:color="auto" w:sz="4" w:space="0"/>
+              <w:right w:val="single" w:color="auto" w:sz="4" w:space="0"/>
+            </w:tcBorders>
           </w:tcPr>
           <w:p>
             <w:pPr>
               <w:rPr>
-                <w:rFonts w:asciiTheme="majorEastAsia" w:eastAsiaTheme="majorEastAsia" w:hAnsiTheme="majorEastAsia"/>
-                <w:lang w:eastAsia="zh-CN"/>
+                <w:rFonts w:hint="eastAsia" w:asciiTheme="minorEastAsia" w:hAnsiTheme="minorEastAsia" w:eastAsiaTheme="minorEastAsia" w:cstheme="minorEastAsia"/>
+                <w:snapToGrid w:val="0"/>
+                <w:color w:val="000000"/>
+                <w:spacing w:val="-2"/>
+                <w:sz w:val="21"/>
+                <w:szCs w:val="21"/>
+                <w:lang w:val="en-US" w:eastAsia="zh-CN" w:bidi="ar-SA"/>
               </w:rPr>
             </w:pPr>
             <w:r>
               <w:rPr>
-                <w:rFonts w:asciiTheme="majorEastAsia" w:eastAsiaTheme="majorEastAsia" w:hAnsiTheme="majorEastAsia"/>
-              </w:rPr>
-              <w:t>{{</w:t>
-            </w:r>
-            <w:proofErr w:type="spellStart"/>
-            <w:r>
-              <w:rPr>
-                <w:rFonts w:asciiTheme="majorEastAsia" w:eastAsiaTheme="majorEastAsia" w:hAnsiTheme="majorEastAsia" w:cs="Microsoft YaHei" w:hint="eastAsia"/>
-              </w:rPr>
-              <w:t>采购总价</w:t>
-            </w:r>
-            <w:proofErr w:type="spellEnd"/>
-            <w:r>
-              <w:rPr>
-                <w:rFonts w:asciiTheme="majorEastAsia" w:eastAsiaTheme="majorEastAsia" w:hAnsiTheme="majorEastAsia"/>
-              </w:rPr>
-              <w:t>}}</w:t>
+                <w:rFonts w:hint="eastAsia" w:asciiTheme="minorEastAsia" w:hAnsiTheme="minorEastAsia" w:eastAsiaTheme="minorEastAsia" w:cstheme="minorEastAsia"/>
+                <w:snapToGrid w:val="0"/>
+                <w:color w:val="000000"/>
+                <w:spacing w:val="-2"/>
+                <w:sz w:val="21"/>
+                <w:szCs w:val="21"/>
+                <w:lang w:val="en-US" w:eastAsia="zh-CN" w:bidi="ar-SA"/>
+              </w:rPr>
+              <w:t>¥{{采购总价}}</w:t>
             </w:r>
           </w:p>
         </w:tc>
@@ -1095,42 +1010,50 @@
     </w:tbl>
     <w:p>
       <w:pPr>
-        <w:pStyle w:val="a3"/>
+        <w:pStyle w:val="2"/>
         <w:spacing w:before="149" w:line="197" w:lineRule="auto"/>
         <w:ind w:left="7"/>
         <w:rPr>
+          <w:rFonts w:hint="eastAsia" w:asciiTheme="minorEastAsia" w:hAnsiTheme="minorEastAsia" w:eastAsiaTheme="minorEastAsia" w:cstheme="minorEastAsia"/>
           <w:spacing w:val="-2"/>
           <w:lang w:eastAsia="zh-CN"/>
         </w:rPr>
       </w:pPr>
       <w:r>
         <w:rPr>
+          <w:rFonts w:hint="eastAsia" w:asciiTheme="minorEastAsia" w:hAnsiTheme="minorEastAsia" w:eastAsiaTheme="minorEastAsia" w:cstheme="minorEastAsia"/>
           <w:spacing w:val="-2"/>
           <w:lang w:eastAsia="zh-CN"/>
         </w:rPr>
-        <w:t>产品备注</w:t>
-      </w:r>
-      <w:r>
-        <w:rPr>
-          <w:rFonts w:hint="eastAsia"/>
-          <w:spacing w:val="-2"/>
-          <w:lang w:eastAsia="zh-CN"/>
-        </w:rPr>
-        <w:t>：</w:t>
+        <w:t>产品备注：</w:t>
       </w:r>
     </w:p>
     <w:tbl>
       <w:tblPr>
-        <w:tblStyle w:val="a4"/>
+        <w:tblStyle w:val="4"/>
         <w:tblW w:w="0" w:type="auto"/>
         <w:tblInd w:w="106" w:type="dxa"/>
-        <w:tblLook w:val="04A0" w:firstRow="1" w:lastRow="0" w:firstColumn="1" w:lastColumn="0" w:noHBand="0" w:noVBand="1"/>
+        <w:tblBorders>
+          <w:top w:val="single" w:color="auto" w:sz="4" w:space="0"/>
+          <w:left w:val="single" w:color="auto" w:sz="4" w:space="0"/>
+          <w:bottom w:val="single" w:color="auto" w:sz="4" w:space="0"/>
+          <w:right w:val="single" w:color="auto" w:sz="4" w:space="0"/>
+          <w:insideH w:val="single" w:color="auto" w:sz="4" w:space="0"/>
+          <w:insideV w:val="single" w:color="auto" w:sz="4" w:space="0"/>
+        </w:tblBorders>
+        <w:tblLayout w:type="autofit"/>
+        <w:tblCellMar>
+          <w:top w:w="0" w:type="dxa"/>
+          <w:left w:w="108" w:type="dxa"/>
+          <w:bottom w:w="0" w:type="dxa"/>
+          <w:right w:w="108" w:type="dxa"/>
+        </w:tblCellMar>
       </w:tblPr>
       <w:tblGrid>
-        <w:gridCol w:w="2111"/>
-        <w:gridCol w:w="2448"/>
-        <w:gridCol w:w="1671"/>
-        <w:gridCol w:w="3439"/>
+        <w:gridCol w:w="2135"/>
+        <w:gridCol w:w="2477"/>
+        <w:gridCol w:w="1688"/>
+        <w:gridCol w:w="3485"/>
       </w:tblGrid>
       <w:tr>
         <w:tc>
@@ -1139,15 +1062,16 @@
           </w:tcPr>
           <w:p>
             <w:pPr>
-              <w:pStyle w:val="a3"/>
+              <w:pStyle w:val="2"/>
               <w:spacing w:before="149" w:line="197" w:lineRule="auto"/>
               <w:rPr>
+                <w:rFonts w:hint="eastAsia" w:asciiTheme="minorEastAsia" w:hAnsiTheme="minorEastAsia" w:eastAsiaTheme="minorEastAsia" w:cstheme="minorEastAsia"/>
                 <w:lang w:eastAsia="zh-CN"/>
               </w:rPr>
             </w:pPr>
             <w:r>
               <w:rPr>
-                <w:rFonts w:hint="eastAsia"/>
+                <w:rFonts w:hint="eastAsia" w:asciiTheme="minorEastAsia" w:hAnsiTheme="minorEastAsia" w:eastAsiaTheme="minorEastAsia" w:cstheme="minorEastAsia"/>
                 <w:lang w:eastAsia="zh-CN"/>
               </w:rPr>
               <w:t>产品净重/kg</w:t>
@@ -1160,15 +1084,16 @@
           </w:tcPr>
           <w:p>
             <w:pPr>
-              <w:pStyle w:val="a3"/>
+              <w:pStyle w:val="2"/>
               <w:spacing w:before="149" w:line="197" w:lineRule="auto"/>
               <w:rPr>
+                <w:rFonts w:hint="eastAsia" w:asciiTheme="minorEastAsia" w:hAnsiTheme="minorEastAsia" w:eastAsiaTheme="minorEastAsia" w:cstheme="minorEastAsia"/>
                 <w:lang w:eastAsia="zh-CN"/>
               </w:rPr>
             </w:pPr>
             <w:r>
               <w:rPr>
-                <w:rFonts w:hint="eastAsia"/>
+                <w:rFonts w:hint="eastAsia" w:asciiTheme="minorEastAsia" w:hAnsiTheme="minorEastAsia" w:eastAsiaTheme="minorEastAsia" w:cstheme="minorEastAsia"/>
                 <w:lang w:eastAsia="zh-CN"/>
               </w:rPr>
               <w:t>产品毛重/kg</w:t>
@@ -1181,15 +1106,16 @@
           </w:tcPr>
           <w:p>
             <w:pPr>
-              <w:pStyle w:val="a3"/>
+              <w:pStyle w:val="2"/>
               <w:spacing w:before="149" w:line="197" w:lineRule="auto"/>
               <w:rPr>
+                <w:rFonts w:hint="eastAsia" w:asciiTheme="minorEastAsia" w:hAnsiTheme="minorEastAsia" w:eastAsiaTheme="minorEastAsia" w:cstheme="minorEastAsia"/>
                 <w:lang w:eastAsia="zh-CN"/>
               </w:rPr>
             </w:pPr>
             <w:r>
               <w:rPr>
-                <w:rFonts w:hint="eastAsia"/>
+                <w:rFonts w:hint="eastAsia" w:asciiTheme="minorEastAsia" w:hAnsiTheme="minorEastAsia" w:eastAsiaTheme="minorEastAsia" w:cstheme="minorEastAsia"/>
                 <w:lang w:eastAsia="zh-CN"/>
               </w:rPr>
               <w:t>包装尺寸/cm</w:t>
@@ -1202,15 +1128,16 @@
           </w:tcPr>
           <w:p>
             <w:pPr>
-              <w:pStyle w:val="a3"/>
+              <w:pStyle w:val="2"/>
               <w:spacing w:before="149" w:line="197" w:lineRule="auto"/>
               <w:rPr>
+                <w:rFonts w:hint="eastAsia" w:asciiTheme="minorEastAsia" w:hAnsiTheme="minorEastAsia" w:eastAsiaTheme="minorEastAsia" w:cstheme="minorEastAsia"/>
                 <w:lang w:eastAsia="zh-CN"/>
               </w:rPr>
             </w:pPr>
             <w:r>
               <w:rPr>
-                <w:rFonts w:hint="eastAsia"/>
+                <w:rFonts w:hint="eastAsia" w:asciiTheme="minorEastAsia" w:hAnsiTheme="minorEastAsia" w:eastAsiaTheme="minorEastAsia" w:cstheme="minorEastAsia"/>
                 <w:lang w:eastAsia="zh-CN"/>
               </w:rPr>
               <w:t>其他</w:t>
@@ -1220,7 +1147,7 @@
       </w:tr>
       <w:tr>
         <w:trPr>
-          <w:trHeight w:val="2523"/>
+          <w:trHeight w:val="2523" w:hRule="atLeast"/>
         </w:trPr>
         <w:tc>
           <w:tcPr>
@@ -1229,29 +1156,26 @@
           <w:p>
             <w:pPr>
               <w:rPr>
-                <w:rFonts w:asciiTheme="minorEastAsia" w:eastAsiaTheme="minorEastAsia" w:hAnsiTheme="minorEastAsia"/>
-                <w:lang w:eastAsia="zh-CN"/>
+                <w:rFonts w:hint="eastAsia" w:asciiTheme="minorEastAsia" w:hAnsiTheme="minorEastAsia" w:eastAsiaTheme="minorEastAsia" w:cstheme="minorEastAsia"/>
+                <w:snapToGrid w:val="0"/>
+                <w:color w:val="000000"/>
+                <w:spacing w:val="-2"/>
+                <w:sz w:val="21"/>
+                <w:szCs w:val="21"/>
+                <w:lang w:val="en-US" w:eastAsia="zh-CN" w:bidi="ar-SA"/>
               </w:rPr>
             </w:pPr>
             <w:r>
               <w:rPr>
-                <w:rFonts w:asciiTheme="minorEastAsia" w:eastAsiaTheme="minorEastAsia" w:hAnsiTheme="minorEastAsia"/>
-              </w:rPr>
-              <w:t>{{</w:t>
-            </w:r>
-            <w:proofErr w:type="spellStart"/>
-            <w:r>
-              <w:rPr>
-                <w:rFonts w:asciiTheme="minorEastAsia" w:eastAsiaTheme="minorEastAsia" w:hAnsiTheme="minorEastAsia" w:cs="Microsoft YaHei" w:hint="eastAsia"/>
-              </w:rPr>
-              <w:t>净重</w:t>
-            </w:r>
-            <w:proofErr w:type="spellEnd"/>
-            <w:r>
-              <w:rPr>
-                <w:rFonts w:asciiTheme="minorEastAsia" w:eastAsiaTheme="minorEastAsia" w:hAnsiTheme="minorEastAsia"/>
-              </w:rPr>
-              <w:t>}}</w:t>
+                <w:rFonts w:hint="eastAsia" w:asciiTheme="minorEastAsia" w:hAnsiTheme="minorEastAsia" w:eastAsiaTheme="minorEastAsia" w:cstheme="minorEastAsia"/>
+                <w:snapToGrid w:val="0"/>
+                <w:color w:val="000000"/>
+                <w:spacing w:val="-2"/>
+                <w:sz w:val="21"/>
+                <w:szCs w:val="21"/>
+                <w:lang w:val="en-US" w:eastAsia="zh-CN" w:bidi="ar-SA"/>
+              </w:rPr>
+              <w:t>{{净重}}</w:t>
             </w:r>
           </w:p>
         </w:tc>
@@ -1262,29 +1186,26 @@
           <w:p>
             <w:pPr>
               <w:rPr>
-                <w:rFonts w:asciiTheme="minorEastAsia" w:eastAsiaTheme="minorEastAsia" w:hAnsiTheme="minorEastAsia"/>
-                <w:lang w:eastAsia="zh-CN"/>
+                <w:rFonts w:hint="eastAsia" w:asciiTheme="minorEastAsia" w:hAnsiTheme="minorEastAsia" w:eastAsiaTheme="minorEastAsia" w:cstheme="minorEastAsia"/>
+                <w:snapToGrid w:val="0"/>
+                <w:color w:val="000000"/>
+                <w:spacing w:val="-2"/>
+                <w:sz w:val="21"/>
+                <w:szCs w:val="21"/>
+                <w:lang w:val="en-US" w:eastAsia="zh-CN" w:bidi="ar-SA"/>
               </w:rPr>
             </w:pPr>
             <w:r>
               <w:rPr>
-                <w:rFonts w:asciiTheme="minorEastAsia" w:eastAsiaTheme="minorEastAsia" w:hAnsiTheme="minorEastAsia"/>
-              </w:rPr>
-              <w:t>{{</w:t>
-            </w:r>
-            <w:proofErr w:type="spellStart"/>
-            <w:r>
-              <w:rPr>
-                <w:rFonts w:asciiTheme="minorEastAsia" w:eastAsiaTheme="minorEastAsia" w:hAnsiTheme="minorEastAsia" w:cs="Microsoft YaHei" w:hint="eastAsia"/>
-              </w:rPr>
-              <w:t>毛重</w:t>
-            </w:r>
-            <w:proofErr w:type="spellEnd"/>
-            <w:r>
-              <w:rPr>
-                <w:rFonts w:asciiTheme="minorEastAsia" w:eastAsiaTheme="minorEastAsia" w:hAnsiTheme="minorEastAsia"/>
-              </w:rPr>
-              <w:t>}}</w:t>
+                <w:rFonts w:hint="eastAsia" w:asciiTheme="minorEastAsia" w:hAnsiTheme="minorEastAsia" w:eastAsiaTheme="minorEastAsia" w:cstheme="minorEastAsia"/>
+                <w:snapToGrid w:val="0"/>
+                <w:color w:val="000000"/>
+                <w:spacing w:val="-2"/>
+                <w:sz w:val="21"/>
+                <w:szCs w:val="21"/>
+                <w:lang w:val="en-US" w:eastAsia="zh-CN" w:bidi="ar-SA"/>
+              </w:rPr>
+              <w:t>{{毛重}}</w:t>
             </w:r>
           </w:p>
         </w:tc>
@@ -1295,29 +1216,26 @@
           <w:p>
             <w:pPr>
               <w:rPr>
-                <w:rFonts w:asciiTheme="minorEastAsia" w:eastAsiaTheme="minorEastAsia" w:hAnsiTheme="minorEastAsia"/>
-                <w:lang w:eastAsia="zh-CN"/>
+                <w:rFonts w:hint="eastAsia" w:asciiTheme="minorEastAsia" w:hAnsiTheme="minorEastAsia" w:eastAsiaTheme="minorEastAsia" w:cstheme="minorEastAsia"/>
+                <w:snapToGrid w:val="0"/>
+                <w:color w:val="000000"/>
+                <w:spacing w:val="-2"/>
+                <w:sz w:val="21"/>
+                <w:szCs w:val="21"/>
+                <w:lang w:val="en-US" w:eastAsia="zh-CN" w:bidi="ar-SA"/>
               </w:rPr>
             </w:pPr>
             <w:r>
               <w:rPr>
-                <w:rFonts w:asciiTheme="minorEastAsia" w:eastAsiaTheme="minorEastAsia" w:hAnsiTheme="minorEastAsia"/>
-              </w:rPr>
-              <w:t>{{</w:t>
-            </w:r>
-            <w:proofErr w:type="spellStart"/>
-            <w:r>
-              <w:rPr>
-                <w:rFonts w:asciiTheme="minorEastAsia" w:eastAsiaTheme="minorEastAsia" w:hAnsiTheme="minorEastAsia" w:cs="Microsoft YaHei" w:hint="eastAsia"/>
-              </w:rPr>
-              <w:t>包装尺寸</w:t>
-            </w:r>
-            <w:proofErr w:type="spellEnd"/>
-            <w:r>
-              <w:rPr>
-                <w:rFonts w:asciiTheme="minorEastAsia" w:eastAsiaTheme="minorEastAsia" w:hAnsiTheme="minorEastAsia"/>
-              </w:rPr>
-              <w:t>}}</w:t>
+                <w:rFonts w:hint="eastAsia" w:asciiTheme="minorEastAsia" w:hAnsiTheme="minorEastAsia" w:eastAsiaTheme="minorEastAsia" w:cstheme="minorEastAsia"/>
+                <w:snapToGrid w:val="0"/>
+                <w:color w:val="000000"/>
+                <w:spacing w:val="-2"/>
+                <w:sz w:val="21"/>
+                <w:szCs w:val="21"/>
+                <w:lang w:val="en-US" w:eastAsia="zh-CN" w:bidi="ar-SA"/>
+              </w:rPr>
+              <w:t>{{包装尺寸}}</w:t>
             </w:r>
           </w:p>
         </w:tc>
@@ -1328,29 +1246,26 @@
           <w:p>
             <w:pPr>
               <w:rPr>
-                <w:rFonts w:asciiTheme="minorEastAsia" w:eastAsiaTheme="minorEastAsia" w:hAnsiTheme="minorEastAsia"/>
-                <w:lang w:eastAsia="zh-CN"/>
+                <w:rFonts w:hint="eastAsia" w:asciiTheme="minorEastAsia" w:hAnsiTheme="minorEastAsia" w:eastAsiaTheme="minorEastAsia" w:cstheme="minorEastAsia"/>
+                <w:snapToGrid w:val="0"/>
+                <w:color w:val="000000"/>
+                <w:spacing w:val="-2"/>
+                <w:sz w:val="21"/>
+                <w:szCs w:val="21"/>
+                <w:lang w:val="en-US" w:eastAsia="zh-CN" w:bidi="ar-SA"/>
               </w:rPr>
             </w:pPr>
             <w:r>
               <w:rPr>
-                <w:rFonts w:asciiTheme="minorEastAsia" w:eastAsiaTheme="minorEastAsia" w:hAnsiTheme="minorEastAsia"/>
-              </w:rPr>
-              <w:t>{{</w:t>
-            </w:r>
-            <w:proofErr w:type="spellStart"/>
-            <w:r>
-              <w:rPr>
-                <w:rFonts w:asciiTheme="minorEastAsia" w:eastAsiaTheme="minorEastAsia" w:hAnsiTheme="minorEastAsia" w:cs="Microsoft YaHei" w:hint="eastAsia"/>
-              </w:rPr>
-              <w:t>产品备注</w:t>
-            </w:r>
-            <w:proofErr w:type="spellEnd"/>
-            <w:r>
-              <w:rPr>
-                <w:rFonts w:asciiTheme="minorEastAsia" w:eastAsiaTheme="minorEastAsia" w:hAnsiTheme="minorEastAsia"/>
-              </w:rPr>
-              <w:t>}}</w:t>
+                <w:rFonts w:hint="eastAsia" w:asciiTheme="minorEastAsia" w:hAnsiTheme="minorEastAsia" w:eastAsiaTheme="minorEastAsia" w:cstheme="minorEastAsia"/>
+                <w:snapToGrid w:val="0"/>
+                <w:color w:val="000000"/>
+                <w:spacing w:val="-2"/>
+                <w:sz w:val="21"/>
+                <w:szCs w:val="21"/>
+                <w:lang w:val="en-US" w:eastAsia="zh-CN" w:bidi="ar-SA"/>
+              </w:rPr>
+              <w:t>{{产品备注}}</w:t>
             </w:r>
           </w:p>
         </w:tc>
@@ -1358,65 +1273,52 @@
     </w:tbl>
     <w:p>
       <w:pPr>
-        <w:pStyle w:val="a3"/>
+        <w:pStyle w:val="2"/>
         <w:spacing w:before="149" w:line="189" w:lineRule="auto"/>
         <w:ind w:left="9"/>
         <w:rPr>
-          <w:lang w:eastAsia="zh-CN"/>
-        </w:rPr>
-      </w:pPr>
-      <w:r>
-        <w:rPr>
-          <w:lang w:eastAsia="zh-CN"/>
-        </w:rPr>
-        <w:t>交货地点：</w:t>
-      </w:r>
-      <w:r>
-        <w:rPr>
-          <w:rFonts w:hint="eastAsia"/>
-          <w:lang w:eastAsia="zh-CN"/>
-        </w:rPr>
-        <w:t>供方指定</w:t>
-      </w:r>
-    </w:p>
-    <w:p>
-      <w:pPr>
-        <w:pStyle w:val="a3"/>
+          <w:rFonts w:hint="eastAsia" w:asciiTheme="minorEastAsia" w:hAnsiTheme="minorEastAsia" w:eastAsiaTheme="minorEastAsia" w:cstheme="minorEastAsia"/>
+          <w:lang w:eastAsia="zh-CN"/>
+        </w:rPr>
+      </w:pPr>
+      <w:r>
+        <w:rPr>
+          <w:rFonts w:hint="eastAsia" w:asciiTheme="minorEastAsia" w:hAnsiTheme="minorEastAsia" w:eastAsiaTheme="minorEastAsia" w:cstheme="minorEastAsia"/>
+          <w:lang w:eastAsia="zh-CN"/>
+        </w:rPr>
+        <w:t>交货地点：供方指定</w:t>
+      </w:r>
+    </w:p>
+    <w:p>
+      <w:pPr>
+        <w:pStyle w:val="2"/>
         <w:spacing w:before="164" w:line="189" w:lineRule="auto"/>
         <w:ind w:left="9"/>
         <w:rPr>
-          <w:lang w:eastAsia="zh-CN"/>
-        </w:rPr>
-      </w:pPr>
-      <w:r>
-        <w:rPr>
-          <w:lang w:eastAsia="zh-CN"/>
-        </w:rPr>
-        <w:t>计划交货期：</w:t>
-      </w:r>
-      <w:r>
-        <w:rPr>
-          <w:lang w:eastAsia="zh-CN"/>
-        </w:rPr>
-        <w:t>{{预计交货日期}}</w:t>
-      </w:r>
-      <w:r>
-        <w:rPr>
-          <w:lang w:eastAsia="zh-CN"/>
-        </w:rPr>
-        <w:t>，出货计划具体以需方通知为准</w:t>
-      </w:r>
-    </w:p>
-    <w:p>
-      <w:pPr>
-        <w:pStyle w:val="a3"/>
+          <w:rFonts w:hint="eastAsia" w:asciiTheme="minorEastAsia" w:hAnsiTheme="minorEastAsia" w:eastAsiaTheme="minorEastAsia" w:cstheme="minorEastAsia"/>
+          <w:lang w:eastAsia="zh-CN"/>
+        </w:rPr>
+      </w:pPr>
+      <w:r>
+        <w:rPr>
+          <w:rFonts w:hint="eastAsia" w:asciiTheme="minorEastAsia" w:hAnsiTheme="minorEastAsia" w:eastAsiaTheme="minorEastAsia" w:cstheme="minorEastAsia"/>
+          <w:lang w:eastAsia="zh-CN"/>
+        </w:rPr>
+        <w:t>计划交货期：{{预计交货日期}}，出货计划具体以需方通知为准</w:t>
+      </w:r>
+    </w:p>
+    <w:p>
+      <w:pPr>
+        <w:pStyle w:val="2"/>
         <w:spacing w:before="209" w:line="197" w:lineRule="auto"/>
         <w:rPr>
-          <w:lang w:eastAsia="zh-CN"/>
-        </w:rPr>
-      </w:pPr>
-      <w:r>
-        <w:rPr>
+          <w:rFonts w:hint="eastAsia" w:asciiTheme="minorEastAsia" w:hAnsiTheme="minorEastAsia" w:eastAsiaTheme="minorEastAsia" w:cstheme="minorEastAsia"/>
+          <w:lang w:eastAsia="zh-CN"/>
+        </w:rPr>
+      </w:pPr>
+      <w:r>
+        <w:rPr>
+          <w:rFonts w:hint="eastAsia" w:asciiTheme="minorEastAsia" w:hAnsiTheme="minorEastAsia" w:eastAsiaTheme="minorEastAsia" w:cstheme="minorEastAsia"/>
           <w:b/>
           <w:bCs/>
           <w:spacing w:val="-4"/>
@@ -1429,11 +1331,13 @@
       <w:pPr>
         <w:spacing w:line="245" w:lineRule="auto"/>
         <w:rPr>
-          <w:lang w:eastAsia="zh-CN"/>
-        </w:rPr>
-      </w:pPr>
-      <w:r>
-        <w:rPr>
+          <w:rFonts w:hint="eastAsia" w:asciiTheme="minorEastAsia" w:hAnsiTheme="minorEastAsia" w:eastAsiaTheme="minorEastAsia" w:cstheme="minorEastAsia"/>
+          <w:lang w:val="en-US" w:eastAsia="zh-CN"/>
+        </w:rPr>
+      </w:pPr>
+      <w:r>
+        <w:rPr>
+          <w:rFonts w:hint="eastAsia" w:asciiTheme="minorEastAsia" w:hAnsiTheme="minorEastAsia" w:eastAsiaTheme="minorEastAsia" w:cstheme="minorEastAsia"/>
           <w:snapToGrid/>
           <w:lang w:eastAsia="zh-CN"/>
         </w:rPr>
@@ -1441,101 +1345,18 @@
       </w:r>
       <w:r>
         <w:rPr>
-          <w:noProof/>
-        </w:rPr>
-        <w:drawing>
-          <wp:inline distT="0" distB="0" distL="114300" distR="114300" wp14:anchorId="125891AA" wp14:editId="6AD8E146">
-            <wp:extent cx="1551305" cy="2122805"/>
-            <wp:effectExtent l="0" t="0" r="3175" b="10795"/>
-            <wp:docPr id="3" name="图片 1"/>
-            <wp:cNvGraphicFramePr>
-              <a:graphicFrameLocks xmlns:a="http://schemas.openxmlformats.org/drawingml/2006/main" noChangeAspect="1"/>
-            </wp:cNvGraphicFramePr>
-            <a:graphic xmlns:a="http://schemas.openxmlformats.org/drawingml/2006/main">
-              <a:graphicData uri="http://schemas.openxmlformats.org/drawingml/2006/picture">
-                <pic:pic xmlns:pic="http://schemas.openxmlformats.org/drawingml/2006/picture">
-                  <pic:nvPicPr>
-                    <pic:cNvPr id="3" name="图片 1"/>
-                    <pic:cNvPicPr>
-                      <a:picLocks noChangeAspect="1"/>
-                    </pic:cNvPicPr>
-                  </pic:nvPicPr>
-                  <pic:blipFill>
-                    <a:blip r:embed="rId5"/>
-                    <a:stretch>
-                      <a:fillRect/>
-                    </a:stretch>
-                  </pic:blipFill>
-                  <pic:spPr>
-                    <a:xfrm>
-                      <a:off x="0" y="0"/>
-                      <a:ext cx="1551305" cy="2122805"/>
-                    </a:xfrm>
-                    <a:prstGeom prst="rect">
-                      <a:avLst/>
-                    </a:prstGeom>
-                    <a:noFill/>
-                    <a:ln>
-                      <a:noFill/>
-                    </a:ln>
-                  </pic:spPr>
-                </pic:pic>
-              </a:graphicData>
-            </a:graphic>
-          </wp:inline>
-        </w:drawing>
-      </w:r>
-      <w:r>
-        <w:rPr>
-          <w:noProof/>
-        </w:rPr>
-        <w:drawing>
-          <wp:inline distT="0" distB="0" distL="114300" distR="114300" wp14:anchorId="1D473551" wp14:editId="4FD513B4">
-            <wp:extent cx="1923415" cy="1923415"/>
-            <wp:effectExtent l="0" t="0" r="12065" b="12065"/>
-            <wp:docPr id="4" name="图片 2"/>
-            <wp:cNvGraphicFramePr>
-              <a:graphicFrameLocks xmlns:a="http://schemas.openxmlformats.org/drawingml/2006/main" noChangeAspect="1"/>
-            </wp:cNvGraphicFramePr>
-            <a:graphic xmlns:a="http://schemas.openxmlformats.org/drawingml/2006/main">
-              <a:graphicData uri="http://schemas.openxmlformats.org/drawingml/2006/picture">
-                <pic:pic xmlns:pic="http://schemas.openxmlformats.org/drawingml/2006/picture">
-                  <pic:nvPicPr>
-                    <pic:cNvPr id="4" name="图片 2"/>
-                    <pic:cNvPicPr>
-                      <a:picLocks noChangeAspect="1"/>
-                    </pic:cNvPicPr>
-                  </pic:nvPicPr>
-                  <pic:blipFill>
-                    <a:blip r:embed="rId6"/>
-                    <a:stretch>
-                      <a:fillRect/>
-                    </a:stretch>
-                  </pic:blipFill>
-                  <pic:spPr>
-                    <a:xfrm>
-                      <a:off x="0" y="0"/>
-                      <a:ext cx="1923415" cy="1923415"/>
-                    </a:xfrm>
-                    <a:prstGeom prst="rect">
-                      <a:avLst/>
-                    </a:prstGeom>
-                    <a:noFill/>
-                    <a:ln>
-                      <a:noFill/>
-                    </a:ln>
-                  </pic:spPr>
-                </pic:pic>
-              </a:graphicData>
-            </a:graphic>
-          </wp:inline>
-        </w:drawing>
+          <w:rFonts w:hint="eastAsia" w:asciiTheme="minorEastAsia" w:hAnsiTheme="minorEastAsia" w:eastAsiaTheme="minorEastAsia" w:cstheme="minorEastAsia"/>
+          <w:snapToGrid/>
+          <w:lang w:val="en-US" w:eastAsia="zh-CN"/>
+        </w:rPr>
+        <w:t>{{产品图}}</w:t>
       </w:r>
     </w:p>
     <w:p>
       <w:pPr>
         <w:spacing w:line="245" w:lineRule="auto"/>
         <w:rPr>
+          <w:rFonts w:hint="eastAsia" w:asciiTheme="minorEastAsia" w:hAnsiTheme="minorEastAsia" w:eastAsiaTheme="minorEastAsia" w:cstheme="minorEastAsia"/>
           <w:lang w:eastAsia="zh-CN"/>
         </w:rPr>
       </w:pPr>
@@ -1544,155 +1365,166 @@
       <w:pPr>
         <w:spacing w:line="245" w:lineRule="auto"/>
         <w:rPr>
-          <w:lang w:eastAsia="zh-CN"/>
-        </w:rPr>
-      </w:pPr>
-    </w:p>
-    <w:p>
-      <w:pPr>
-        <w:pStyle w:val="a3"/>
+          <w:rFonts w:hint="eastAsia" w:asciiTheme="minorEastAsia" w:hAnsiTheme="minorEastAsia" w:eastAsiaTheme="minorEastAsia" w:cstheme="minorEastAsia"/>
+          <w:lang w:eastAsia="zh-CN"/>
+        </w:rPr>
+      </w:pPr>
+    </w:p>
+    <w:p>
+      <w:pPr>
+        <w:spacing w:line="245" w:lineRule="auto"/>
+        <w:rPr>
+          <w:rFonts w:hint="eastAsia" w:asciiTheme="minorEastAsia" w:hAnsiTheme="minorEastAsia" w:eastAsiaTheme="minorEastAsia" w:cstheme="minorEastAsia"/>
+          <w:lang w:eastAsia="zh-CN"/>
+        </w:rPr>
+      </w:pPr>
+    </w:p>
+    <w:p>
+      <w:pPr>
+        <w:spacing w:line="245" w:lineRule="auto"/>
+        <w:rPr>
+          <w:rFonts w:hint="eastAsia" w:asciiTheme="minorEastAsia" w:hAnsiTheme="minorEastAsia" w:eastAsiaTheme="minorEastAsia" w:cstheme="minorEastAsia"/>
+          <w:lang w:eastAsia="zh-CN"/>
+        </w:rPr>
+      </w:pPr>
+    </w:p>
+    <w:p>
+      <w:pPr>
+        <w:spacing w:line="245" w:lineRule="auto"/>
+        <w:rPr>
+          <w:rFonts w:hint="eastAsia" w:asciiTheme="minorEastAsia" w:hAnsiTheme="minorEastAsia" w:eastAsiaTheme="minorEastAsia" w:cstheme="minorEastAsia"/>
+          <w:lang w:eastAsia="zh-CN"/>
+        </w:rPr>
+      </w:pPr>
+    </w:p>
+    <w:p>
+      <w:pPr>
+        <w:spacing w:line="245" w:lineRule="auto"/>
+        <w:rPr>
+          <w:rFonts w:hint="eastAsia" w:asciiTheme="minorEastAsia" w:hAnsiTheme="minorEastAsia" w:eastAsiaTheme="minorEastAsia" w:cstheme="minorEastAsia"/>
+          <w:lang w:eastAsia="zh-CN"/>
+        </w:rPr>
+      </w:pPr>
+    </w:p>
+    <w:p>
+      <w:pPr>
+        <w:pStyle w:val="2"/>
         <w:numPr>
           <w:ilvl w:val="1"/>
-          <w:numId w:val="2"/>
+          <w:numId w:val="1"/>
         </w:numPr>
         <w:spacing w:before="96" w:line="217" w:lineRule="auto"/>
         <w:ind w:right="134" w:firstLine="17"/>
         <w:rPr>
+          <w:rFonts w:hint="eastAsia" w:asciiTheme="minorEastAsia" w:hAnsiTheme="minorEastAsia" w:eastAsiaTheme="minorEastAsia" w:cstheme="minorEastAsia"/>
           <w:spacing w:val="-3"/>
           <w:lang w:eastAsia="zh-CN"/>
         </w:rPr>
       </w:pPr>
       <w:r>
         <w:rPr>
+          <w:rFonts w:hint="eastAsia" w:asciiTheme="minorEastAsia" w:hAnsiTheme="minorEastAsia" w:eastAsiaTheme="minorEastAsia" w:cstheme="minorEastAsia"/>
           <w:spacing w:val="-1"/>
           <w:lang w:eastAsia="zh-CN"/>
         </w:rPr>
-        <w:lastRenderedPageBreak/>
-        <w:t>附件与确认：</w:t>
-      </w:r>
-      <w:r>
-        <w:rPr>
-          <w:rFonts w:hint="eastAsia"/>
+        <w:t>附件与确认：附件A：《包装&amp;缺件&amp;安装体验执行要求》（供方必须严格执行）。供方不得擅自变更材料、结构、工艺、包装或配件；确需变</w:t>
+      </w:r>
+      <w:r>
+        <w:rPr>
+          <w:rFonts w:hint="eastAsia" w:asciiTheme="minorEastAsia" w:hAnsiTheme="minorEastAsia" w:eastAsiaTheme="minorEastAsia" w:cstheme="minorEastAsia"/>
+          <w:spacing w:val="-3"/>
+          <w:lang w:eastAsia="zh-CN"/>
+        </w:rPr>
+        <w:t>更的</w:t>
+      </w:r>
+      <w:r>
+        <w:rPr>
+          <w:rFonts w:hint="eastAsia" w:asciiTheme="minorEastAsia" w:hAnsiTheme="minorEastAsia" w:eastAsiaTheme="minorEastAsia" w:cstheme="minorEastAsia"/>
+          <w:spacing w:val="-26"/>
+          <w:lang w:eastAsia="zh-CN"/>
+        </w:rPr>
+        <w:t xml:space="preserve"> </w:t>
+      </w:r>
+      <w:r>
+        <w:rPr>
+          <w:rFonts w:hint="eastAsia" w:asciiTheme="minorEastAsia" w:hAnsiTheme="minorEastAsia" w:eastAsiaTheme="minorEastAsia" w:cstheme="minorEastAsia"/>
+          <w:spacing w:val="-3"/>
+          <w:lang w:eastAsia="zh-CN"/>
+        </w:rPr>
+        <w:t>，应经需方书面（含盖章扫描件、</w:t>
+      </w:r>
+      <w:r>
+        <w:rPr>
+          <w:rFonts w:hint="eastAsia" w:asciiTheme="minorEastAsia" w:hAnsiTheme="minorEastAsia" w:eastAsiaTheme="minorEastAsia" w:cstheme="minorEastAsia"/>
+          <w:spacing w:val="-45"/>
+          <w:lang w:eastAsia="zh-CN"/>
+        </w:rPr>
+        <w:t xml:space="preserve"> </w:t>
+      </w:r>
+      <w:r>
+        <w:rPr>
+          <w:rFonts w:hint="eastAsia" w:asciiTheme="minorEastAsia" w:hAnsiTheme="minorEastAsia" w:eastAsiaTheme="minorEastAsia" w:cstheme="minorEastAsia"/>
+          <w:spacing w:val="-3"/>
+          <w:lang w:eastAsia="zh-CN"/>
+        </w:rPr>
+        <w:t>邮件/企业微信/飞书等可追溯方式）确认后方可执行。</w:t>
+      </w:r>
+    </w:p>
+    <w:p>
+      <w:pPr>
+        <w:rPr>
+          <w:rFonts w:hint="eastAsia" w:asciiTheme="minorEastAsia" w:hAnsiTheme="minorEastAsia" w:eastAsiaTheme="minorEastAsia" w:cstheme="minorEastAsia"/>
+          <w:spacing w:val="-3"/>
+          <w:lang w:eastAsia="zh-CN"/>
+        </w:rPr>
+      </w:pPr>
+      <w:r>
+        <w:rPr>
+          <w:rFonts w:hint="eastAsia" w:asciiTheme="minorEastAsia" w:hAnsiTheme="minorEastAsia" w:eastAsiaTheme="minorEastAsia" w:cstheme="minorEastAsia"/>
           <w:spacing w:val="-1"/>
           <w:lang w:eastAsia="zh-CN"/>
         </w:rPr>
-        <w:t>附件A：《包装&amp;缺件&amp;安装体验执行要求》（供方必须严格执行）</w:t>
-      </w:r>
-      <w:r>
-        <w:rPr>
-          <w:spacing w:val="-1"/>
-          <w:lang w:eastAsia="zh-CN"/>
-        </w:rPr>
-        <w:t>。供方不得擅自变更材料、结构、工艺、包装或配件；确需变</w:t>
-      </w:r>
-      <w:r>
-        <w:rPr>
-          <w:spacing w:val="-3"/>
-          <w:lang w:eastAsia="zh-CN"/>
-        </w:rPr>
-        <w:t>更的</w:t>
-      </w:r>
-      <w:r>
-        <w:rPr>
-          <w:spacing w:val="-26"/>
-          <w:lang w:eastAsia="zh-CN"/>
-        </w:rPr>
-        <w:t xml:space="preserve"> </w:t>
-      </w:r>
-      <w:r>
-        <w:rPr>
-          <w:spacing w:val="-3"/>
-          <w:lang w:eastAsia="zh-CN"/>
-        </w:rPr>
-        <w:t>，应经需方书面（含盖章扫描件、</w:t>
-      </w:r>
-      <w:r>
-        <w:rPr>
-          <w:spacing w:val="-45"/>
-          <w:lang w:eastAsia="zh-CN"/>
-        </w:rPr>
-        <w:t xml:space="preserve"> </w:t>
-      </w:r>
-      <w:r>
-        <w:rPr>
-          <w:spacing w:val="-3"/>
-          <w:lang w:eastAsia="zh-CN"/>
-        </w:rPr>
-        <w:t>邮件/企业微信/飞书等可追溯方式）确认后方可执行。</w:t>
-      </w:r>
-    </w:p>
-    <w:p>
-      <w:pPr>
-        <w:rPr>
-          <w:spacing w:val="-3"/>
-          <w:lang w:eastAsia="zh-CN"/>
-        </w:rPr>
-      </w:pPr>
-      <w:r>
-        <w:rPr>
-          <w:rFonts w:ascii="PingFang SC" w:eastAsia="PingFang SC" w:hAnsi="PingFang SC" w:cs="PingFang SC" w:hint="eastAsia"/>
-          <w:spacing w:val="-1"/>
-          <w:lang w:eastAsia="zh-CN"/>
-        </w:rPr>
         <w:t>1.2.本合同附件A《包装&amp;缺件&amp;安装体验执行要求》为本合同不可分割的组成部分，与本合同正文具有同等法律效力。</w:t>
       </w:r>
     </w:p>
     <w:p>
       <w:pPr>
-        <w:pStyle w:val="a3"/>
+        <w:pStyle w:val="2"/>
         <w:spacing w:before="150" w:line="212" w:lineRule="auto"/>
         <w:ind w:left="7" w:firstLine="11"/>
         <w:rPr>
+          <w:rFonts w:hint="eastAsia" w:asciiTheme="minorEastAsia" w:hAnsiTheme="minorEastAsia" w:eastAsiaTheme="minorEastAsia" w:cstheme="minorEastAsia"/>
           <w:spacing w:val="-2"/>
           <w:lang w:eastAsia="zh-CN"/>
         </w:rPr>
       </w:pPr>
       <w:r>
         <w:rPr>
+          <w:rFonts w:hint="eastAsia" w:asciiTheme="minorEastAsia" w:hAnsiTheme="minorEastAsia" w:eastAsiaTheme="minorEastAsia" w:cstheme="minorEastAsia"/>
           <w:spacing w:val="-5"/>
           <w:lang w:eastAsia="zh-CN"/>
         </w:rPr>
-        <w:t>1.</w:t>
-      </w:r>
-      <w:r>
-        <w:rPr>
-          <w:rFonts w:hint="eastAsia"/>
+        <w:t>1.3</w:t>
+      </w:r>
+      <w:r>
+        <w:rPr>
+          <w:rFonts w:hint="eastAsia" w:asciiTheme="minorEastAsia" w:hAnsiTheme="minorEastAsia" w:eastAsiaTheme="minorEastAsia" w:cstheme="minorEastAsia"/>
+          <w:spacing w:val="-13"/>
+          <w:lang w:eastAsia="zh-CN"/>
+        </w:rPr>
+        <w:t xml:space="preserve"> </w:t>
+      </w:r>
+      <w:r>
+        <w:rPr>
+          <w:rFonts w:hint="eastAsia" w:asciiTheme="minorEastAsia" w:hAnsiTheme="minorEastAsia" w:eastAsiaTheme="minorEastAsia" w:cstheme="minorEastAsia"/>
           <w:spacing w:val="-5"/>
           <w:lang w:eastAsia="zh-CN"/>
         </w:rPr>
-        <w:t>3</w:t>
-      </w:r>
-      <w:r>
-        <w:rPr>
-          <w:spacing w:val="-13"/>
-          <w:lang w:eastAsia="zh-CN"/>
-        </w:rPr>
-        <w:t xml:space="preserve"> </w:t>
-      </w:r>
-      <w:r>
-        <w:rPr>
-          <w:spacing w:val="-5"/>
-          <w:lang w:eastAsia="zh-CN"/>
-        </w:rPr>
-        <w:t>分批出货与交接：供方每批出货前应向需方提交《</w:t>
-      </w:r>
-      <w:r>
-        <w:rPr>
-          <w:rFonts w:hint="eastAsia"/>
-          <w:spacing w:val="-5"/>
-          <w:lang w:eastAsia="zh-CN"/>
-        </w:rPr>
-        <w:t>出货单</w:t>
-      </w:r>
-      <w:r>
-        <w:rPr>
-          <w:spacing w:val="-5"/>
-          <w:lang w:eastAsia="zh-CN"/>
-        </w:rPr>
-        <w:t>》</w:t>
-      </w:r>
-      <w:r>
-        <w:rPr>
+        <w:t>分批出货与交接：供方每批出货前应向需方提交《出货单》</w:t>
+      </w:r>
+      <w:r>
+        <w:rPr>
+          <w:rFonts w:hint="eastAsia" w:asciiTheme="minorEastAsia" w:hAnsiTheme="minorEastAsia" w:eastAsiaTheme="minorEastAsia" w:cstheme="minorEastAsia"/>
           <w:spacing w:val="-1"/>
           <w:lang w:eastAsia="zh-CN"/>
         </w:rPr>
@@ -1700,6 +1532,7 @@
       </w:r>
       <w:r>
         <w:rPr>
+          <w:rFonts w:hint="eastAsia" w:asciiTheme="minorEastAsia" w:hAnsiTheme="minorEastAsia" w:eastAsiaTheme="minorEastAsia" w:cstheme="minorEastAsia"/>
           <w:spacing w:val="-21"/>
           <w:lang w:eastAsia="zh-CN"/>
         </w:rPr>
@@ -1707,6 +1540,7 @@
       </w:r>
       <w:r>
         <w:rPr>
+          <w:rFonts w:hint="eastAsia" w:asciiTheme="minorEastAsia" w:hAnsiTheme="minorEastAsia" w:eastAsiaTheme="minorEastAsia" w:cstheme="minorEastAsia"/>
           <w:spacing w:val="-1"/>
           <w:lang w:eastAsia="zh-CN"/>
         </w:rPr>
@@ -1714,18 +1548,22 @@
       </w:r>
       <w:r>
         <w:rPr>
+          <w:rFonts w:hint="eastAsia" w:asciiTheme="minorEastAsia" w:hAnsiTheme="minorEastAsia" w:eastAsiaTheme="minorEastAsia" w:cstheme="minorEastAsia"/>
           <w:spacing w:val="-2"/>
           <w:lang w:eastAsia="zh-CN"/>
         </w:rPr>
         <w:t>贴标错误等损失由供方承担。</w:t>
       </w:r>
-    </w:p>
-    <w:p>
-      <w:pPr>
-        <w:pStyle w:val="a3"/>
+      <w:bookmarkStart w:id="0" w:name="_GoBack"/>
+      <w:bookmarkEnd w:id="0"/>
+    </w:p>
+    <w:p>
+      <w:pPr>
+        <w:pStyle w:val="2"/>
         <w:spacing w:before="150" w:line="212" w:lineRule="auto"/>
         <w:ind w:left="7" w:firstLine="11"/>
         <w:rPr>
+          <w:rFonts w:hint="eastAsia" w:asciiTheme="minorEastAsia" w:hAnsiTheme="minorEastAsia" w:eastAsiaTheme="minorEastAsia" w:cstheme="minorEastAsia"/>
           <w:sz w:val="27"/>
           <w:szCs w:val="27"/>
           <w:lang w:eastAsia="zh-CN"/>
@@ -1733,6 +1571,7 @@
       </w:pPr>
       <w:r>
         <w:rPr>
+          <w:rFonts w:hint="eastAsia" w:asciiTheme="minorEastAsia" w:hAnsiTheme="minorEastAsia" w:eastAsiaTheme="minorEastAsia" w:cstheme="minorEastAsia"/>
           <w:b/>
           <w:bCs/>
           <w:spacing w:val="-4"/>
@@ -1745,15 +1584,17 @@
     </w:p>
     <w:p>
       <w:pPr>
-        <w:pStyle w:val="a3"/>
+        <w:pStyle w:val="2"/>
         <w:spacing w:before="176" w:line="217" w:lineRule="auto"/>
         <w:ind w:right="162" w:firstLine="3"/>
         <w:rPr>
-          <w:lang w:eastAsia="zh-CN"/>
-        </w:rPr>
-      </w:pPr>
-      <w:r>
-        <w:rPr>
+          <w:rFonts w:hint="eastAsia" w:asciiTheme="minorEastAsia" w:hAnsiTheme="minorEastAsia" w:eastAsiaTheme="minorEastAsia" w:cstheme="minorEastAsia"/>
+          <w:lang w:eastAsia="zh-CN"/>
+        </w:rPr>
+      </w:pPr>
+      <w:r>
+        <w:rPr>
+          <w:rFonts w:hint="eastAsia" w:asciiTheme="minorEastAsia" w:hAnsiTheme="minorEastAsia" w:eastAsiaTheme="minorEastAsia" w:cstheme="minorEastAsia"/>
           <w:spacing w:val="-1"/>
           <w:lang w:eastAsia="zh-CN"/>
         </w:rPr>
@@ -1761,6 +1602,7 @@
       </w:r>
       <w:r>
         <w:rPr>
+          <w:rFonts w:hint="eastAsia" w:asciiTheme="minorEastAsia" w:hAnsiTheme="minorEastAsia" w:eastAsiaTheme="minorEastAsia" w:cstheme="minorEastAsia"/>
           <w:spacing w:val="-7"/>
           <w:lang w:eastAsia="zh-CN"/>
         </w:rPr>
@@ -1768,6 +1610,7 @@
       </w:r>
       <w:r>
         <w:rPr>
+          <w:rFonts w:hint="eastAsia" w:asciiTheme="minorEastAsia" w:hAnsiTheme="minorEastAsia" w:eastAsiaTheme="minorEastAsia" w:cstheme="minorEastAsia"/>
           <w:spacing w:val="-1"/>
           <w:lang w:eastAsia="zh-CN"/>
         </w:rPr>
@@ -1775,6 +1618,7 @@
       </w:r>
       <w:r>
         <w:rPr>
+          <w:rFonts w:hint="eastAsia" w:asciiTheme="minorEastAsia" w:hAnsiTheme="minorEastAsia" w:eastAsiaTheme="minorEastAsia" w:cstheme="minorEastAsia"/>
           <w:spacing w:val="-46"/>
           <w:lang w:eastAsia="zh-CN"/>
         </w:rPr>
@@ -1782,6 +1626,7 @@
       </w:r>
       <w:r>
         <w:rPr>
+          <w:rFonts w:hint="eastAsia" w:asciiTheme="minorEastAsia" w:hAnsiTheme="minorEastAsia" w:eastAsiaTheme="minorEastAsia" w:cstheme="minorEastAsia"/>
           <w:spacing w:val="-1"/>
           <w:lang w:eastAsia="zh-CN"/>
         </w:rPr>
@@ -1789,6 +1634,7 @@
       </w:r>
       <w:r>
         <w:rPr>
+          <w:rFonts w:hint="eastAsia" w:asciiTheme="minorEastAsia" w:hAnsiTheme="minorEastAsia" w:eastAsiaTheme="minorEastAsia" w:cstheme="minorEastAsia"/>
           <w:spacing w:val="-2"/>
           <w:lang w:eastAsia="zh-CN"/>
         </w:rPr>
@@ -1796,6 +1642,7 @@
       </w:r>
       <w:r>
         <w:rPr>
+          <w:rFonts w:hint="eastAsia" w:asciiTheme="minorEastAsia" w:hAnsiTheme="minorEastAsia" w:eastAsiaTheme="minorEastAsia" w:cstheme="minorEastAsia"/>
           <w:spacing w:val="-27"/>
           <w:lang w:eastAsia="zh-CN"/>
         </w:rPr>
@@ -1803,6 +1650,7 @@
       </w:r>
       <w:r>
         <w:rPr>
+          <w:rFonts w:hint="eastAsia" w:asciiTheme="minorEastAsia" w:hAnsiTheme="minorEastAsia" w:eastAsiaTheme="minorEastAsia" w:cstheme="minorEastAsia"/>
           <w:spacing w:val="-2"/>
           <w:lang w:eastAsia="zh-CN"/>
         </w:rPr>
@@ -1811,15 +1659,17 @@
     </w:p>
     <w:p>
       <w:pPr>
-        <w:pStyle w:val="a3"/>
+        <w:pStyle w:val="2"/>
         <w:spacing w:before="149" w:line="212" w:lineRule="auto"/>
         <w:ind w:left="6" w:right="119" w:hanging="2"/>
         <w:rPr>
-          <w:lang w:eastAsia="zh-CN"/>
-        </w:rPr>
-      </w:pPr>
-      <w:r>
-        <w:rPr>
+          <w:rFonts w:hint="eastAsia" w:asciiTheme="minorEastAsia" w:hAnsiTheme="minorEastAsia" w:eastAsiaTheme="minorEastAsia" w:cstheme="minorEastAsia"/>
+          <w:lang w:eastAsia="zh-CN"/>
+        </w:rPr>
+      </w:pPr>
+      <w:r>
+        <w:rPr>
+          <w:rFonts w:hint="eastAsia" w:asciiTheme="minorEastAsia" w:hAnsiTheme="minorEastAsia" w:eastAsiaTheme="minorEastAsia" w:cstheme="minorEastAsia"/>
           <w:spacing w:val="-4"/>
           <w:lang w:eastAsia="zh-CN"/>
         </w:rPr>
@@ -1827,6 +1677,7 @@
       </w:r>
       <w:r>
         <w:rPr>
+          <w:rFonts w:hint="eastAsia" w:asciiTheme="minorEastAsia" w:hAnsiTheme="minorEastAsia" w:eastAsiaTheme="minorEastAsia" w:cstheme="minorEastAsia"/>
           <w:spacing w:val="-9"/>
           <w:lang w:eastAsia="zh-CN"/>
         </w:rPr>
@@ -1834,6 +1685,7 @@
       </w:r>
       <w:r>
         <w:rPr>
+          <w:rFonts w:hint="eastAsia" w:asciiTheme="minorEastAsia" w:hAnsiTheme="minorEastAsia" w:eastAsiaTheme="minorEastAsia" w:cstheme="minorEastAsia"/>
           <w:spacing w:val="-4"/>
           <w:lang w:eastAsia="zh-CN"/>
         </w:rPr>
@@ -1841,6 +1693,7 @@
       </w:r>
       <w:r>
         <w:rPr>
+          <w:rFonts w:hint="eastAsia" w:asciiTheme="minorEastAsia" w:hAnsiTheme="minorEastAsia" w:eastAsiaTheme="minorEastAsia" w:cstheme="minorEastAsia"/>
           <w:spacing w:val="-47"/>
           <w:lang w:eastAsia="zh-CN"/>
         </w:rPr>
@@ -1848,6 +1701,7 @@
       </w:r>
       <w:r>
         <w:rPr>
+          <w:rFonts w:hint="eastAsia" w:asciiTheme="minorEastAsia" w:hAnsiTheme="minorEastAsia" w:eastAsiaTheme="minorEastAsia" w:cstheme="minorEastAsia"/>
           <w:spacing w:val="-4"/>
           <w:lang w:eastAsia="zh-CN"/>
         </w:rPr>
@@ -1855,6 +1709,7 @@
       </w:r>
       <w:r>
         <w:rPr>
+          <w:rFonts w:hint="eastAsia" w:asciiTheme="minorEastAsia" w:hAnsiTheme="minorEastAsia" w:eastAsiaTheme="minorEastAsia" w:cstheme="minorEastAsia"/>
           <w:spacing w:val="-40"/>
           <w:lang w:eastAsia="zh-CN"/>
         </w:rPr>
@@ -1862,6 +1717,7 @@
       </w:r>
       <w:r>
         <w:rPr>
+          <w:rFonts w:hint="eastAsia" w:asciiTheme="minorEastAsia" w:hAnsiTheme="minorEastAsia" w:eastAsiaTheme="minorEastAsia" w:cstheme="minorEastAsia"/>
           <w:spacing w:val="-4"/>
           <w:lang w:eastAsia="zh-CN"/>
         </w:rPr>
@@ -1870,15 +1726,17 @@
     </w:p>
     <w:p>
       <w:pPr>
-        <w:pStyle w:val="a3"/>
+        <w:pStyle w:val="2"/>
         <w:spacing w:before="149" w:line="219" w:lineRule="auto"/>
         <w:ind w:left="6" w:right="23" w:hanging="2"/>
         <w:rPr>
-          <w:lang w:eastAsia="zh-CN"/>
-        </w:rPr>
-      </w:pPr>
-      <w:r>
-        <w:rPr>
+          <w:rFonts w:hint="eastAsia" w:asciiTheme="minorEastAsia" w:hAnsiTheme="minorEastAsia" w:eastAsiaTheme="minorEastAsia" w:cstheme="minorEastAsia"/>
+          <w:lang w:eastAsia="zh-CN"/>
+        </w:rPr>
+      </w:pPr>
+      <w:r>
+        <w:rPr>
+          <w:rFonts w:hint="eastAsia" w:asciiTheme="minorEastAsia" w:hAnsiTheme="minorEastAsia" w:eastAsiaTheme="minorEastAsia" w:cstheme="minorEastAsia"/>
           <w:spacing w:val="-3"/>
           <w:lang w:eastAsia="zh-CN"/>
         </w:rPr>
@@ -1886,6 +1744,7 @@
       </w:r>
       <w:r>
         <w:rPr>
+          <w:rFonts w:hint="eastAsia" w:asciiTheme="minorEastAsia" w:hAnsiTheme="minorEastAsia" w:eastAsiaTheme="minorEastAsia" w:cstheme="minorEastAsia"/>
           <w:spacing w:val="-39"/>
           <w:lang w:eastAsia="zh-CN"/>
         </w:rPr>
@@ -1893,6 +1752,7 @@
       </w:r>
       <w:r>
         <w:rPr>
+          <w:rFonts w:hint="eastAsia" w:asciiTheme="minorEastAsia" w:hAnsiTheme="minorEastAsia" w:eastAsiaTheme="minorEastAsia" w:cstheme="minorEastAsia"/>
           <w:spacing w:val="-3"/>
           <w:lang w:eastAsia="zh-CN"/>
         </w:rPr>
@@ -1900,6 +1760,7 @@
       </w:r>
       <w:r>
         <w:rPr>
+          <w:rFonts w:hint="eastAsia" w:asciiTheme="minorEastAsia" w:hAnsiTheme="minorEastAsia" w:eastAsiaTheme="minorEastAsia" w:cstheme="minorEastAsia"/>
           <w:spacing w:val="-4"/>
           <w:lang w:eastAsia="zh-CN"/>
         </w:rPr>
@@ -1907,6 +1768,7 @@
       </w:r>
       <w:r>
         <w:rPr>
+          <w:rFonts w:hint="eastAsia" w:asciiTheme="minorEastAsia" w:hAnsiTheme="minorEastAsia" w:eastAsiaTheme="minorEastAsia" w:cstheme="minorEastAsia"/>
           <w:spacing w:val="-6"/>
           <w:lang w:eastAsia="zh-CN"/>
         </w:rPr>
@@ -1915,15 +1777,17 @@
     </w:p>
     <w:p>
       <w:pPr>
-        <w:pStyle w:val="a3"/>
-        <w:spacing w:before="153" w:line="196" w:lineRule="auto"/>
-        <w:ind w:left="4"/>
-        <w:rPr>
-          <w:lang w:eastAsia="zh-CN"/>
-        </w:rPr>
-      </w:pPr>
-      <w:r>
-        <w:rPr>
+        <w:pStyle w:val="2"/>
+        <w:spacing w:before="176" w:line="217" w:lineRule="auto"/>
+        <w:ind w:right="162" w:firstLine="3"/>
+        <w:rPr>
+          <w:rFonts w:hint="eastAsia" w:asciiTheme="minorEastAsia" w:hAnsiTheme="minorEastAsia" w:eastAsiaTheme="minorEastAsia" w:cstheme="minorEastAsia"/>
+          <w:lang w:eastAsia="zh-CN"/>
+        </w:rPr>
+      </w:pPr>
+      <w:r>
+        <w:rPr>
+          <w:rFonts w:hint="eastAsia" w:asciiTheme="minorEastAsia" w:hAnsiTheme="minorEastAsia" w:eastAsiaTheme="minorEastAsia" w:cstheme="minorEastAsia"/>
           <w:spacing w:val="-3"/>
           <w:lang w:eastAsia="zh-CN"/>
         </w:rPr>
@@ -1931,6 +1795,7 @@
       </w:r>
       <w:r>
         <w:rPr>
+          <w:rFonts w:hint="eastAsia" w:asciiTheme="minorEastAsia" w:hAnsiTheme="minorEastAsia" w:eastAsiaTheme="minorEastAsia" w:cstheme="minorEastAsia"/>
           <w:spacing w:val="-12"/>
           <w:lang w:eastAsia="zh-CN"/>
         </w:rPr>
@@ -1938,6 +1803,7 @@
       </w:r>
       <w:r>
         <w:rPr>
+          <w:rFonts w:hint="eastAsia" w:asciiTheme="minorEastAsia" w:hAnsiTheme="minorEastAsia" w:eastAsiaTheme="minorEastAsia" w:cstheme="minorEastAsia"/>
           <w:spacing w:val="-3"/>
           <w:lang w:eastAsia="zh-CN"/>
         </w:rPr>
@@ -1945,6 +1811,7 @@
       </w:r>
       <w:r>
         <w:rPr>
+          <w:rFonts w:hint="eastAsia" w:asciiTheme="minorEastAsia" w:hAnsiTheme="minorEastAsia" w:eastAsiaTheme="minorEastAsia" w:cstheme="minorEastAsia"/>
           <w:spacing w:val="-33"/>
           <w:lang w:eastAsia="zh-CN"/>
         </w:rPr>
@@ -1954,31 +1821,28 @@
     <w:p>
       <w:pPr>
         <w:rPr>
-          <w:lang w:eastAsia="zh-CN"/>
-        </w:rPr>
-      </w:pPr>
-      <w:r>
-        <w:rPr>
-          <w:rFonts w:hint="eastAsia"/>
-          <w:lang w:eastAsia="zh-CN"/>
-        </w:rPr>
-        <w:t>（1）</w:t>
-      </w:r>
-      <w:r>
-        <w:rPr>
-          <w:lang w:eastAsia="zh-CN"/>
-        </w:rPr>
-        <w:t>初期不良：</w:t>
-      </w:r>
-    </w:p>
-    <w:p>
-      <w:pPr>
-        <w:rPr>
-          <w:lang w:eastAsia="zh-CN"/>
-        </w:rPr>
-      </w:pPr>
-      <w:r>
-        <w:rPr>
+          <w:rFonts w:hint="eastAsia" w:asciiTheme="minorEastAsia" w:hAnsiTheme="minorEastAsia" w:eastAsiaTheme="minorEastAsia" w:cstheme="minorEastAsia"/>
+          <w:lang w:eastAsia="zh-CN"/>
+        </w:rPr>
+      </w:pPr>
+      <w:r>
+        <w:rPr>
+          <w:rFonts w:hint="eastAsia" w:asciiTheme="minorEastAsia" w:hAnsiTheme="minorEastAsia" w:eastAsiaTheme="minorEastAsia" w:cstheme="minorEastAsia"/>
+          <w:lang w:eastAsia="zh-CN"/>
+        </w:rPr>
+        <w:t>（1）初期不良：</w:t>
+      </w:r>
+    </w:p>
+    <w:p>
+      <w:pPr>
+        <w:rPr>
+          <w:rFonts w:hint="eastAsia" w:asciiTheme="minorEastAsia" w:hAnsiTheme="minorEastAsia" w:eastAsiaTheme="minorEastAsia" w:cstheme="minorEastAsia"/>
+          <w:lang w:eastAsia="zh-CN"/>
+        </w:rPr>
+      </w:pPr>
+      <w:r>
+        <w:rPr>
+          <w:rFonts w:hint="eastAsia" w:asciiTheme="minorEastAsia" w:hAnsiTheme="minorEastAsia" w:eastAsiaTheme="minorEastAsia" w:cstheme="minorEastAsia"/>
           <w:lang w:eastAsia="zh-CN"/>
         </w:rPr>
         <w:t>（a）若到货数与订单数不符，则根据买方实际要求在下笔订单内以抵扣或补发的形式结算；</w:t>
@@ -1987,11 +1851,13 @@
     <w:p>
       <w:pPr>
         <w:rPr>
-          <w:lang w:eastAsia="zh-CN"/>
-        </w:rPr>
-      </w:pPr>
-      <w:r>
-        <w:rPr>
+          <w:rFonts w:hint="eastAsia" w:asciiTheme="minorEastAsia" w:hAnsiTheme="minorEastAsia" w:eastAsiaTheme="minorEastAsia" w:cstheme="minorEastAsia"/>
+          <w:lang w:eastAsia="zh-CN"/>
+        </w:rPr>
+      </w:pPr>
+      <w:r>
+        <w:rPr>
+          <w:rFonts w:hint="eastAsia" w:asciiTheme="minorEastAsia" w:hAnsiTheme="minorEastAsia" w:eastAsiaTheme="minorEastAsia" w:cstheme="minorEastAsia"/>
           <w:lang w:eastAsia="zh-CN"/>
         </w:rPr>
         <w:t>（b）到货纸箱破损：破损率未超2%，下次补发纸箱；破损率超出2%，除补发纸箱外，需按4.28美元/个支付人工换箱费；</w:t>
@@ -2000,31 +1866,28 @@
     <w:p>
       <w:pPr>
         <w:rPr>
-          <w:lang w:eastAsia="zh-CN"/>
-        </w:rPr>
-      </w:pPr>
-      <w:r>
-        <w:rPr>
-          <w:rFonts w:hint="eastAsia"/>
-          <w:lang w:eastAsia="zh-CN"/>
-        </w:rPr>
-        <w:t>（2）</w:t>
-      </w:r>
-      <w:r>
-        <w:rPr>
-          <w:lang w:eastAsia="zh-CN"/>
-        </w:rPr>
-        <w:t>后期不良：</w:t>
-      </w:r>
-    </w:p>
-    <w:p>
-      <w:pPr>
-        <w:rPr>
-          <w:lang w:eastAsia="zh-CN"/>
-        </w:rPr>
-      </w:pPr>
-      <w:r>
-        <w:rPr>
+          <w:rFonts w:hint="eastAsia" w:asciiTheme="minorEastAsia" w:hAnsiTheme="minorEastAsia" w:eastAsiaTheme="minorEastAsia" w:cstheme="minorEastAsia"/>
+          <w:lang w:eastAsia="zh-CN"/>
+        </w:rPr>
+      </w:pPr>
+      <w:r>
+        <w:rPr>
+          <w:rFonts w:hint="eastAsia" w:asciiTheme="minorEastAsia" w:hAnsiTheme="minorEastAsia" w:eastAsiaTheme="minorEastAsia" w:cstheme="minorEastAsia"/>
+          <w:lang w:eastAsia="zh-CN"/>
+        </w:rPr>
+        <w:t>（2）后期不良：</w:t>
+      </w:r>
+    </w:p>
+    <w:p>
+      <w:pPr>
+        <w:rPr>
+          <w:rFonts w:hint="eastAsia" w:asciiTheme="minorEastAsia" w:hAnsiTheme="minorEastAsia" w:eastAsiaTheme="minorEastAsia" w:cstheme="minorEastAsia"/>
+          <w:lang w:eastAsia="zh-CN"/>
+        </w:rPr>
+      </w:pPr>
+      <w:r>
+        <w:rPr>
+          <w:rFonts w:hint="eastAsia" w:asciiTheme="minorEastAsia" w:hAnsiTheme="minorEastAsia" w:eastAsiaTheme="minorEastAsia" w:cstheme="minorEastAsia"/>
           <w:lang w:eastAsia="zh-CN"/>
         </w:rPr>
         <w:t>（a）如有客户收到货以后因产品质量（以买方客户提供产品质量问题照片）立即返品退换</w:t>
@@ -2033,86 +1896,61 @@
     <w:p>
       <w:pPr>
         <w:rPr>
-          <w:lang w:eastAsia="zh-CN"/>
-        </w:rPr>
-      </w:pPr>
-      <w:r>
-        <w:rPr>
-          <w:lang w:eastAsia="zh-CN"/>
-        </w:rPr>
-        <w:t>（以客户收货期后一</w:t>
-      </w:r>
-      <w:r>
-        <w:rPr>
-          <w:rFonts w:hint="eastAsia"/>
-          <w:lang w:eastAsia="zh-CN"/>
-        </w:rPr>
-        <w:t>月</w:t>
-      </w:r>
-      <w:r>
-        <w:rPr>
-          <w:lang w:eastAsia="zh-CN"/>
-        </w:rPr>
-        <w:t>内返品为准）：</w:t>
+          <w:rFonts w:hint="eastAsia" w:asciiTheme="minorEastAsia" w:hAnsiTheme="minorEastAsia" w:eastAsiaTheme="minorEastAsia" w:cstheme="minorEastAsia"/>
+          <w:lang w:eastAsia="zh-CN"/>
+        </w:rPr>
+      </w:pPr>
+      <w:r>
+        <w:rPr>
+          <w:rFonts w:hint="eastAsia" w:asciiTheme="minorEastAsia" w:hAnsiTheme="minorEastAsia" w:eastAsiaTheme="minorEastAsia" w:cstheme="minorEastAsia"/>
+          <w:lang w:eastAsia="zh-CN"/>
+        </w:rPr>
+        <w:t>（以客户收货期后一月内返品为准）：</w:t>
       </w:r>
     </w:p>
     <w:p>
       <w:pPr>
         <w:ind w:firstLine="420"/>
         <w:rPr>
-          <w:lang w:eastAsia="zh-CN"/>
-        </w:rPr>
-      </w:pPr>
-      <w:r>
-        <w:rPr>
-          <w:lang w:eastAsia="zh-CN"/>
-        </w:rPr>
-        <w:t>次品率未超2%，由卖方提供配件并承担国内寄件费用（或由卖方提供配件随柜到买方美国售后</w:t>
-      </w:r>
-      <w:r>
-        <w:rPr>
-          <w:rFonts w:hint="eastAsia"/>
-          <w:lang w:eastAsia="zh-CN"/>
-        </w:rPr>
-        <w:t>仓库</w:t>
-      </w:r>
-      <w:r>
-        <w:rPr>
-          <w:lang w:eastAsia="zh-CN"/>
-        </w:rPr>
-        <w:t>）。</w:t>
+          <w:rFonts w:hint="eastAsia" w:asciiTheme="minorEastAsia" w:hAnsiTheme="minorEastAsia" w:eastAsiaTheme="minorEastAsia" w:cstheme="minorEastAsia"/>
+          <w:lang w:eastAsia="zh-CN"/>
+        </w:rPr>
+      </w:pPr>
+      <w:r>
+        <w:rPr>
+          <w:rFonts w:hint="eastAsia" w:asciiTheme="minorEastAsia" w:hAnsiTheme="minorEastAsia" w:eastAsiaTheme="minorEastAsia" w:cstheme="minorEastAsia"/>
+          <w:lang w:eastAsia="zh-CN"/>
+        </w:rPr>
+        <w:t>次品率未超2%，由卖方提供配件并承担国内寄件费用（或由卖方提供配件随柜到买方美国售后仓库）。</w:t>
       </w:r>
     </w:p>
     <w:p>
       <w:pPr>
         <w:ind w:firstLine="420"/>
         <w:rPr>
-          <w:lang w:eastAsia="zh-CN"/>
-        </w:rPr>
-      </w:pPr>
-      <w:r>
-        <w:rPr>
-          <w:rFonts w:hint="eastAsia"/>
-          <w:lang w:eastAsia="zh-CN"/>
-        </w:rPr>
-        <w:t>次品率未超2%，确因产品功能性问题引起的产品退货（提供客诉图片）功能性</w:t>
-      </w:r>
-      <w:r>
-        <w:rPr>
-          <w:lang w:eastAsia="zh-CN"/>
-        </w:rPr>
-        <w:t>次品需卖方在下次订单时，给予需方补货；</w:t>
+          <w:rFonts w:hint="eastAsia" w:asciiTheme="minorEastAsia" w:hAnsiTheme="minorEastAsia" w:eastAsiaTheme="minorEastAsia" w:cstheme="minorEastAsia"/>
+          <w:lang w:eastAsia="zh-CN"/>
+        </w:rPr>
+      </w:pPr>
+      <w:r>
+        <w:rPr>
+          <w:rFonts w:hint="eastAsia" w:asciiTheme="minorEastAsia" w:hAnsiTheme="minorEastAsia" w:eastAsiaTheme="minorEastAsia" w:cstheme="minorEastAsia"/>
+          <w:lang w:eastAsia="zh-CN"/>
+        </w:rPr>
+        <w:t>次品率未超2%，确因产品功能性问题引起的产品退货（提供客诉图片）功能性次品需卖方在下次订单时，给予需方补货；</w:t>
       </w:r>
     </w:p>
     <w:p>
       <w:pPr>
         <w:ind w:firstLine="420"/>
         <w:rPr>
-          <w:lang w:eastAsia="zh-CN"/>
-        </w:rPr>
-      </w:pPr>
-      <w:r>
-        <w:rPr>
+          <w:rFonts w:hint="eastAsia" w:asciiTheme="minorEastAsia" w:hAnsiTheme="minorEastAsia" w:eastAsiaTheme="minorEastAsia" w:cstheme="minorEastAsia"/>
+          <w:lang w:eastAsia="zh-CN"/>
+        </w:rPr>
+      </w:pPr>
+      <w:r>
+        <w:rPr>
+          <w:rFonts w:hint="eastAsia" w:asciiTheme="minorEastAsia" w:hAnsiTheme="minorEastAsia" w:eastAsiaTheme="minorEastAsia" w:cstheme="minorEastAsia"/>
           <w:lang w:eastAsia="zh-CN"/>
         </w:rPr>
         <w:t>次品率超出2%，其2%以上部分由卖方赔偿货值及美国国内运费。</w:t>
@@ -2121,11 +1959,13 @@
     <w:p>
       <w:pPr>
         <w:rPr>
-          <w:lang w:eastAsia="zh-CN"/>
-        </w:rPr>
-      </w:pPr>
-      <w:r>
-        <w:rPr>
+          <w:rFonts w:hint="eastAsia" w:asciiTheme="minorEastAsia" w:hAnsiTheme="minorEastAsia" w:eastAsiaTheme="minorEastAsia" w:cstheme="minorEastAsia"/>
+          <w:lang w:eastAsia="zh-CN"/>
+        </w:rPr>
+      </w:pPr>
+      <w:r>
+        <w:rPr>
+          <w:rFonts w:hint="eastAsia" w:asciiTheme="minorEastAsia" w:hAnsiTheme="minorEastAsia" w:eastAsiaTheme="minorEastAsia" w:cstheme="minorEastAsia"/>
           <w:lang w:eastAsia="zh-CN"/>
         </w:rPr>
         <w:t>（b）次品，即不良品定义：</w:t>
@@ -2135,11 +1975,13 @@
       <w:pPr>
         <w:ind w:firstLine="420"/>
         <w:rPr>
-          <w:lang w:eastAsia="zh-CN"/>
-        </w:rPr>
-      </w:pPr>
-      <w:r>
-        <w:rPr>
+          <w:rFonts w:hint="eastAsia" w:asciiTheme="minorEastAsia" w:hAnsiTheme="minorEastAsia" w:eastAsiaTheme="minorEastAsia" w:cstheme="minorEastAsia"/>
+          <w:lang w:eastAsia="zh-CN"/>
+        </w:rPr>
+      </w:pPr>
+      <w:r>
+        <w:rPr>
+          <w:rFonts w:hint="eastAsia" w:asciiTheme="minorEastAsia" w:hAnsiTheme="minorEastAsia" w:eastAsiaTheme="minorEastAsia" w:cstheme="minorEastAsia"/>
           <w:lang w:eastAsia="zh-CN"/>
         </w:rPr>
         <w:t>产品破损、破裂、划痕、掉色掉漆、材质不符合要求、产品部件破损或缺少、安装后不稳、承重不达标等不良现象。</w:t>
@@ -2148,12 +1990,13 @@
     <w:p>
       <w:pPr>
         <w:rPr>
-          <w:lang w:eastAsia="zh-CN"/>
-        </w:rPr>
-      </w:pPr>
-      <w:r>
-        <w:rPr>
-          <w:rFonts w:hint="eastAsia"/>
+          <w:rFonts w:hint="eastAsia" w:asciiTheme="minorEastAsia" w:hAnsiTheme="minorEastAsia" w:eastAsiaTheme="minorEastAsia" w:cstheme="minorEastAsia"/>
+          <w:lang w:eastAsia="zh-CN"/>
+        </w:rPr>
+      </w:pPr>
+      <w:r>
+        <w:rPr>
+          <w:rFonts w:hint="eastAsia" w:asciiTheme="minorEastAsia" w:hAnsiTheme="minorEastAsia" w:eastAsiaTheme="minorEastAsia" w:cstheme="minorEastAsia"/>
           <w:lang w:eastAsia="zh-CN"/>
         </w:rPr>
         <w:t>（c）功能性次品定义：</w:t>
@@ -2163,14 +2006,14 @@
       <w:pPr>
         <w:ind w:firstLine="420"/>
         <w:rPr>
-          <w:rFonts w:eastAsia="宋体"/>
+          <w:rFonts w:hint="eastAsia" w:asciiTheme="minorEastAsia" w:hAnsiTheme="minorEastAsia" w:eastAsiaTheme="minorEastAsia" w:cstheme="minorEastAsia"/>
           <w:szCs w:val="32"/>
           <w:lang w:eastAsia="zh-CN"/>
         </w:rPr>
       </w:pPr>
       <w:r>
         <w:rPr>
-          <w:rFonts w:hint="eastAsia"/>
+          <w:rFonts w:hint="eastAsia" w:asciiTheme="minorEastAsia" w:hAnsiTheme="minorEastAsia" w:eastAsiaTheme="minorEastAsia" w:cstheme="minorEastAsia"/>
           <w:lang w:eastAsia="zh-CN"/>
         </w:rPr>
         <w:t>产品无法安装、产品主要部件缺失、安装孔位缺失、产品功能失效等产品功能性问题。</w:t>
@@ -2178,15 +2021,17 @@
     </w:p>
     <w:p>
       <w:pPr>
-        <w:pStyle w:val="a3"/>
+        <w:pStyle w:val="2"/>
         <w:spacing w:before="58" w:line="216" w:lineRule="auto"/>
         <w:ind w:left="3" w:firstLine="32"/>
         <w:rPr>
-          <w:lang w:eastAsia="zh-CN"/>
-        </w:rPr>
-      </w:pPr>
-      <w:r>
-        <w:rPr>
+          <w:rFonts w:hint="eastAsia" w:asciiTheme="minorEastAsia" w:hAnsiTheme="minorEastAsia" w:eastAsiaTheme="minorEastAsia" w:cstheme="minorEastAsia"/>
+          <w:lang w:eastAsia="zh-CN"/>
+        </w:rPr>
+      </w:pPr>
+      <w:r>
+        <w:rPr>
+          <w:rFonts w:hint="eastAsia" w:asciiTheme="minorEastAsia" w:hAnsiTheme="minorEastAsia" w:eastAsiaTheme="minorEastAsia" w:cstheme="minorEastAsia"/>
           <w:spacing w:val="-2"/>
           <w:lang w:eastAsia="zh-CN"/>
         </w:rPr>
@@ -2194,6 +2039,7 @@
       </w:r>
       <w:r>
         <w:rPr>
+          <w:rFonts w:hint="eastAsia" w:asciiTheme="minorEastAsia" w:hAnsiTheme="minorEastAsia" w:eastAsiaTheme="minorEastAsia" w:cstheme="minorEastAsia"/>
           <w:spacing w:val="-28"/>
           <w:lang w:eastAsia="zh-CN"/>
         </w:rPr>
@@ -2201,6 +2047,7 @@
       </w:r>
       <w:r>
         <w:rPr>
+          <w:rFonts w:hint="eastAsia" w:asciiTheme="minorEastAsia" w:hAnsiTheme="minorEastAsia" w:eastAsiaTheme="minorEastAsia" w:cstheme="minorEastAsia"/>
           <w:spacing w:val="-2"/>
           <w:lang w:eastAsia="zh-CN"/>
         </w:rPr>
@@ -2208,6 +2055,7 @@
       </w:r>
       <w:r>
         <w:rPr>
+          <w:rFonts w:hint="eastAsia" w:asciiTheme="minorEastAsia" w:hAnsiTheme="minorEastAsia" w:eastAsiaTheme="minorEastAsia" w:cstheme="minorEastAsia"/>
           <w:spacing w:val="-1"/>
           <w:lang w:eastAsia="zh-CN"/>
         </w:rPr>
@@ -2216,11 +2064,12 @@
     </w:p>
     <w:p>
       <w:pPr>
-        <w:pStyle w:val="a3"/>
+        <w:pStyle w:val="2"/>
         <w:spacing w:before="189" w:line="197" w:lineRule="auto"/>
         <w:ind w:left="12"/>
         <w:outlineLvl w:val="1"/>
         <w:rPr>
+          <w:rFonts w:hint="eastAsia" w:asciiTheme="minorEastAsia" w:hAnsiTheme="minorEastAsia" w:eastAsiaTheme="minorEastAsia" w:cstheme="minorEastAsia"/>
           <w:sz w:val="27"/>
           <w:szCs w:val="27"/>
           <w:lang w:eastAsia="zh-CN"/>
@@ -2228,6 +2077,7 @@
       </w:pPr>
       <w:r>
         <w:rPr>
+          <w:rFonts w:hint="eastAsia" w:asciiTheme="minorEastAsia" w:hAnsiTheme="minorEastAsia" w:eastAsiaTheme="minorEastAsia" w:cstheme="minorEastAsia"/>
           <w:b/>
           <w:bCs/>
           <w:spacing w:val="-5"/>
@@ -2235,11 +2085,156 @@
           <w:szCs w:val="27"/>
           <w:lang w:eastAsia="zh-CN"/>
         </w:rPr>
-        <w:t>三、</w:t>
-      </w:r>
-      <w:r>
-        <w:rPr>
-          <w:rFonts w:hint="eastAsia"/>
+        <w:t>三、付款、结算与票据</w:t>
+      </w:r>
+    </w:p>
+    <w:p>
+      <w:pPr>
+        <w:pStyle w:val="2"/>
+        <w:spacing w:before="177" w:line="196" w:lineRule="auto"/>
+        <w:ind w:left="1"/>
+        <w:rPr>
+          <w:rFonts w:hint="eastAsia" w:asciiTheme="minorEastAsia" w:hAnsiTheme="minorEastAsia" w:eastAsiaTheme="minorEastAsia" w:cstheme="minorEastAsia"/>
+          <w:spacing w:val="-5"/>
+          <w:lang w:eastAsia="zh-CN"/>
+        </w:rPr>
+      </w:pPr>
+      <w:r>
+        <w:rPr>
+          <w:rFonts w:hint="eastAsia" w:asciiTheme="minorEastAsia" w:hAnsiTheme="minorEastAsia" w:eastAsiaTheme="minorEastAsia" w:cstheme="minorEastAsia"/>
+          <w:lang w:eastAsia="zh-CN"/>
+        </w:rPr>
+        <w:t>3.1 账期：{{帐期明细}}预付款（金额：{{预付款金额}}元），尾款：{{帐期}}。</w:t>
+      </w:r>
+    </w:p>
+    <w:p>
+      <w:pPr>
+        <w:pStyle w:val="2"/>
+        <w:spacing w:before="177" w:line="196" w:lineRule="auto"/>
+        <w:ind w:left="1"/>
+        <w:rPr>
+          <w:rFonts w:hint="eastAsia" w:asciiTheme="minorEastAsia" w:hAnsiTheme="minorEastAsia" w:eastAsiaTheme="minorEastAsia" w:cstheme="minorEastAsia"/>
+          <w:lang w:eastAsia="zh-CN"/>
+        </w:rPr>
+      </w:pPr>
+      <w:r>
+        <w:rPr>
+          <w:rFonts w:hint="eastAsia" w:asciiTheme="minorEastAsia" w:hAnsiTheme="minorEastAsia" w:eastAsiaTheme="minorEastAsia" w:cstheme="minorEastAsia"/>
+          <w:spacing w:val="-5"/>
+          <w:lang w:eastAsia="zh-CN"/>
+        </w:rPr>
+        <w:t xml:space="preserve">3.2 </w:t>
+      </w:r>
+      <w:r>
+        <w:rPr>
+          <w:rFonts w:hint="eastAsia" w:asciiTheme="minorEastAsia" w:hAnsiTheme="minorEastAsia" w:eastAsiaTheme="minorEastAsia" w:cstheme="minorEastAsia"/>
+          <w:lang w:eastAsia="zh-CN"/>
+        </w:rPr>
+        <w:t>交货期：供方应按需方书面分批计划出货。供方不得以内部物料准备、打样、模具等原因单方延迟。</w:t>
+      </w:r>
+    </w:p>
+    <w:p>
+      <w:pPr>
+        <w:pStyle w:val="2"/>
+        <w:spacing w:before="137" w:line="216" w:lineRule="auto"/>
+        <w:ind w:left="3" w:right="4" w:hanging="2"/>
+        <w:rPr>
+          <w:rFonts w:hint="eastAsia" w:asciiTheme="minorEastAsia" w:hAnsiTheme="minorEastAsia" w:eastAsiaTheme="minorEastAsia" w:cstheme="minorEastAsia"/>
+          <w:lang w:eastAsia="zh-CN"/>
+        </w:rPr>
+      </w:pPr>
+      <w:r>
+        <w:rPr>
+          <w:rFonts w:hint="eastAsia" w:asciiTheme="minorEastAsia" w:hAnsiTheme="minorEastAsia" w:eastAsiaTheme="minorEastAsia" w:cstheme="minorEastAsia"/>
+          <w:spacing w:val="-1"/>
+          <w:lang w:eastAsia="zh-CN"/>
+        </w:rPr>
+        <w:t>3.3</w:t>
+      </w:r>
+      <w:r>
+        <w:rPr>
+          <w:rFonts w:hint="eastAsia" w:asciiTheme="minorEastAsia" w:hAnsiTheme="minorEastAsia" w:eastAsiaTheme="minorEastAsia" w:cstheme="minorEastAsia"/>
+          <w:spacing w:val="-5"/>
+          <w:lang w:eastAsia="zh-CN"/>
+        </w:rPr>
+        <w:t xml:space="preserve"> </w:t>
+      </w:r>
+      <w:r>
+        <w:rPr>
+          <w:rFonts w:hint="eastAsia" w:asciiTheme="minorEastAsia" w:hAnsiTheme="minorEastAsia" w:eastAsiaTheme="minorEastAsia" w:cstheme="minorEastAsia"/>
+          <w:spacing w:val="-1"/>
+          <w:lang w:eastAsia="zh-CN"/>
+        </w:rPr>
+        <w:t>发票与单据：供方须于发货后10个工作日内开具合法有效的13%增值税专用发票。增值税发票/送货单/</w:t>
+      </w:r>
+      <w:r>
+        <w:rPr>
+          <w:rFonts w:hint="eastAsia" w:asciiTheme="minorEastAsia" w:hAnsiTheme="minorEastAsia" w:eastAsiaTheme="minorEastAsia" w:cstheme="minorEastAsia"/>
+          <w:spacing w:val="-4"/>
+          <w:lang w:eastAsia="zh-CN"/>
+        </w:rPr>
+        <w:t>合同信息必须一致（品名、型号、数量、双</w:t>
+      </w:r>
+      <w:r>
+        <w:rPr>
+          <w:rFonts w:hint="eastAsia" w:asciiTheme="minorEastAsia" w:hAnsiTheme="minorEastAsia" w:eastAsiaTheme="minorEastAsia" w:cstheme="minorEastAsia"/>
+          <w:spacing w:val="-5"/>
+          <w:lang w:eastAsia="zh-CN"/>
+        </w:rPr>
+        <w:t>方抬头等）。</w:t>
+      </w:r>
+    </w:p>
+    <w:p>
+      <w:pPr>
+        <w:pStyle w:val="2"/>
+        <w:spacing w:before="138" w:line="189" w:lineRule="auto"/>
+        <w:ind w:left="1"/>
+        <w:rPr>
+          <w:rFonts w:hint="eastAsia" w:asciiTheme="minorEastAsia" w:hAnsiTheme="minorEastAsia" w:eastAsiaTheme="minorEastAsia" w:cstheme="minorEastAsia"/>
+          <w:lang w:eastAsia="zh-CN"/>
+        </w:rPr>
+      </w:pPr>
+      <w:r>
+        <w:rPr>
+          <w:rFonts w:hint="eastAsia" w:asciiTheme="minorEastAsia" w:hAnsiTheme="minorEastAsia" w:eastAsiaTheme="minorEastAsia" w:cstheme="minorEastAsia"/>
+          <w:spacing w:val="-3"/>
+          <w:lang w:eastAsia="zh-CN"/>
+        </w:rPr>
+        <w:t>3.4 生产过程信息：供方提供生产过程关键节点照片/视频</w:t>
+      </w:r>
+      <w:r>
+        <w:rPr>
+          <w:rFonts w:hint="eastAsia" w:asciiTheme="minorEastAsia" w:hAnsiTheme="minorEastAsia" w:eastAsiaTheme="minorEastAsia" w:cstheme="minorEastAsia"/>
+          <w:spacing w:val="-25"/>
+          <w:lang w:eastAsia="zh-CN"/>
+        </w:rPr>
+        <w:t xml:space="preserve"> </w:t>
+      </w:r>
+      <w:r>
+        <w:rPr>
+          <w:rFonts w:hint="eastAsia" w:asciiTheme="minorEastAsia" w:hAnsiTheme="minorEastAsia" w:eastAsiaTheme="minorEastAsia" w:cstheme="minorEastAsia"/>
+          <w:spacing w:val="-3"/>
+          <w:lang w:eastAsia="zh-CN"/>
+        </w:rPr>
+        <w:t>，便于需方抽查确认。</w:t>
+      </w:r>
+    </w:p>
+    <w:p>
+      <w:pPr>
+        <w:pStyle w:val="2"/>
+        <w:spacing w:before="333" w:line="197" w:lineRule="auto"/>
+        <w:ind w:left="16"/>
+        <w:outlineLvl w:val="1"/>
+        <w:rPr>
+          <w:rFonts w:hint="eastAsia" w:asciiTheme="minorEastAsia" w:hAnsiTheme="minorEastAsia" w:eastAsiaTheme="minorEastAsia" w:cstheme="minorEastAsia"/>
+          <w:sz w:val="27"/>
+          <w:szCs w:val="27"/>
+          <w:lang w:eastAsia="zh-CN"/>
+        </w:rPr>
+      </w:pPr>
+      <w:r>
+        <w:rPr>
+          <w:rFonts w:hint="eastAsia" w:asciiTheme="minorEastAsia" w:hAnsiTheme="minorEastAsia" w:eastAsiaTheme="minorEastAsia" w:cstheme="minorEastAsia"/>
           <w:b/>
           <w:bCs/>
           <w:spacing w:val="-5"/>
@@ -2247,10 +2242,137 @@
           <w:szCs w:val="27"/>
           <w:lang w:eastAsia="zh-CN"/>
         </w:rPr>
-        <w:t>付款</w:t>
-      </w:r>
-      <w:r>
-        <w:rPr>
+        <w:t>四、双方责任与违约处理</w:t>
+      </w:r>
+    </w:p>
+    <w:p>
+      <w:pPr>
+        <w:pStyle w:val="2"/>
+        <w:spacing w:before="161" w:line="216" w:lineRule="auto"/>
+        <w:ind w:left="14" w:hanging="14"/>
+        <w:rPr>
+          <w:rFonts w:hint="eastAsia" w:asciiTheme="minorEastAsia" w:hAnsiTheme="minorEastAsia" w:eastAsiaTheme="minorEastAsia" w:cstheme="minorEastAsia"/>
+          <w:lang w:eastAsia="zh-CN"/>
+        </w:rPr>
+      </w:pPr>
+      <w:r>
+        <w:rPr>
+          <w:rFonts w:hint="eastAsia" w:asciiTheme="minorEastAsia" w:hAnsiTheme="minorEastAsia" w:eastAsiaTheme="minorEastAsia" w:cstheme="minorEastAsia"/>
+          <w:lang w:eastAsia="zh-CN"/>
+        </w:rPr>
+        <w:t>4.1</w:t>
+      </w:r>
+      <w:r>
+        <w:rPr>
+          <w:rFonts w:hint="eastAsia" w:asciiTheme="minorEastAsia" w:hAnsiTheme="minorEastAsia" w:eastAsiaTheme="minorEastAsia" w:cstheme="minorEastAsia"/>
+          <w:spacing w:val="-14"/>
+          <w:lang w:eastAsia="zh-CN"/>
+        </w:rPr>
+        <w:t xml:space="preserve"> </w:t>
+      </w:r>
+      <w:r>
+        <w:rPr>
+          <w:rFonts w:hint="eastAsia" w:asciiTheme="minorEastAsia" w:hAnsiTheme="minorEastAsia" w:eastAsiaTheme="minorEastAsia" w:cstheme="minorEastAsia"/>
+          <w:lang w:eastAsia="zh-CN"/>
+        </w:rPr>
+        <w:t>供方责任：按时、按质、按量交货；承担因质量问题、配件缺失、贴标错误等引起的直接损失及可预见</w:t>
+      </w:r>
+      <w:r>
+        <w:rPr>
+          <w:rFonts w:hint="eastAsia" w:asciiTheme="minorEastAsia" w:hAnsiTheme="minorEastAsia" w:eastAsiaTheme="minorEastAsia" w:cstheme="minorEastAsia"/>
+          <w:spacing w:val="-7"/>
+          <w:lang w:eastAsia="zh-CN"/>
+        </w:rPr>
+        <w:t>的合理间接损失。</w:t>
+      </w:r>
+    </w:p>
+    <w:p>
+      <w:pPr>
+        <w:pStyle w:val="2"/>
+        <w:spacing w:before="138" w:line="217" w:lineRule="auto"/>
+        <w:rPr>
+          <w:rFonts w:hint="eastAsia" w:asciiTheme="minorEastAsia" w:hAnsiTheme="minorEastAsia" w:eastAsiaTheme="minorEastAsia" w:cstheme="minorEastAsia"/>
+          <w:lang w:eastAsia="zh-CN"/>
+        </w:rPr>
+      </w:pPr>
+      <w:r>
+        <w:rPr>
+          <w:rFonts w:hint="eastAsia" w:asciiTheme="minorEastAsia" w:hAnsiTheme="minorEastAsia" w:eastAsiaTheme="minorEastAsia" w:cstheme="minorEastAsia"/>
+          <w:lang w:eastAsia="zh-CN"/>
+        </w:rPr>
+        <w:t>4.2</w:t>
+      </w:r>
+      <w:r>
+        <w:rPr>
+          <w:rFonts w:hint="eastAsia" w:asciiTheme="minorEastAsia" w:hAnsiTheme="minorEastAsia" w:eastAsiaTheme="minorEastAsia" w:cstheme="minorEastAsia"/>
+          <w:spacing w:val="-16"/>
+          <w:lang w:eastAsia="zh-CN"/>
+        </w:rPr>
+        <w:t xml:space="preserve"> </w:t>
+      </w:r>
+      <w:r>
+        <w:rPr>
+          <w:rFonts w:hint="eastAsia" w:asciiTheme="minorEastAsia" w:hAnsiTheme="minorEastAsia" w:eastAsiaTheme="minorEastAsia" w:cstheme="minorEastAsia"/>
+          <w:lang w:eastAsia="zh-CN"/>
+        </w:rPr>
+        <w:t>解除与退款：因供方严重违约（包括但不限于延迟超过10日且未达成书面延期协议、擅</w:t>
+      </w:r>
+      <w:r>
+        <w:rPr>
+          <w:rFonts w:hint="eastAsia" w:asciiTheme="minorEastAsia" w:hAnsiTheme="minorEastAsia" w:eastAsiaTheme="minorEastAsia" w:cstheme="minorEastAsia"/>
+          <w:spacing w:val="-1"/>
+          <w:lang w:eastAsia="zh-CN"/>
+        </w:rPr>
+        <w:t>自量产未确认样品、重大质量不合格）导致解除合同的</w:t>
+      </w:r>
+      <w:r>
+        <w:rPr>
+          <w:rFonts w:hint="eastAsia" w:asciiTheme="minorEastAsia" w:hAnsiTheme="minorEastAsia" w:eastAsiaTheme="minorEastAsia" w:cstheme="minorEastAsia"/>
+          <w:spacing w:val="-38"/>
+          <w:lang w:eastAsia="zh-CN"/>
+        </w:rPr>
+        <w:t xml:space="preserve"> </w:t>
+      </w:r>
+      <w:r>
+        <w:rPr>
+          <w:rFonts w:hint="eastAsia" w:asciiTheme="minorEastAsia" w:hAnsiTheme="minorEastAsia" w:eastAsiaTheme="minorEastAsia" w:cstheme="minorEastAsia"/>
+          <w:spacing w:val="-1"/>
+          <w:lang w:eastAsia="zh-CN"/>
+        </w:rPr>
+        <w:t>，供方应在解除通知送达后5个工作日内退还需方已支付款项；若</w:t>
+      </w:r>
+      <w:r>
+        <w:rPr>
+          <w:rFonts w:hint="eastAsia" w:asciiTheme="minorEastAsia" w:hAnsiTheme="minorEastAsia" w:eastAsiaTheme="minorEastAsia" w:cstheme="minorEastAsia"/>
+          <w:spacing w:val="-2"/>
+          <w:lang w:eastAsia="zh-CN"/>
+        </w:rPr>
+        <w:t>供方已发生合格产品且需方同意接收的</w:t>
+      </w:r>
+      <w:r>
+        <w:rPr>
+          <w:rFonts w:hint="eastAsia" w:asciiTheme="minorEastAsia" w:hAnsiTheme="minorEastAsia" w:eastAsiaTheme="minorEastAsia" w:cstheme="minorEastAsia"/>
+          <w:spacing w:val="-24"/>
+          <w:lang w:eastAsia="zh-CN"/>
+        </w:rPr>
+        <w:t xml:space="preserve"> </w:t>
+      </w:r>
+      <w:r>
+        <w:rPr>
+          <w:rFonts w:hint="eastAsia" w:asciiTheme="minorEastAsia" w:hAnsiTheme="minorEastAsia" w:eastAsiaTheme="minorEastAsia" w:cstheme="minorEastAsia"/>
+          <w:spacing w:val="-2"/>
+          <w:lang w:eastAsia="zh-CN"/>
+        </w:rPr>
+        <w:t>，双方可另行结算。</w:t>
+      </w:r>
+    </w:p>
+    <w:p>
+      <w:pPr>
+        <w:pStyle w:val="2"/>
+        <w:spacing w:before="44" w:line="196" w:lineRule="auto"/>
+        <w:ind w:left="1"/>
+        <w:rPr>
+          <w:rFonts w:hint="eastAsia" w:asciiTheme="minorEastAsia" w:hAnsiTheme="minorEastAsia" w:eastAsiaTheme="minorEastAsia" w:cstheme="minorEastAsia"/>
           <w:b/>
           <w:bCs/>
           <w:spacing w:val="-5"/>
@@ -2258,206 +2380,10 @@
           <w:szCs w:val="27"/>
           <w:lang w:eastAsia="zh-CN"/>
         </w:rPr>
-        <w:t>、结算与票据</w:t>
-      </w:r>
-    </w:p>
-    <w:p>
-      <w:pPr>
-        <w:pStyle w:val="a3"/>
-        <w:spacing w:before="177" w:line="196" w:lineRule="auto"/>
-        <w:ind w:left="1"/>
-        <w:rPr>
-          <w:spacing w:val="-5"/>
-          <w:lang w:eastAsia="zh-CN"/>
-        </w:rPr>
-      </w:pPr>
-      <w:r>
-        <w:rPr>
-          <w:lang w:eastAsia="zh-CN"/>
-        </w:rPr>
-        <w:t>3.1 账期：</w:t>
-      </w:r>
-      <w:r>
-        <w:rPr>
-          <w:lang w:eastAsia="zh-CN"/>
-        </w:rPr>
-        <w:t>{{帐期明细}}</w:t>
-      </w:r>
-      <w:r>
-        <w:rPr>
-          <w:lang w:eastAsia="zh-CN"/>
-        </w:rPr>
-        <w:t>预付款（金额：</w:t>
-      </w:r>
-      <w:r>
-        <w:rPr>
-          <w:lang w:eastAsia="zh-CN"/>
-        </w:rPr>
-        <w:t>{{预付款金额}}</w:t>
-      </w:r>
-      <w:r>
-        <w:rPr>
-          <w:lang w:eastAsia="zh-CN"/>
-        </w:rPr>
-        <w:t>元），</w:t>
-      </w:r>
-      <w:r>
-        <w:rPr>
-          <w:rFonts w:hint="eastAsia"/>
-          <w:lang w:eastAsia="zh-CN"/>
-        </w:rPr>
-        <w:t>尾款：</w:t>
-      </w:r>
-      <w:r>
-        <w:rPr>
-          <w:lang w:eastAsia="zh-CN"/>
-        </w:rPr>
-        <w:t>{{帐期}}</w:t>
-      </w:r>
-      <w:r>
-        <w:rPr>
-          <w:lang w:eastAsia="zh-CN"/>
-        </w:rPr>
-        <w:t>。</w:t>
-      </w:r>
-    </w:p>
-    <w:p>
-      <w:pPr>
-        <w:pStyle w:val="a3"/>
-        <w:spacing w:before="177" w:line="196" w:lineRule="auto"/>
-        <w:ind w:left="1"/>
-        <w:rPr>
-          <w:lang w:eastAsia="zh-CN"/>
-        </w:rPr>
-      </w:pPr>
-      <w:r>
-        <w:rPr>
-          <w:rFonts w:hint="eastAsia"/>
-          <w:spacing w:val="-5"/>
-          <w:lang w:eastAsia="zh-CN"/>
-        </w:rPr>
-        <w:t xml:space="preserve">3.2 </w:t>
-      </w:r>
-      <w:r>
-        <w:rPr>
-          <w:lang w:eastAsia="zh-CN"/>
-        </w:rPr>
-        <w:t>交货期：供方应按需方书面分批计划出货。供方不得以内部物料准备、打样、模具等原因单方延迟。</w:t>
-      </w:r>
-    </w:p>
-    <w:p>
-      <w:pPr>
-        <w:pStyle w:val="a3"/>
-        <w:spacing w:before="137" w:line="216" w:lineRule="auto"/>
-        <w:ind w:left="3" w:right="4" w:hanging="2"/>
-        <w:rPr>
-          <w:lang w:eastAsia="zh-CN"/>
-        </w:rPr>
-      </w:pPr>
-      <w:r>
-        <w:rPr>
-          <w:spacing w:val="-1"/>
-          <w:lang w:eastAsia="zh-CN"/>
-        </w:rPr>
-        <w:t>3.</w:t>
-      </w:r>
-      <w:r>
-        <w:rPr>
-          <w:rFonts w:hint="eastAsia"/>
-          <w:spacing w:val="-1"/>
-          <w:lang w:eastAsia="zh-CN"/>
-        </w:rPr>
-        <w:t>3</w:t>
-      </w:r>
-      <w:r>
-        <w:rPr>
-          <w:spacing w:val="-5"/>
-          <w:lang w:eastAsia="zh-CN"/>
-        </w:rPr>
-        <w:t xml:space="preserve"> </w:t>
-      </w:r>
-      <w:r>
-        <w:rPr>
-          <w:spacing w:val="-1"/>
-          <w:lang w:eastAsia="zh-CN"/>
-        </w:rPr>
-        <w:t>发票与单据：供方须于发货后10个工作日内开具合法有效的13%增值税专用发票。增值税发票/送货单/</w:t>
-      </w:r>
-      <w:r>
-        <w:rPr>
-          <w:spacing w:val="-4"/>
-          <w:lang w:eastAsia="zh-CN"/>
-        </w:rPr>
-        <w:t>合同信息必须一致（品名、型号、数量、双</w:t>
-      </w:r>
-      <w:r>
-        <w:rPr>
-          <w:spacing w:val="-5"/>
-          <w:lang w:eastAsia="zh-CN"/>
-        </w:rPr>
-        <w:t>方抬头等）。</w:t>
-      </w:r>
-    </w:p>
-    <w:p>
-      <w:pPr>
-        <w:pStyle w:val="a3"/>
-        <w:spacing w:before="138" w:line="189" w:lineRule="auto"/>
-        <w:ind w:left="1"/>
-        <w:rPr>
-          <w:lang w:eastAsia="zh-CN"/>
-        </w:rPr>
-      </w:pPr>
-      <w:r>
-        <w:rPr>
-          <w:spacing w:val="-3"/>
-          <w:lang w:eastAsia="zh-CN"/>
-        </w:rPr>
-        <w:t>3.</w:t>
-      </w:r>
-      <w:r>
-        <w:rPr>
-          <w:rFonts w:hint="eastAsia"/>
-          <w:spacing w:val="-3"/>
-          <w:lang w:eastAsia="zh-CN"/>
-        </w:rPr>
-        <w:t>4</w:t>
-      </w:r>
-      <w:r>
-        <w:rPr>
-          <w:spacing w:val="-3"/>
-          <w:lang w:eastAsia="zh-CN"/>
-        </w:rPr>
-        <w:t xml:space="preserve"> 生产过程信息：供方提供生产过程关键节点照片/视频</w:t>
-      </w:r>
-      <w:r>
-        <w:rPr>
-          <w:spacing w:val="-25"/>
-          <w:lang w:eastAsia="zh-CN"/>
-        </w:rPr>
-        <w:t xml:space="preserve"> </w:t>
-      </w:r>
-      <w:r>
-        <w:rPr>
-          <w:spacing w:val="-3"/>
-          <w:lang w:eastAsia="zh-CN"/>
-        </w:rPr>
-        <w:t>，便于需方抽查确认。</w:t>
-      </w:r>
-    </w:p>
-    <w:p>
-      <w:pPr>
-        <w:pStyle w:val="a3"/>
-        <w:spacing w:before="333" w:line="197" w:lineRule="auto"/>
-        <w:ind w:left="16"/>
-        <w:outlineLvl w:val="1"/>
-        <w:rPr>
-          <w:sz w:val="27"/>
-          <w:szCs w:val="27"/>
-          <w:lang w:eastAsia="zh-CN"/>
-        </w:rPr>
-      </w:pPr>
-      <w:r>
-        <w:rPr>
+      </w:pPr>
+      <w:r>
+        <w:rPr>
+          <w:rFonts w:hint="eastAsia" w:asciiTheme="minorEastAsia" w:hAnsiTheme="minorEastAsia" w:eastAsiaTheme="minorEastAsia" w:cstheme="minorEastAsia"/>
           <w:b/>
           <w:bCs/>
           <w:spacing w:val="-5"/>
@@ -2465,159 +2391,22 @@
           <w:szCs w:val="27"/>
           <w:lang w:eastAsia="zh-CN"/>
         </w:rPr>
-        <w:t>四、双方责任与违约处理</w:t>
-      </w:r>
-    </w:p>
-    <w:p>
-      <w:pPr>
-        <w:pStyle w:val="a3"/>
-        <w:spacing w:before="161" w:line="216" w:lineRule="auto"/>
-        <w:ind w:left="14" w:hanging="14"/>
-        <w:rPr>
-          <w:lang w:eastAsia="zh-CN"/>
-        </w:rPr>
-      </w:pPr>
-      <w:r>
-        <w:rPr>
-          <w:lang w:eastAsia="zh-CN"/>
-        </w:rPr>
-        <w:t>4.1</w:t>
-      </w:r>
-      <w:r>
-        <w:rPr>
-          <w:spacing w:val="-14"/>
-          <w:lang w:eastAsia="zh-CN"/>
-        </w:rPr>
-        <w:t xml:space="preserve"> </w:t>
-      </w:r>
-      <w:r>
-        <w:rPr>
-          <w:lang w:eastAsia="zh-CN"/>
-        </w:rPr>
-        <w:t>供方责任：按时、按质、按量交货；承担因质量问题、配件缺失、贴标错误等引起的直接损失及可预见</w:t>
-      </w:r>
-      <w:r>
-        <w:rPr>
-          <w:spacing w:val="-7"/>
-          <w:lang w:eastAsia="zh-CN"/>
-        </w:rPr>
-        <w:t>的合理间接损失。</w:t>
-      </w:r>
-    </w:p>
-    <w:p>
-      <w:pPr>
-        <w:pStyle w:val="a3"/>
-        <w:spacing w:before="138" w:line="217" w:lineRule="auto"/>
-        <w:rPr>
-          <w:lang w:eastAsia="zh-CN"/>
-        </w:rPr>
-      </w:pPr>
-      <w:r>
-        <w:rPr>
-          <w:lang w:eastAsia="zh-CN"/>
-        </w:rPr>
-        <w:t>4.</w:t>
-      </w:r>
-      <w:r>
-        <w:rPr>
-          <w:rFonts w:hint="eastAsia"/>
-          <w:lang w:eastAsia="zh-CN"/>
-        </w:rPr>
-        <w:t>2</w:t>
-      </w:r>
-      <w:r>
-        <w:rPr>
-          <w:spacing w:val="-16"/>
-          <w:lang w:eastAsia="zh-CN"/>
-        </w:rPr>
-        <w:t xml:space="preserve"> </w:t>
-      </w:r>
-      <w:r>
-        <w:rPr>
-          <w:lang w:eastAsia="zh-CN"/>
-        </w:rPr>
-        <w:t>解除与退款：因供方严重违约（包括但不限于延迟超过10日且未达成书面延期协议、擅</w:t>
-      </w:r>
-      <w:r>
-        <w:rPr>
-          <w:spacing w:val="-1"/>
-          <w:lang w:eastAsia="zh-CN"/>
-        </w:rPr>
-        <w:t>自量产未确认样品、重大质量不合格）导致解除合同的</w:t>
-      </w:r>
-      <w:r>
-        <w:rPr>
-          <w:spacing w:val="-38"/>
-          <w:lang w:eastAsia="zh-CN"/>
-        </w:rPr>
-        <w:t xml:space="preserve"> </w:t>
-      </w:r>
-      <w:r>
-        <w:rPr>
-          <w:spacing w:val="-1"/>
-          <w:lang w:eastAsia="zh-CN"/>
-        </w:rPr>
-        <w:t>，供方应在解除通知送达后5个工作日内退还需方已支付款项；若</w:t>
-      </w:r>
-      <w:r>
-        <w:rPr>
-          <w:spacing w:val="-2"/>
-          <w:lang w:eastAsia="zh-CN"/>
-        </w:rPr>
-        <w:t>供方已发生合格产品且需方同意接收的</w:t>
-      </w:r>
-      <w:r>
-        <w:rPr>
-          <w:spacing w:val="-24"/>
-          <w:lang w:eastAsia="zh-CN"/>
-        </w:rPr>
-        <w:t xml:space="preserve"> </w:t>
-      </w:r>
-      <w:r>
-        <w:rPr>
-          <w:spacing w:val="-2"/>
-          <w:lang w:eastAsia="zh-CN"/>
-        </w:rPr>
-        <w:t>，双方可另行结算。</w:t>
-      </w:r>
-    </w:p>
-    <w:p>
-      <w:pPr>
-        <w:pStyle w:val="a3"/>
+        <w:t>五、不可抗力与争议解决</w:t>
+      </w:r>
+    </w:p>
+    <w:p>
+      <w:pPr>
+        <w:pStyle w:val="2"/>
         <w:spacing w:before="44" w:line="196" w:lineRule="auto"/>
         <w:ind w:left="1"/>
         <w:rPr>
-          <w:b/>
-          <w:bCs/>
-          <w:spacing w:val="-5"/>
-          <w:sz w:val="27"/>
-          <w:szCs w:val="27"/>
-          <w:lang w:eastAsia="zh-CN"/>
-        </w:rPr>
-      </w:pPr>
-      <w:r>
-        <w:rPr>
-          <w:b/>
-          <w:bCs/>
-          <w:spacing w:val="-5"/>
-          <w:sz w:val="27"/>
-          <w:szCs w:val="27"/>
-          <w:lang w:eastAsia="zh-CN"/>
-        </w:rPr>
-        <w:t>五、不可抗力与争议解决</w:t>
-      </w:r>
-    </w:p>
-    <w:p>
-      <w:pPr>
-        <w:pStyle w:val="a3"/>
-        <w:spacing w:before="44" w:line="196" w:lineRule="auto"/>
-        <w:ind w:left="1"/>
-        <w:rPr>
-          <w:lang w:eastAsia="zh-CN"/>
-        </w:rPr>
-      </w:pPr>
-      <w:r>
-        <w:rPr>
+          <w:rFonts w:hint="eastAsia" w:asciiTheme="minorEastAsia" w:hAnsiTheme="minorEastAsia" w:eastAsiaTheme="minorEastAsia" w:cstheme="minorEastAsia"/>
+          <w:lang w:eastAsia="zh-CN"/>
+        </w:rPr>
+      </w:pPr>
+      <w:r>
+        <w:rPr>
+          <w:rFonts w:hint="eastAsia" w:asciiTheme="minorEastAsia" w:hAnsiTheme="minorEastAsia" w:eastAsiaTheme="minorEastAsia" w:cstheme="minorEastAsia"/>
           <w:spacing w:val="-1"/>
           <w:lang w:eastAsia="zh-CN"/>
         </w:rPr>
@@ -2625,6 +2414,7 @@
       </w:r>
       <w:r>
         <w:rPr>
+          <w:rFonts w:hint="eastAsia" w:asciiTheme="minorEastAsia" w:hAnsiTheme="minorEastAsia" w:eastAsiaTheme="minorEastAsia" w:cstheme="minorEastAsia"/>
           <w:spacing w:val="-13"/>
           <w:lang w:eastAsia="zh-CN"/>
         </w:rPr>
@@ -2632,6 +2422,7 @@
       </w:r>
       <w:r>
         <w:rPr>
+          <w:rFonts w:hint="eastAsia" w:asciiTheme="minorEastAsia" w:hAnsiTheme="minorEastAsia" w:eastAsiaTheme="minorEastAsia" w:cstheme="minorEastAsia"/>
           <w:spacing w:val="-1"/>
           <w:lang w:eastAsia="zh-CN"/>
         </w:rPr>
@@ -2639,6 +2430,7 @@
       </w:r>
       <w:r>
         <w:rPr>
+          <w:rFonts w:hint="eastAsia" w:asciiTheme="minorEastAsia" w:hAnsiTheme="minorEastAsia" w:eastAsiaTheme="minorEastAsia" w:cstheme="minorEastAsia"/>
           <w:spacing w:val="-33"/>
           <w:lang w:eastAsia="zh-CN"/>
         </w:rPr>
@@ -2646,6 +2438,7 @@
       </w:r>
       <w:r>
         <w:rPr>
+          <w:rFonts w:hint="eastAsia" w:asciiTheme="minorEastAsia" w:hAnsiTheme="minorEastAsia" w:eastAsiaTheme="minorEastAsia" w:cstheme="minorEastAsia"/>
           <w:spacing w:val="-1"/>
           <w:lang w:eastAsia="zh-CN"/>
         </w:rPr>
@@ -2653,6 +2446,7 @@
       </w:r>
       <w:r>
         <w:rPr>
+          <w:rFonts w:hint="eastAsia" w:asciiTheme="minorEastAsia" w:hAnsiTheme="minorEastAsia" w:eastAsiaTheme="minorEastAsia" w:cstheme="minorEastAsia"/>
           <w:spacing w:val="-46"/>
           <w:lang w:eastAsia="zh-CN"/>
         </w:rPr>
@@ -2660,6 +2454,7 @@
       </w:r>
       <w:r>
         <w:rPr>
+          <w:rFonts w:hint="eastAsia" w:asciiTheme="minorEastAsia" w:hAnsiTheme="minorEastAsia" w:eastAsiaTheme="minorEastAsia" w:cstheme="minorEastAsia"/>
           <w:spacing w:val="-1"/>
           <w:lang w:eastAsia="zh-CN"/>
         </w:rPr>
@@ -2667,6 +2462,7 @@
       </w:r>
       <w:r>
         <w:rPr>
+          <w:rFonts w:hint="eastAsia" w:asciiTheme="minorEastAsia" w:hAnsiTheme="minorEastAsia" w:eastAsiaTheme="minorEastAsia" w:cstheme="minorEastAsia"/>
           <w:spacing w:val="-2"/>
           <w:lang w:eastAsia="zh-CN"/>
         </w:rPr>
@@ -2675,15 +2471,17 @@
     </w:p>
     <w:p>
       <w:pPr>
-        <w:pStyle w:val="a3"/>
+        <w:pStyle w:val="2"/>
         <w:spacing w:before="62" w:line="211" w:lineRule="auto"/>
         <w:ind w:left="6" w:right="11" w:firstLine="7"/>
         <w:rPr>
-          <w:lang w:eastAsia="zh-CN"/>
-        </w:rPr>
-      </w:pPr>
-      <w:r>
-        <w:rPr>
+          <w:rFonts w:hint="eastAsia" w:asciiTheme="minorEastAsia" w:hAnsiTheme="minorEastAsia" w:eastAsiaTheme="minorEastAsia" w:cstheme="minorEastAsia"/>
+          <w:lang w:eastAsia="zh-CN"/>
+        </w:rPr>
+      </w:pPr>
+      <w:r>
+        <w:rPr>
+          <w:rFonts w:hint="eastAsia" w:asciiTheme="minorEastAsia" w:hAnsiTheme="minorEastAsia" w:eastAsiaTheme="minorEastAsia" w:cstheme="minorEastAsia"/>
           <w:spacing w:val="-2"/>
           <w:lang w:eastAsia="zh-CN"/>
         </w:rPr>
@@ -2691,6 +2489,7 @@
       </w:r>
       <w:r>
         <w:rPr>
+          <w:rFonts w:hint="eastAsia" w:asciiTheme="minorEastAsia" w:hAnsiTheme="minorEastAsia" w:eastAsiaTheme="minorEastAsia" w:cstheme="minorEastAsia"/>
           <w:spacing w:val="-42"/>
           <w:lang w:eastAsia="zh-CN"/>
         </w:rPr>
@@ -2698,6 +2497,7 @@
       </w:r>
       <w:r>
         <w:rPr>
+          <w:rFonts w:hint="eastAsia" w:asciiTheme="minorEastAsia" w:hAnsiTheme="minorEastAsia" w:eastAsiaTheme="minorEastAsia" w:cstheme="minorEastAsia"/>
           <w:spacing w:val="-2"/>
           <w:lang w:eastAsia="zh-CN"/>
         </w:rPr>
@@ -2705,6 +2505,7 @@
       </w:r>
       <w:r>
         <w:rPr>
+          <w:rFonts w:hint="eastAsia" w:asciiTheme="minorEastAsia" w:hAnsiTheme="minorEastAsia" w:eastAsiaTheme="minorEastAsia" w:cstheme="minorEastAsia"/>
           <w:spacing w:val="-28"/>
           <w:lang w:eastAsia="zh-CN"/>
         </w:rPr>
@@ -2712,6 +2513,7 @@
       </w:r>
       <w:r>
         <w:rPr>
+          <w:rFonts w:hint="eastAsia" w:asciiTheme="minorEastAsia" w:hAnsiTheme="minorEastAsia" w:eastAsiaTheme="minorEastAsia" w:cstheme="minorEastAsia"/>
           <w:spacing w:val="-2"/>
           <w:lang w:eastAsia="zh-CN"/>
         </w:rPr>
@@ -2719,6 +2521,7 @@
       </w:r>
       <w:r>
         <w:rPr>
+          <w:rFonts w:hint="eastAsia" w:asciiTheme="minorEastAsia" w:hAnsiTheme="minorEastAsia" w:eastAsiaTheme="minorEastAsia" w:cstheme="minorEastAsia"/>
           <w:spacing w:val="-3"/>
           <w:lang w:eastAsia="zh-CN"/>
         </w:rPr>
@@ -2726,6 +2529,7 @@
       </w:r>
       <w:r>
         <w:rPr>
+          <w:rFonts w:hint="eastAsia" w:asciiTheme="minorEastAsia" w:hAnsiTheme="minorEastAsia" w:eastAsiaTheme="minorEastAsia" w:cstheme="minorEastAsia"/>
           <w:spacing w:val="-4"/>
           <w:lang w:eastAsia="zh-CN"/>
         </w:rPr>
@@ -2734,15 +2538,17 @@
     </w:p>
     <w:p>
       <w:pPr>
-        <w:pStyle w:val="a3"/>
+        <w:pStyle w:val="2"/>
         <w:spacing w:before="152" w:line="211" w:lineRule="auto"/>
         <w:ind w:left="4" w:hanging="3"/>
         <w:rPr>
-          <w:lang w:eastAsia="zh-CN"/>
-        </w:rPr>
-      </w:pPr>
-      <w:r>
-        <w:rPr>
+          <w:rFonts w:hint="eastAsia" w:asciiTheme="minorEastAsia" w:hAnsiTheme="minorEastAsia" w:eastAsiaTheme="minorEastAsia" w:cstheme="minorEastAsia"/>
+          <w:lang w:eastAsia="zh-CN"/>
+        </w:rPr>
+      </w:pPr>
+      <w:r>
+        <w:rPr>
+          <w:rFonts w:hint="eastAsia" w:asciiTheme="minorEastAsia" w:hAnsiTheme="minorEastAsia" w:eastAsiaTheme="minorEastAsia" w:cstheme="minorEastAsia"/>
           <w:spacing w:val="-2"/>
           <w:lang w:eastAsia="zh-CN"/>
         </w:rPr>
@@ -2750,6 +2556,7 @@
       </w:r>
       <w:r>
         <w:rPr>
+          <w:rFonts w:hint="eastAsia" w:asciiTheme="minorEastAsia" w:hAnsiTheme="minorEastAsia" w:eastAsiaTheme="minorEastAsia" w:cstheme="minorEastAsia"/>
           <w:spacing w:val="-14"/>
           <w:lang w:eastAsia="zh-CN"/>
         </w:rPr>
@@ -2757,6 +2564,7 @@
       </w:r>
       <w:r>
         <w:rPr>
+          <w:rFonts w:hint="eastAsia" w:asciiTheme="minorEastAsia" w:hAnsiTheme="minorEastAsia" w:eastAsiaTheme="minorEastAsia" w:cstheme="minorEastAsia"/>
           <w:spacing w:val="-2"/>
           <w:lang w:eastAsia="zh-CN"/>
         </w:rPr>
@@ -2764,6 +2572,7 @@
       </w:r>
       <w:r>
         <w:rPr>
+          <w:rFonts w:hint="eastAsia" w:asciiTheme="minorEastAsia" w:hAnsiTheme="minorEastAsia" w:eastAsiaTheme="minorEastAsia" w:cstheme="minorEastAsia"/>
           <w:spacing w:val="-46"/>
           <w:lang w:eastAsia="zh-CN"/>
         </w:rPr>
@@ -2771,6 +2580,7 @@
       </w:r>
       <w:r>
         <w:rPr>
+          <w:rFonts w:hint="eastAsia" w:asciiTheme="minorEastAsia" w:hAnsiTheme="minorEastAsia" w:eastAsiaTheme="minorEastAsia" w:cstheme="minorEastAsia"/>
           <w:spacing w:val="-2"/>
           <w:lang w:eastAsia="zh-CN"/>
         </w:rPr>
@@ -2778,6 +2588,7 @@
       </w:r>
       <w:r>
         <w:rPr>
+          <w:rFonts w:hint="eastAsia" w:asciiTheme="minorEastAsia" w:hAnsiTheme="minorEastAsia" w:eastAsiaTheme="minorEastAsia" w:cstheme="minorEastAsia"/>
           <w:spacing w:val="-3"/>
           <w:lang w:eastAsia="zh-CN"/>
         </w:rPr>
@@ -2785,6 +2596,7 @@
       </w:r>
       <w:r>
         <w:rPr>
+          <w:rFonts w:hint="eastAsia" w:asciiTheme="minorEastAsia" w:hAnsiTheme="minorEastAsia" w:eastAsiaTheme="minorEastAsia" w:cstheme="minorEastAsia"/>
           <w:spacing w:val="-41"/>
           <w:lang w:eastAsia="zh-CN"/>
         </w:rPr>
@@ -2792,6 +2604,7 @@
       </w:r>
       <w:r>
         <w:rPr>
+          <w:rFonts w:hint="eastAsia" w:asciiTheme="minorEastAsia" w:hAnsiTheme="minorEastAsia" w:eastAsiaTheme="minorEastAsia" w:cstheme="minorEastAsia"/>
           <w:spacing w:val="-3"/>
           <w:lang w:eastAsia="zh-CN"/>
         </w:rPr>
@@ -2799,6 +2612,7 @@
       </w:r>
       <w:r>
         <w:rPr>
+          <w:rFonts w:hint="eastAsia" w:asciiTheme="minorEastAsia" w:hAnsiTheme="minorEastAsia" w:eastAsiaTheme="minorEastAsia" w:cstheme="minorEastAsia"/>
           <w:spacing w:val="-42"/>
           <w:lang w:eastAsia="zh-CN"/>
         </w:rPr>
@@ -2806,6 +2620,7 @@
       </w:r>
       <w:r>
         <w:rPr>
+          <w:rFonts w:hint="eastAsia" w:asciiTheme="minorEastAsia" w:hAnsiTheme="minorEastAsia" w:eastAsiaTheme="minorEastAsia" w:cstheme="minorEastAsia"/>
           <w:spacing w:val="-3"/>
           <w:lang w:eastAsia="zh-CN"/>
         </w:rPr>
@@ -2813,12 +2628,14 @@
       </w:r>
       <w:r>
         <w:rPr>
+          <w:rFonts w:hint="eastAsia" w:asciiTheme="minorEastAsia" w:hAnsiTheme="minorEastAsia" w:eastAsiaTheme="minorEastAsia" w:cstheme="minorEastAsia"/>
           <w:lang w:eastAsia="zh-CN"/>
         </w:rPr>
         <w:t>一方可向合同签订地（杭州市临安区）有管辖</w:t>
       </w:r>
       <w:r>
         <w:rPr>
+          <w:rFonts w:hint="eastAsia" w:asciiTheme="minorEastAsia" w:hAnsiTheme="minorEastAsia" w:eastAsiaTheme="minorEastAsia" w:cstheme="minorEastAsia"/>
           <w:spacing w:val="-1"/>
           <w:lang w:eastAsia="zh-CN"/>
         </w:rPr>
@@ -2827,11 +2644,12 @@
     </w:p>
     <w:p>
       <w:pPr>
-        <w:pStyle w:val="a3"/>
+        <w:pStyle w:val="2"/>
         <w:spacing w:before="323" w:line="197" w:lineRule="auto"/>
         <w:ind w:left="4"/>
         <w:outlineLvl w:val="1"/>
         <w:rPr>
+          <w:rFonts w:hint="eastAsia" w:asciiTheme="minorEastAsia" w:hAnsiTheme="minorEastAsia" w:eastAsiaTheme="minorEastAsia" w:cstheme="minorEastAsia"/>
           <w:sz w:val="27"/>
           <w:szCs w:val="27"/>
           <w:lang w:eastAsia="zh-CN"/>
@@ -2839,6 +2657,7 @@
       </w:pPr>
       <w:r>
         <w:rPr>
+          <w:rFonts w:hint="eastAsia" w:asciiTheme="minorEastAsia" w:hAnsiTheme="minorEastAsia" w:eastAsiaTheme="minorEastAsia" w:cstheme="minorEastAsia"/>
           <w:b/>
           <w:bCs/>
           <w:spacing w:val="-6"/>
@@ -2846,21 +2665,22 @@
           <w:szCs w:val="27"/>
           <w:lang w:eastAsia="zh-CN"/>
         </w:rPr>
-        <w:lastRenderedPageBreak/>
         <w:t>六、其他</w:t>
       </w:r>
     </w:p>
     <w:p>
       <w:pPr>
-        <w:pStyle w:val="a3"/>
+        <w:pStyle w:val="2"/>
         <w:spacing w:before="161" w:line="189" w:lineRule="auto"/>
         <w:ind w:left="7"/>
         <w:rPr>
-          <w:lang w:eastAsia="zh-CN"/>
-        </w:rPr>
-      </w:pPr>
-      <w:r>
-        <w:rPr>
+          <w:rFonts w:hint="eastAsia" w:asciiTheme="minorEastAsia" w:hAnsiTheme="minorEastAsia" w:eastAsiaTheme="minorEastAsia" w:cstheme="minorEastAsia"/>
+          <w:lang w:eastAsia="zh-CN"/>
+        </w:rPr>
+      </w:pPr>
+      <w:r>
+        <w:rPr>
+          <w:rFonts w:hint="eastAsia" w:asciiTheme="minorEastAsia" w:hAnsiTheme="minorEastAsia" w:eastAsiaTheme="minorEastAsia" w:cstheme="minorEastAsia"/>
           <w:spacing w:val="-2"/>
           <w:lang w:eastAsia="zh-CN"/>
         </w:rPr>
@@ -2868,6 +2688,7 @@
       </w:r>
       <w:r>
         <w:rPr>
+          <w:rFonts w:hint="eastAsia" w:asciiTheme="minorEastAsia" w:hAnsiTheme="minorEastAsia" w:eastAsiaTheme="minorEastAsia" w:cstheme="minorEastAsia"/>
           <w:spacing w:val="-16"/>
           <w:lang w:eastAsia="zh-CN"/>
         </w:rPr>
@@ -2875,6 +2696,7 @@
       </w:r>
       <w:r>
         <w:rPr>
+          <w:rFonts w:hint="eastAsia" w:asciiTheme="minorEastAsia" w:hAnsiTheme="minorEastAsia" w:eastAsiaTheme="minorEastAsia" w:cstheme="minorEastAsia"/>
           <w:spacing w:val="-2"/>
           <w:lang w:eastAsia="zh-CN"/>
         </w:rPr>
@@ -2882,6 +2704,7 @@
       </w:r>
       <w:r>
         <w:rPr>
+          <w:rFonts w:hint="eastAsia" w:asciiTheme="minorEastAsia" w:hAnsiTheme="minorEastAsia" w:eastAsiaTheme="minorEastAsia" w:cstheme="minorEastAsia"/>
           <w:spacing w:val="-41"/>
           <w:lang w:eastAsia="zh-CN"/>
         </w:rPr>
@@ -2889,6 +2712,7 @@
       </w:r>
       <w:r>
         <w:rPr>
+          <w:rFonts w:hint="eastAsia" w:asciiTheme="minorEastAsia" w:hAnsiTheme="minorEastAsia" w:eastAsiaTheme="minorEastAsia" w:cstheme="minorEastAsia"/>
           <w:spacing w:val="-2"/>
           <w:lang w:eastAsia="zh-CN"/>
         </w:rPr>
@@ -2896,6 +2720,7 @@
       </w:r>
       <w:r>
         <w:rPr>
+          <w:rFonts w:hint="eastAsia" w:asciiTheme="minorEastAsia" w:hAnsiTheme="minorEastAsia" w:eastAsiaTheme="minorEastAsia" w:cstheme="minorEastAsia"/>
           <w:spacing w:val="-42"/>
           <w:lang w:eastAsia="zh-CN"/>
         </w:rPr>
@@ -2903,6 +2728,7 @@
       </w:r>
       <w:r>
         <w:rPr>
+          <w:rFonts w:hint="eastAsia" w:asciiTheme="minorEastAsia" w:hAnsiTheme="minorEastAsia" w:eastAsiaTheme="minorEastAsia" w:cstheme="minorEastAsia"/>
           <w:spacing w:val="-2"/>
           <w:lang w:eastAsia="zh-CN"/>
         </w:rPr>
@@ -2910,6 +2736,7 @@
       </w:r>
       <w:r>
         <w:rPr>
+          <w:rFonts w:hint="eastAsia" w:asciiTheme="minorEastAsia" w:hAnsiTheme="minorEastAsia" w:eastAsiaTheme="minorEastAsia" w:cstheme="minorEastAsia"/>
           <w:spacing w:val="-3"/>
           <w:lang w:eastAsia="zh-CN"/>
         </w:rPr>
@@ -2918,15 +2745,17 @@
     </w:p>
     <w:p>
       <w:pPr>
-        <w:pStyle w:val="a3"/>
+        <w:pStyle w:val="2"/>
         <w:spacing w:before="164" w:line="211" w:lineRule="auto"/>
         <w:ind w:left="2" w:right="13" w:firstLine="4"/>
         <w:rPr>
-          <w:lang w:eastAsia="zh-CN"/>
-        </w:rPr>
-      </w:pPr>
-      <w:r>
-        <w:rPr>
+          <w:rFonts w:hint="eastAsia" w:asciiTheme="minorEastAsia" w:hAnsiTheme="minorEastAsia" w:eastAsiaTheme="minorEastAsia" w:cstheme="minorEastAsia"/>
+          <w:lang w:eastAsia="zh-CN"/>
+        </w:rPr>
+      </w:pPr>
+      <w:r>
+        <w:rPr>
+          <w:rFonts w:hint="eastAsia" w:asciiTheme="minorEastAsia" w:hAnsiTheme="minorEastAsia" w:eastAsiaTheme="minorEastAsia" w:cstheme="minorEastAsia"/>
           <w:spacing w:val="-2"/>
           <w:lang w:eastAsia="zh-CN"/>
         </w:rPr>
@@ -2934,6 +2763,7 @@
       </w:r>
       <w:r>
         <w:rPr>
+          <w:rFonts w:hint="eastAsia" w:asciiTheme="minorEastAsia" w:hAnsiTheme="minorEastAsia" w:eastAsiaTheme="minorEastAsia" w:cstheme="minorEastAsia"/>
           <w:spacing w:val="2"/>
           <w:lang w:eastAsia="zh-CN"/>
         </w:rPr>
@@ -2941,6 +2771,7 @@
       </w:r>
       <w:r>
         <w:rPr>
+          <w:rFonts w:hint="eastAsia" w:asciiTheme="minorEastAsia" w:hAnsiTheme="minorEastAsia" w:eastAsiaTheme="minorEastAsia" w:cstheme="minorEastAsia"/>
           <w:spacing w:val="-2"/>
           <w:lang w:eastAsia="zh-CN"/>
         </w:rPr>
@@ -2948,6 +2779,7 @@
       </w:r>
       <w:r>
         <w:rPr>
+          <w:rFonts w:hint="eastAsia" w:asciiTheme="minorEastAsia" w:hAnsiTheme="minorEastAsia" w:eastAsiaTheme="minorEastAsia" w:cstheme="minorEastAsia"/>
           <w:spacing w:val="-42"/>
           <w:lang w:eastAsia="zh-CN"/>
         </w:rPr>
@@ -2955,6 +2787,7 @@
       </w:r>
       <w:r>
         <w:rPr>
+          <w:rFonts w:hint="eastAsia" w:asciiTheme="minorEastAsia" w:hAnsiTheme="minorEastAsia" w:eastAsiaTheme="minorEastAsia" w:cstheme="minorEastAsia"/>
           <w:spacing w:val="-2"/>
           <w:lang w:eastAsia="zh-CN"/>
         </w:rPr>
@@ -2963,15 +2796,17 @@
     </w:p>
     <w:p>
       <w:pPr>
-        <w:pStyle w:val="a3"/>
+        <w:pStyle w:val="2"/>
         <w:spacing w:before="153" w:line="189" w:lineRule="auto"/>
         <w:ind w:left="7"/>
         <w:rPr>
-          <w:lang w:eastAsia="zh-CN"/>
-        </w:rPr>
-      </w:pPr>
-      <w:r>
-        <w:rPr>
+          <w:rFonts w:hint="eastAsia" w:asciiTheme="minorEastAsia" w:hAnsiTheme="minorEastAsia" w:eastAsiaTheme="minorEastAsia" w:cstheme="minorEastAsia"/>
+          <w:lang w:eastAsia="zh-CN"/>
+        </w:rPr>
+      </w:pPr>
+      <w:r>
+        <w:rPr>
+          <w:rFonts w:hint="eastAsia" w:asciiTheme="minorEastAsia" w:hAnsiTheme="minorEastAsia" w:eastAsiaTheme="minorEastAsia" w:cstheme="minorEastAsia"/>
           <w:spacing w:val="-3"/>
           <w:lang w:eastAsia="zh-CN"/>
         </w:rPr>
@@ -2979,6 +2814,7 @@
       </w:r>
       <w:r>
         <w:rPr>
+          <w:rFonts w:hint="eastAsia" w:asciiTheme="minorEastAsia" w:hAnsiTheme="minorEastAsia" w:eastAsiaTheme="minorEastAsia" w:cstheme="minorEastAsia"/>
           <w:spacing w:val="-10"/>
           <w:lang w:eastAsia="zh-CN"/>
         </w:rPr>
@@ -2986,6 +2822,7 @@
       </w:r>
       <w:r>
         <w:rPr>
+          <w:rFonts w:hint="eastAsia" w:asciiTheme="minorEastAsia" w:hAnsiTheme="minorEastAsia" w:eastAsiaTheme="minorEastAsia" w:cstheme="minorEastAsia"/>
           <w:spacing w:val="-3"/>
           <w:lang w:eastAsia="zh-CN"/>
         </w:rPr>
@@ -2993,6 +2830,7 @@
       </w:r>
       <w:r>
         <w:rPr>
+          <w:rFonts w:hint="eastAsia" w:asciiTheme="minorEastAsia" w:hAnsiTheme="minorEastAsia" w:eastAsiaTheme="minorEastAsia" w:cstheme="minorEastAsia"/>
           <w:spacing w:val="-42"/>
           <w:lang w:eastAsia="zh-CN"/>
         </w:rPr>
@@ -3000,6 +2838,7 @@
       </w:r>
       <w:r>
         <w:rPr>
+          <w:rFonts w:hint="eastAsia" w:asciiTheme="minorEastAsia" w:hAnsiTheme="minorEastAsia" w:eastAsiaTheme="minorEastAsia" w:cstheme="minorEastAsia"/>
           <w:spacing w:val="-3"/>
           <w:lang w:eastAsia="zh-CN"/>
         </w:rPr>
@@ -3007,6 +2846,7 @@
       </w:r>
       <w:r>
         <w:rPr>
+          <w:rFonts w:hint="eastAsia" w:asciiTheme="minorEastAsia" w:hAnsiTheme="minorEastAsia" w:eastAsiaTheme="minorEastAsia" w:cstheme="minorEastAsia"/>
           <w:spacing w:val="-32"/>
           <w:lang w:eastAsia="zh-CN"/>
         </w:rPr>
@@ -3014,6 +2854,7 @@
       </w:r>
       <w:r>
         <w:rPr>
+          <w:rFonts w:hint="eastAsia" w:asciiTheme="minorEastAsia" w:hAnsiTheme="minorEastAsia" w:eastAsiaTheme="minorEastAsia" w:cstheme="minorEastAsia"/>
           <w:spacing w:val="-3"/>
           <w:lang w:eastAsia="zh-CN"/>
         </w:rPr>
@@ -3022,15 +2863,17 @@
     </w:p>
     <w:p>
       <w:pPr>
-        <w:pStyle w:val="a3"/>
+        <w:pStyle w:val="2"/>
         <w:spacing w:before="149" w:line="217" w:lineRule="auto"/>
         <w:ind w:left="13" w:right="25" w:hanging="6"/>
         <w:rPr>
-          <w:lang w:eastAsia="zh-CN"/>
-        </w:rPr>
-      </w:pPr>
-      <w:r>
-        <w:rPr>
+          <w:rFonts w:hint="eastAsia" w:asciiTheme="minorEastAsia" w:hAnsiTheme="minorEastAsia" w:eastAsiaTheme="minorEastAsia" w:cstheme="minorEastAsia"/>
+          <w:lang w:eastAsia="zh-CN"/>
+        </w:rPr>
+      </w:pPr>
+      <w:r>
+        <w:rPr>
+          <w:rFonts w:hint="eastAsia" w:asciiTheme="minorEastAsia" w:hAnsiTheme="minorEastAsia" w:eastAsiaTheme="minorEastAsia" w:cstheme="minorEastAsia"/>
           <w:spacing w:val="-2"/>
           <w:lang w:eastAsia="zh-CN"/>
         </w:rPr>
@@ -3038,6 +2881,7 @@
       </w:r>
       <w:r>
         <w:rPr>
+          <w:rFonts w:hint="eastAsia" w:asciiTheme="minorEastAsia" w:hAnsiTheme="minorEastAsia" w:eastAsiaTheme="minorEastAsia" w:cstheme="minorEastAsia"/>
           <w:spacing w:val="-10"/>
           <w:lang w:eastAsia="zh-CN"/>
         </w:rPr>
@@ -3045,6 +2889,7 @@
       </w:r>
       <w:r>
         <w:rPr>
+          <w:rFonts w:hint="eastAsia" w:asciiTheme="minorEastAsia" w:hAnsiTheme="minorEastAsia" w:eastAsiaTheme="minorEastAsia" w:cstheme="minorEastAsia"/>
           <w:spacing w:val="-2"/>
           <w:lang w:eastAsia="zh-CN"/>
         </w:rPr>
@@ -3052,6 +2897,7 @@
       </w:r>
       <w:r>
         <w:rPr>
+          <w:rFonts w:hint="eastAsia" w:asciiTheme="minorEastAsia" w:hAnsiTheme="minorEastAsia" w:eastAsiaTheme="minorEastAsia" w:cstheme="minorEastAsia"/>
           <w:spacing w:val="-42"/>
           <w:lang w:eastAsia="zh-CN"/>
         </w:rPr>
@@ -3059,6 +2905,7 @@
       </w:r>
       <w:r>
         <w:rPr>
+          <w:rFonts w:hint="eastAsia" w:asciiTheme="minorEastAsia" w:hAnsiTheme="minorEastAsia" w:eastAsiaTheme="minorEastAsia" w:cstheme="minorEastAsia"/>
           <w:spacing w:val="-2"/>
           <w:lang w:eastAsia="zh-CN"/>
         </w:rPr>
@@ -3066,6 +2913,7 @@
       </w:r>
       <w:r>
         <w:rPr>
+          <w:rFonts w:hint="eastAsia" w:asciiTheme="minorEastAsia" w:hAnsiTheme="minorEastAsia" w:eastAsiaTheme="minorEastAsia" w:cstheme="minorEastAsia"/>
           <w:spacing w:val="-1"/>
           <w:lang w:eastAsia="zh-CN"/>
         </w:rPr>
@@ -3073,6 +2921,7 @@
       </w:r>
       <w:r>
         <w:rPr>
+          <w:rFonts w:hint="eastAsia" w:asciiTheme="minorEastAsia" w:hAnsiTheme="minorEastAsia" w:eastAsiaTheme="minorEastAsia" w:cstheme="minorEastAsia"/>
           <w:spacing w:val="-42"/>
           <w:lang w:eastAsia="zh-CN"/>
         </w:rPr>
@@ -3080,6 +2929,7 @@
       </w:r>
       <w:r>
         <w:rPr>
+          <w:rFonts w:hint="eastAsia" w:asciiTheme="minorEastAsia" w:hAnsiTheme="minorEastAsia" w:eastAsiaTheme="minorEastAsia" w:cstheme="minorEastAsia"/>
           <w:spacing w:val="-1"/>
           <w:lang w:eastAsia="zh-CN"/>
         </w:rPr>
@@ -3087,6 +2937,7 @@
       </w:r>
       <w:r>
         <w:rPr>
+          <w:rFonts w:hint="eastAsia" w:asciiTheme="minorEastAsia" w:hAnsiTheme="minorEastAsia" w:eastAsiaTheme="minorEastAsia" w:cstheme="minorEastAsia"/>
           <w:spacing w:val="-2"/>
           <w:lang w:eastAsia="zh-CN"/>
         </w:rPr>
@@ -3094,6 +2945,7 @@
       </w:r>
       <w:r>
         <w:rPr>
+          <w:rFonts w:hint="eastAsia" w:asciiTheme="minorEastAsia" w:hAnsiTheme="minorEastAsia" w:eastAsiaTheme="minorEastAsia" w:cstheme="minorEastAsia"/>
           <w:spacing w:val="-5"/>
           <w:lang w:eastAsia="zh-CN"/>
         </w:rPr>
@@ -3101,6 +2953,7 @@
       </w:r>
       <w:r>
         <w:rPr>
+          <w:rFonts w:hint="eastAsia" w:asciiTheme="minorEastAsia" w:hAnsiTheme="minorEastAsia" w:eastAsiaTheme="minorEastAsia" w:cstheme="minorEastAsia"/>
           <w:spacing w:val="-42"/>
           <w:lang w:eastAsia="zh-CN"/>
         </w:rPr>
@@ -3108,6 +2961,7 @@
       </w:r>
       <w:r>
         <w:rPr>
+          <w:rFonts w:hint="eastAsia" w:asciiTheme="minorEastAsia" w:hAnsiTheme="minorEastAsia" w:eastAsiaTheme="minorEastAsia" w:cstheme="minorEastAsia"/>
           <w:spacing w:val="-5"/>
           <w:lang w:eastAsia="zh-CN"/>
         </w:rPr>
@@ -3115,6 +2969,7 @@
       </w:r>
       <w:r>
         <w:rPr>
+          <w:rFonts w:hint="eastAsia" w:asciiTheme="minorEastAsia" w:hAnsiTheme="minorEastAsia" w:eastAsiaTheme="minorEastAsia" w:cstheme="minorEastAsia"/>
           <w:spacing w:val="-6"/>
           <w:lang w:eastAsia="zh-CN"/>
         </w:rPr>
@@ -3123,15 +2978,17 @@
     </w:p>
     <w:p>
       <w:pPr>
-        <w:pStyle w:val="a3"/>
+        <w:pStyle w:val="2"/>
         <w:spacing w:before="163" w:line="211" w:lineRule="auto"/>
         <w:ind w:left="2" w:firstLine="4"/>
         <w:rPr>
-          <w:lang w:eastAsia="zh-CN"/>
-        </w:rPr>
-      </w:pPr>
-      <w:r>
-        <w:rPr>
+          <w:rFonts w:hint="eastAsia" w:asciiTheme="minorEastAsia" w:hAnsiTheme="minorEastAsia" w:eastAsiaTheme="minorEastAsia" w:cstheme="minorEastAsia"/>
+          <w:lang w:eastAsia="zh-CN"/>
+        </w:rPr>
+      </w:pPr>
+      <w:r>
+        <w:rPr>
+          <w:rFonts w:hint="eastAsia" w:asciiTheme="minorEastAsia" w:hAnsiTheme="minorEastAsia" w:eastAsiaTheme="minorEastAsia" w:cstheme="minorEastAsia"/>
           <w:spacing w:val="-1"/>
           <w:lang w:eastAsia="zh-CN"/>
         </w:rPr>
@@ -3139,6 +2996,7 @@
       </w:r>
       <w:r>
         <w:rPr>
+          <w:rFonts w:hint="eastAsia" w:asciiTheme="minorEastAsia" w:hAnsiTheme="minorEastAsia" w:eastAsiaTheme="minorEastAsia" w:cstheme="minorEastAsia"/>
           <w:spacing w:val="-19"/>
           <w:lang w:eastAsia="zh-CN"/>
         </w:rPr>
@@ -3146,6 +3004,7 @@
       </w:r>
       <w:r>
         <w:rPr>
+          <w:rFonts w:hint="eastAsia" w:asciiTheme="minorEastAsia" w:hAnsiTheme="minorEastAsia" w:eastAsiaTheme="minorEastAsia" w:cstheme="minorEastAsia"/>
           <w:spacing w:val="-1"/>
           <w:lang w:eastAsia="zh-CN"/>
         </w:rPr>
@@ -3153,6 +3012,7 @@
       </w:r>
       <w:r>
         <w:rPr>
+          <w:rFonts w:hint="eastAsia" w:asciiTheme="minorEastAsia" w:hAnsiTheme="minorEastAsia" w:eastAsiaTheme="minorEastAsia" w:cstheme="minorEastAsia"/>
           <w:spacing w:val="-2"/>
           <w:lang w:eastAsia="zh-CN"/>
         </w:rPr>
@@ -3160,6 +3020,7 @@
       </w:r>
       <w:r>
         <w:rPr>
+          <w:rFonts w:hint="eastAsia" w:asciiTheme="minorEastAsia" w:hAnsiTheme="minorEastAsia" w:eastAsiaTheme="minorEastAsia" w:cstheme="minorEastAsia"/>
           <w:spacing w:val="-41"/>
           <w:lang w:eastAsia="zh-CN"/>
         </w:rPr>
@@ -3167,6 +3028,7 @@
       </w:r>
       <w:r>
         <w:rPr>
+          <w:rFonts w:hint="eastAsia" w:asciiTheme="minorEastAsia" w:hAnsiTheme="minorEastAsia" w:eastAsiaTheme="minorEastAsia" w:cstheme="minorEastAsia"/>
           <w:spacing w:val="-2"/>
           <w:lang w:eastAsia="zh-CN"/>
         </w:rPr>
@@ -3174,12 +3036,14 @@
       </w:r>
       <w:r>
         <w:rPr>
+          <w:rFonts w:hint="eastAsia" w:asciiTheme="minorEastAsia" w:hAnsiTheme="minorEastAsia" w:eastAsiaTheme="minorEastAsia" w:cstheme="minorEastAsia"/>
           <w:lang w:eastAsia="zh-CN"/>
         </w:rPr>
         <w:t>经对方书面同意不得向第三方披露；法律法规或监管</w:t>
       </w:r>
       <w:r>
         <w:rPr>
+          <w:rFonts w:hint="eastAsia" w:asciiTheme="minorEastAsia" w:hAnsiTheme="minorEastAsia" w:eastAsiaTheme="minorEastAsia" w:cstheme="minorEastAsia"/>
           <w:spacing w:val="-1"/>
           <w:lang w:eastAsia="zh-CN"/>
         </w:rPr>
@@ -3188,15 +3052,17 @@
     </w:p>
     <w:p>
       <w:pPr>
-        <w:pStyle w:val="a3"/>
+        <w:pStyle w:val="2"/>
         <w:spacing w:before="154" w:line="219" w:lineRule="auto"/>
         <w:ind w:left="2" w:right="128" w:firstLine="4"/>
         <w:rPr>
-          <w:lang w:eastAsia="zh-CN"/>
-        </w:rPr>
-      </w:pPr>
-      <w:r>
-        <w:rPr>
+          <w:rFonts w:hint="eastAsia" w:asciiTheme="minorEastAsia" w:hAnsiTheme="minorEastAsia" w:eastAsiaTheme="minorEastAsia" w:cstheme="minorEastAsia"/>
+          <w:lang w:eastAsia="zh-CN"/>
+        </w:rPr>
+      </w:pPr>
+      <w:r>
+        <w:rPr>
+          <w:rFonts w:hint="eastAsia" w:asciiTheme="minorEastAsia" w:hAnsiTheme="minorEastAsia" w:eastAsiaTheme="minorEastAsia" w:cstheme="minorEastAsia"/>
           <w:spacing w:val="-3"/>
           <w:lang w:eastAsia="zh-CN"/>
         </w:rPr>
@@ -3204,6 +3070,7 @@
       </w:r>
       <w:r>
         <w:rPr>
+          <w:rFonts w:hint="eastAsia" w:asciiTheme="minorEastAsia" w:hAnsiTheme="minorEastAsia" w:eastAsiaTheme="minorEastAsia" w:cstheme="minorEastAsia"/>
           <w:spacing w:val="-4"/>
           <w:lang w:eastAsia="zh-CN"/>
         </w:rPr>
@@ -3211,6 +3078,7 @@
       </w:r>
       <w:r>
         <w:rPr>
+          <w:rFonts w:hint="eastAsia" w:asciiTheme="minorEastAsia" w:hAnsiTheme="minorEastAsia" w:eastAsiaTheme="minorEastAsia" w:cstheme="minorEastAsia"/>
           <w:spacing w:val="-18"/>
           <w:lang w:eastAsia="zh-CN"/>
         </w:rPr>
@@ -3218,6 +3086,7 @@
       </w:r>
       <w:r>
         <w:rPr>
+          <w:rFonts w:hint="eastAsia" w:asciiTheme="minorEastAsia" w:hAnsiTheme="minorEastAsia" w:eastAsiaTheme="minorEastAsia" w:cstheme="minorEastAsia"/>
           <w:spacing w:val="-4"/>
           <w:lang w:eastAsia="zh-CN"/>
         </w:rPr>
@@ -3225,6 +3094,7 @@
       </w:r>
       <w:r>
         <w:rPr>
+          <w:rFonts w:hint="eastAsia" w:asciiTheme="minorEastAsia" w:hAnsiTheme="minorEastAsia" w:eastAsiaTheme="minorEastAsia" w:cstheme="minorEastAsia"/>
           <w:spacing w:val="-1"/>
           <w:lang w:eastAsia="zh-CN"/>
         </w:rPr>
@@ -3232,6 +3102,7 @@
       </w:r>
       <w:r>
         <w:rPr>
+          <w:rFonts w:hint="eastAsia" w:asciiTheme="minorEastAsia" w:hAnsiTheme="minorEastAsia" w:eastAsiaTheme="minorEastAsia" w:cstheme="minorEastAsia"/>
           <w:spacing w:val="-41"/>
           <w:lang w:eastAsia="zh-CN"/>
         </w:rPr>
@@ -3239,6 +3110,7 @@
       </w:r>
       <w:r>
         <w:rPr>
+          <w:rFonts w:hint="eastAsia" w:asciiTheme="minorEastAsia" w:hAnsiTheme="minorEastAsia" w:eastAsiaTheme="minorEastAsia" w:cstheme="minorEastAsia"/>
           <w:spacing w:val="-1"/>
           <w:lang w:eastAsia="zh-CN"/>
         </w:rPr>
@@ -3246,6 +3118,7 @@
       </w:r>
       <w:r>
         <w:rPr>
+          <w:rFonts w:hint="eastAsia" w:asciiTheme="minorEastAsia" w:hAnsiTheme="minorEastAsia" w:eastAsiaTheme="minorEastAsia" w:cstheme="minorEastAsia"/>
           <w:spacing w:val="-2"/>
           <w:lang w:eastAsia="zh-CN"/>
         </w:rPr>
@@ -3253,6 +3126,7 @@
       </w:r>
       <w:r>
         <w:rPr>
+          <w:rFonts w:hint="eastAsia" w:asciiTheme="minorEastAsia" w:hAnsiTheme="minorEastAsia" w:eastAsiaTheme="minorEastAsia" w:cstheme="minorEastAsia"/>
           <w:spacing w:val="-42"/>
           <w:lang w:eastAsia="zh-CN"/>
         </w:rPr>
@@ -3260,6 +3134,7 @@
       </w:r>
       <w:r>
         <w:rPr>
+          <w:rFonts w:hint="eastAsia" w:asciiTheme="minorEastAsia" w:hAnsiTheme="minorEastAsia" w:eastAsiaTheme="minorEastAsia" w:cstheme="minorEastAsia"/>
           <w:spacing w:val="-2"/>
           <w:lang w:eastAsia="zh-CN"/>
         </w:rPr>
@@ -3268,15 +3143,17 @@
     </w:p>
     <w:p>
       <w:pPr>
-        <w:pStyle w:val="a3"/>
+        <w:pStyle w:val="2"/>
         <w:spacing w:before="138" w:line="244" w:lineRule="auto"/>
         <w:ind w:left="36" w:right="579" w:hanging="29"/>
         <w:rPr>
-          <w:lang w:eastAsia="zh-CN"/>
-        </w:rPr>
-      </w:pPr>
-      <w:r>
-        <w:rPr>
+          <w:rFonts w:hint="eastAsia" w:asciiTheme="minorEastAsia" w:hAnsiTheme="minorEastAsia" w:eastAsiaTheme="minorEastAsia" w:cstheme="minorEastAsia"/>
+          <w:lang w:eastAsia="zh-CN"/>
+        </w:rPr>
+      </w:pPr>
+      <w:r>
+        <w:rPr>
+          <w:rFonts w:hint="eastAsia" w:asciiTheme="minorEastAsia" w:hAnsiTheme="minorEastAsia" w:eastAsiaTheme="minorEastAsia" w:cstheme="minorEastAsia"/>
           <w:spacing w:val="-2"/>
           <w:lang w:eastAsia="zh-CN"/>
         </w:rPr>
@@ -3284,6 +3161,7 @@
       </w:r>
       <w:r>
         <w:rPr>
+          <w:rFonts w:hint="eastAsia" w:asciiTheme="minorEastAsia" w:hAnsiTheme="minorEastAsia" w:eastAsiaTheme="minorEastAsia" w:cstheme="minorEastAsia"/>
           <w:spacing w:val="-4"/>
           <w:lang w:eastAsia="zh-CN"/>
         </w:rPr>
@@ -3291,6 +3169,7 @@
       </w:r>
       <w:r>
         <w:rPr>
+          <w:rFonts w:hint="eastAsia" w:asciiTheme="minorEastAsia" w:hAnsiTheme="minorEastAsia" w:eastAsiaTheme="minorEastAsia" w:cstheme="minorEastAsia"/>
           <w:spacing w:val="-2"/>
           <w:lang w:eastAsia="zh-CN"/>
         </w:rPr>
@@ -3298,12 +3177,14 @@
       </w:r>
       <w:r>
         <w:rPr>
-          <w:lang w:eastAsia="zh-CN"/>
-        </w:rPr>
-        <w:t xml:space="preserve"> </w:t>
-      </w:r>
-      <w:r>
-        <w:rPr>
+          <w:rFonts w:hint="eastAsia" w:asciiTheme="minorEastAsia" w:hAnsiTheme="minorEastAsia" w:eastAsiaTheme="minorEastAsia" w:cstheme="minorEastAsia"/>
+          <w:lang w:eastAsia="zh-CN"/>
+        </w:rPr>
+        <w:t xml:space="preserve"> </w:t>
+      </w:r>
+      <w:r>
+        <w:rPr>
+          <w:rFonts w:hint="eastAsia" w:asciiTheme="minorEastAsia" w:hAnsiTheme="minorEastAsia" w:eastAsiaTheme="minorEastAsia" w:cstheme="minorEastAsia"/>
           <w:spacing w:val="-7"/>
           <w:lang w:eastAsia="zh-CN"/>
         </w:rPr>
@@ -3314,19 +3195,21 @@
       <w:pPr>
         <w:spacing w:before="32"/>
         <w:rPr>
-          <w:lang w:eastAsia="zh-CN"/>
-        </w:rPr>
-      </w:pPr>
-    </w:p>
-    <w:p>
-      <w:pPr>
-        <w:rPr>
+          <w:rFonts w:hint="eastAsia" w:asciiTheme="minorEastAsia" w:hAnsiTheme="minorEastAsia" w:eastAsiaTheme="minorEastAsia" w:cstheme="minorEastAsia"/>
+          <w:lang w:eastAsia="zh-CN"/>
+        </w:rPr>
+      </w:pPr>
+    </w:p>
+    <w:p>
+      <w:pPr>
+        <w:rPr>
+          <w:rFonts w:hint="eastAsia" w:asciiTheme="minorEastAsia" w:hAnsiTheme="minorEastAsia" w:eastAsiaTheme="minorEastAsia" w:cstheme="minorEastAsia"/>
           <w:lang w:eastAsia="zh-CN"/>
         </w:rPr>
         <w:sectPr>
           <w:pgSz w:w="11919" w:h="16839"/>
           <w:pgMar w:top="721" w:right="1064" w:bottom="0" w:left="1069" w:header="0" w:footer="0" w:gutter="0"/>
-          <w:cols w:space="720" w:equalWidth="0">
+          <w:cols w:equalWidth="0" w:num="1">
             <w:col w:w="9785"/>
           </w:cols>
         </w:sectPr>
@@ -3334,9 +3217,10 @@
     </w:p>
     <w:p>
       <w:pPr>
-        <w:pStyle w:val="a3"/>
+        <w:pStyle w:val="2"/>
         <w:spacing w:before="45" w:line="196" w:lineRule="auto"/>
         <w:rPr>
+          <w:rFonts w:hint="eastAsia" w:asciiTheme="minorEastAsia" w:hAnsiTheme="minorEastAsia" w:eastAsiaTheme="minorEastAsia" w:cstheme="minorEastAsia"/>
           <w:sz w:val="22"/>
           <w:szCs w:val="22"/>
           <w:lang w:eastAsia="zh-CN"/>
@@ -3344,23 +3228,42 @@
       </w:pPr>
       <w:r>
         <w:rPr>
+          <w:rFonts w:hint="eastAsia" w:asciiTheme="minorEastAsia" w:hAnsiTheme="minorEastAsia" w:eastAsiaTheme="minorEastAsia" w:cstheme="minorEastAsia"/>
           <w:lang w:eastAsia="zh-CN"/>
         </w:rPr>
         <w:t>供方（盖章）：</w:t>
       </w:r>
-    </w:p>
-    <w:p>
-      <w:pPr>
-        <w:pStyle w:val="a3"/>
+      <w:r>
+        <w:rPr>
+          <w:rFonts w:hint="eastAsia" w:asciiTheme="minorEastAsia" w:hAnsiTheme="minorEastAsia" w:eastAsiaTheme="minorEastAsia" w:cstheme="minorEastAsia"/>
+          <w:spacing w:val="9"/>
+          <w:lang w:eastAsia="zh-CN"/>
+        </w:rPr>
+        <w:t xml:space="preserve"> </w:t>
+      </w:r>
+      <w:r>
+        <w:rPr>
+          <w:rFonts w:hint="eastAsia" w:asciiTheme="minorEastAsia" w:hAnsiTheme="minorEastAsia" w:eastAsiaTheme="minorEastAsia" w:cstheme="minorEastAsia"/>
+          <w:spacing w:val="-3"/>
+          <w:lang w:eastAsia="zh-CN"/>
+        </w:rPr>
+        <w:t>___________</w:t>
+      </w:r>
+    </w:p>
+    <w:p>
+      <w:pPr>
+        <w:pStyle w:val="2"/>
         <w:spacing w:before="62" w:line="192" w:lineRule="auto"/>
         <w:ind w:left="1"/>
         <w:rPr>
+          <w:rFonts w:hint="eastAsia" w:asciiTheme="minorEastAsia" w:hAnsiTheme="minorEastAsia" w:eastAsiaTheme="minorEastAsia" w:cstheme="minorEastAsia"/>
           <w:spacing w:val="9"/>
           <w:lang w:eastAsia="zh-CN"/>
         </w:rPr>
       </w:pPr>
       <w:r>
         <w:rPr>
+          <w:rFonts w:hint="eastAsia" w:asciiTheme="minorEastAsia" w:hAnsiTheme="minorEastAsia" w:eastAsiaTheme="minorEastAsia" w:cstheme="minorEastAsia"/>
           <w:spacing w:val="-3"/>
           <w:lang w:eastAsia="zh-CN"/>
         </w:rPr>
@@ -3368,6 +3271,7 @@
       </w:r>
       <w:r>
         <w:rPr>
+          <w:rFonts w:hint="eastAsia" w:asciiTheme="minorEastAsia" w:hAnsiTheme="minorEastAsia" w:eastAsiaTheme="minorEastAsia" w:cstheme="minorEastAsia"/>
           <w:spacing w:val="9"/>
           <w:lang w:eastAsia="zh-CN"/>
         </w:rPr>
@@ -3375,6 +3279,7 @@
       </w:r>
       <w:r>
         <w:rPr>
+          <w:rFonts w:hint="eastAsia" w:asciiTheme="minorEastAsia" w:hAnsiTheme="minorEastAsia" w:eastAsiaTheme="minorEastAsia" w:cstheme="minorEastAsia"/>
           <w:spacing w:val="-3"/>
           <w:lang w:eastAsia="zh-CN"/>
         </w:rPr>
@@ -3382,6 +3287,7 @@
       </w:r>
       <w:r>
         <w:rPr>
+          <w:rFonts w:hint="eastAsia" w:asciiTheme="minorEastAsia" w:hAnsiTheme="minorEastAsia" w:eastAsiaTheme="minorEastAsia" w:cstheme="minorEastAsia"/>
           <w:spacing w:val="9"/>
           <w:lang w:eastAsia="zh-CN"/>
         </w:rPr>
@@ -3390,65 +3296,121 @@
     </w:p>
     <w:p>
       <w:pPr>
-        <w:pStyle w:val="a3"/>
+        <w:pStyle w:val="2"/>
         <w:spacing w:before="62" w:line="192" w:lineRule="auto"/>
         <w:ind w:left="1"/>
         <w:rPr>
+          <w:rFonts w:hint="eastAsia" w:asciiTheme="minorEastAsia" w:hAnsiTheme="minorEastAsia" w:eastAsiaTheme="minorEastAsia" w:cstheme="minorEastAsia"/>
+          <w:spacing w:val="-3"/>
+          <w:lang w:eastAsia="zh-CN"/>
+        </w:rPr>
+      </w:pPr>
+      <w:r>
+        <w:rPr>
+          <w:rFonts w:hint="eastAsia" w:asciiTheme="minorEastAsia" w:hAnsiTheme="minorEastAsia" w:eastAsiaTheme="minorEastAsia" w:cstheme="minorEastAsia"/>
+          <w:lang w:eastAsia="zh-CN"/>
+        </w:rPr>
+        <w:t>开户行：</w:t>
+      </w:r>
+      <w:r>
+        <w:rPr>
+          <w:rFonts w:hint="eastAsia" w:asciiTheme="minorEastAsia" w:hAnsiTheme="minorEastAsia" w:eastAsiaTheme="minorEastAsia" w:cstheme="minorEastAsia"/>
           <w:spacing w:val="9"/>
           <w:lang w:eastAsia="zh-CN"/>
         </w:rPr>
-      </w:pPr>
-      <w:r>
-        <w:rPr>
-          <w:lang w:eastAsia="zh-CN"/>
-        </w:rPr>
-        <w:t>开户行：</w:t>
-      </w:r>
-    </w:p>
-    <w:p>
-      <w:pPr>
-        <w:pStyle w:val="a3"/>
+        <w:t xml:space="preserve"> </w:t>
+      </w:r>
+      <w:r>
+        <w:rPr>
+          <w:rFonts w:hint="eastAsia" w:asciiTheme="minorEastAsia" w:hAnsiTheme="minorEastAsia" w:eastAsiaTheme="minorEastAsia" w:cstheme="minorEastAsia"/>
+          <w:spacing w:val="-3"/>
+          <w:lang w:eastAsia="zh-CN"/>
+        </w:rPr>
+        <w:t>___________</w:t>
+      </w:r>
+    </w:p>
+    <w:p>
+      <w:pPr>
+        <w:pStyle w:val="2"/>
         <w:spacing w:before="62" w:line="192" w:lineRule="auto"/>
         <w:ind w:left="1"/>
         <w:rPr>
+          <w:rFonts w:hint="eastAsia" w:asciiTheme="minorEastAsia" w:hAnsiTheme="minorEastAsia" w:eastAsiaTheme="minorEastAsia" w:cstheme="minorEastAsia"/>
           <w:spacing w:val="9"/>
           <w:lang w:eastAsia="zh-CN"/>
         </w:rPr>
       </w:pPr>
       <w:r>
         <w:rPr>
+          <w:rFonts w:hint="eastAsia" w:asciiTheme="minorEastAsia" w:hAnsiTheme="minorEastAsia" w:eastAsiaTheme="minorEastAsia" w:cstheme="minorEastAsia"/>
           <w:lang w:eastAsia="zh-CN"/>
         </w:rPr>
         <w:t>账号：</w:t>
       </w:r>
-    </w:p>
-    <w:p>
-      <w:pPr>
-        <w:pStyle w:val="a3"/>
+      <w:r>
+        <w:rPr>
+          <w:rFonts w:hint="eastAsia" w:asciiTheme="minorEastAsia" w:hAnsiTheme="minorEastAsia" w:eastAsiaTheme="minorEastAsia" w:cstheme="minorEastAsia"/>
+          <w:spacing w:val="9"/>
+          <w:lang w:eastAsia="zh-CN"/>
+        </w:rPr>
+        <w:t xml:space="preserve"> </w:t>
+      </w:r>
+      <w:r>
+        <w:rPr>
+          <w:rFonts w:hint="eastAsia" w:asciiTheme="minorEastAsia" w:hAnsiTheme="minorEastAsia" w:eastAsiaTheme="minorEastAsia" w:cstheme="minorEastAsia"/>
+          <w:spacing w:val="-3"/>
+          <w:lang w:eastAsia="zh-CN"/>
+        </w:rPr>
+        <w:t>___________</w:t>
+      </w:r>
+    </w:p>
+    <w:p>
+      <w:pPr>
+        <w:pStyle w:val="2"/>
         <w:spacing w:before="62" w:line="192" w:lineRule="auto"/>
         <w:ind w:left="1"/>
         <w:rPr>
+          <w:rFonts w:hint="eastAsia" w:asciiTheme="minorEastAsia" w:hAnsiTheme="minorEastAsia" w:eastAsiaTheme="minorEastAsia" w:cstheme="minorEastAsia"/>
           <w:spacing w:val="-3"/>
           <w:lang w:eastAsia="zh-CN"/>
         </w:rPr>
       </w:pPr>
       <w:r>
         <w:rPr>
-          <w:lang w:eastAsia="zh-CN"/>
-        </w:rPr>
-        <w:t>日期：{</w:t>
+          <w:rFonts w:hint="eastAsia" w:asciiTheme="minorEastAsia" w:hAnsiTheme="minorEastAsia" w:eastAsiaTheme="minorEastAsia" w:cstheme="minorEastAsia"/>
+          <w:lang w:eastAsia="zh-CN"/>
+        </w:rPr>
+        <w:t>日期：</w:t>
+      </w:r>
+      <w:r>
+        <w:rPr>
+          <w:rFonts w:hint="eastAsia" w:asciiTheme="minorEastAsia" w:hAnsiTheme="minorEastAsia" w:eastAsiaTheme="minorEastAsia" w:cstheme="minorEastAsia"/>
+          <w:spacing w:val="9"/>
+          <w:lang w:eastAsia="zh-CN"/>
+        </w:rPr>
+        <w:t xml:space="preserve"> </w:t>
+      </w:r>
+      <w:r>
+        <w:rPr>
+          <w:rFonts w:hint="eastAsia" w:asciiTheme="minorEastAsia" w:hAnsiTheme="minorEastAsia" w:eastAsiaTheme="minorEastAsia" w:cstheme="minorEastAsia"/>
+          <w:spacing w:val="-3"/>
+          <w:lang w:eastAsia="zh-CN"/>
+        </w:rPr>
+        <w:t>___________</w:t>
       </w:r>
     </w:p>
     <w:p>
       <w:pPr>
         <w:spacing w:line="14" w:lineRule="auto"/>
         <w:rPr>
+          <w:rFonts w:hint="eastAsia" w:asciiTheme="minorEastAsia" w:hAnsiTheme="minorEastAsia" w:eastAsiaTheme="minorEastAsia" w:cstheme="minorEastAsia"/>
           <w:sz w:val="2"/>
           <w:lang w:eastAsia="zh-CN"/>
         </w:rPr>
       </w:pPr>
       <w:r>
         <w:rPr>
+          <w:rFonts w:hint="eastAsia" w:asciiTheme="minorEastAsia" w:hAnsiTheme="minorEastAsia" w:eastAsiaTheme="minorEastAsia" w:cstheme="minorEastAsia"/>
           <w:sz w:val="2"/>
           <w:szCs w:val="2"/>
           <w:lang w:eastAsia="zh-CN"/>
@@ -3458,31 +3420,42 @@
     </w:p>
     <w:p>
       <w:pPr>
-        <w:pStyle w:val="a3"/>
-        <w:spacing w:before="43" w:line="196" w:lineRule="auto"/>
-        <w:ind w:left="7"/>
-        <w:rPr>
-          <w:lang w:eastAsia="zh-CN"/>
-        </w:rPr>
-      </w:pPr>
-      <w:r>
-        <w:rPr>
+        <w:pStyle w:val="2"/>
+        <w:spacing w:before="63" w:line="192" w:lineRule="auto"/>
+        <w:rPr>
+          <w:rFonts w:hint="eastAsia" w:asciiTheme="minorEastAsia" w:hAnsiTheme="minorEastAsia" w:eastAsiaTheme="minorEastAsia" w:cstheme="minorEastAsia"/>
+          <w:lang w:eastAsia="zh-CN"/>
+        </w:rPr>
+      </w:pPr>
+      <w:r>
+        <w:rPr>
+          <w:rFonts w:hint="eastAsia" w:asciiTheme="minorEastAsia" w:hAnsiTheme="minorEastAsia" w:eastAsiaTheme="minorEastAsia" w:cstheme="minorEastAsia"/>
           <w:lang w:eastAsia="zh-CN"/>
         </w:rPr>
         <w:t>需方（盖章）：</w:t>
       </w:r>
-    </w:p>
-    <w:p>
-      <w:pPr>
-        <w:pStyle w:val="a3"/>
+      <w:r>
+        <w:rPr>
+          <w:rFonts w:hint="eastAsia" w:asciiTheme="minorEastAsia" w:hAnsiTheme="minorEastAsia" w:eastAsiaTheme="minorEastAsia" w:cstheme="minorEastAsia"/>
+          <w:spacing w:val="-3"/>
+          <w:lang w:eastAsia="zh-CN"/>
+        </w:rPr>
+        <w:t>___________</w:t>
+      </w:r>
+    </w:p>
+    <w:p>
+      <w:pPr>
+        <w:pStyle w:val="2"/>
         <w:spacing w:before="63" w:line="192" w:lineRule="auto"/>
         <w:rPr>
+          <w:rFonts w:hint="eastAsia" w:asciiTheme="minorEastAsia" w:hAnsiTheme="minorEastAsia" w:eastAsiaTheme="minorEastAsia" w:cstheme="minorEastAsia"/>
           <w:spacing w:val="-3"/>
           <w:lang w:eastAsia="zh-CN"/>
         </w:rPr>
       </w:pPr>
       <w:r>
         <w:rPr>
+          <w:rFonts w:hint="eastAsia" w:asciiTheme="minorEastAsia" w:hAnsiTheme="minorEastAsia" w:eastAsiaTheme="minorEastAsia" w:cstheme="minorEastAsia"/>
           <w:spacing w:val="-3"/>
           <w:lang w:eastAsia="zh-CN"/>
         </w:rPr>
@@ -3491,62 +3464,83 @@
     </w:p>
     <w:p>
       <w:pPr>
-        <w:pStyle w:val="a3"/>
+        <w:pStyle w:val="2"/>
         <w:spacing w:before="63" w:line="192" w:lineRule="auto"/>
         <w:rPr>
+          <w:rFonts w:hint="eastAsia" w:asciiTheme="minorEastAsia" w:hAnsiTheme="minorEastAsia" w:eastAsiaTheme="minorEastAsia" w:cstheme="minorEastAsia"/>
           <w:spacing w:val="-3"/>
           <w:lang w:eastAsia="zh-CN"/>
         </w:rPr>
       </w:pPr>
-      <w:proofErr w:type="spellStart"/>
-      <w:r>
-        <w:t>开户行</w:t>
-      </w:r>
-      <w:proofErr w:type="spellEnd"/>
-      <w:r>
-        <w:t>：</w:t>
-      </w:r>
-    </w:p>
-    <w:p>
-      <w:pPr>
-        <w:pStyle w:val="a3"/>
+      <w:r>
+        <w:rPr>
+          <w:rFonts w:hint="eastAsia" w:asciiTheme="minorEastAsia" w:hAnsiTheme="minorEastAsia" w:eastAsiaTheme="minorEastAsia" w:cstheme="minorEastAsia"/>
+        </w:rPr>
+        <w:t>开户行：</w:t>
+      </w:r>
+      <w:r>
+        <w:rPr>
+          <w:rFonts w:hint="eastAsia" w:asciiTheme="minorEastAsia" w:hAnsiTheme="minorEastAsia" w:eastAsiaTheme="minorEastAsia" w:cstheme="minorEastAsia"/>
+          <w:spacing w:val="-3"/>
+          <w:lang w:eastAsia="zh-CN"/>
+        </w:rPr>
+        <w:t>___________</w:t>
+      </w:r>
+    </w:p>
+    <w:p>
+      <w:pPr>
+        <w:pStyle w:val="2"/>
         <w:spacing w:before="63" w:line="192" w:lineRule="auto"/>
         <w:rPr>
+          <w:rFonts w:hint="eastAsia" w:asciiTheme="minorEastAsia" w:hAnsiTheme="minorEastAsia" w:eastAsiaTheme="minorEastAsia" w:cstheme="minorEastAsia"/>
           <w:spacing w:val="-3"/>
           <w:lang w:eastAsia="zh-CN"/>
         </w:rPr>
       </w:pPr>
-      <w:proofErr w:type="spellStart"/>
-      <w:r>
-        <w:t>账号</w:t>
-      </w:r>
-      <w:proofErr w:type="spellEnd"/>
-      <w:r>
-        <w:t>：</w:t>
-      </w:r>
-    </w:p>
-    <w:p>
-      <w:pPr>
-        <w:pStyle w:val="a3"/>
+      <w:r>
+        <w:rPr>
+          <w:rFonts w:hint="eastAsia" w:asciiTheme="minorEastAsia" w:hAnsiTheme="minorEastAsia" w:eastAsiaTheme="minorEastAsia" w:cstheme="minorEastAsia"/>
+        </w:rPr>
+        <w:t>账号：</w:t>
+      </w:r>
+      <w:r>
+        <w:rPr>
+          <w:rFonts w:hint="eastAsia" w:asciiTheme="minorEastAsia" w:hAnsiTheme="minorEastAsia" w:eastAsiaTheme="minorEastAsia" w:cstheme="minorEastAsia"/>
+          <w:spacing w:val="-3"/>
+          <w:lang w:eastAsia="zh-CN"/>
+        </w:rPr>
+        <w:t>___________</w:t>
+      </w:r>
+    </w:p>
+    <w:p>
+      <w:pPr>
+        <w:pStyle w:val="2"/>
         <w:spacing w:before="63" w:line="192" w:lineRule="auto"/>
         <w:rPr>
-          <w:lang w:eastAsia="zh-CN"/>
-        </w:rPr>
-      </w:pPr>
-      <w:proofErr w:type="spellStart"/>
-      <w:r>
-        <w:t>日期</w:t>
-      </w:r>
-      <w:proofErr w:type="spellEnd"/>
-      <w:r>
-        <w:t>：</w:t>
+          <w:rFonts w:hint="eastAsia" w:asciiTheme="minorEastAsia" w:hAnsiTheme="minorEastAsia" w:eastAsiaTheme="minorEastAsia" w:cstheme="minorEastAsia"/>
+          <w:lang w:eastAsia="zh-CN"/>
+        </w:rPr>
+      </w:pPr>
+      <w:r>
+        <w:rPr>
+          <w:rFonts w:hint="eastAsia" w:asciiTheme="minorEastAsia" w:hAnsiTheme="minorEastAsia" w:eastAsiaTheme="minorEastAsia" w:cstheme="minorEastAsia"/>
+        </w:rPr>
+        <w:t>日期：</w:t>
+      </w:r>
+      <w:r>
+        <w:rPr>
+          <w:rFonts w:hint="eastAsia" w:asciiTheme="minorEastAsia" w:hAnsiTheme="minorEastAsia" w:eastAsiaTheme="minorEastAsia" w:cstheme="minorEastAsia"/>
+          <w:spacing w:val="-3"/>
+          <w:lang w:eastAsia="zh-CN"/>
+        </w:rPr>
+        <w:t>___________</w:t>
       </w:r>
     </w:p>
     <w:sectPr>
       <w:type w:val="continuous"/>
       <w:pgSz w:w="11919" w:h="16839"/>
       <w:pgMar w:top="721" w:right="1064" w:bottom="0" w:left="1069" w:header="0" w:footer="0" w:gutter="0"/>
-      <w:cols w:num="2" w:space="720" w:equalWidth="0">
+      <w:cols w:equalWidth="0" w:num="2">
         <w:col w:w="4964" w:space="100"/>
         <w:col w:w="4721"/>
       </w:cols>
@@ -3556,461 +3550,400 @@
 </file>
 
 <file path=word/numbering.xml><?xml version="1.0" encoding="utf-8"?>
-<w:numbering xmlns:wpc="http://schemas.microsoft.com/office/word/2010/wordprocessingCanvas" xmlns:cx="http://schemas.microsoft.com/office/drawing/2014/chartex" xmlns:cx1="http://schemas.microsoft.com/office/drawing/2015/9/8/chartex" xmlns:cx2="http://schemas.microsoft.com/office/drawing/2015/10/21/chartex" xmlns:cx3="http://schemas.microsoft.com/office/drawing/2016/5/9/chartex" xmlns:cx4="http://schemas.microsoft.com/office/drawing/2016/5/10/chartex" xmlns:cx5="http://schemas.microsoft.com/office/drawing/2016/5/11/chartex" xmlns:cx6="http://schemas.microsoft.com/office/drawing/2016/5/12/chartex" xmlns:cx7="http://schemas.microsoft.com/office/drawing/2016/5/13/chartex" xmlns:cx8="http://schemas.microsoft.com/office/drawing/2016/5/14/chartex" xmlns:mc="http://schemas.openxmlformats.org/markup-compatibility/2006" xmlns:aink="http://schemas.microsoft.com/office/drawing/2016/ink" xmlns:am3d="http://schemas.microsoft.com/office/drawing/2017/model3d" xmlns:o="urn:schemas-microsoft-com:office:office" xmlns:oel="http://schemas.microsoft.com/office/2019/extlst" xmlns:r="http://schemas.openxmlformats.org/officeDocument/2006/relationships" xmlns:m="http://schemas.openxmlformats.org/officeDocument/2006/math" xmlns:v="urn:schemas-microsoft-com:vml" xmlns:wp14="http://schemas.microsoft.com/office/word/2010/wordprocessingDrawing" xmlns:wp="http://schemas.openxmlformats.org/drawingml/2006/wordprocessingDrawing" xmlns:w10="urn:schemas-microsoft-com:office:word" xmlns:w="http://schemas.openxmlformats.org/wordprocessingml/2006/main" xmlns:w14="http://schemas.microsoft.com/office/word/2010/wordml" xmlns:w15="http://schemas.microsoft.com/office/word/2012/wordml" xmlns:w16cex="http://schemas.microsoft.com/office/word/2018/wordml/cex" xmlns:w16cid="http://schemas.microsoft.com/office/word/2016/wordml/cid" xmlns:w16="http://schemas.microsoft.com/office/word/2018/wordml" xmlns:w16du="http://schemas.microsoft.com/office/word/2023/wordml/word16du" xmlns:w16sdtdh="http://schemas.microsoft.com/office/word/2020/wordml/sdtdatahash" xmlns:w16sdtfl="http://schemas.microsoft.com/office/word/2024/wordml/sdtformatlock" xmlns:w16se="http://schemas.microsoft.com/office/word/2015/wordml/symex" xmlns:wpg="http://schemas.microsoft.com/office/word/2010/wordprocessingGroup" xmlns:wpi="http://schemas.microsoft.com/office/word/2010/wordprocessingInk" xmlns:wne="http://schemas.microsoft.com/office/word/2006/wordml" xmlns:wps="http://schemas.microsoft.com/office/word/2010/wordprocessingShape" mc:Ignorable="w14 w15 w16se w16cid w16 w16cex w16sdtdh w16sdtfl w16du wp14">
-  <w:abstractNum w:abstractNumId="0" w15:restartNumberingAfterBreak="0">
-    <w:nsid w:val="8C195349"/>
-    <w:multiLevelType w:val="singleLevel"/>
-    <w:tmpl w:val="8C195349"/>
-    <w:lvl w:ilvl="0">
+<w:numbering xmlns:wpc="http://schemas.microsoft.com/office/word/2010/wordprocessingCanvas" xmlns:mc="http://schemas.openxmlformats.org/markup-compatibility/2006" xmlns:o="urn:schemas-microsoft-com:office:office" xmlns:r="http://schemas.openxmlformats.org/officeDocument/2006/relationships" xmlns:m="http://schemas.openxmlformats.org/officeDocument/2006/math" xmlns:v="urn:schemas-microsoft-com:vml" xmlns:wp14="http://schemas.microsoft.com/office/word/2010/wordprocessingDrawing" xmlns:wp="http://schemas.openxmlformats.org/drawingml/2006/wordprocessingDrawing" xmlns:w10="urn:schemas-microsoft-com:office:word" xmlns:w="http://schemas.openxmlformats.org/wordprocessingml/2006/main" xmlns:w14="http://schemas.microsoft.com/office/word/2010/wordml" xmlns:wpg="http://schemas.microsoft.com/office/word/2010/wordprocessingGroup" xmlns:wpi="http://schemas.microsoft.com/office/word/2010/wordprocessingInk" xmlns:wne="http://schemas.microsoft.com/office/word/2006/wordml" xmlns:wps="http://schemas.microsoft.com/office/word/2010/wordprocessingShape" xmlns:wpsCustomData="http://www.wps.cn/officeDocument/2013/wpsCustomData" mc:Ignorable="w14 wp14">
+  <w:abstractNum w:abstractNumId="0">
+    <w:nsid w:val="F3F7AB84"/>
+    <w:multiLevelType w:val="multilevel"/>
+    <w:tmpl w:val="F3F7AB84"/>
+    <w:lvl w:ilvl="0" w:tentative="0">
       <w:start w:val="1"/>
       <w:numFmt w:val="decimal"/>
-      <w:lvlText w:val="%1."/>
+      <w:suff w:val="space"/>
+      <w:lvlText w:val="%1"/>
       <w:lvlJc w:val="left"/>
       <w:pPr>
-        <w:ind w:left="425" w:hanging="425"/>
+        <w:ind w:left="0" w:firstLine="0"/>
+      </w:pPr>
+      <w:rPr>
+        <w:rFonts w:hint="default"/>
+      </w:rPr>
+    </w:lvl>
+    <w:lvl w:ilvl="1" w:tentative="0">
+      <w:start w:val="1"/>
+      <w:numFmt w:val="decimal"/>
+      <w:suff w:val="space"/>
+      <w:lvlText w:val="%1.%2"/>
+      <w:lvlJc w:val="left"/>
+      <w:pPr>
+        <w:ind w:left="0" w:firstLine="0"/>
+      </w:pPr>
+      <w:rPr>
+        <w:rFonts w:hint="default"/>
+      </w:rPr>
+    </w:lvl>
+    <w:lvl w:ilvl="2" w:tentative="0">
+      <w:start w:val="1"/>
+      <w:numFmt w:val="decimal"/>
+      <w:suff w:val="space"/>
+      <w:lvlText w:val="%1.%2.%3"/>
+      <w:lvlJc w:val="left"/>
+      <w:pPr>
+        <w:ind w:left="0" w:firstLine="0"/>
+      </w:pPr>
+      <w:rPr>
+        <w:rFonts w:hint="default"/>
+      </w:rPr>
+    </w:lvl>
+    <w:lvl w:ilvl="3" w:tentative="0">
+      <w:start w:val="1"/>
+      <w:numFmt w:val="decimal"/>
+      <w:suff w:val="space"/>
+      <w:lvlText w:val="%1.%2.%3.%4"/>
+      <w:lvlJc w:val="left"/>
+      <w:pPr>
+        <w:ind w:left="0" w:firstLine="0"/>
+      </w:pPr>
+      <w:rPr>
+        <w:rFonts w:hint="default"/>
+      </w:rPr>
+    </w:lvl>
+    <w:lvl w:ilvl="4" w:tentative="0">
+      <w:start w:val="1"/>
+      <w:numFmt w:val="decimal"/>
+      <w:suff w:val="space"/>
+      <w:lvlText w:val="%1.%2.%3.%4.%5"/>
+      <w:lvlJc w:val="left"/>
+      <w:pPr>
+        <w:ind w:left="0" w:firstLine="0"/>
+      </w:pPr>
+      <w:rPr>
+        <w:rFonts w:hint="default"/>
+      </w:rPr>
+    </w:lvl>
+    <w:lvl w:ilvl="5" w:tentative="0">
+      <w:start w:val="1"/>
+      <w:numFmt w:val="decimal"/>
+      <w:suff w:val="space"/>
+      <w:lvlText w:val="%1.%2.%3.%4.%5.%6"/>
+      <w:lvlJc w:val="left"/>
+      <w:pPr>
+        <w:ind w:left="0" w:firstLine="0"/>
+      </w:pPr>
+      <w:rPr>
+        <w:rFonts w:hint="default"/>
+      </w:rPr>
+    </w:lvl>
+    <w:lvl w:ilvl="6" w:tentative="0">
+      <w:start w:val="1"/>
+      <w:numFmt w:val="decimal"/>
+      <w:suff w:val="space"/>
+      <w:lvlText w:val="%1.%2.%3.%4.%5.%6.%7"/>
+      <w:lvlJc w:val="left"/>
+      <w:pPr>
+        <w:ind w:left="0" w:firstLine="0"/>
+      </w:pPr>
+      <w:rPr>
+        <w:rFonts w:hint="default"/>
+      </w:rPr>
+    </w:lvl>
+    <w:lvl w:ilvl="7" w:tentative="0">
+      <w:start w:val="1"/>
+      <w:numFmt w:val="decimal"/>
+      <w:suff w:val="space"/>
+      <w:lvlText w:val="%1.%2.%3.%4.%5.%6.%7.%8"/>
+      <w:lvlJc w:val="left"/>
+      <w:pPr>
+        <w:ind w:left="0" w:firstLine="0"/>
+      </w:pPr>
+      <w:rPr>
+        <w:rFonts w:hint="default"/>
+      </w:rPr>
+    </w:lvl>
+    <w:lvl w:ilvl="8" w:tentative="0">
+      <w:start w:val="1"/>
+      <w:numFmt w:val="decimal"/>
+      <w:suff w:val="space"/>
+      <w:lvlText w:val="%1.%2.%3.%4.%5.%6.%7.%8.%9"/>
+      <w:lvlJc w:val="left"/>
+      <w:pPr>
+        <w:ind w:left="0" w:firstLine="0"/>
       </w:pPr>
       <w:rPr>
         <w:rFonts w:hint="default"/>
       </w:rPr>
     </w:lvl>
   </w:abstractNum>
-  <w:abstractNum w:abstractNumId="1" w15:restartNumberingAfterBreak="0">
-    <w:nsid w:val="F3F7AB84"/>
-    <w:multiLevelType w:val="multilevel"/>
-    <w:tmpl w:val="F3F7AB84"/>
-    <w:lvl w:ilvl="0">
-      <w:start w:val="1"/>
-      <w:numFmt w:val="decimal"/>
-      <w:suff w:val="space"/>
-      <w:lvlText w:val="%1"/>
-      <w:lvlJc w:val="left"/>
-      <w:pPr>
-        <w:ind w:left="0" w:firstLine="0"/>
-      </w:pPr>
-      <w:rPr>
-        <w:rFonts w:hint="default"/>
-      </w:rPr>
-    </w:lvl>
-    <w:lvl w:ilvl="1">
-      <w:start w:val="1"/>
-      <w:numFmt w:val="decimal"/>
-      <w:suff w:val="space"/>
-      <w:lvlText w:val="%1.%2"/>
-      <w:lvlJc w:val="left"/>
-      <w:pPr>
-        <w:ind w:left="0" w:firstLine="0"/>
-      </w:pPr>
-      <w:rPr>
-        <w:rFonts w:hint="default"/>
-      </w:rPr>
-    </w:lvl>
-    <w:lvl w:ilvl="2">
-      <w:start w:val="1"/>
-      <w:numFmt w:val="decimal"/>
-      <w:suff w:val="space"/>
-      <w:lvlText w:val="%1.%2.%3"/>
-      <w:lvlJc w:val="left"/>
-      <w:pPr>
-        <w:ind w:left="0" w:firstLine="0"/>
-      </w:pPr>
-      <w:rPr>
-        <w:rFonts w:hint="default"/>
-      </w:rPr>
-    </w:lvl>
-    <w:lvl w:ilvl="3">
-      <w:start w:val="1"/>
-      <w:numFmt w:val="decimal"/>
-      <w:suff w:val="space"/>
-      <w:lvlText w:val="%1.%2.%3.%4"/>
-      <w:lvlJc w:val="left"/>
-      <w:pPr>
-        <w:ind w:left="0" w:firstLine="0"/>
-      </w:pPr>
-      <w:rPr>
-        <w:rFonts w:hint="default"/>
-      </w:rPr>
-    </w:lvl>
-    <w:lvl w:ilvl="4">
-      <w:start w:val="1"/>
-      <w:numFmt w:val="decimal"/>
-      <w:suff w:val="space"/>
-      <w:lvlText w:val="%1.%2.%3.%4.%5"/>
-      <w:lvlJc w:val="left"/>
-      <w:pPr>
-        <w:ind w:left="0" w:firstLine="0"/>
-      </w:pPr>
-      <w:rPr>
-        <w:rFonts w:hint="default"/>
-      </w:rPr>
-    </w:lvl>
-    <w:lvl w:ilvl="5">
-      <w:start w:val="1"/>
-      <w:numFmt w:val="decimal"/>
-      <w:suff w:val="space"/>
-      <w:lvlText w:val="%1.%2.%3.%4.%5.%6"/>
-      <w:lvlJc w:val="left"/>
-      <w:pPr>
-        <w:ind w:left="0" w:firstLine="0"/>
-      </w:pPr>
-      <w:rPr>
-        <w:rFonts w:hint="default"/>
-      </w:rPr>
-    </w:lvl>
-    <w:lvl w:ilvl="6">
-      <w:start w:val="1"/>
-      <w:numFmt w:val="decimal"/>
-      <w:suff w:val="space"/>
-      <w:lvlText w:val="%1.%2.%3.%4.%5.%6.%7"/>
-      <w:lvlJc w:val="left"/>
-      <w:pPr>
-        <w:ind w:left="0" w:firstLine="0"/>
-      </w:pPr>
-      <w:rPr>
-        <w:rFonts w:hint="default"/>
-      </w:rPr>
-    </w:lvl>
-    <w:lvl w:ilvl="7">
-      <w:start w:val="1"/>
-      <w:numFmt w:val="decimal"/>
-      <w:suff w:val="space"/>
-      <w:lvlText w:val="%1.%2.%3.%4.%5.%6.%7.%8"/>
-      <w:lvlJc w:val="left"/>
-      <w:pPr>
-        <w:ind w:left="0" w:firstLine="0"/>
-      </w:pPr>
-      <w:rPr>
-        <w:rFonts w:hint="default"/>
-      </w:rPr>
-    </w:lvl>
-    <w:lvl w:ilvl="8">
-      <w:start w:val="1"/>
-      <w:numFmt w:val="decimal"/>
-      <w:suff w:val="space"/>
-      <w:lvlText w:val="%1.%2.%3.%4.%5.%6.%7.%8.%9"/>
-      <w:lvlJc w:val="left"/>
-      <w:pPr>
-        <w:ind w:left="0" w:firstLine="0"/>
-      </w:pPr>
-      <w:rPr>
-        <w:rFonts w:hint="default"/>
-      </w:rPr>
-    </w:lvl>
-  </w:abstractNum>
-  <w:num w:numId="1" w16cid:durableId="193933095">
+  <w:num w:numId="1">
     <w:abstractNumId w:val="0"/>
-  </w:num>
-  <w:num w:numId="2" w16cid:durableId="1067454571">
-    <w:abstractNumId w:val="1"/>
   </w:num>
 </w:numbering>
 </file>
 
 <file path=word/styles.xml><?xml version="1.0" encoding="utf-8"?>
-<w:styles xmlns:mc="http://schemas.openxmlformats.org/markup-compatibility/2006" xmlns:r="http://schemas.openxmlformats.org/officeDocument/2006/relationships" xmlns:w="http://schemas.openxmlformats.org/wordprocessingml/2006/main" xmlns:w14="http://schemas.microsoft.com/office/word/2010/wordml" xmlns:w15="http://schemas.microsoft.com/office/word/2012/wordml" xmlns:w16cex="http://schemas.microsoft.com/office/word/2018/wordml/cex" xmlns:w16cid="http://schemas.microsoft.com/office/word/2016/wordml/cid" xmlns:w16="http://schemas.microsoft.com/office/word/2018/wordml" xmlns:w16du="http://schemas.microsoft.com/office/word/2023/wordml/word16du" xmlns:w16sdtdh="http://schemas.microsoft.com/office/word/2020/wordml/sdtdatahash" xmlns:w16sdtfl="http://schemas.microsoft.com/office/word/2024/wordml/sdtformatlock" xmlns:w16se="http://schemas.microsoft.com/office/word/2015/wordml/symex" mc:Ignorable="w14 w15 w16se w16cid w16 w16cex w16sdtdh w16sdtfl w16du">
+<w:styles xmlns:mc="http://schemas.openxmlformats.org/markup-compatibility/2006" xmlns:o="urn:schemas-microsoft-com:office:office" xmlns:r="http://schemas.openxmlformats.org/officeDocument/2006/relationships" xmlns:m="http://schemas.openxmlformats.org/officeDocument/2006/math" xmlns:v="urn:schemas-microsoft-com:vml" xmlns:w="http://schemas.openxmlformats.org/wordprocessingml/2006/main" xmlns:w14="http://schemas.microsoft.com/office/word/2010/wordml" xmlns:w10="urn:schemas-microsoft-com:office:word" xmlns:sl="http://schemas.openxmlformats.org/schemaLibrary/2006/main" xmlns:wpsCustomData="http://www.wps.cn/officeDocument/2013/wpsCustomData" mc:Ignorable="w14">
   <w:docDefaults>
     <w:rPrDefault>
       <w:rPr>
-        <w:rFonts w:ascii="Times New Roman" w:eastAsia="宋体" w:hAnsi="Times New Roman" w:cs="Times New Roman"/>
-        <w:lang w:val="en-US" w:eastAsia="zh-CN" w:bidi="ar-SA"/>
+        <w:rFonts w:ascii="Times New Roman" w:hAnsi="Times New Roman" w:eastAsia="宋体" w:cs="Times New Roman"/>
       </w:rPr>
     </w:rPrDefault>
     <w:pPrDefault/>
   </w:docDefaults>
-  <w:latentStyles w:defLockedState="0" w:defUIPriority="0" w:defSemiHidden="0" w:defUnhideWhenUsed="0" w:defQFormat="0" w:count="376">
-    <w:lsdException w:name="Normal" w:semiHidden="1" w:qFormat="1"/>
-    <w:lsdException w:name="heading 1" w:qFormat="1"/>
-    <w:lsdException w:name="heading 2" w:semiHidden="1" w:unhideWhenUsed="1" w:qFormat="1"/>
-    <w:lsdException w:name="heading 3" w:semiHidden="1" w:unhideWhenUsed="1" w:qFormat="1"/>
-    <w:lsdException w:name="heading 4" w:semiHidden="1" w:unhideWhenUsed="1" w:qFormat="1"/>
-    <w:lsdException w:name="heading 5" w:semiHidden="1" w:unhideWhenUsed="1" w:qFormat="1"/>
-    <w:lsdException w:name="heading 6" w:semiHidden="1" w:unhideWhenUsed="1" w:qFormat="1"/>
-    <w:lsdException w:name="heading 7" w:semiHidden="1" w:unhideWhenUsed="1" w:qFormat="1"/>
-    <w:lsdException w:name="heading 8" w:semiHidden="1" w:unhideWhenUsed="1" w:qFormat="1"/>
-    <w:lsdException w:name="heading 9" w:semiHidden="1" w:unhideWhenUsed="1" w:qFormat="1"/>
-    <w:lsdException w:name="caption" w:semiHidden="1" w:unhideWhenUsed="1" w:qFormat="1"/>
-    <w:lsdException w:name="Title" w:qFormat="1"/>
-    <w:lsdException w:name="Default Paragraph Font" w:uiPriority="1" w:unhideWhenUsed="1" w:qFormat="1"/>
-    <w:lsdException w:name="Body Text" w:semiHidden="1" w:qFormat="1"/>
-    <w:lsdException w:name="Subtitle" w:qFormat="1"/>
-    <w:lsdException w:name="Hyperlink" w:qFormat="1"/>
-    <w:lsdException w:name="Strong" w:uiPriority="22" w:qFormat="1"/>
-    <w:lsdException w:name="Emphasis" w:qFormat="1"/>
-    <w:lsdException w:name="HTML Top of Form" w:semiHidden="1" w:uiPriority="99" w:unhideWhenUsed="1"/>
-    <w:lsdException w:name="HTML Bottom of Form" w:semiHidden="1" w:uiPriority="99" w:unhideWhenUsed="1"/>
-    <w:lsdException w:name="Normal Table" w:semiHidden="1" w:uiPriority="99" w:unhideWhenUsed="1" w:qFormat="1"/>
-    <w:lsdException w:name="No List" w:semiHidden="1" w:uiPriority="99" w:unhideWhenUsed="1"/>
-    <w:lsdException w:name="Outline List 1" w:semiHidden="1" w:uiPriority="99" w:unhideWhenUsed="1"/>
-    <w:lsdException w:name="Outline List 2" w:semiHidden="1" w:uiPriority="99" w:unhideWhenUsed="1"/>
-    <w:lsdException w:name="Outline List 3" w:semiHidden="1" w:uiPriority="99" w:unhideWhenUsed="1"/>
-    <w:lsdException w:name="Table Simple 1" w:semiHidden="1" w:unhideWhenUsed="1"/>
-    <w:lsdException w:name="Table Simple 2" w:semiHidden="1" w:unhideWhenUsed="1"/>
-    <w:lsdException w:name="Table Simple 3" w:semiHidden="1" w:unhideWhenUsed="1"/>
-    <w:lsdException w:name="Table Classic 1" w:semiHidden="1" w:unhideWhenUsed="1"/>
-    <w:lsdException w:name="Table Classic 2" w:semiHidden="1" w:unhideWhenUsed="1"/>
-    <w:lsdException w:name="Table Classic 3" w:semiHidden="1" w:unhideWhenUsed="1"/>
-    <w:lsdException w:name="Table Classic 4" w:semiHidden="1" w:unhideWhenUsed="1"/>
-    <w:lsdException w:name="Table Colorful 1" w:semiHidden="1" w:unhideWhenUsed="1"/>
-    <w:lsdException w:name="Table Colorful 2" w:semiHidden="1" w:unhideWhenUsed="1"/>
-    <w:lsdException w:name="Table Colorful 3" w:semiHidden="1" w:unhideWhenUsed="1"/>
-    <w:lsdException w:name="Table Columns 1" w:semiHidden="1" w:unhideWhenUsed="1"/>
-    <w:lsdException w:name="Table Columns 2" w:semiHidden="1" w:unhideWhenUsed="1"/>
-    <w:lsdException w:name="Table Columns 3" w:semiHidden="1" w:unhideWhenUsed="1"/>
-    <w:lsdException w:name="Table Columns 4" w:semiHidden="1" w:unhideWhenUsed="1"/>
-    <w:lsdException w:name="Table Columns 5" w:semiHidden="1" w:unhideWhenUsed="1"/>
-    <w:lsdException w:name="Table Grid 1" w:semiHidden="1" w:unhideWhenUsed="1"/>
-    <w:lsdException w:name="Table Grid 2" w:semiHidden="1" w:unhideWhenUsed="1"/>
-    <w:lsdException w:name="Table Grid 3" w:semiHidden="1" w:unhideWhenUsed="1"/>
-    <w:lsdException w:name="Table Grid 4" w:semiHidden="1" w:unhideWhenUsed="1"/>
-    <w:lsdException w:name="Table Grid 5" w:semiHidden="1" w:unhideWhenUsed="1"/>
-    <w:lsdException w:name="Table Grid 6" w:semiHidden="1" w:unhideWhenUsed="1"/>
-    <w:lsdException w:name="Table Grid 7" w:semiHidden="1" w:unhideWhenUsed="1"/>
-    <w:lsdException w:name="Table Grid 8" w:semiHidden="1" w:unhideWhenUsed="1"/>
-    <w:lsdException w:name="Table List 1" w:semiHidden="1" w:unhideWhenUsed="1"/>
-    <w:lsdException w:name="Table List 2" w:semiHidden="1" w:unhideWhenUsed="1"/>
-    <w:lsdException w:name="Table List 3" w:semiHidden="1" w:unhideWhenUsed="1"/>
-    <w:lsdException w:name="Table List 4" w:semiHidden="1" w:unhideWhenUsed="1"/>
-    <w:lsdException w:name="Table List 5" w:semiHidden="1" w:unhideWhenUsed="1"/>
-    <w:lsdException w:name="Table List 6" w:semiHidden="1" w:unhideWhenUsed="1"/>
-    <w:lsdException w:name="Table List 7" w:semiHidden="1" w:unhideWhenUsed="1"/>
-    <w:lsdException w:name="Table List 8" w:semiHidden="1" w:unhideWhenUsed="1"/>
-    <w:lsdException w:name="Table 3D effects 1" w:semiHidden="1" w:unhideWhenUsed="1"/>
-    <w:lsdException w:name="Table 3D effects 2" w:semiHidden="1" w:unhideWhenUsed="1"/>
-    <w:lsdException w:name="Table 3D effects 3" w:semiHidden="1" w:unhideWhenUsed="1"/>
-    <w:lsdException w:name="Table Contemporary" w:semiHidden="1" w:unhideWhenUsed="1"/>
-    <w:lsdException w:name="Table Elegant" w:semiHidden="1" w:unhideWhenUsed="1"/>
-    <w:lsdException w:name="Table Professional" w:semiHidden="1" w:unhideWhenUsed="1"/>
-    <w:lsdException w:name="Table Subtle 1" w:semiHidden="1" w:unhideWhenUsed="1"/>
-    <w:lsdException w:name="Table Subtle 2" w:semiHidden="1" w:unhideWhenUsed="1"/>
-    <w:lsdException w:name="Table Web 1" w:semiHidden="1" w:unhideWhenUsed="1"/>
-    <w:lsdException w:name="Table Web 2" w:semiHidden="1" w:unhideWhenUsed="1"/>
-    <w:lsdException w:name="Table Web 3" w:semiHidden="1" w:unhideWhenUsed="1"/>
-    <w:lsdException w:name="Table Grid" w:qFormat="1"/>
-    <w:lsdException w:name="Table Theme" w:semiHidden="1" w:unhideWhenUsed="1"/>
-    <w:lsdException w:name="Placeholder Text" w:semiHidden="1" w:uiPriority="99" w:unhideWhenUsed="1"/>
-    <w:lsdException w:name="No Spacing" w:semiHidden="1" w:uiPriority="99" w:unhideWhenUsed="1"/>
-    <w:lsdException w:name="Light Shading" w:uiPriority="60"/>
-    <w:lsdException w:name="Light List" w:uiPriority="61"/>
-    <w:lsdException w:name="Light Grid" w:uiPriority="62"/>
-    <w:lsdException w:name="Medium Shading 1" w:uiPriority="63"/>
-    <w:lsdException w:name="Medium Shading 2" w:uiPriority="64"/>
-    <w:lsdException w:name="Medium List 1" w:uiPriority="65"/>
-    <w:lsdException w:name="Medium List 2" w:uiPriority="66"/>
-    <w:lsdException w:name="Medium Grid 1" w:uiPriority="67"/>
-    <w:lsdException w:name="Medium Grid 2" w:uiPriority="68"/>
-    <w:lsdException w:name="Medium Grid 3" w:uiPriority="69"/>
-    <w:lsdException w:name="Dark List" w:uiPriority="70"/>
-    <w:lsdException w:name="Colorful Shading" w:uiPriority="71"/>
-    <w:lsdException w:name="Colorful List" w:uiPriority="72"/>
-    <w:lsdException w:name="Colorful Grid" w:uiPriority="73"/>
-    <w:lsdException w:name="Light Shading Accent 1" w:uiPriority="60"/>
-    <w:lsdException w:name="Light List Accent 1" w:uiPriority="61"/>
-    <w:lsdException w:name="Light Grid Accent 1" w:uiPriority="62"/>
-    <w:lsdException w:name="Medium Shading 1 Accent 1" w:uiPriority="63"/>
-    <w:lsdException w:name="Medium Shading 2 Accent 1" w:uiPriority="64"/>
-    <w:lsdException w:name="Medium List 1 Accent 1" w:uiPriority="65"/>
-    <w:lsdException w:name="Revision" w:semiHidden="1" w:uiPriority="99" w:unhideWhenUsed="1"/>
-    <w:lsdException w:name="List Paragraph" w:semiHidden="1" w:uiPriority="99" w:unhideWhenUsed="1"/>
-    <w:lsdException w:name="Quote" w:semiHidden="1" w:uiPriority="99" w:unhideWhenUsed="1"/>
-    <w:lsdException w:name="Intense Quote" w:semiHidden="1" w:uiPriority="99" w:unhideWhenUsed="1"/>
-    <w:lsdException w:name="Medium List 2 Accent 1" w:uiPriority="66"/>
-    <w:lsdException w:name="Medium Grid 1 Accent 1" w:uiPriority="67"/>
-    <w:lsdException w:name="Medium Grid 2 Accent 1" w:uiPriority="68"/>
-    <w:lsdException w:name="Medium Grid 3 Accent 1" w:uiPriority="69"/>
-    <w:lsdException w:name="Dark List Accent 1" w:uiPriority="70"/>
-    <w:lsdException w:name="Colorful Shading Accent 1" w:uiPriority="71"/>
-    <w:lsdException w:name="Colorful List Accent 1" w:uiPriority="72"/>
-    <w:lsdException w:name="Colorful Grid Accent 1" w:uiPriority="73"/>
-    <w:lsdException w:name="Light Shading Accent 2" w:uiPriority="60"/>
-    <w:lsdException w:name="Light List Accent 2" w:uiPriority="61"/>
-    <w:lsdException w:name="Light Grid Accent 2" w:uiPriority="62"/>
-    <w:lsdException w:name="Medium Shading 1 Accent 2" w:uiPriority="63"/>
-    <w:lsdException w:name="Medium Shading 2 Accent 2" w:uiPriority="64"/>
-    <w:lsdException w:name="Medium List 1 Accent 2" w:uiPriority="65"/>
-    <w:lsdException w:name="Medium List 2 Accent 2" w:uiPriority="66"/>
-    <w:lsdException w:name="Medium Grid 1 Accent 2" w:uiPriority="67"/>
-    <w:lsdException w:name="Medium Grid 2 Accent 2" w:uiPriority="68"/>
-    <w:lsdException w:name="Medium Grid 3 Accent 2" w:uiPriority="69"/>
-    <w:lsdException w:name="Dark List Accent 2" w:uiPriority="70"/>
-    <w:lsdException w:name="Colorful Shading Accent 2" w:uiPriority="71"/>
-    <w:lsdException w:name="Colorful List Accent 2" w:uiPriority="72"/>
-    <w:lsdException w:name="Colorful Grid Accent 2" w:uiPriority="73"/>
-    <w:lsdException w:name="Light Shading Accent 3" w:uiPriority="60"/>
-    <w:lsdException w:name="Light List Accent 3" w:uiPriority="61"/>
-    <w:lsdException w:name="Light Grid Accent 3" w:uiPriority="62"/>
-    <w:lsdException w:name="Medium Shading 1 Accent 3" w:uiPriority="63"/>
-    <w:lsdException w:name="Medium Shading 2 Accent 3" w:uiPriority="64"/>
-    <w:lsdException w:name="Medium List 1 Accent 3" w:uiPriority="65"/>
-    <w:lsdException w:name="Medium List 2 Accent 3" w:uiPriority="66"/>
-    <w:lsdException w:name="Medium Grid 1 Accent 3" w:uiPriority="67"/>
-    <w:lsdException w:name="Medium Grid 2 Accent 3" w:uiPriority="68"/>
-    <w:lsdException w:name="Medium Grid 3 Accent 3" w:uiPriority="69"/>
-    <w:lsdException w:name="Dark List Accent 3" w:uiPriority="70"/>
-    <w:lsdException w:name="Colorful Shading Accent 3" w:uiPriority="71"/>
-    <w:lsdException w:name="Colorful List Accent 3" w:uiPriority="72"/>
-    <w:lsdException w:name="Colorful Grid Accent 3" w:uiPriority="73"/>
-    <w:lsdException w:name="Light Shading Accent 4" w:uiPriority="60"/>
-    <w:lsdException w:name="Light List Accent 4" w:uiPriority="61"/>
-    <w:lsdException w:name="Light Grid Accent 4" w:uiPriority="62"/>
-    <w:lsdException w:name="Medium Shading 1 Accent 4" w:uiPriority="63"/>
-    <w:lsdException w:name="Medium Shading 2 Accent 4" w:uiPriority="64"/>
-    <w:lsdException w:name="Medium List 1 Accent 4" w:uiPriority="65"/>
-    <w:lsdException w:name="Medium List 2 Accent 4" w:uiPriority="66"/>
-    <w:lsdException w:name="Medium Grid 1 Accent 4" w:uiPriority="67"/>
-    <w:lsdException w:name="Medium Grid 2 Accent 4" w:uiPriority="68"/>
-    <w:lsdException w:name="Medium Grid 3 Accent 4" w:uiPriority="69"/>
-    <w:lsdException w:name="Dark List Accent 4" w:uiPriority="70"/>
-    <w:lsdException w:name="Colorful Shading Accent 4" w:uiPriority="71"/>
-    <w:lsdException w:name="Colorful List Accent 4" w:uiPriority="72"/>
-    <w:lsdException w:name="Colorful Grid Accent 4" w:uiPriority="73"/>
-    <w:lsdException w:name="Light Shading Accent 5" w:uiPriority="60"/>
-    <w:lsdException w:name="Light List Accent 5" w:uiPriority="61"/>
-    <w:lsdException w:name="Light Grid Accent 5" w:uiPriority="62"/>
-    <w:lsdException w:name="Medium Shading 1 Accent 5" w:uiPriority="63"/>
-    <w:lsdException w:name="Medium Shading 2 Accent 5" w:uiPriority="64"/>
-    <w:lsdException w:name="Medium List 1 Accent 5" w:uiPriority="65"/>
-    <w:lsdException w:name="Medium List 2 Accent 5" w:uiPriority="66"/>
-    <w:lsdException w:name="Medium Grid 1 Accent 5" w:uiPriority="67"/>
-    <w:lsdException w:name="Medium Grid 2 Accent 5" w:uiPriority="68"/>
-    <w:lsdException w:name="Medium Grid 3 Accent 5" w:uiPriority="69"/>
-    <w:lsdException w:name="Dark List Accent 5" w:uiPriority="70"/>
-    <w:lsdException w:name="Colorful Shading Accent 5" w:uiPriority="71"/>
-    <w:lsdException w:name="Colorful List Accent 5" w:uiPriority="72"/>
-    <w:lsdException w:name="Colorful Grid Accent 5" w:uiPriority="73"/>
-    <w:lsdException w:name="Light Shading Accent 6" w:uiPriority="60"/>
-    <w:lsdException w:name="Light List Accent 6" w:uiPriority="61"/>
-    <w:lsdException w:name="Light Grid Accent 6" w:uiPriority="62"/>
-    <w:lsdException w:name="Medium Shading 1 Accent 6" w:uiPriority="63"/>
-    <w:lsdException w:name="Medium Shading 2 Accent 6" w:uiPriority="64"/>
-    <w:lsdException w:name="Medium List 1 Accent 6" w:uiPriority="65"/>
-    <w:lsdException w:name="Medium List 2 Accent 6" w:uiPriority="66"/>
-    <w:lsdException w:name="Medium Grid 1 Accent 6" w:uiPriority="67"/>
-    <w:lsdException w:name="Medium Grid 2 Accent 6" w:uiPriority="68"/>
-    <w:lsdException w:name="Medium Grid 3 Accent 6" w:uiPriority="69"/>
-    <w:lsdException w:name="Dark List Accent 6" w:uiPriority="70"/>
-    <w:lsdException w:name="Colorful Shading Accent 6" w:uiPriority="71"/>
-    <w:lsdException w:name="Colorful List Accent 6" w:uiPriority="72"/>
-    <w:lsdException w:name="Colorful Grid Accent 6" w:uiPriority="73"/>
-    <w:lsdException w:name="Subtle Emphasis" w:uiPriority="19" w:qFormat="1"/>
-    <w:lsdException w:name="Intense Emphasis" w:uiPriority="21" w:qFormat="1"/>
-    <w:lsdException w:name="Subtle Reference" w:uiPriority="31" w:qFormat="1"/>
-    <w:lsdException w:name="Intense Reference" w:uiPriority="32" w:qFormat="1"/>
-    <w:lsdException w:name="Book Title" w:uiPriority="33" w:qFormat="1"/>
-    <w:lsdException w:name="Bibliography" w:semiHidden="1" w:uiPriority="37" w:unhideWhenUsed="1"/>
-    <w:lsdException w:name="TOC Heading" w:semiHidden="1" w:uiPriority="39" w:unhideWhenUsed="1" w:qFormat="1"/>
-    <w:lsdException w:name="Plain Table 1" w:uiPriority="41"/>
-    <w:lsdException w:name="Plain Table 2" w:uiPriority="42"/>
-    <w:lsdException w:name="Plain Table 3" w:uiPriority="43"/>
-    <w:lsdException w:name="Plain Table 4" w:uiPriority="44"/>
-    <w:lsdException w:name="Plain Table 5" w:uiPriority="45"/>
-    <w:lsdException w:name="Grid Table Light" w:uiPriority="40"/>
-    <w:lsdException w:name="Grid Table 1 Light" w:uiPriority="46"/>
-    <w:lsdException w:name="Grid Table 2" w:uiPriority="47"/>
-    <w:lsdException w:name="Grid Table 3" w:uiPriority="48"/>
-    <w:lsdException w:name="Grid Table 4" w:uiPriority="49"/>
-    <w:lsdException w:name="Grid Table 5 Dark" w:uiPriority="50"/>
-    <w:lsdException w:name="Grid Table 6 Colorful" w:uiPriority="51"/>
-    <w:lsdException w:name="Grid Table 7 Colorful" w:uiPriority="52"/>
-    <w:lsdException w:name="Grid Table 1 Light Accent 1" w:uiPriority="46"/>
-    <w:lsdException w:name="Grid Table 2 Accent 1" w:uiPriority="47"/>
-    <w:lsdException w:name="Grid Table 3 Accent 1" w:uiPriority="48"/>
-    <w:lsdException w:name="Grid Table 4 Accent 1" w:uiPriority="49"/>
-    <w:lsdException w:name="Grid Table 5 Dark Accent 1" w:uiPriority="50"/>
-    <w:lsdException w:name="Grid Table 6 Colorful Accent 1" w:uiPriority="51"/>
-    <w:lsdException w:name="Grid Table 7 Colorful Accent 1" w:uiPriority="52"/>
-    <w:lsdException w:name="Grid Table 1 Light Accent 2" w:uiPriority="46"/>
-    <w:lsdException w:name="Grid Table 2 Accent 2" w:uiPriority="47"/>
-    <w:lsdException w:name="Grid Table 3 Accent 2" w:uiPriority="48"/>
-    <w:lsdException w:name="Grid Table 4 Accent 2" w:uiPriority="49"/>
-    <w:lsdException w:name="Grid Table 5 Dark Accent 2" w:uiPriority="50"/>
-    <w:lsdException w:name="Grid Table 6 Colorful Accent 2" w:uiPriority="51"/>
-    <w:lsdException w:name="Grid Table 7 Colorful Accent 2" w:uiPriority="52"/>
-    <w:lsdException w:name="Grid Table 1 Light Accent 3" w:uiPriority="46"/>
-    <w:lsdException w:name="Grid Table 2 Accent 3" w:uiPriority="47"/>
-    <w:lsdException w:name="Grid Table 3 Accent 3" w:uiPriority="48"/>
-    <w:lsdException w:name="Grid Table 4 Accent 3" w:uiPriority="49"/>
-    <w:lsdException w:name="Grid Table 5 Dark Accent 3" w:uiPriority="50"/>
-    <w:lsdException w:name="Grid Table 6 Colorful Accent 3" w:uiPriority="51"/>
-    <w:lsdException w:name="Grid Table 7 Colorful Accent 3" w:uiPriority="52"/>
-    <w:lsdException w:name="Grid Table 1 Light Accent 4" w:uiPriority="46"/>
-    <w:lsdException w:name="Grid Table 2 Accent 4" w:uiPriority="47"/>
-    <w:lsdException w:name="Grid Table 3 Accent 4" w:uiPriority="48"/>
-    <w:lsdException w:name="Grid Table 4 Accent 4" w:uiPriority="49"/>
-    <w:lsdException w:name="Grid Table 5 Dark Accent 4" w:uiPriority="50"/>
-    <w:lsdException w:name="Grid Table 6 Colorful Accent 4" w:uiPriority="51"/>
-    <w:lsdException w:name="Grid Table 7 Colorful Accent 4" w:uiPriority="52"/>
-    <w:lsdException w:name="Grid Table 1 Light Accent 5" w:uiPriority="46"/>
-    <w:lsdException w:name="Grid Table 2 Accent 5" w:uiPriority="47"/>
-    <w:lsdException w:name="Grid Table 3 Accent 5" w:uiPriority="48"/>
-    <w:lsdException w:name="Grid Table 4 Accent 5" w:uiPriority="49"/>
-    <w:lsdException w:name="Grid Table 5 Dark Accent 5" w:uiPriority="50"/>
-    <w:lsdException w:name="Grid Table 6 Colorful Accent 5" w:uiPriority="51"/>
-    <w:lsdException w:name="Grid Table 7 Colorful Accent 5" w:uiPriority="52"/>
-    <w:lsdException w:name="Grid Table 1 Light Accent 6" w:uiPriority="46"/>
-    <w:lsdException w:name="Grid Table 2 Accent 6" w:uiPriority="47"/>
-    <w:lsdException w:name="Grid Table 3 Accent 6" w:uiPriority="48"/>
-    <w:lsdException w:name="Grid Table 4 Accent 6" w:uiPriority="49"/>
-    <w:lsdException w:name="Grid Table 5 Dark Accent 6" w:uiPriority="50"/>
-    <w:lsdException w:name="Grid Table 6 Colorful Accent 6" w:uiPriority="51"/>
-    <w:lsdException w:name="Grid Table 7 Colorful Accent 6" w:uiPriority="52"/>
-    <w:lsdException w:name="List Table 1 Light" w:uiPriority="46"/>
-    <w:lsdException w:name="List Table 2" w:uiPriority="47"/>
-    <w:lsdException w:name="List Table 3" w:uiPriority="48"/>
-    <w:lsdException w:name="List Table 4" w:uiPriority="49"/>
-    <w:lsdException w:name="List Table 5 Dark" w:uiPriority="50"/>
-    <w:lsdException w:name="List Table 6 Colorful" w:uiPriority="51"/>
-    <w:lsdException w:name="List Table 7 Colorful" w:uiPriority="52"/>
-    <w:lsdException w:name="List Table 1 Light Accent 1" w:uiPriority="46"/>
-    <w:lsdException w:name="List Table 2 Accent 1" w:uiPriority="47"/>
-    <w:lsdException w:name="List Table 3 Accent 1" w:uiPriority="48"/>
-    <w:lsdException w:name="List Table 4 Accent 1" w:uiPriority="49"/>
-    <w:lsdException w:name="List Table 5 Dark Accent 1" w:uiPriority="50"/>
-    <w:lsdException w:name="List Table 6 Colorful Accent 1" w:uiPriority="51"/>
-    <w:lsdException w:name="List Table 7 Colorful Accent 1" w:uiPriority="52"/>
-    <w:lsdException w:name="List Table 1 Light Accent 2" w:uiPriority="46"/>
-    <w:lsdException w:name="List Table 2 Accent 2" w:uiPriority="47"/>
-    <w:lsdException w:name="List Table 3 Accent 2" w:uiPriority="48"/>
-    <w:lsdException w:name="List Table 4 Accent 2" w:uiPriority="49"/>
-    <w:lsdException w:name="List Table 5 Dark Accent 2" w:uiPriority="50"/>
-    <w:lsdException w:name="List Table 6 Colorful Accent 2" w:uiPriority="51"/>
-    <w:lsdException w:name="List Table 7 Colorful Accent 2" w:uiPriority="52"/>
-    <w:lsdException w:name="List Table 1 Light Accent 3" w:uiPriority="46"/>
-    <w:lsdException w:name="List Table 2 Accent 3" w:uiPriority="47"/>
-    <w:lsdException w:name="List Table 3 Accent 3" w:uiPriority="48"/>
-    <w:lsdException w:name="List Table 4 Accent 3" w:uiPriority="49"/>
-    <w:lsdException w:name="List Table 5 Dark Accent 3" w:uiPriority="50"/>
-    <w:lsdException w:name="List Table 6 Colorful Accent 3" w:uiPriority="51"/>
-    <w:lsdException w:name="List Table 7 Colorful Accent 3" w:uiPriority="52"/>
-    <w:lsdException w:name="List Table 1 Light Accent 4" w:uiPriority="46"/>
-    <w:lsdException w:name="List Table 2 Accent 4" w:uiPriority="47"/>
-    <w:lsdException w:name="List Table 3 Accent 4" w:uiPriority="48"/>
-    <w:lsdException w:name="List Table 4 Accent 4" w:uiPriority="49"/>
-    <w:lsdException w:name="List Table 5 Dark Accent 4" w:uiPriority="50"/>
-    <w:lsdException w:name="List Table 6 Colorful Accent 4" w:uiPriority="51"/>
-    <w:lsdException w:name="List Table 7 Colorful Accent 4" w:uiPriority="52"/>
-    <w:lsdException w:name="List Table 1 Light Accent 5" w:uiPriority="46"/>
-    <w:lsdException w:name="List Table 2 Accent 5" w:uiPriority="47"/>
-    <w:lsdException w:name="List Table 3 Accent 5" w:uiPriority="48"/>
-    <w:lsdException w:name="List Table 4 Accent 5" w:uiPriority="49"/>
-    <w:lsdException w:name="List Table 5 Dark Accent 5" w:uiPriority="50"/>
-    <w:lsdException w:name="List Table 6 Colorful Accent 5" w:uiPriority="51"/>
-    <w:lsdException w:name="List Table 7 Colorful Accent 5" w:uiPriority="52"/>
-    <w:lsdException w:name="List Table 1 Light Accent 6" w:uiPriority="46"/>
-    <w:lsdException w:name="List Table 2 Accent 6" w:uiPriority="47"/>
-    <w:lsdException w:name="List Table 3 Accent 6" w:uiPriority="48"/>
-    <w:lsdException w:name="List Table 4 Accent 6" w:uiPriority="49"/>
-    <w:lsdException w:name="List Table 5 Dark Accent 6" w:uiPriority="50"/>
-    <w:lsdException w:name="List Table 6 Colorful Accent 6" w:uiPriority="51"/>
-    <w:lsdException w:name="List Table 7 Colorful Accent 6" w:uiPriority="52"/>
-    <w:lsdException w:name="Mention" w:semiHidden="1" w:uiPriority="99" w:unhideWhenUsed="1"/>
-    <w:lsdException w:name="Smart Hyperlink" w:semiHidden="1" w:uiPriority="99" w:unhideWhenUsed="1"/>
-    <w:lsdException w:name="Hashtag" w:semiHidden="1" w:uiPriority="99" w:unhideWhenUsed="1"/>
-    <w:lsdException w:name="Unresolved Mention" w:semiHidden="1" w:uiPriority="99" w:unhideWhenUsed="1"/>
-    <w:lsdException w:name="Smart Link" w:semiHidden="1" w:uiPriority="99" w:unhideWhenUsed="1"/>
+  <w:latentStyles w:count="260" w:defQFormat="0" w:defUnhideWhenUsed="1" w:defSemiHidden="1" w:defUIPriority="99" w:defLockedState="0">
+    <w:lsdException w:qFormat="1" w:unhideWhenUsed="0" w:uiPriority="0" w:name="Normal"/>
+    <w:lsdException w:qFormat="1" w:unhideWhenUsed="0" w:uiPriority="0" w:semiHidden="0" w:name="heading 1"/>
+    <w:lsdException w:qFormat="1" w:uiPriority="0" w:name="heading 2"/>
+    <w:lsdException w:qFormat="1" w:uiPriority="0" w:name="heading 3"/>
+    <w:lsdException w:qFormat="1" w:uiPriority="0" w:name="heading 4"/>
+    <w:lsdException w:qFormat="1" w:uiPriority="0" w:name="heading 5"/>
+    <w:lsdException w:qFormat="1" w:uiPriority="0" w:name="heading 6"/>
+    <w:lsdException w:qFormat="1" w:uiPriority="0" w:name="heading 7"/>
+    <w:lsdException w:qFormat="1" w:uiPriority="0" w:name="heading 8"/>
+    <w:lsdException w:qFormat="1" w:uiPriority="0" w:name="heading 9"/>
+    <w:lsdException w:unhideWhenUsed="0" w:uiPriority="0" w:semiHidden="0" w:name="index 1"/>
+    <w:lsdException w:unhideWhenUsed="0" w:uiPriority="0" w:semiHidden="0" w:name="index 2"/>
+    <w:lsdException w:unhideWhenUsed="0" w:uiPriority="0" w:semiHidden="0" w:name="index 3"/>
+    <w:lsdException w:unhideWhenUsed="0" w:uiPriority="0" w:semiHidden="0" w:name="index 4"/>
+    <w:lsdException w:unhideWhenUsed="0" w:uiPriority="0" w:semiHidden="0" w:name="index 5"/>
+    <w:lsdException w:unhideWhenUsed="0" w:uiPriority="0" w:semiHidden="0" w:name="index 6"/>
+    <w:lsdException w:unhideWhenUsed="0" w:uiPriority="0" w:semiHidden="0" w:name="index 7"/>
+    <w:lsdException w:unhideWhenUsed="0" w:uiPriority="0" w:semiHidden="0" w:name="index 8"/>
+    <w:lsdException w:unhideWhenUsed="0" w:uiPriority="0" w:semiHidden="0" w:name="index 9"/>
+    <w:lsdException w:unhideWhenUsed="0" w:uiPriority="0" w:semiHidden="0" w:name="toc 1"/>
+    <w:lsdException w:unhideWhenUsed="0" w:uiPriority="0" w:semiHidden="0" w:name="toc 2"/>
+    <w:lsdException w:unhideWhenUsed="0" w:uiPriority="0" w:semiHidden="0" w:name="toc 3"/>
+    <w:lsdException w:unhideWhenUsed="0" w:uiPriority="0" w:semiHidden="0" w:name="toc 4"/>
+    <w:lsdException w:unhideWhenUsed="0" w:uiPriority="0" w:semiHidden="0" w:name="toc 5"/>
+    <w:lsdException w:unhideWhenUsed="0" w:uiPriority="0" w:semiHidden="0" w:name="toc 6"/>
+    <w:lsdException w:unhideWhenUsed="0" w:uiPriority="0" w:semiHidden="0" w:name="toc 7"/>
+    <w:lsdException w:unhideWhenUsed="0" w:uiPriority="0" w:semiHidden="0" w:name="toc 8"/>
+    <w:lsdException w:unhideWhenUsed="0" w:uiPriority="0" w:semiHidden="0" w:name="toc 9"/>
+    <w:lsdException w:unhideWhenUsed="0" w:uiPriority="0" w:semiHidden="0" w:name="Normal Indent"/>
+    <w:lsdException w:unhideWhenUsed="0" w:uiPriority="0" w:semiHidden="0" w:name="footnote text"/>
+    <w:lsdException w:unhideWhenUsed="0" w:uiPriority="0" w:semiHidden="0" w:name="annotation text"/>
+    <w:lsdException w:unhideWhenUsed="0" w:uiPriority="0" w:semiHidden="0" w:name="header"/>
+    <w:lsdException w:unhideWhenUsed="0" w:uiPriority="0" w:semiHidden="0" w:name="footer"/>
+    <w:lsdException w:unhideWhenUsed="0" w:uiPriority="0" w:semiHidden="0" w:name="index heading"/>
+    <w:lsdException w:qFormat="1" w:uiPriority="0" w:name="caption"/>
+    <w:lsdException w:unhideWhenUsed="0" w:uiPriority="0" w:semiHidden="0" w:name="table of figures"/>
+    <w:lsdException w:unhideWhenUsed="0" w:uiPriority="0" w:semiHidden="0" w:name="envelope address"/>
+    <w:lsdException w:unhideWhenUsed="0" w:uiPriority="0" w:semiHidden="0" w:name="envelope return"/>
+    <w:lsdException w:unhideWhenUsed="0" w:uiPriority="0" w:semiHidden="0" w:name="footnote reference"/>
+    <w:lsdException w:unhideWhenUsed="0" w:uiPriority="0" w:semiHidden="0" w:name="annotation reference"/>
+    <w:lsdException w:unhideWhenUsed="0" w:uiPriority="0" w:semiHidden="0" w:name="line number"/>
+    <w:lsdException w:unhideWhenUsed="0" w:uiPriority="0" w:semiHidden="0" w:name="page number"/>
+    <w:lsdException w:unhideWhenUsed="0" w:uiPriority="0" w:semiHidden="0" w:name="endnote reference"/>
+    <w:lsdException w:unhideWhenUsed="0" w:uiPriority="0" w:semiHidden="0" w:name="endnote text"/>
+    <w:lsdException w:unhideWhenUsed="0" w:uiPriority="0" w:semiHidden="0" w:name="table of authorities"/>
+    <w:lsdException w:unhideWhenUsed="0" w:uiPriority="0" w:semiHidden="0" w:name="macro"/>
+    <w:lsdException w:unhideWhenUsed="0" w:uiPriority="0" w:semiHidden="0" w:name="toa heading"/>
+    <w:lsdException w:unhideWhenUsed="0" w:uiPriority="0" w:semiHidden="0" w:name="List"/>
+    <w:lsdException w:unhideWhenUsed="0" w:uiPriority="0" w:semiHidden="0" w:name="List Bullet"/>
+    <w:lsdException w:unhideWhenUsed="0" w:uiPriority="0" w:semiHidden="0" w:name="List Number"/>
+    <w:lsdException w:unhideWhenUsed="0" w:uiPriority="0" w:semiHidden="0" w:name="List 2"/>
+    <w:lsdException w:unhideWhenUsed="0" w:uiPriority="0" w:semiHidden="0" w:name="List 3"/>
+    <w:lsdException w:unhideWhenUsed="0" w:uiPriority="0" w:semiHidden="0" w:name="List 4"/>
+    <w:lsdException w:unhideWhenUsed="0" w:uiPriority="0" w:semiHidden="0" w:name="List 5"/>
+    <w:lsdException w:unhideWhenUsed="0" w:uiPriority="0" w:semiHidden="0" w:name="List Bullet 2"/>
+    <w:lsdException w:unhideWhenUsed="0" w:uiPriority="0" w:semiHidden="0" w:name="List Bullet 3"/>
+    <w:lsdException w:unhideWhenUsed="0" w:uiPriority="0" w:semiHidden="0" w:name="List Bullet 4"/>
+    <w:lsdException w:unhideWhenUsed="0" w:uiPriority="0" w:semiHidden="0" w:name="List Bullet 5"/>
+    <w:lsdException w:unhideWhenUsed="0" w:uiPriority="0" w:semiHidden="0" w:name="List Number 2"/>
+    <w:lsdException w:unhideWhenUsed="0" w:uiPriority="0" w:semiHidden="0" w:name="List Number 3"/>
+    <w:lsdException w:unhideWhenUsed="0" w:uiPriority="0" w:semiHidden="0" w:name="List Number 4"/>
+    <w:lsdException w:unhideWhenUsed="0" w:uiPriority="0" w:semiHidden="0" w:name="List Number 5"/>
+    <w:lsdException w:qFormat="1" w:unhideWhenUsed="0" w:uiPriority="0" w:semiHidden="0" w:name="Title"/>
+    <w:lsdException w:unhideWhenUsed="0" w:uiPriority="0" w:semiHidden="0" w:name="Closing"/>
+    <w:lsdException w:unhideWhenUsed="0" w:uiPriority="0" w:semiHidden="0" w:name="Signature"/>
+    <w:lsdException w:uiPriority="1" w:name="Default Paragraph Font"/>
+    <w:lsdException w:qFormat="1" w:unhideWhenUsed="0" w:uiPriority="0" w:name="Body Text"/>
+    <w:lsdException w:unhideWhenUsed="0" w:uiPriority="0" w:semiHidden="0" w:name="Body Text Indent"/>
+    <w:lsdException w:unhideWhenUsed="0" w:uiPriority="0" w:semiHidden="0" w:name="List Continue"/>
+    <w:lsdException w:unhideWhenUsed="0" w:uiPriority="0" w:semiHidden="0" w:name="List Continue 2"/>
+    <w:lsdException w:unhideWhenUsed="0" w:uiPriority="0" w:semiHidden="0" w:name="List Continue 3"/>
+    <w:lsdException w:unhideWhenUsed="0" w:uiPriority="0" w:semiHidden="0" w:name="List Continue 4"/>
+    <w:lsdException w:unhideWhenUsed="0" w:uiPriority="0" w:semiHidden="0" w:name="List Continue 5"/>
+    <w:lsdException w:unhideWhenUsed="0" w:uiPriority="0" w:semiHidden="0" w:name="Message Header"/>
+    <w:lsdException w:qFormat="1" w:unhideWhenUsed="0" w:uiPriority="0" w:semiHidden="0" w:name="Subtitle"/>
+    <w:lsdException w:unhideWhenUsed="0" w:uiPriority="0" w:semiHidden="0" w:name="Salutation"/>
+    <w:lsdException w:unhideWhenUsed="0" w:uiPriority="0" w:semiHidden="0" w:name="Date"/>
+    <w:lsdException w:unhideWhenUsed="0" w:uiPriority="0" w:semiHidden="0" w:name="Body Text First Indent"/>
+    <w:lsdException w:unhideWhenUsed="0" w:uiPriority="0" w:semiHidden="0" w:name="Body Text First Indent 2"/>
+    <w:lsdException w:unhideWhenUsed="0" w:uiPriority="0" w:semiHidden="0" w:name="Note Heading"/>
+    <w:lsdException w:unhideWhenUsed="0" w:uiPriority="0" w:semiHidden="0" w:name="Body Text 2"/>
+    <w:lsdException w:unhideWhenUsed="0" w:uiPriority="0" w:semiHidden="0" w:name="Body Text 3"/>
+    <w:lsdException w:unhideWhenUsed="0" w:uiPriority="0" w:semiHidden="0" w:name="Body Text Indent 2"/>
+    <w:lsdException w:unhideWhenUsed="0" w:uiPriority="0" w:semiHidden="0" w:name="Body Text Indent 3"/>
+    <w:lsdException w:unhideWhenUsed="0" w:uiPriority="0" w:semiHidden="0" w:name="Block Text"/>
+    <w:lsdException w:qFormat="1" w:unhideWhenUsed="0" w:uiPriority="0" w:semiHidden="0" w:name="Hyperlink"/>
+    <w:lsdException w:unhideWhenUsed="0" w:uiPriority="0" w:semiHidden="0" w:name="FollowedHyperlink"/>
+    <w:lsdException w:qFormat="1" w:unhideWhenUsed="0" w:uiPriority="22" w:semiHidden="0" w:name="Strong"/>
+    <w:lsdException w:qFormat="1" w:unhideWhenUsed="0" w:uiPriority="0" w:semiHidden="0" w:name="Emphasis"/>
+    <w:lsdException w:unhideWhenUsed="0" w:uiPriority="0" w:semiHidden="0" w:name="Document Map"/>
+    <w:lsdException w:unhideWhenUsed="0" w:uiPriority="0" w:semiHidden="0" w:name="Plain Text"/>
+    <w:lsdException w:unhideWhenUsed="0" w:uiPriority="0" w:semiHidden="0" w:name="E-mail Signature"/>
+    <w:lsdException w:unhideWhenUsed="0" w:uiPriority="0" w:semiHidden="0" w:name="Normal (Web)"/>
+    <w:lsdException w:unhideWhenUsed="0" w:uiPriority="0" w:semiHidden="0" w:name="HTML Acronym"/>
+    <w:lsdException w:unhideWhenUsed="0" w:uiPriority="0" w:semiHidden="0" w:name="HTML Address"/>
+    <w:lsdException w:unhideWhenUsed="0" w:uiPriority="0" w:semiHidden="0" w:name="HTML Cite"/>
+    <w:lsdException w:unhideWhenUsed="0" w:uiPriority="0" w:semiHidden="0" w:name="HTML Code"/>
+    <w:lsdException w:unhideWhenUsed="0" w:uiPriority="0" w:semiHidden="0" w:name="HTML Definition"/>
+    <w:lsdException w:unhideWhenUsed="0" w:uiPriority="0" w:semiHidden="0" w:name="HTML Keyboard"/>
+    <w:lsdException w:unhideWhenUsed="0" w:uiPriority="0" w:semiHidden="0" w:name="HTML Preformatted"/>
+    <w:lsdException w:unhideWhenUsed="0" w:uiPriority="0" w:semiHidden="0" w:name="HTML Sample"/>
+    <w:lsdException w:unhideWhenUsed="0" w:uiPriority="0" w:semiHidden="0" w:name="HTML Typewriter"/>
+    <w:lsdException w:unhideWhenUsed="0" w:uiPriority="0" w:semiHidden="0" w:name="HTML Variable"/>
+    <w:lsdException w:uiPriority="99" w:name="Normal Table"/>
+    <w:lsdException w:unhideWhenUsed="0" w:uiPriority="0" w:semiHidden="0" w:name="annotation subject"/>
+    <w:lsdException w:uiPriority="0" w:name="Table Simple 1"/>
+    <w:lsdException w:uiPriority="0" w:name="Table Simple 2"/>
+    <w:lsdException w:uiPriority="0" w:name="Table Simple 3"/>
+    <w:lsdException w:uiPriority="0" w:name="Table Classic 1"/>
+    <w:lsdException w:uiPriority="0" w:name="Table Classic 2"/>
+    <w:lsdException w:uiPriority="0" w:name="Table Classic 3"/>
+    <w:lsdException w:uiPriority="0" w:name="Table Classic 4"/>
+    <w:lsdException w:uiPriority="0" w:name="Table Colorful 1"/>
+    <w:lsdException w:uiPriority="0" w:name="Table Colorful 2"/>
+    <w:lsdException w:uiPriority="0" w:name="Table Colorful 3"/>
+    <w:lsdException w:uiPriority="0" w:name="Table Columns 1"/>
+    <w:lsdException w:uiPriority="0" w:name="Table Columns 2"/>
+    <w:lsdException w:uiPriority="0" w:name="Table Columns 3"/>
+    <w:lsdException w:uiPriority="0" w:name="Table Columns 4"/>
+    <w:lsdException w:uiPriority="0" w:name="Table Columns 5"/>
+    <w:lsdException w:uiPriority="0" w:name="Table Grid 1"/>
+    <w:lsdException w:uiPriority="0" w:name="Table Grid 2"/>
+    <w:lsdException w:uiPriority="0" w:name="Table Grid 3"/>
+    <w:lsdException w:uiPriority="0" w:name="Table Grid 4"/>
+    <w:lsdException w:uiPriority="0" w:name="Table Grid 5"/>
+    <w:lsdException w:uiPriority="0" w:name="Table Grid 6"/>
+    <w:lsdException w:uiPriority="0" w:name="Table Grid 7"/>
+    <w:lsdException w:uiPriority="0" w:name="Table Grid 8"/>
+    <w:lsdException w:uiPriority="0" w:name="Table List 1"/>
+    <w:lsdException w:uiPriority="0" w:name="Table List 2"/>
+    <w:lsdException w:uiPriority="0" w:name="Table List 3"/>
+    <w:lsdException w:uiPriority="0" w:name="Table List 4"/>
+    <w:lsdException w:uiPriority="0" w:name="Table List 5"/>
+    <w:lsdException w:uiPriority="0" w:name="Table List 6"/>
+    <w:lsdException w:uiPriority="0" w:name="Table List 7"/>
+    <w:lsdException w:uiPriority="0" w:name="Table List 8"/>
+    <w:lsdException w:uiPriority="0" w:name="Table 3D effects 1"/>
+    <w:lsdException w:uiPriority="0" w:name="Table 3D effects 2"/>
+    <w:lsdException w:uiPriority="0" w:name="Table 3D effects 3"/>
+    <w:lsdException w:uiPriority="0" w:name="Table Contemporary"/>
+    <w:lsdException w:uiPriority="0" w:name="Table Elegant"/>
+    <w:lsdException w:uiPriority="0" w:name="Table Professional"/>
+    <w:lsdException w:uiPriority="0" w:name="Table Subtle 1"/>
+    <w:lsdException w:uiPriority="0" w:name="Table Subtle 2"/>
+    <w:lsdException w:uiPriority="0" w:name="Table Web 1"/>
+    <w:lsdException w:uiPriority="0" w:name="Table Web 2"/>
+    <w:lsdException w:uiPriority="0" w:name="Table Web 3"/>
+    <w:lsdException w:unhideWhenUsed="0" w:uiPriority="0" w:semiHidden="0" w:name="Balloon Text"/>
+    <w:lsdException w:qFormat="1" w:unhideWhenUsed="0" w:uiPriority="0" w:semiHidden="0" w:name="Table Grid"/>
+    <w:lsdException w:uiPriority="0" w:name="Table Theme"/>
+    <w:lsdException w:unhideWhenUsed="0" w:uiPriority="60" w:semiHidden="0" w:name="Light Shading"/>
+    <w:lsdException w:unhideWhenUsed="0" w:uiPriority="61" w:semiHidden="0" w:name="Light List"/>
+    <w:lsdException w:unhideWhenUsed="0" w:uiPriority="62" w:semiHidden="0" w:name="Light Grid"/>
+    <w:lsdException w:unhideWhenUsed="0" w:uiPriority="63" w:semiHidden="0" w:name="Medium Shading 1"/>
+    <w:lsdException w:unhideWhenUsed="0" w:uiPriority="64" w:semiHidden="0" w:name="Medium Shading 2"/>
+    <w:lsdException w:unhideWhenUsed="0" w:uiPriority="65" w:semiHidden="0" w:name="Medium List 1"/>
+    <w:lsdException w:unhideWhenUsed="0" w:uiPriority="66" w:semiHidden="0" w:name="Medium List 2"/>
+    <w:lsdException w:unhideWhenUsed="0" w:uiPriority="67" w:semiHidden="0" w:name="Medium Grid 1"/>
+    <w:lsdException w:unhideWhenUsed="0" w:uiPriority="68" w:semiHidden="0" w:name="Medium Grid 2"/>
+    <w:lsdException w:unhideWhenUsed="0" w:uiPriority="69" w:semiHidden="0" w:name="Medium Grid 3"/>
+    <w:lsdException w:unhideWhenUsed="0" w:uiPriority="70" w:semiHidden="0" w:name="Dark List"/>
+    <w:lsdException w:unhideWhenUsed="0" w:uiPriority="71" w:semiHidden="0" w:name="Colorful Shading"/>
+    <w:lsdException w:unhideWhenUsed="0" w:uiPriority="72" w:semiHidden="0" w:name="Colorful List"/>
+    <w:lsdException w:unhideWhenUsed="0" w:uiPriority="73" w:semiHidden="0" w:name="Colorful Grid"/>
+    <w:lsdException w:unhideWhenUsed="0" w:uiPriority="60" w:semiHidden="0" w:name="Light Shading Accent 1"/>
+    <w:lsdException w:unhideWhenUsed="0" w:uiPriority="61" w:semiHidden="0" w:name="Light List Accent 1"/>
+    <w:lsdException w:unhideWhenUsed="0" w:uiPriority="62" w:semiHidden="0" w:name="Light Grid Accent 1"/>
+    <w:lsdException w:unhideWhenUsed="0" w:uiPriority="63" w:semiHidden="0" w:name="Medium Shading 1 Accent 1"/>
+    <w:lsdException w:unhideWhenUsed="0" w:uiPriority="64" w:semiHidden="0" w:name="Medium Shading 2 Accent 1"/>
+    <w:lsdException w:unhideWhenUsed="0" w:uiPriority="65" w:semiHidden="0" w:name="Medium List 1 Accent 1"/>
+    <w:lsdException w:unhideWhenUsed="0" w:uiPriority="66" w:semiHidden="0" w:name="Medium List 2 Accent 1"/>
+    <w:lsdException w:unhideWhenUsed="0" w:uiPriority="67" w:semiHidden="0" w:name="Medium Grid 1 Accent 1"/>
+    <w:lsdException w:unhideWhenUsed="0" w:uiPriority="68" w:semiHidden="0" w:name="Medium Grid 2 Accent 1"/>
+    <w:lsdException w:unhideWhenUsed="0" w:uiPriority="69" w:semiHidden="0" w:name="Medium Grid 3 Accent 1"/>
+    <w:lsdException w:unhideWhenUsed="0" w:uiPriority="70" w:semiHidden="0" w:name="Dark List Accent 1"/>
+    <w:lsdException w:unhideWhenUsed="0" w:uiPriority="71" w:semiHidden="0" w:name="Colorful Shading Accent 1"/>
+    <w:lsdException w:unhideWhenUsed="0" w:uiPriority="72" w:semiHidden="0" w:name="Colorful List Accent 1"/>
+    <w:lsdException w:unhideWhenUsed="0" w:uiPriority="73" w:semiHidden="0" w:name="Colorful Grid Accent 1"/>
+    <w:lsdException w:unhideWhenUsed="0" w:uiPriority="60" w:semiHidden="0" w:name="Light Shading Accent 2"/>
+    <w:lsdException w:unhideWhenUsed="0" w:uiPriority="61" w:semiHidden="0" w:name="Light List Accent 2"/>
+    <w:lsdException w:unhideWhenUsed="0" w:uiPriority="62" w:semiHidden="0" w:name="Light Grid Accent 2"/>
+    <w:lsdException w:unhideWhenUsed="0" w:uiPriority="63" w:semiHidden="0" w:name="Medium Shading 1 Accent 2"/>
+    <w:lsdException w:unhideWhenUsed="0" w:uiPriority="64" w:semiHidden="0" w:name="Medium Shading 2 Accent 2"/>
+    <w:lsdException w:unhideWhenUsed="0" w:uiPriority="65" w:semiHidden="0" w:name="Medium List 1 Accent 2"/>
+    <w:lsdException w:unhideWhenUsed="0" w:uiPriority="66" w:semiHidden="0" w:name="Medium List 2 Accent 2"/>
+    <w:lsdException w:unhideWhenUsed="0" w:uiPriority="67" w:semiHidden="0" w:name="Medium Grid 1 Accent 2"/>
+    <w:lsdException w:unhideWhenUsed="0" w:uiPriority="68" w:semiHidden="0" w:name="Medium Grid 2 Accent 2"/>
+    <w:lsdException w:unhideWhenUsed="0" w:uiPriority="69" w:semiHidden="0" w:name="Medium Grid 3 Accent 2"/>
+    <w:lsdException w:unhideWhenUsed="0" w:uiPriority="70" w:semiHidden="0" w:name="Dark List Accent 2"/>
+    <w:lsdException w:unhideWhenUsed="0" w:uiPriority="71" w:semiHidden="0" w:name="Colorful Shading Accent 2"/>
+    <w:lsdException w:unhideWhenUsed="0" w:uiPriority="72" w:semiHidden="0" w:name="Colorful List Accent 2"/>
+    <w:lsdException w:unhideWhenUsed="0" w:uiPriority="73" w:semiHidden="0" w:name="Colorful Grid Accent 2"/>
+    <w:lsdException w:unhideWhenUsed="0" w:uiPriority="60" w:semiHidden="0" w:name="Light Shading Accent 3"/>
+    <w:lsdException w:unhideWhenUsed="0" w:uiPriority="61" w:semiHidden="0" w:name="Light List Accent 3"/>
+    <w:lsdException w:unhideWhenUsed="0" w:uiPriority="62" w:semiHidden="0" w:name="Light Grid Accent 3"/>
+    <w:lsdException w:unhideWhenUsed="0" w:uiPriority="63" w:semiHidden="0" w:name="Medium Shading 1 Accent 3"/>
+    <w:lsdException w:unhideWhenUsed="0" w:uiPriority="64" w:semiHidden="0" w:name="Medium Shading 2 Accent 3"/>
+    <w:lsdException w:unhideWhenUsed="0" w:uiPriority="65" w:semiHidden="0" w:name="Medium List 1 Accent 3"/>
+    <w:lsdException w:unhideWhenUsed="0" w:uiPriority="66" w:semiHidden="0" w:name="Medium List 2 Accent 3"/>
+    <w:lsdException w:unhideWhenUsed="0" w:uiPriority="67" w:semiHidden="0" w:name="Medium Grid 1 Accent 3"/>
+    <w:lsdException w:unhideWhenUsed="0" w:uiPriority="68" w:semiHidden="0" w:name="Medium Grid 2 Accent 3"/>
+    <w:lsdException w:unhideWhenUsed="0" w:uiPriority="69" w:semiHidden="0" w:name="Medium Grid 3 Accent 3"/>
+    <w:lsdException w:unhideWhenUsed="0" w:uiPriority="70" w:semiHidden="0" w:name="Dark List Accent 3"/>
+    <w:lsdException w:unhideWhenUsed="0" w:uiPriority="71" w:semiHidden="0" w:name="Colorful Shading Accent 3"/>
+    <w:lsdException w:unhideWhenUsed="0" w:uiPriority="72" w:semiHidden="0" w:name="Colorful List Accent 3"/>
+    <w:lsdException w:unhideWhenUsed="0" w:uiPriority="73" w:semiHidden="0" w:name="Colorful Grid Accent 3"/>
+    <w:lsdException w:unhideWhenUsed="0" w:uiPriority="60" w:semiHidden="0" w:name="Light Shading Accent 4"/>
+    <w:lsdException w:unhideWhenUsed="0" w:uiPriority="61" w:semiHidden="0" w:name="Light List Accent 4"/>
+    <w:lsdException w:unhideWhenUsed="0" w:uiPriority="62" w:semiHidden="0" w:name="Light Grid Accent 4"/>
+    <w:lsdException w:unhideWhenUsed="0" w:uiPriority="63" w:semiHidden="0" w:name="Medium Shading 1 Accent 4"/>
+    <w:lsdException w:unhideWhenUsed="0" w:uiPriority="64" w:semiHidden="0" w:name="Medium Shading 2 Accent 4"/>
+    <w:lsdException w:unhideWhenUsed="0" w:uiPriority="65" w:semiHidden="0" w:name="Medium List 1 Accent 4"/>
+    <w:lsdException w:unhideWhenUsed="0" w:uiPriority="66" w:semiHidden="0" w:name="Medium List 2 Accent 4"/>
+    <w:lsdException w:unhideWhenUsed="0" w:uiPriority="67" w:semiHidden="0" w:name="Medium Grid 1 Accent 4"/>
+    <w:lsdException w:unhideWhenUsed="0" w:uiPriority="68" w:semiHidden="0" w:name="Medium Grid 2 Accent 4"/>
+    <w:lsdException w:unhideWhenUsed="0" w:uiPriority="69" w:semiHidden="0" w:name="Medium Grid 3 Accent 4"/>
+    <w:lsdException w:unhideWhenUsed="0" w:uiPriority="70" w:semiHidden="0" w:name="Dark List Accent 4"/>
+    <w:lsdException w:unhideWhenUsed="0" w:uiPriority="71" w:semiHidden="0" w:name="Colorful Shading Accent 4"/>
+    <w:lsdException w:unhideWhenUsed="0" w:uiPriority="72" w:semiHidden="0" w:name="Colorful List Accent 4"/>
+    <w:lsdException w:unhideWhenUsed="0" w:uiPriority="73" w:semiHidden="0" w:name="Colorful Grid Accent 4"/>
+    <w:lsdException w:unhideWhenUsed="0" w:uiPriority="60" w:semiHidden="0" w:name="Light Shading Accent 5"/>
+    <w:lsdException w:unhideWhenUsed="0" w:uiPriority="61" w:semiHidden="0" w:name="Light List Accent 5"/>
+    <w:lsdException w:unhideWhenUsed="0" w:uiPriority="62" w:semiHidden="0" w:name="Light Grid Accent 5"/>
+    <w:lsdException w:unhideWhenUsed="0" w:uiPriority="63" w:semiHidden="0" w:name="Medium Shading 1 Accent 5"/>
+    <w:lsdException w:unhideWhenUsed="0" w:uiPriority="64" w:semiHidden="0" w:name="Medium Shading 2 Accent 5"/>
+    <w:lsdException w:unhideWhenUsed="0" w:uiPriority="65" w:semiHidden="0" w:name="Medium List 1 Accent 5"/>
+    <w:lsdException w:unhideWhenUsed="0" w:uiPriority="66" w:semiHidden="0" w:name="Medium List 2 Accent 5"/>
+    <w:lsdException w:unhideWhenUsed="0" w:uiPriority="67" w:semiHidden="0" w:name="Medium Grid 1 Accent 5"/>
+    <w:lsdException w:unhideWhenUsed="0" w:uiPriority="68" w:semiHidden="0" w:name="Medium Grid 2 Accent 5"/>
+    <w:lsdException w:unhideWhenUsed="0" w:uiPriority="69" w:semiHidden="0" w:name="Medium Grid 3 Accent 5"/>
+    <w:lsdException w:unhideWhenUsed="0" w:uiPriority="70" w:semiHidden="0" w:name="Dark List Accent 5"/>
+    <w:lsdException w:unhideWhenUsed="0" w:uiPriority="71" w:semiHidden="0" w:name="Colorful Shading Accent 5"/>
+    <w:lsdException w:unhideWhenUsed="0" w:uiPriority="72" w:semiHidden="0" w:name="Colorful List Accent 5"/>
+    <w:lsdException w:unhideWhenUsed="0" w:uiPriority="73" w:semiHidden="0" w:name="Colorful Grid Accent 5"/>
+    <w:lsdException w:unhideWhenUsed="0" w:uiPriority="60" w:semiHidden="0" w:name="Light Shading Accent 6"/>
+    <w:lsdException w:unhideWhenUsed="0" w:uiPriority="61" w:semiHidden="0" w:name="Light List Accent 6"/>
+    <w:lsdException w:unhideWhenUsed="0" w:uiPriority="62" w:semiHidden="0" w:name="Light Grid Accent 6"/>
+    <w:lsdException w:unhideWhenUsed="0" w:uiPriority="63" w:semiHidden="0" w:name="Medium Shading 1 Accent 6"/>
+    <w:lsdException w:unhideWhenUsed="0" w:uiPriority="64" w:semiHidden="0" w:name="Medium Shading 2 Accent 6"/>
+    <w:lsdException w:unhideWhenUsed="0" w:uiPriority="65" w:semiHidden="0" w:name="Medium List 1 Accent 6"/>
+    <w:lsdException w:unhideWhenUsed="0" w:uiPriority="66" w:semiHidden="0" w:name="Medium List 2 Accent 6"/>
+    <w:lsdException w:unhideWhenUsed="0" w:uiPriority="67" w:semiHidden="0" w:name="Medium Grid 1 Accent 6"/>
+    <w:lsdException w:unhideWhenUsed="0" w:uiPriority="68" w:semiHidden="0" w:name="Medium Grid 2 Accent 6"/>
+    <w:lsdException w:unhideWhenUsed="0" w:uiPriority="69" w:semiHidden="0" w:name="Medium Grid 3 Accent 6"/>
+    <w:lsdException w:unhideWhenUsed="0" w:uiPriority="70" w:semiHidden="0" w:name="Dark List Accent 6"/>
+    <w:lsdException w:unhideWhenUsed="0" w:uiPriority="71" w:semiHidden="0" w:name="Colorful Shading Accent 6"/>
+    <w:lsdException w:unhideWhenUsed="0" w:uiPriority="72" w:semiHidden="0" w:name="Colorful List Accent 6"/>
+    <w:lsdException w:unhideWhenUsed="0" w:uiPriority="73" w:semiHidden="0" w:name="Colorful Grid Accent 6"/>
   </w:latentStyles>
-  <w:style w:type="paragraph" w:default="1" w:styleId="a">
+  <w:style w:type="paragraph" w:default="1" w:styleId="1">
     <w:name w:val="Normal"/>
     <w:semiHidden/>
     <w:qFormat/>
+    <w:uiPriority w:val="0"/>
     <w:pPr>
       <w:kinsoku w:val="0"/>
       <w:autoSpaceDE w:val="0"/>
@@ -4020,27 +3953,26 @@
       <w:textAlignment w:val="baseline"/>
     </w:pPr>
     <w:rPr>
-      <w:rFonts w:ascii="Arial" w:eastAsia="Arial" w:hAnsi="Arial" w:cs="Arial"/>
+      <w:rFonts w:ascii="Arial" w:hAnsi="Arial" w:eastAsia="Arial" w:cs="Arial"/>
       <w:snapToGrid w:val="0"/>
       <w:color w:val="000000"/>
       <w:sz w:val="21"/>
       <w:szCs w:val="21"/>
-      <w:lang w:eastAsia="en-US"/>
+      <w:lang w:val="en-US" w:eastAsia="en-US" w:bidi="ar-SA"/>
     </w:rPr>
   </w:style>
-  <w:style w:type="character" w:default="1" w:styleId="a0">
+  <w:style w:type="character" w:default="1" w:styleId="5">
     <w:name w:val="Default Paragraph Font"/>
-    <w:uiPriority w:val="1"/>
     <w:semiHidden/>
     <w:unhideWhenUsed/>
+    <w:uiPriority w:val="1"/>
   </w:style>
-  <w:style w:type="table" w:default="1" w:styleId="a1">
+  <w:style w:type="table" w:default="1" w:styleId="3">
     <w:name w:val="Normal Table"/>
-    <w:uiPriority w:val="99"/>
     <w:semiHidden/>
     <w:unhideWhenUsed/>
+    <w:uiPriority w:val="99"/>
     <w:tblPr>
-      <w:tblInd w:w="0" w:type="dxa"/>
       <w:tblCellMar>
         <w:top w:w="0" w:type="dxa"/>
         <w:left w:w="108" w:type="dxa"/>
@@ -4049,60 +3981,58 @@
       </w:tblCellMar>
     </w:tblPr>
   </w:style>
-  <w:style w:type="numbering" w:default="1" w:styleId="a2">
-    <w:name w:val="No List"/>
-    <w:uiPriority w:val="99"/>
-    <w:semiHidden/>
-    <w:unhideWhenUsed/>
-  </w:style>
-  <w:style w:type="paragraph" w:styleId="a3">
+  <w:style w:type="paragraph" w:styleId="2">
     <w:name w:val="Body Text"/>
-    <w:basedOn w:val="a"/>
+    <w:basedOn w:val="1"/>
     <w:semiHidden/>
     <w:qFormat/>
+    <w:uiPriority w:val="0"/>
     <w:rPr>
-      <w:rFonts w:ascii="PingFang SC" w:eastAsia="PingFang SC" w:hAnsi="PingFang SC" w:cs="PingFang SC"/>
+      <w:rFonts w:ascii="PingFang SC" w:hAnsi="PingFang SC" w:eastAsia="PingFang SC" w:cs="PingFang SC"/>
     </w:rPr>
   </w:style>
-  <w:style w:type="table" w:styleId="a4">
+  <w:style w:type="table" w:styleId="4">
     <w:name w:val="Table Grid"/>
-    <w:basedOn w:val="a1"/>
+    <w:basedOn w:val="3"/>
     <w:qFormat/>
+    <w:uiPriority w:val="0"/>
     <w:tblPr>
       <w:tblBorders>
-        <w:top w:val="single" w:sz="4" w:space="0" w:color="auto"/>
-        <w:left w:val="single" w:sz="4" w:space="0" w:color="auto"/>
-        <w:bottom w:val="single" w:sz="4" w:space="0" w:color="auto"/>
-        <w:right w:val="single" w:sz="4" w:space="0" w:color="auto"/>
-        <w:insideH w:val="single" w:sz="4" w:space="0" w:color="auto"/>
-        <w:insideV w:val="single" w:sz="4" w:space="0" w:color="auto"/>
+        <w:top w:val="single" w:color="auto" w:sz="4" w:space="0"/>
+        <w:left w:val="single" w:color="auto" w:sz="4" w:space="0"/>
+        <w:bottom w:val="single" w:color="auto" w:sz="4" w:space="0"/>
+        <w:right w:val="single" w:color="auto" w:sz="4" w:space="0"/>
+        <w:insideH w:val="single" w:color="auto" w:sz="4" w:space="0"/>
+        <w:insideV w:val="single" w:color="auto" w:sz="4" w:space="0"/>
       </w:tblBorders>
     </w:tblPr>
   </w:style>
-  <w:style w:type="character" w:styleId="a5">
+  <w:style w:type="character" w:styleId="6">
     <w:name w:val="Strong"/>
-    <w:basedOn w:val="a0"/>
+    <w:basedOn w:val="5"/>
+    <w:qFormat/>
     <w:uiPriority w:val="22"/>
-    <w:qFormat/>
     <w:rPr>
       <w:b/>
       <w:bCs/>
     </w:rPr>
   </w:style>
-  <w:style w:type="character" w:styleId="a6">
+  <w:style w:type="character" w:styleId="7">
     <w:name w:val="Hyperlink"/>
-    <w:basedOn w:val="a0"/>
+    <w:basedOn w:val="5"/>
     <w:qFormat/>
+    <w:uiPriority w:val="0"/>
     <w:rPr>
       <w:color w:val="0000FF"/>
       <w:u w:val="single"/>
     </w:rPr>
   </w:style>
-  <w:style w:type="table" w:customStyle="1" w:styleId="TableNormal">
+  <w:style w:type="table" w:customStyle="1" w:styleId="8">
     <w:name w:val="Table Normal"/>
     <w:semiHidden/>
     <w:unhideWhenUsed/>
     <w:qFormat/>
+    <w:uiPriority w:val="0"/>
     <w:tblPr>
       <w:tblCellMar>
         <w:top w:w="0" w:type="dxa"/>
@@ -4396,6 +4326,5 @@
     </a:fmtScheme>
   </a:themeElements>
   <a:objectDefaults/>
-  <a:extraClrSchemeLst/>
 </a:theme>
 </file>
--- a/templates/采购合同_模板_变量版.docx
+++ b/templates/采购合同_模板_变量版.docx
@@ -1,15 +1,15 @@
 
 <file path=word/document.xml><?xml version="1.0" encoding="utf-8"?>
-<w:document xmlns:wpc="http://schemas.microsoft.com/office/word/2010/wordprocessingCanvas" xmlns:mc="http://schemas.openxmlformats.org/markup-compatibility/2006" xmlns:o="urn:schemas-microsoft-com:office:office" xmlns:r="http://schemas.openxmlformats.org/officeDocument/2006/relationships" xmlns:m="http://schemas.openxmlformats.org/officeDocument/2006/math" xmlns:v="urn:schemas-microsoft-com:vml" xmlns:wp14="http://schemas.microsoft.com/office/word/2010/wordprocessingDrawing" xmlns:wp="http://schemas.openxmlformats.org/drawingml/2006/wordprocessingDrawing" xmlns:w="http://schemas.openxmlformats.org/wordprocessingml/2006/main" xmlns:w14="http://schemas.microsoft.com/office/word/2010/wordml" xmlns:w10="urn:schemas-microsoft-com:office:word" xmlns:w15="http://schemas.microsoft.com/office/word/2012/wordml" xmlns:wpg="http://schemas.microsoft.com/office/word/2010/wordprocessingGroup" xmlns:wpi="http://schemas.microsoft.com/office/word/2010/wordprocessingInk" xmlns:wne="http://schemas.microsoft.com/office/word/2006/wordml" xmlns:wps="http://schemas.microsoft.com/office/word/2010/wordprocessingShape" xmlns:wpsCustomData="http://www.wps.cn/officeDocument/2013/wpsCustomData" mc:Ignorable="w14 w15 wp14">
+<w:document xmlns:wpc="http://schemas.microsoft.com/office/word/2010/wordprocessingCanvas" xmlns:cx="http://schemas.microsoft.com/office/drawing/2014/chartex" xmlns:cx1="http://schemas.microsoft.com/office/drawing/2015/9/8/chartex" xmlns:cx2="http://schemas.microsoft.com/office/drawing/2015/10/21/chartex" xmlns:cx3="http://schemas.microsoft.com/office/drawing/2016/5/9/chartex" xmlns:cx4="http://schemas.microsoft.com/office/drawing/2016/5/10/chartex" xmlns:cx5="http://schemas.microsoft.com/office/drawing/2016/5/11/chartex" xmlns:cx6="http://schemas.microsoft.com/office/drawing/2016/5/12/chartex" xmlns:cx7="http://schemas.microsoft.com/office/drawing/2016/5/13/chartex" xmlns:cx8="http://schemas.microsoft.com/office/drawing/2016/5/14/chartex" xmlns:mc="http://schemas.openxmlformats.org/markup-compatibility/2006" xmlns:aink="http://schemas.microsoft.com/office/drawing/2016/ink" xmlns:am3d="http://schemas.microsoft.com/office/drawing/2017/model3d" xmlns:o="urn:schemas-microsoft-com:office:office" xmlns:oel="http://schemas.microsoft.com/office/2019/extlst" xmlns:r="http://schemas.openxmlformats.org/officeDocument/2006/relationships" xmlns:m="http://schemas.openxmlformats.org/officeDocument/2006/math" xmlns:v="urn:schemas-microsoft-com:vml" xmlns:wp14="http://schemas.microsoft.com/office/word/2010/wordprocessingDrawing" xmlns:wp="http://schemas.openxmlformats.org/drawingml/2006/wordprocessingDrawing" xmlns:w10="urn:schemas-microsoft-com:office:word" xmlns:w="http://schemas.openxmlformats.org/wordprocessingml/2006/main" xmlns:w14="http://schemas.microsoft.com/office/word/2010/wordml" xmlns:w15="http://schemas.microsoft.com/office/word/2012/wordml" xmlns:w16cex="http://schemas.microsoft.com/office/word/2018/wordml/cex" xmlns:w16cid="http://schemas.microsoft.com/office/word/2016/wordml/cid" xmlns:w16="http://schemas.microsoft.com/office/word/2018/wordml" xmlns:w16du="http://schemas.microsoft.com/office/word/2023/wordml/word16du" xmlns:w16sdtdh="http://schemas.microsoft.com/office/word/2020/wordml/sdtdatahash" xmlns:w16sdtfl="http://schemas.microsoft.com/office/word/2024/wordml/sdtformatlock" xmlns:w16se="http://schemas.microsoft.com/office/word/2015/wordml/symex" xmlns:wpg="http://schemas.microsoft.com/office/word/2010/wordprocessingGroup" xmlns:wpi="http://schemas.microsoft.com/office/word/2010/wordprocessingInk" xmlns:wne="http://schemas.microsoft.com/office/word/2006/wordml" xmlns:wps="http://schemas.microsoft.com/office/word/2010/wordprocessingShape" mc:Ignorable="w14 w15 w16se w16cid w16 w16cex w16sdtdh w16sdtfl w16du wp14">
   <w:body>
     <w:p>
       <w:pPr>
-        <w:pStyle w:val="2"/>
+        <w:pStyle w:val="a3"/>
         <w:spacing w:before="69" w:line="197" w:lineRule="auto"/>
         <w:jc w:val="center"/>
         <w:outlineLvl w:val="0"/>
         <w:rPr>
-          <w:rFonts w:hint="eastAsia" w:asciiTheme="majorEastAsia" w:hAnsiTheme="majorEastAsia" w:eastAsiaTheme="majorEastAsia" w:cstheme="majorEastAsia"/>
+          <w:rFonts w:asciiTheme="majorEastAsia" w:eastAsiaTheme="majorEastAsia" w:hAnsiTheme="majorEastAsia" w:cstheme="majorEastAsia"/>
           <w:sz w:val="33"/>
           <w:szCs w:val="33"/>
           <w:lang w:eastAsia="zh-CN"/>
@@ -17,7 +17,7 @@
       </w:pPr>
       <w:r>
         <w:rPr>
-          <w:rFonts w:hint="eastAsia" w:asciiTheme="majorEastAsia" w:hAnsiTheme="majorEastAsia" w:eastAsiaTheme="majorEastAsia" w:cstheme="majorEastAsia"/>
+          <w:rFonts w:asciiTheme="majorEastAsia" w:eastAsiaTheme="majorEastAsia" w:hAnsiTheme="majorEastAsia" w:cstheme="majorEastAsia" w:hint="eastAsia"/>
           <w:b/>
           <w:bCs/>
           <w:spacing w:val="6"/>
@@ -25,35 +25,23 @@
           <w:szCs w:val="33"/>
           <w:lang w:eastAsia="zh-CN"/>
         </w:rPr>
-        <w:t>采购</w:t>
-      </w:r>
-      <w:r>
-        <w:rPr>
-          <w:rFonts w:hint="eastAsia" w:asciiTheme="majorEastAsia" w:hAnsiTheme="majorEastAsia" w:eastAsiaTheme="majorEastAsia" w:cstheme="majorEastAsia"/>
-          <w:b/>
-          <w:bCs/>
-          <w:spacing w:val="6"/>
-          <w:sz w:val="33"/>
-          <w:szCs w:val="33"/>
-          <w:lang w:eastAsia="zh-CN"/>
-        </w:rPr>
-        <w:t>合同</w:t>
-      </w:r>
-    </w:p>
-    <w:p>
-      <w:pPr>
-        <w:pStyle w:val="2"/>
+        <w:t>采购合同</w:t>
+      </w:r>
+    </w:p>
+    <w:p>
+      <w:pPr>
+        <w:pStyle w:val="a3"/>
         <w:spacing w:before="182" w:line="197" w:lineRule="auto"/>
         <w:ind w:left="8"/>
         <w:rPr>
-          <w:rFonts w:hint="eastAsia" w:asciiTheme="minorEastAsia" w:hAnsiTheme="minorEastAsia" w:eastAsiaTheme="minorEastAsia" w:cstheme="minorEastAsia"/>
+          <w:rFonts w:asciiTheme="minorEastAsia" w:eastAsiaTheme="minorEastAsia" w:hAnsiTheme="minorEastAsia" w:cstheme="minorEastAsia"/>
           <w:spacing w:val="-3"/>
           <w:lang w:eastAsia="zh-CN"/>
         </w:rPr>
       </w:pPr>
       <w:r>
         <w:rPr>
-          <w:rFonts w:hint="eastAsia" w:asciiTheme="minorEastAsia" w:hAnsiTheme="minorEastAsia" w:eastAsiaTheme="minorEastAsia" w:cstheme="minorEastAsia"/>
+          <w:rFonts w:asciiTheme="minorEastAsia" w:eastAsiaTheme="minorEastAsia" w:hAnsiTheme="minorEastAsia" w:cstheme="minorEastAsia" w:hint="eastAsia"/>
           <w:lang w:eastAsia="zh-CN"/>
         </w:rPr>
         <w:t>合同编号：{{合同号}}</w:t>
@@ -61,17 +49,17 @@
     </w:p>
     <w:p>
       <w:pPr>
-        <w:pStyle w:val="2"/>
+        <w:pStyle w:val="a3"/>
         <w:spacing w:before="182" w:line="197" w:lineRule="auto"/>
         <w:ind w:left="8"/>
         <w:rPr>
-          <w:rFonts w:hint="eastAsia" w:asciiTheme="minorEastAsia" w:hAnsiTheme="minorEastAsia" w:eastAsiaTheme="minorEastAsia" w:cstheme="minorEastAsia"/>
-          <w:lang w:eastAsia="zh-CN"/>
-        </w:rPr>
-      </w:pPr>
-      <w:r>
-        <w:rPr>
-          <w:rFonts w:hint="eastAsia" w:asciiTheme="minorEastAsia" w:hAnsiTheme="minorEastAsia" w:eastAsiaTheme="minorEastAsia" w:cstheme="minorEastAsia"/>
+          <w:rFonts w:asciiTheme="minorEastAsia" w:eastAsiaTheme="minorEastAsia" w:hAnsiTheme="minorEastAsia" w:cstheme="minorEastAsia"/>
+          <w:lang w:eastAsia="zh-CN"/>
+        </w:rPr>
+      </w:pPr>
+      <w:r>
+        <w:rPr>
+          <w:rFonts w:asciiTheme="minorEastAsia" w:eastAsiaTheme="minorEastAsia" w:hAnsiTheme="minorEastAsia" w:cstheme="minorEastAsia" w:hint="eastAsia"/>
           <w:lang w:eastAsia="zh-CN"/>
         </w:rPr>
         <w:t>签订日期：{{下单日期}}</w:t>
@@ -79,18 +67,18 @@
     </w:p>
     <w:p>
       <w:pPr>
-        <w:pStyle w:val="2"/>
+        <w:pStyle w:val="a3"/>
         <w:spacing w:before="182" w:line="197" w:lineRule="auto"/>
         <w:ind w:left="8"/>
         <w:rPr>
-          <w:rFonts w:hint="eastAsia" w:asciiTheme="minorEastAsia" w:hAnsiTheme="minorEastAsia" w:eastAsiaTheme="minorEastAsia" w:cstheme="minorEastAsia"/>
+          <w:rFonts w:asciiTheme="minorEastAsia" w:eastAsiaTheme="minorEastAsia" w:hAnsiTheme="minorEastAsia" w:cstheme="minorEastAsia"/>
           <w:spacing w:val="-3"/>
           <w:lang w:eastAsia="zh-CN"/>
         </w:rPr>
       </w:pPr>
       <w:r>
         <w:rPr>
-          <w:rFonts w:hint="eastAsia" w:asciiTheme="minorEastAsia" w:hAnsiTheme="minorEastAsia" w:eastAsiaTheme="minorEastAsia" w:cstheme="minorEastAsia"/>
+          <w:rFonts w:asciiTheme="minorEastAsia" w:eastAsiaTheme="minorEastAsia" w:hAnsiTheme="minorEastAsia" w:cstheme="minorEastAsia" w:hint="eastAsia"/>
           <w:lang w:eastAsia="zh-CN"/>
         </w:rPr>
         <w:t>签订地点：杭州市</w:t>
@@ -98,17 +86,17 @@
     </w:p>
     <w:p>
       <w:pPr>
-        <w:pStyle w:val="2"/>
+        <w:pStyle w:val="a3"/>
         <w:spacing w:before="49" w:line="249" w:lineRule="auto"/>
         <w:ind w:left="9" w:right="184" w:hanging="2"/>
         <w:rPr>
-          <w:rFonts w:hint="eastAsia" w:asciiTheme="minorEastAsia" w:hAnsiTheme="minorEastAsia" w:eastAsiaTheme="minorEastAsia" w:cstheme="minorEastAsia"/>
-          <w:lang w:eastAsia="zh-CN"/>
-        </w:rPr>
-      </w:pPr>
-      <w:r>
-        <w:rPr>
-          <w:rFonts w:hint="eastAsia" w:asciiTheme="minorEastAsia" w:hAnsiTheme="minorEastAsia" w:eastAsiaTheme="minorEastAsia" w:cstheme="minorEastAsia"/>
+          <w:rFonts w:asciiTheme="minorEastAsia" w:eastAsiaTheme="minorEastAsia" w:hAnsiTheme="minorEastAsia" w:cstheme="minorEastAsia"/>
+          <w:lang w:eastAsia="zh-CN"/>
+        </w:rPr>
+      </w:pPr>
+      <w:r>
+        <w:rPr>
+          <w:rFonts w:asciiTheme="minorEastAsia" w:eastAsiaTheme="minorEastAsia" w:hAnsiTheme="minorEastAsia" w:cstheme="minorEastAsia" w:hint="eastAsia"/>
           <w:spacing w:val="-2"/>
           <w:lang w:eastAsia="zh-CN"/>
         </w:rPr>
@@ -116,7 +104,7 @@
       </w:r>
       <w:r>
         <w:rPr>
-          <w:rFonts w:hint="eastAsia" w:asciiTheme="minorEastAsia" w:hAnsiTheme="minorEastAsia" w:eastAsiaTheme="minorEastAsia" w:cstheme="minorEastAsia"/>
+          <w:rFonts w:asciiTheme="minorEastAsia" w:eastAsiaTheme="minorEastAsia" w:hAnsiTheme="minorEastAsia" w:cstheme="minorEastAsia" w:hint="eastAsia"/>
           <w:spacing w:val="-41"/>
           <w:lang w:eastAsia="zh-CN"/>
         </w:rPr>
@@ -124,7 +112,7 @@
       </w:r>
       <w:r>
         <w:rPr>
-          <w:rFonts w:hint="eastAsia" w:asciiTheme="minorEastAsia" w:hAnsiTheme="minorEastAsia" w:eastAsiaTheme="minorEastAsia" w:cstheme="minorEastAsia"/>
+          <w:rFonts w:asciiTheme="minorEastAsia" w:eastAsiaTheme="minorEastAsia" w:hAnsiTheme="minorEastAsia" w:cstheme="minorEastAsia" w:hint="eastAsia"/>
           <w:spacing w:val="-2"/>
           <w:lang w:eastAsia="zh-CN"/>
         </w:rPr>
@@ -132,7 +120,7 @@
       </w:r>
       <w:r>
         <w:rPr>
-          <w:rFonts w:hint="eastAsia" w:asciiTheme="minorEastAsia" w:hAnsiTheme="minorEastAsia" w:eastAsiaTheme="minorEastAsia" w:cstheme="minorEastAsia"/>
+          <w:rFonts w:asciiTheme="minorEastAsia" w:eastAsiaTheme="minorEastAsia" w:hAnsiTheme="minorEastAsia" w:cstheme="minorEastAsia" w:hint="eastAsia"/>
           <w:spacing w:val="-29"/>
           <w:lang w:eastAsia="zh-CN"/>
         </w:rPr>
@@ -140,7 +128,7 @@
       </w:r>
       <w:r>
         <w:rPr>
-          <w:rFonts w:hint="eastAsia" w:asciiTheme="minorEastAsia" w:hAnsiTheme="minorEastAsia" w:eastAsiaTheme="minorEastAsia" w:cstheme="minorEastAsia"/>
+          <w:rFonts w:asciiTheme="minorEastAsia" w:eastAsiaTheme="minorEastAsia" w:hAnsiTheme="minorEastAsia" w:cstheme="minorEastAsia" w:hint="eastAsia"/>
           <w:spacing w:val="-2"/>
           <w:lang w:eastAsia="zh-CN"/>
         </w:rPr>
@@ -148,7 +136,7 @@
       </w:r>
       <w:r>
         <w:rPr>
-          <w:rFonts w:hint="eastAsia" w:asciiTheme="minorEastAsia" w:hAnsiTheme="minorEastAsia" w:eastAsiaTheme="minorEastAsia" w:cstheme="minorEastAsia"/>
+          <w:rFonts w:asciiTheme="minorEastAsia" w:eastAsiaTheme="minorEastAsia" w:hAnsiTheme="minorEastAsia" w:cstheme="minorEastAsia" w:hint="eastAsia"/>
           <w:spacing w:val="-3"/>
           <w:lang w:eastAsia="zh-CN"/>
         </w:rPr>
@@ -156,7 +144,7 @@
       </w:r>
       <w:r>
         <w:rPr>
-          <w:rFonts w:hint="eastAsia" w:asciiTheme="minorEastAsia" w:hAnsiTheme="minorEastAsia" w:eastAsiaTheme="minorEastAsia" w:cstheme="minorEastAsia"/>
+          <w:rFonts w:asciiTheme="minorEastAsia" w:eastAsiaTheme="minorEastAsia" w:hAnsiTheme="minorEastAsia" w:cstheme="minorEastAsia" w:hint="eastAsia"/>
           <w:spacing w:val="-42"/>
           <w:lang w:eastAsia="zh-CN"/>
         </w:rPr>
@@ -164,7 +152,7 @@
       </w:r>
       <w:r>
         <w:rPr>
-          <w:rFonts w:hint="eastAsia" w:asciiTheme="minorEastAsia" w:hAnsiTheme="minorEastAsia" w:eastAsiaTheme="minorEastAsia" w:cstheme="minorEastAsia"/>
+          <w:rFonts w:asciiTheme="minorEastAsia" w:eastAsiaTheme="minorEastAsia" w:hAnsiTheme="minorEastAsia" w:cstheme="minorEastAsia" w:hint="eastAsia"/>
           <w:spacing w:val="-3"/>
           <w:lang w:eastAsia="zh-CN"/>
         </w:rPr>
@@ -172,7 +160,7 @@
       </w:r>
       <w:r>
         <w:rPr>
-          <w:rFonts w:hint="eastAsia" w:asciiTheme="minorEastAsia" w:hAnsiTheme="minorEastAsia" w:eastAsiaTheme="minorEastAsia" w:cstheme="minorEastAsia"/>
+          <w:rFonts w:asciiTheme="minorEastAsia" w:eastAsiaTheme="minorEastAsia" w:hAnsiTheme="minorEastAsia" w:cstheme="minorEastAsia" w:hint="eastAsia"/>
           <w:spacing w:val="-2"/>
           <w:lang w:eastAsia="zh-CN"/>
         </w:rPr>
@@ -180,7 +168,7 @@
       </w:r>
       <w:r>
         <w:rPr>
-          <w:rFonts w:hint="eastAsia" w:asciiTheme="minorEastAsia" w:hAnsiTheme="minorEastAsia" w:eastAsiaTheme="minorEastAsia" w:cstheme="minorEastAsia"/>
+          <w:rFonts w:asciiTheme="minorEastAsia" w:eastAsiaTheme="minorEastAsia" w:hAnsiTheme="minorEastAsia" w:cstheme="minorEastAsia" w:hint="eastAsia"/>
           <w:spacing w:val="-41"/>
           <w:lang w:eastAsia="zh-CN"/>
         </w:rPr>
@@ -188,7 +176,7 @@
       </w:r>
       <w:r>
         <w:rPr>
-          <w:rFonts w:hint="eastAsia" w:asciiTheme="minorEastAsia" w:hAnsiTheme="minorEastAsia" w:eastAsiaTheme="minorEastAsia" w:cstheme="minorEastAsia"/>
+          <w:rFonts w:asciiTheme="minorEastAsia" w:eastAsiaTheme="minorEastAsia" w:hAnsiTheme="minorEastAsia" w:cstheme="minorEastAsia" w:hint="eastAsia"/>
           <w:spacing w:val="-2"/>
           <w:lang w:eastAsia="zh-CN"/>
         </w:rPr>
@@ -196,7 +184,7 @@
       </w:r>
       <w:r>
         <w:rPr>
-          <w:rFonts w:hint="eastAsia" w:asciiTheme="minorEastAsia" w:hAnsiTheme="minorEastAsia" w:eastAsiaTheme="minorEastAsia" w:cstheme="minorEastAsia"/>
+          <w:rFonts w:asciiTheme="minorEastAsia" w:eastAsiaTheme="minorEastAsia" w:hAnsiTheme="minorEastAsia" w:cstheme="minorEastAsia" w:hint="eastAsia"/>
           <w:spacing w:val="-3"/>
           <w:lang w:eastAsia="zh-CN"/>
         </w:rPr>
@@ -204,7 +192,7 @@
       </w:r>
       <w:r>
         <w:rPr>
-          <w:rFonts w:hint="eastAsia" w:asciiTheme="minorEastAsia" w:hAnsiTheme="minorEastAsia" w:eastAsiaTheme="minorEastAsia" w:cstheme="minorEastAsia"/>
+          <w:rFonts w:asciiTheme="minorEastAsia" w:eastAsiaTheme="minorEastAsia" w:hAnsiTheme="minorEastAsia" w:cstheme="minorEastAsia" w:hint="eastAsia"/>
           <w:spacing w:val="-42"/>
           <w:lang w:eastAsia="zh-CN"/>
         </w:rPr>
@@ -212,7 +200,7 @@
       </w:r>
       <w:r>
         <w:rPr>
-          <w:rFonts w:hint="eastAsia" w:asciiTheme="minorEastAsia" w:hAnsiTheme="minorEastAsia" w:eastAsiaTheme="minorEastAsia" w:cstheme="minorEastAsia"/>
+          <w:rFonts w:asciiTheme="minorEastAsia" w:eastAsiaTheme="minorEastAsia" w:hAnsiTheme="minorEastAsia" w:cstheme="minorEastAsia" w:hint="eastAsia"/>
           <w:spacing w:val="-3"/>
           <w:lang w:eastAsia="zh-CN"/>
         </w:rPr>
@@ -221,26 +209,26 @@
     </w:p>
     <w:p>
       <w:pPr>
-        <w:pStyle w:val="2"/>
+        <w:pStyle w:val="a3"/>
         <w:spacing w:before="29" w:line="197" w:lineRule="auto"/>
         <w:rPr>
-          <w:rFonts w:hint="eastAsia" w:asciiTheme="minorEastAsia" w:hAnsiTheme="minorEastAsia" w:eastAsiaTheme="minorEastAsia" w:cstheme="minorEastAsia"/>
-          <w:lang w:eastAsia="zh-CN"/>
-        </w:rPr>
-      </w:pPr>
-    </w:p>
-    <w:p>
-      <w:pPr>
-        <w:pStyle w:val="2"/>
+          <w:rFonts w:asciiTheme="minorEastAsia" w:eastAsiaTheme="minorEastAsia" w:hAnsiTheme="minorEastAsia" w:cstheme="minorEastAsia"/>
+          <w:lang w:eastAsia="zh-CN"/>
+        </w:rPr>
+      </w:pPr>
+    </w:p>
+    <w:p>
+      <w:pPr>
+        <w:pStyle w:val="a3"/>
         <w:spacing w:before="29" w:line="197" w:lineRule="auto"/>
         <w:rPr>
-          <w:rFonts w:hint="eastAsia" w:asciiTheme="minorEastAsia" w:hAnsiTheme="minorEastAsia" w:eastAsiaTheme="minorEastAsia" w:cstheme="minorEastAsia"/>
-          <w:lang w:eastAsia="zh-CN"/>
-        </w:rPr>
-      </w:pPr>
-      <w:r>
-        <w:rPr>
-          <w:rFonts w:hint="eastAsia" w:asciiTheme="minorEastAsia" w:hAnsiTheme="minorEastAsia" w:eastAsiaTheme="minorEastAsia" w:cstheme="minorEastAsia"/>
+          <w:rFonts w:asciiTheme="minorEastAsia" w:eastAsiaTheme="minorEastAsia" w:hAnsiTheme="minorEastAsia" w:cstheme="minorEastAsia"/>
+          <w:lang w:eastAsia="zh-CN"/>
+        </w:rPr>
+      </w:pPr>
+      <w:r>
+        <w:rPr>
+          <w:rFonts w:asciiTheme="minorEastAsia" w:eastAsiaTheme="minorEastAsia" w:hAnsiTheme="minorEastAsia" w:cstheme="minorEastAsia" w:hint="eastAsia"/>
           <w:lang w:eastAsia="zh-CN"/>
         </w:rPr>
         <w:t>供方：{{供应商名称}}</w:t>
@@ -249,14 +237,14 @@
     <w:p>
       <w:pPr>
         <w:rPr>
-          <w:rFonts w:hint="eastAsia" w:asciiTheme="minorEastAsia" w:hAnsiTheme="minorEastAsia" w:eastAsiaTheme="minorEastAsia" w:cstheme="minorEastAsia"/>
+          <w:rFonts w:asciiTheme="minorEastAsia" w:eastAsiaTheme="minorEastAsia" w:hAnsiTheme="minorEastAsia" w:cstheme="minorEastAsia"/>
           <w:spacing w:val="-2"/>
           <w:lang w:eastAsia="zh-CN"/>
         </w:rPr>
       </w:pPr>
       <w:r>
         <w:rPr>
-          <w:rFonts w:hint="eastAsia" w:asciiTheme="minorEastAsia" w:hAnsiTheme="minorEastAsia" w:eastAsiaTheme="minorEastAsia" w:cstheme="minorEastAsia"/>
+          <w:rFonts w:asciiTheme="minorEastAsia" w:eastAsiaTheme="minorEastAsia" w:hAnsiTheme="minorEastAsia" w:cstheme="minorEastAsia" w:hint="eastAsia"/>
           <w:spacing w:val="-2"/>
           <w:lang w:eastAsia="zh-CN"/>
         </w:rPr>
@@ -266,7 +254,7 @@
     <w:p>
       <w:pPr>
         <w:rPr>
-          <w:rFonts w:hint="eastAsia" w:asciiTheme="minorEastAsia" w:hAnsiTheme="minorEastAsia" w:eastAsiaTheme="minorEastAsia" w:cstheme="minorEastAsia"/>
+          <w:rFonts w:asciiTheme="minorEastAsia" w:eastAsiaTheme="minorEastAsia" w:hAnsiTheme="minorEastAsia" w:cstheme="minorEastAsia"/>
           <w:spacing w:val="-2"/>
           <w:lang w:eastAsia="zh-CN"/>
         </w:rPr>
@@ -275,14 +263,14 @@
     <w:p>
       <w:pPr>
         <w:rPr>
-          <w:rFonts w:hint="eastAsia" w:asciiTheme="minorEastAsia" w:hAnsiTheme="minorEastAsia" w:eastAsiaTheme="minorEastAsia" w:cstheme="minorEastAsia"/>
+          <w:rFonts w:asciiTheme="minorEastAsia" w:eastAsiaTheme="minorEastAsia" w:hAnsiTheme="minorEastAsia" w:cstheme="minorEastAsia"/>
           <w:spacing w:val="-2"/>
           <w:lang w:eastAsia="zh-CN"/>
         </w:rPr>
       </w:pPr>
       <w:r>
         <w:rPr>
-          <w:rFonts w:hint="eastAsia" w:asciiTheme="minorEastAsia" w:hAnsiTheme="minorEastAsia" w:eastAsiaTheme="minorEastAsia" w:cstheme="minorEastAsia"/>
+          <w:rFonts w:asciiTheme="minorEastAsia" w:eastAsiaTheme="minorEastAsia" w:hAnsiTheme="minorEastAsia" w:cstheme="minorEastAsia" w:hint="eastAsia"/>
           <w:spacing w:val="-2"/>
           <w:lang w:eastAsia="zh-CN"/>
         </w:rPr>
@@ -291,17 +279,17 @@
     </w:p>
     <w:p>
       <w:pPr>
-        <w:pStyle w:val="2"/>
+        <w:pStyle w:val="a3"/>
         <w:spacing w:before="1" w:line="196" w:lineRule="auto"/>
         <w:ind w:left="8"/>
         <w:rPr>
-          <w:rFonts w:hint="eastAsia" w:asciiTheme="minorEastAsia" w:hAnsiTheme="minorEastAsia" w:eastAsiaTheme="minorEastAsia" w:cstheme="minorEastAsia"/>
-          <w:lang w:eastAsia="zh-CN"/>
-        </w:rPr>
-      </w:pPr>
-      <w:r>
-        <w:rPr>
-          <w:rFonts w:hint="eastAsia" w:asciiTheme="minorEastAsia" w:hAnsiTheme="minorEastAsia" w:eastAsiaTheme="minorEastAsia" w:cstheme="minorEastAsia"/>
+          <w:rFonts w:asciiTheme="minorEastAsia" w:eastAsiaTheme="minorEastAsia" w:hAnsiTheme="minorEastAsia" w:cstheme="minorEastAsia"/>
+          <w:lang w:eastAsia="zh-CN"/>
+        </w:rPr>
+      </w:pPr>
+      <w:r>
+        <w:rPr>
+          <w:rFonts w:asciiTheme="minorEastAsia" w:eastAsiaTheme="minorEastAsia" w:hAnsiTheme="minorEastAsia" w:cstheme="minorEastAsia" w:hint="eastAsia"/>
           <w:lang w:eastAsia="zh-CN"/>
         </w:rPr>
         <w:t>法定代表人/授权代表：{{采购方联系人}}    电话：{{采购方联系电话}}</w:t>
@@ -309,22 +297,22 @@
     </w:p>
     <w:p>
       <w:pPr>
-        <w:pStyle w:val="2"/>
+        <w:pStyle w:val="a3"/>
         <w:spacing w:before="1" w:line="196" w:lineRule="auto"/>
         <w:ind w:left="8"/>
         <w:rPr>
-          <w:rFonts w:hint="eastAsia" w:asciiTheme="minorEastAsia" w:hAnsiTheme="minorEastAsia" w:eastAsiaTheme="minorEastAsia" w:cstheme="minorEastAsia"/>
-          <w:lang w:eastAsia="zh-CN"/>
-        </w:rPr>
-      </w:pPr>
-    </w:p>
-    <w:p>
-      <w:pPr>
-        <w:pStyle w:val="2"/>
+          <w:rFonts w:asciiTheme="minorEastAsia" w:eastAsiaTheme="minorEastAsia" w:hAnsiTheme="minorEastAsia" w:cstheme="minorEastAsia"/>
+          <w:lang w:eastAsia="zh-CN"/>
+        </w:rPr>
+      </w:pPr>
+    </w:p>
+    <w:p>
+      <w:pPr>
+        <w:pStyle w:val="a3"/>
         <w:spacing w:before="1" w:line="196" w:lineRule="auto"/>
         <w:ind w:left="8"/>
         <w:rPr>
-          <w:rFonts w:hint="eastAsia" w:asciiTheme="minorEastAsia" w:hAnsiTheme="minorEastAsia" w:eastAsiaTheme="minorEastAsia" w:cstheme="minorEastAsia"/>
+          <w:rFonts w:asciiTheme="minorEastAsia" w:eastAsiaTheme="minorEastAsia" w:hAnsiTheme="minorEastAsia" w:cstheme="minorEastAsia"/>
           <w:sz w:val="27"/>
           <w:szCs w:val="27"/>
           <w:lang w:eastAsia="zh-CN"/>
@@ -332,7 +320,7 @@
       </w:pPr>
       <w:r>
         <w:rPr>
-          <w:rFonts w:hint="eastAsia" w:asciiTheme="minorEastAsia" w:hAnsiTheme="minorEastAsia" w:eastAsiaTheme="minorEastAsia" w:cstheme="minorEastAsia"/>
+          <w:rFonts w:asciiTheme="minorEastAsia" w:eastAsiaTheme="minorEastAsia" w:hAnsiTheme="minorEastAsia" w:cstheme="minorEastAsia" w:hint="eastAsia"/>
           <w:b/>
           <w:bCs/>
           <w:spacing w:val="-5"/>
@@ -344,7 +332,7 @@
       </w:r>
       <w:r>
         <w:rPr>
-          <w:rFonts w:hint="eastAsia" w:asciiTheme="minorEastAsia" w:hAnsiTheme="minorEastAsia" w:eastAsiaTheme="minorEastAsia" w:cstheme="minorEastAsia"/>
+          <w:rFonts w:asciiTheme="minorEastAsia" w:eastAsiaTheme="minorEastAsia" w:hAnsiTheme="minorEastAsia" w:cstheme="minorEastAsia" w:hint="eastAsia"/>
           <w:spacing w:val="-65"/>
           <w:sz w:val="27"/>
           <w:szCs w:val="27"/>
@@ -354,7 +342,7 @@
       </w:r>
       <w:r>
         <w:rPr>
-          <w:rFonts w:hint="eastAsia" w:asciiTheme="minorEastAsia" w:hAnsiTheme="minorEastAsia" w:eastAsiaTheme="minorEastAsia" w:cstheme="minorEastAsia"/>
+          <w:rFonts w:asciiTheme="minorEastAsia" w:eastAsiaTheme="minorEastAsia" w:hAnsiTheme="minorEastAsia" w:cstheme="minorEastAsia" w:hint="eastAsia"/>
           <w:b/>
           <w:bCs/>
           <w:spacing w:val="-5"/>
@@ -369,31 +357,26 @@
       <w:pPr>
         <w:spacing w:line="116" w:lineRule="exact"/>
         <w:rPr>
-          <w:rFonts w:hint="eastAsia" w:asciiTheme="minorEastAsia" w:hAnsiTheme="minorEastAsia" w:eastAsiaTheme="minorEastAsia" w:cstheme="minorEastAsia"/>
+          <w:rFonts w:asciiTheme="minorEastAsia" w:eastAsiaTheme="minorEastAsia" w:hAnsiTheme="minorEastAsia" w:cstheme="minorEastAsia"/>
           <w:lang w:eastAsia="zh-CN"/>
         </w:rPr>
       </w:pPr>
     </w:p>
     <w:tbl>
       <w:tblPr>
-        <w:tblStyle w:val="8"/>
+        <w:tblStyle w:val="TableNormal"/>
         <w:tblW w:w="9468" w:type="dxa"/>
         <w:tblInd w:w="15" w:type="dxa"/>
         <w:tblBorders>
-          <w:top w:val="single" w:color="111111" w:sz="12" w:space="0"/>
-          <w:left w:val="single" w:color="111111" w:sz="12" w:space="0"/>
-          <w:bottom w:val="single" w:color="111111" w:sz="12" w:space="0"/>
-          <w:right w:val="single" w:color="111111" w:sz="12" w:space="0"/>
-          <w:insideH w:val="single" w:color="111111" w:sz="12" w:space="0"/>
-          <w:insideV w:val="single" w:color="111111" w:sz="12" w:space="0"/>
+          <w:top w:val="single" w:sz="12" w:space="0" w:color="111111"/>
+          <w:left w:val="single" w:sz="12" w:space="0" w:color="111111"/>
+          <w:bottom w:val="single" w:sz="12" w:space="0" w:color="111111"/>
+          <w:right w:val="single" w:sz="12" w:space="0" w:color="111111"/>
+          <w:insideH w:val="single" w:sz="12" w:space="0" w:color="111111"/>
+          <w:insideV w:val="single" w:sz="12" w:space="0" w:color="111111"/>
         </w:tblBorders>
         <w:tblLayout w:type="fixed"/>
-        <w:tblCellMar>
-          <w:top w:w="0" w:type="dxa"/>
-          <w:left w:w="0" w:type="dxa"/>
-          <w:bottom w:w="0" w:type="dxa"/>
-          <w:right w:w="0" w:type="dxa"/>
-        </w:tblCellMar>
+        <w:tblLook w:val="04A0" w:firstRow="1" w:lastRow="0" w:firstColumn="1" w:lastColumn="0" w:noHBand="0" w:noVBand="1"/>
       </w:tblPr>
       <w:tblGrid>
         <w:gridCol w:w="1854"/>
@@ -405,16 +388,16 @@
       </w:tblGrid>
       <w:tr>
         <w:trPr>
-          <w:trHeight w:val="531" w:hRule="atLeast"/>
+          <w:trHeight w:val="531"/>
         </w:trPr>
         <w:tc>
           <w:tcPr>
             <w:tcW w:w="1854" w:type="dxa"/>
             <w:tcBorders>
-              <w:top w:val="single" w:color="auto" w:sz="4" w:space="0"/>
-              <w:left w:val="single" w:color="auto" w:sz="4" w:space="0"/>
-              <w:bottom w:val="single" w:color="auto" w:sz="4" w:space="0"/>
-              <w:right w:val="single" w:color="auto" w:sz="4" w:space="0"/>
+              <w:top w:val="single" w:sz="4" w:space="0" w:color="auto"/>
+              <w:left w:val="single" w:sz="4" w:space="0" w:color="auto"/>
+              <w:bottom w:val="single" w:sz="4" w:space="0" w:color="auto"/>
+              <w:right w:val="single" w:sz="4" w:space="0" w:color="auto"/>
             </w:tcBorders>
           </w:tcPr>
           <w:p>
@@ -423,88 +406,112 @@
               <w:ind w:left="835"/>
               <w:jc w:val="both"/>
               <w:rPr>
-                <w:rFonts w:hint="eastAsia" w:asciiTheme="minorEastAsia" w:hAnsiTheme="minorEastAsia" w:eastAsiaTheme="minorEastAsia" w:cstheme="minorEastAsia"/>
+                <w:rFonts w:asciiTheme="minorEastAsia" w:eastAsiaTheme="minorEastAsia" w:hAnsiTheme="minorEastAsia" w:cstheme="minorEastAsia"/>
               </w:rPr>
             </w:pPr>
+            <w:proofErr w:type="spellStart"/>
             <w:r>
               <w:rPr>
-                <w:rFonts w:hint="eastAsia" w:asciiTheme="minorEastAsia" w:hAnsiTheme="minorEastAsia" w:eastAsiaTheme="minorEastAsia" w:cstheme="minorEastAsia"/>
+                <w:rFonts w:asciiTheme="minorEastAsia" w:eastAsiaTheme="minorEastAsia" w:hAnsiTheme="minorEastAsia" w:cstheme="minorEastAsia" w:hint="eastAsia"/>
                 <w:b/>
                 <w:bCs/>
                 <w:spacing w:val="-10"/>
               </w:rPr>
               <w:t>品名</w:t>
             </w:r>
+            <w:proofErr w:type="spellEnd"/>
           </w:p>
         </w:tc>
         <w:tc>
           <w:tcPr>
             <w:tcW w:w="1985" w:type="dxa"/>
             <w:tcBorders>
-              <w:top w:val="single" w:color="auto" w:sz="4" w:space="0"/>
-              <w:left w:val="single" w:color="auto" w:sz="4" w:space="0"/>
-              <w:bottom w:val="single" w:color="auto" w:sz="4" w:space="0"/>
-              <w:right w:val="single" w:color="auto" w:sz="4" w:space="0"/>
+              <w:top w:val="single" w:sz="4" w:space="0" w:color="auto"/>
+              <w:left w:val="single" w:sz="4" w:space="0" w:color="auto"/>
+              <w:bottom w:val="single" w:sz="4" w:space="0" w:color="auto"/>
+              <w:right w:val="single" w:sz="4" w:space="0" w:color="auto"/>
             </w:tcBorders>
           </w:tcPr>
           <w:p>
             <w:pPr>
               <w:spacing w:before="238" w:line="197" w:lineRule="auto"/>
-              <w:ind w:firstLine="673" w:firstLineChars="350"/>
-              <w:jc w:val="left"/>
-              <w:rPr>
-                <w:rFonts w:hint="eastAsia" w:asciiTheme="minorEastAsia" w:hAnsiTheme="minorEastAsia" w:eastAsiaTheme="minorEastAsia" w:cstheme="minorEastAsia"/>
+              <w:ind w:firstLineChars="350" w:firstLine="706"/>
+              <w:rPr>
+                <w:rFonts w:asciiTheme="minorEastAsia" w:eastAsiaTheme="minorEastAsia" w:hAnsiTheme="minorEastAsia" w:cstheme="minorEastAsia"/>
               </w:rPr>
             </w:pPr>
+            <w:proofErr w:type="spellStart"/>
             <w:r>
               <w:rPr>
-                <w:rFonts w:hint="eastAsia" w:asciiTheme="minorEastAsia" w:hAnsiTheme="minorEastAsia" w:eastAsiaTheme="minorEastAsia" w:cstheme="minorEastAsia"/>
+                <w:rFonts w:asciiTheme="minorEastAsia" w:eastAsiaTheme="minorEastAsia" w:hAnsiTheme="minorEastAsia" w:cstheme="minorEastAsia" w:hint="eastAsia"/>
                 <w:b/>
                 <w:bCs/>
                 <w:spacing w:val="-9"/>
               </w:rPr>
-              <w:t>型号/规格</w:t>
+              <w:t>型号</w:t>
             </w:r>
+            <w:proofErr w:type="spellEnd"/>
+            <w:r>
+              <w:rPr>
+                <w:rFonts w:asciiTheme="minorEastAsia" w:eastAsiaTheme="minorEastAsia" w:hAnsiTheme="minorEastAsia" w:cstheme="minorEastAsia" w:hint="eastAsia"/>
+                <w:b/>
+                <w:bCs/>
+                <w:spacing w:val="-9"/>
+              </w:rPr>
+              <w:t>/</w:t>
+            </w:r>
+            <w:proofErr w:type="spellStart"/>
+            <w:r>
+              <w:rPr>
+                <w:rFonts w:asciiTheme="minorEastAsia" w:eastAsiaTheme="minorEastAsia" w:hAnsiTheme="minorEastAsia" w:cstheme="minorEastAsia" w:hint="eastAsia"/>
+                <w:b/>
+                <w:bCs/>
+                <w:spacing w:val="-9"/>
+              </w:rPr>
+              <w:t>规格</w:t>
+            </w:r>
+            <w:proofErr w:type="spellEnd"/>
           </w:p>
         </w:tc>
         <w:tc>
           <w:tcPr>
             <w:tcW w:w="1246" w:type="dxa"/>
             <w:tcBorders>
-              <w:top w:val="single" w:color="auto" w:sz="4" w:space="0"/>
-              <w:left w:val="single" w:color="auto" w:sz="4" w:space="0"/>
-              <w:bottom w:val="single" w:color="auto" w:sz="4" w:space="0"/>
-              <w:right w:val="single" w:color="auto" w:sz="4" w:space="0"/>
+              <w:top w:val="single" w:sz="4" w:space="0" w:color="auto"/>
+              <w:left w:val="single" w:sz="4" w:space="0" w:color="auto"/>
+              <w:bottom w:val="single" w:sz="4" w:space="0" w:color="auto"/>
+              <w:right w:val="single" w:sz="4" w:space="0" w:color="auto"/>
             </w:tcBorders>
           </w:tcPr>
           <w:p>
             <w:pPr>
               <w:spacing w:before="238" w:line="196" w:lineRule="auto"/>
-              <w:ind w:left="155" w:firstLine="303" w:firstLineChars="150"/>
-              <w:jc w:val="left"/>
-              <w:rPr>
-                <w:rFonts w:hint="eastAsia" w:asciiTheme="minorEastAsia" w:hAnsiTheme="minorEastAsia" w:eastAsiaTheme="minorEastAsia" w:cstheme="minorEastAsia"/>
+              <w:ind w:left="155" w:firstLineChars="150" w:firstLine="310"/>
+              <w:rPr>
+                <w:rFonts w:asciiTheme="minorEastAsia" w:eastAsiaTheme="minorEastAsia" w:hAnsiTheme="minorEastAsia" w:cstheme="minorEastAsia"/>
               </w:rPr>
             </w:pPr>
+            <w:proofErr w:type="spellStart"/>
             <w:r>
               <w:rPr>
-                <w:rFonts w:hint="eastAsia" w:asciiTheme="minorEastAsia" w:hAnsiTheme="minorEastAsia" w:eastAsiaTheme="minorEastAsia" w:cstheme="minorEastAsia"/>
+                <w:rFonts w:asciiTheme="minorEastAsia" w:eastAsiaTheme="minorEastAsia" w:hAnsiTheme="minorEastAsia" w:cstheme="minorEastAsia" w:hint="eastAsia"/>
                 <w:b/>
                 <w:bCs/>
                 <w:spacing w:val="-4"/>
               </w:rPr>
               <w:t>数量</w:t>
             </w:r>
+            <w:proofErr w:type="spellEnd"/>
           </w:p>
         </w:tc>
         <w:tc>
           <w:tcPr>
             <w:tcW w:w="1122" w:type="dxa"/>
             <w:tcBorders>
-              <w:top w:val="single" w:color="auto" w:sz="4" w:space="0"/>
-              <w:left w:val="single" w:color="auto" w:sz="4" w:space="0"/>
-              <w:bottom w:val="single" w:color="auto" w:sz="4" w:space="0"/>
-              <w:right w:val="single" w:color="auto" w:sz="4" w:space="0"/>
+              <w:top w:val="single" w:sz="4" w:space="0" w:color="auto"/>
+              <w:left w:val="single" w:sz="4" w:space="0" w:color="auto"/>
+              <w:bottom w:val="single" w:sz="4" w:space="0" w:color="auto"/>
+              <w:right w:val="single" w:sz="4" w:space="0" w:color="auto"/>
             </w:tcBorders>
           </w:tcPr>
           <w:p>
@@ -513,7 +520,7 @@
               <w:ind w:left="500" w:right="266" w:hanging="185"/>
               <w:jc w:val="center"/>
               <w:rPr>
-                <w:rFonts w:hint="eastAsia" w:asciiTheme="minorEastAsia" w:hAnsiTheme="minorEastAsia" w:eastAsiaTheme="minorEastAsia" w:cstheme="minorEastAsia"/>
+                <w:rFonts w:asciiTheme="minorEastAsia" w:eastAsiaTheme="minorEastAsia" w:hAnsiTheme="minorEastAsia" w:cstheme="minorEastAsia"/>
                 <w:b/>
                 <w:bCs/>
                 <w:spacing w:val="-6"/>
@@ -522,7 +529,7 @@
             </w:pPr>
             <w:r>
               <w:rPr>
-                <w:rFonts w:hint="eastAsia" w:asciiTheme="minorEastAsia" w:hAnsiTheme="minorEastAsia" w:eastAsiaTheme="minorEastAsia" w:cstheme="minorEastAsia"/>
+                <w:rFonts w:asciiTheme="minorEastAsia" w:eastAsiaTheme="minorEastAsia" w:hAnsiTheme="minorEastAsia" w:cstheme="minorEastAsia" w:hint="eastAsia"/>
                 <w:b/>
                 <w:bCs/>
                 <w:spacing w:val="-6"/>
@@ -536,10 +543,10 @@
           <w:tcPr>
             <w:tcW w:w="1985" w:type="dxa"/>
             <w:tcBorders>
-              <w:top w:val="single" w:color="auto" w:sz="4" w:space="0"/>
-              <w:left w:val="single" w:color="auto" w:sz="4" w:space="0"/>
-              <w:bottom w:val="single" w:color="auto" w:sz="4" w:space="0"/>
-              <w:right w:val="single" w:color="auto" w:sz="4" w:space="0"/>
+              <w:top w:val="single" w:sz="4" w:space="0" w:color="auto"/>
+              <w:left w:val="single" w:sz="4" w:space="0" w:color="auto"/>
+              <w:bottom w:val="single" w:sz="4" w:space="0" w:color="auto"/>
+              <w:right w:val="single" w:sz="4" w:space="0" w:color="auto"/>
             </w:tcBorders>
           </w:tcPr>
           <w:p>
@@ -548,13 +555,13 @@
               <w:ind w:left="500" w:right="266" w:hanging="185"/>
               <w:jc w:val="center"/>
               <w:rPr>
-                <w:rFonts w:hint="eastAsia" w:asciiTheme="minorEastAsia" w:hAnsiTheme="minorEastAsia" w:eastAsiaTheme="minorEastAsia" w:cstheme="minorEastAsia"/>
+                <w:rFonts w:asciiTheme="minorEastAsia" w:eastAsiaTheme="minorEastAsia" w:hAnsiTheme="minorEastAsia" w:cstheme="minorEastAsia"/>
                 <w:lang w:eastAsia="zh-CN"/>
               </w:rPr>
             </w:pPr>
             <w:r>
               <w:rPr>
-                <w:rFonts w:hint="eastAsia" w:asciiTheme="minorEastAsia" w:hAnsiTheme="minorEastAsia" w:eastAsiaTheme="minorEastAsia" w:cstheme="minorEastAsia"/>
+                <w:rFonts w:asciiTheme="minorEastAsia" w:eastAsiaTheme="minorEastAsia" w:hAnsiTheme="minorEastAsia" w:cstheme="minorEastAsia" w:hint="eastAsia"/>
                 <w:b/>
                 <w:bCs/>
                 <w:spacing w:val="-6"/>
@@ -564,7 +571,7 @@
             </w:r>
             <w:r>
               <w:rPr>
-                <w:rFonts w:hint="eastAsia" w:asciiTheme="minorEastAsia" w:hAnsiTheme="minorEastAsia" w:eastAsiaTheme="minorEastAsia" w:cstheme="minorEastAsia"/>
+                <w:rFonts w:asciiTheme="minorEastAsia" w:eastAsiaTheme="minorEastAsia" w:hAnsiTheme="minorEastAsia" w:cstheme="minorEastAsia" w:hint="eastAsia"/>
                 <w:b/>
                 <w:bCs/>
                 <w:spacing w:val="-14"/>
@@ -578,10 +585,10 @@
           <w:tcPr>
             <w:tcW w:w="1276" w:type="dxa"/>
             <w:tcBorders>
-              <w:top w:val="single" w:color="auto" w:sz="4" w:space="0"/>
-              <w:left w:val="single" w:color="auto" w:sz="4" w:space="0"/>
-              <w:bottom w:val="single" w:color="auto" w:sz="4" w:space="0"/>
-              <w:right w:val="single" w:color="auto" w:sz="4" w:space="0"/>
+              <w:top w:val="single" w:sz="4" w:space="0" w:color="auto"/>
+              <w:left w:val="single" w:sz="4" w:space="0" w:color="auto"/>
+              <w:bottom w:val="single" w:sz="4" w:space="0" w:color="auto"/>
+              <w:right w:val="single" w:sz="4" w:space="0" w:color="auto"/>
             </w:tcBorders>
           </w:tcPr>
           <w:p>
@@ -589,56 +596,59 @@
               <w:spacing w:before="238" w:line="196" w:lineRule="auto"/>
               <w:jc w:val="center"/>
               <w:rPr>
-                <w:rFonts w:hint="eastAsia" w:asciiTheme="minorEastAsia" w:hAnsiTheme="minorEastAsia" w:eastAsiaTheme="minorEastAsia" w:cstheme="minorEastAsia"/>
+                <w:rFonts w:asciiTheme="minorEastAsia" w:eastAsiaTheme="minorEastAsia" w:hAnsiTheme="minorEastAsia" w:cstheme="minorEastAsia"/>
               </w:rPr>
             </w:pPr>
+            <w:proofErr w:type="spellStart"/>
             <w:r>
               <w:rPr>
-                <w:rFonts w:hint="eastAsia" w:asciiTheme="minorEastAsia" w:hAnsiTheme="minorEastAsia" w:eastAsiaTheme="minorEastAsia" w:cstheme="minorEastAsia"/>
+                <w:rFonts w:asciiTheme="minorEastAsia" w:eastAsiaTheme="minorEastAsia" w:hAnsiTheme="minorEastAsia" w:cstheme="minorEastAsia" w:hint="eastAsia"/>
                 <w:b/>
                 <w:bCs/>
                 <w:spacing w:val="-4"/>
               </w:rPr>
-              <w:t>金额（元）</w:t>
+              <w:t>金额（元</w:t>
+            </w:r>
+            <w:proofErr w:type="spellEnd"/>
+            <w:r>
+              <w:rPr>
+                <w:rFonts w:asciiTheme="minorEastAsia" w:eastAsiaTheme="minorEastAsia" w:hAnsiTheme="minorEastAsia" w:cstheme="minorEastAsia" w:hint="eastAsia"/>
+                <w:b/>
+                <w:bCs/>
+                <w:spacing w:val="-4"/>
+              </w:rPr>
+              <w:t>）</w:t>
             </w:r>
           </w:p>
         </w:tc>
       </w:tr>
       <w:tr>
         <w:trPr>
-          <w:trHeight w:val="1025" w:hRule="atLeast"/>
+          <w:trHeight w:val="1025"/>
         </w:trPr>
         <w:tc>
           <w:tcPr>
             <w:tcW w:w="1854" w:type="dxa"/>
             <w:tcBorders>
-              <w:top w:val="single" w:color="auto" w:sz="4" w:space="0"/>
-              <w:left w:val="single" w:color="auto" w:sz="4" w:space="0"/>
-              <w:bottom w:val="single" w:color="auto" w:sz="4" w:space="0"/>
-              <w:right w:val="single" w:color="auto" w:sz="4" w:space="0"/>
+              <w:top w:val="single" w:sz="4" w:space="0" w:color="auto"/>
+              <w:left w:val="single" w:sz="4" w:space="0" w:color="auto"/>
+              <w:bottom w:val="single" w:sz="4" w:space="0" w:color="auto"/>
+              <w:right w:val="single" w:sz="4" w:space="0" w:color="auto"/>
             </w:tcBorders>
           </w:tcPr>
           <w:p>
             <w:pPr>
               <w:rPr>
-                <w:rFonts w:hint="eastAsia" w:asciiTheme="minorEastAsia" w:hAnsiTheme="minorEastAsia" w:eastAsiaTheme="minorEastAsia" w:cstheme="minorEastAsia"/>
-                <w:snapToGrid w:val="0"/>
-                <w:color w:val="000000"/>
+                <w:rFonts w:asciiTheme="minorEastAsia" w:eastAsiaTheme="minorEastAsia" w:hAnsiTheme="minorEastAsia" w:cstheme="minorEastAsia"/>
                 <w:spacing w:val="-2"/>
-                <w:sz w:val="21"/>
-                <w:szCs w:val="21"/>
-                <w:lang w:val="en-US" w:eastAsia="zh-CN" w:bidi="ar-SA"/>
+                <w:lang w:eastAsia="zh-CN"/>
               </w:rPr>
             </w:pPr>
             <w:r>
               <w:rPr>
-                <w:rFonts w:hint="eastAsia" w:asciiTheme="minorEastAsia" w:hAnsiTheme="minorEastAsia" w:eastAsiaTheme="minorEastAsia" w:cstheme="minorEastAsia"/>
-                <w:snapToGrid w:val="0"/>
-                <w:color w:val="000000"/>
+                <w:rFonts w:asciiTheme="minorEastAsia" w:eastAsiaTheme="minorEastAsia" w:hAnsiTheme="minorEastAsia" w:cstheme="minorEastAsia" w:hint="eastAsia"/>
                 <w:spacing w:val="-2"/>
-                <w:sz w:val="21"/>
-                <w:szCs w:val="21"/>
-                <w:lang w:val="en-US" w:eastAsia="zh-CN" w:bidi="ar-SA"/>
+                <w:lang w:eastAsia="zh-CN"/>
               </w:rPr>
               <w:t>{{产品名称}}</w:t>
             </w:r>
@@ -648,35 +658,45 @@
           <w:tcPr>
             <w:tcW w:w="1985" w:type="dxa"/>
             <w:tcBorders>
-              <w:top w:val="single" w:color="auto" w:sz="4" w:space="0"/>
-              <w:left w:val="single" w:color="auto" w:sz="4" w:space="0"/>
-              <w:bottom w:val="single" w:color="auto" w:sz="4" w:space="0"/>
-              <w:right w:val="single" w:color="auto" w:sz="4" w:space="0"/>
+              <w:top w:val="single" w:sz="4" w:space="0" w:color="auto"/>
+              <w:left w:val="single" w:sz="4" w:space="0" w:color="auto"/>
+              <w:bottom w:val="single" w:sz="4" w:space="0" w:color="auto"/>
+              <w:right w:val="single" w:sz="4" w:space="0" w:color="auto"/>
             </w:tcBorders>
           </w:tcPr>
           <w:p>
             <w:pPr>
               <w:rPr>
-                <w:rFonts w:hint="eastAsia" w:asciiTheme="minorEastAsia" w:hAnsiTheme="minorEastAsia" w:eastAsiaTheme="minorEastAsia" w:cstheme="minorEastAsia"/>
-                <w:snapToGrid w:val="0"/>
-                <w:color w:val="000000"/>
+                <w:rFonts w:asciiTheme="minorEastAsia" w:eastAsiaTheme="minorEastAsia" w:hAnsiTheme="minorEastAsia" w:cstheme="minorEastAsia"/>
                 <w:spacing w:val="-2"/>
-                <w:sz w:val="21"/>
-                <w:szCs w:val="21"/>
-                <w:lang w:val="en-US" w:eastAsia="zh-CN" w:bidi="ar-SA"/>
+                <w:lang w:eastAsia="zh-CN"/>
               </w:rPr>
             </w:pPr>
             <w:r>
               <w:rPr>
-                <w:rFonts w:hint="eastAsia" w:asciiTheme="minorEastAsia" w:hAnsiTheme="minorEastAsia" w:eastAsiaTheme="minorEastAsia" w:cstheme="minorEastAsia"/>
-                <w:snapToGrid w:val="0"/>
-                <w:color w:val="000000"/>
+                <w:rFonts w:asciiTheme="minorEastAsia" w:eastAsiaTheme="minorEastAsia" w:hAnsiTheme="minorEastAsia" w:cstheme="minorEastAsia" w:hint="eastAsia"/>
                 <w:spacing w:val="-2"/>
-                <w:sz w:val="21"/>
-                <w:szCs w:val="21"/>
-                <w:lang w:val="en-US" w:eastAsia="zh-CN" w:bidi="ar-SA"/>
-              </w:rPr>
-              <w:t>{{产品sku}}</w:t>
+                <w:lang w:eastAsia="zh-CN"/>
+              </w:rPr>
+              <w:t>{{产品</w:t>
+            </w:r>
+            <w:proofErr w:type="spellStart"/>
+            <w:r>
+              <w:rPr>
+                <w:rFonts w:asciiTheme="minorEastAsia" w:eastAsiaTheme="minorEastAsia" w:hAnsiTheme="minorEastAsia" w:cstheme="minorEastAsia" w:hint="eastAsia"/>
+                <w:spacing w:val="-2"/>
+                <w:lang w:eastAsia="zh-CN"/>
+              </w:rPr>
+              <w:t>sku</w:t>
+            </w:r>
+            <w:proofErr w:type="spellEnd"/>
+            <w:r>
+              <w:rPr>
+                <w:rFonts w:asciiTheme="minorEastAsia" w:eastAsiaTheme="minorEastAsia" w:hAnsiTheme="minorEastAsia" w:cstheme="minorEastAsia" w:hint="eastAsia"/>
+                <w:spacing w:val="-2"/>
+                <w:lang w:eastAsia="zh-CN"/>
+              </w:rPr>
+              <w:t>}}</w:t>
             </w:r>
           </w:p>
         </w:tc>
@@ -684,33 +704,25 @@
           <w:tcPr>
             <w:tcW w:w="1246" w:type="dxa"/>
             <w:tcBorders>
-              <w:top w:val="single" w:color="auto" w:sz="4" w:space="0"/>
-              <w:left w:val="single" w:color="auto" w:sz="4" w:space="0"/>
-              <w:bottom w:val="single" w:color="auto" w:sz="4" w:space="0"/>
-              <w:right w:val="single" w:color="auto" w:sz="4" w:space="0"/>
+              <w:top w:val="single" w:sz="4" w:space="0" w:color="auto"/>
+              <w:left w:val="single" w:sz="4" w:space="0" w:color="auto"/>
+              <w:bottom w:val="single" w:sz="4" w:space="0" w:color="auto"/>
+              <w:right w:val="single" w:sz="4" w:space="0" w:color="auto"/>
             </w:tcBorders>
           </w:tcPr>
           <w:p>
             <w:pPr>
               <w:rPr>
-                <w:rFonts w:hint="eastAsia" w:asciiTheme="minorEastAsia" w:hAnsiTheme="minorEastAsia" w:eastAsiaTheme="minorEastAsia" w:cstheme="minorEastAsia"/>
-                <w:snapToGrid w:val="0"/>
-                <w:color w:val="000000"/>
+                <w:rFonts w:asciiTheme="minorEastAsia" w:eastAsiaTheme="minorEastAsia" w:hAnsiTheme="minorEastAsia" w:cstheme="minorEastAsia"/>
                 <w:spacing w:val="-2"/>
-                <w:sz w:val="21"/>
-                <w:szCs w:val="21"/>
-                <w:lang w:val="en-US" w:eastAsia="zh-CN" w:bidi="ar-SA"/>
+                <w:lang w:eastAsia="zh-CN"/>
               </w:rPr>
             </w:pPr>
             <w:r>
               <w:rPr>
-                <w:rFonts w:hint="eastAsia" w:asciiTheme="minorEastAsia" w:hAnsiTheme="minorEastAsia" w:eastAsiaTheme="minorEastAsia" w:cstheme="minorEastAsia"/>
-                <w:snapToGrid w:val="0"/>
-                <w:color w:val="000000"/>
+                <w:rFonts w:asciiTheme="minorEastAsia" w:eastAsiaTheme="minorEastAsia" w:hAnsiTheme="minorEastAsia" w:cstheme="minorEastAsia" w:hint="eastAsia"/>
                 <w:spacing w:val="-2"/>
-                <w:sz w:val="21"/>
-                <w:szCs w:val="21"/>
-                <w:lang w:val="en-US" w:eastAsia="zh-CN" w:bidi="ar-SA"/>
+                <w:lang w:eastAsia="zh-CN"/>
               </w:rPr>
               <w:t>{{采购数量}}</w:t>
             </w:r>
@@ -720,33 +732,25 @@
           <w:tcPr>
             <w:tcW w:w="1122" w:type="dxa"/>
             <w:tcBorders>
-              <w:top w:val="single" w:color="auto" w:sz="4" w:space="0"/>
-              <w:left w:val="single" w:color="auto" w:sz="4" w:space="0"/>
-              <w:bottom w:val="single" w:color="auto" w:sz="4" w:space="0"/>
-              <w:right w:val="single" w:color="auto" w:sz="4" w:space="0"/>
+              <w:top w:val="single" w:sz="4" w:space="0" w:color="auto"/>
+              <w:left w:val="single" w:sz="4" w:space="0" w:color="auto"/>
+              <w:bottom w:val="single" w:sz="4" w:space="0" w:color="auto"/>
+              <w:right w:val="single" w:sz="4" w:space="0" w:color="auto"/>
             </w:tcBorders>
           </w:tcPr>
           <w:p>
             <w:pPr>
               <w:rPr>
-                <w:rFonts w:hint="eastAsia" w:asciiTheme="minorEastAsia" w:hAnsiTheme="minorEastAsia" w:eastAsiaTheme="minorEastAsia" w:cstheme="minorEastAsia"/>
-                <w:snapToGrid w:val="0"/>
-                <w:color w:val="000000"/>
+                <w:rFonts w:asciiTheme="minorEastAsia" w:eastAsiaTheme="minorEastAsia" w:hAnsiTheme="minorEastAsia" w:cstheme="minorEastAsia"/>
                 <w:spacing w:val="-2"/>
-                <w:sz w:val="21"/>
-                <w:szCs w:val="21"/>
-                <w:lang w:val="en-US" w:eastAsia="zh-CN" w:bidi="ar-SA"/>
+                <w:lang w:eastAsia="zh-CN"/>
               </w:rPr>
             </w:pPr>
             <w:r>
               <w:rPr>
-                <w:rFonts w:hint="eastAsia" w:asciiTheme="minorEastAsia" w:hAnsiTheme="minorEastAsia" w:eastAsiaTheme="minorEastAsia" w:cstheme="minorEastAsia"/>
-                <w:snapToGrid w:val="0"/>
-                <w:color w:val="000000"/>
+                <w:rFonts w:asciiTheme="minorEastAsia" w:eastAsiaTheme="minorEastAsia" w:hAnsiTheme="minorEastAsia" w:cstheme="minorEastAsia" w:hint="eastAsia"/>
                 <w:spacing w:val="-2"/>
-                <w:sz w:val="21"/>
-                <w:szCs w:val="21"/>
-                <w:lang w:val="en-US" w:eastAsia="zh-CN" w:bidi="ar-SA"/>
+                <w:lang w:eastAsia="zh-CN"/>
               </w:rPr>
               <w:t>{{计量单位}}</w:t>
             </w:r>
@@ -756,33 +760,25 @@
           <w:tcPr>
             <w:tcW w:w="1985" w:type="dxa"/>
             <w:tcBorders>
-              <w:top w:val="single" w:color="auto" w:sz="4" w:space="0"/>
-              <w:left w:val="single" w:color="auto" w:sz="4" w:space="0"/>
-              <w:bottom w:val="single" w:color="auto" w:sz="4" w:space="0"/>
-              <w:right w:val="single" w:color="auto" w:sz="4" w:space="0"/>
+              <w:top w:val="single" w:sz="4" w:space="0" w:color="auto"/>
+              <w:left w:val="single" w:sz="4" w:space="0" w:color="auto"/>
+              <w:bottom w:val="single" w:sz="4" w:space="0" w:color="auto"/>
+              <w:right w:val="single" w:sz="4" w:space="0" w:color="auto"/>
             </w:tcBorders>
           </w:tcPr>
           <w:p>
             <w:pPr>
               <w:rPr>
-                <w:rFonts w:hint="eastAsia" w:asciiTheme="minorEastAsia" w:hAnsiTheme="minorEastAsia" w:eastAsiaTheme="minorEastAsia" w:cstheme="minorEastAsia"/>
-                <w:snapToGrid w:val="0"/>
-                <w:color w:val="000000"/>
+                <w:rFonts w:asciiTheme="minorEastAsia" w:eastAsiaTheme="minorEastAsia" w:hAnsiTheme="minorEastAsia" w:cstheme="minorEastAsia"/>
                 <w:spacing w:val="-2"/>
-                <w:sz w:val="21"/>
-                <w:szCs w:val="21"/>
-                <w:lang w:val="en-US" w:eastAsia="zh-CN" w:bidi="ar-SA"/>
+                <w:lang w:eastAsia="zh-CN"/>
               </w:rPr>
             </w:pPr>
             <w:r>
               <w:rPr>
-                <w:rFonts w:hint="eastAsia" w:asciiTheme="minorEastAsia" w:hAnsiTheme="minorEastAsia" w:eastAsiaTheme="minorEastAsia" w:cstheme="minorEastAsia"/>
-                <w:snapToGrid w:val="0"/>
-                <w:color w:val="000000"/>
+                <w:rFonts w:asciiTheme="minorEastAsia" w:eastAsiaTheme="minorEastAsia" w:hAnsiTheme="minorEastAsia" w:cstheme="minorEastAsia" w:hint="eastAsia"/>
                 <w:spacing w:val="-2"/>
-                <w:sz w:val="21"/>
-                <w:szCs w:val="21"/>
-                <w:lang w:val="en-US" w:eastAsia="zh-CN" w:bidi="ar-SA"/>
+                <w:lang w:eastAsia="zh-CN"/>
               </w:rPr>
               <w:t>{{含税出厂单价}}</w:t>
             </w:r>
@@ -792,33 +788,25 @@
           <w:tcPr>
             <w:tcW w:w="1276" w:type="dxa"/>
             <w:tcBorders>
-              <w:top w:val="single" w:color="auto" w:sz="4" w:space="0"/>
-              <w:left w:val="single" w:color="auto" w:sz="4" w:space="0"/>
-              <w:bottom w:val="single" w:color="auto" w:sz="4" w:space="0"/>
-              <w:right w:val="single" w:color="auto" w:sz="4" w:space="0"/>
+              <w:top w:val="single" w:sz="4" w:space="0" w:color="auto"/>
+              <w:left w:val="single" w:sz="4" w:space="0" w:color="auto"/>
+              <w:bottom w:val="single" w:sz="4" w:space="0" w:color="auto"/>
+              <w:right w:val="single" w:sz="4" w:space="0" w:color="auto"/>
             </w:tcBorders>
           </w:tcPr>
           <w:p>
             <w:pPr>
               <w:rPr>
-                <w:rFonts w:hint="eastAsia" w:asciiTheme="minorEastAsia" w:hAnsiTheme="minorEastAsia" w:eastAsiaTheme="minorEastAsia" w:cstheme="minorEastAsia"/>
-                <w:snapToGrid w:val="0"/>
-                <w:color w:val="000000"/>
+                <w:rFonts w:asciiTheme="minorEastAsia" w:eastAsiaTheme="minorEastAsia" w:hAnsiTheme="minorEastAsia" w:cstheme="minorEastAsia"/>
                 <w:spacing w:val="-2"/>
-                <w:sz w:val="21"/>
-                <w:szCs w:val="21"/>
-                <w:lang w:val="en-US" w:eastAsia="zh-CN" w:bidi="ar-SA"/>
+                <w:lang w:eastAsia="zh-CN"/>
               </w:rPr>
             </w:pPr>
             <w:r>
               <w:rPr>
-                <w:rFonts w:hint="eastAsia" w:asciiTheme="minorEastAsia" w:hAnsiTheme="minorEastAsia" w:eastAsiaTheme="minorEastAsia" w:cstheme="minorEastAsia"/>
-                <w:snapToGrid w:val="0"/>
-                <w:color w:val="000000"/>
+                <w:rFonts w:asciiTheme="minorEastAsia" w:eastAsiaTheme="minorEastAsia" w:hAnsiTheme="minorEastAsia" w:cstheme="minorEastAsia" w:hint="eastAsia"/>
                 <w:spacing w:val="-2"/>
-                <w:sz w:val="21"/>
-                <w:szCs w:val="21"/>
-                <w:lang w:val="en-US" w:eastAsia="zh-CN" w:bidi="ar-SA"/>
+                <w:lang w:eastAsia="zh-CN"/>
               </w:rPr>
               <w:t>¥{{采购总价}}</w:t>
             </w:r>
@@ -827,29 +815,25 @@
       </w:tr>
       <w:tr>
         <w:trPr>
-          <w:trHeight w:val="1025" w:hRule="atLeast"/>
+          <w:trHeight w:val="1025"/>
         </w:trPr>
         <w:tc>
           <w:tcPr>
             <w:tcW w:w="1854" w:type="dxa"/>
             <w:tcBorders>
-              <w:top w:val="single" w:color="auto" w:sz="4" w:space="0"/>
-              <w:left w:val="single" w:color="auto" w:sz="4" w:space="0"/>
-              <w:bottom w:val="single" w:color="auto" w:sz="4" w:space="0"/>
-              <w:right w:val="single" w:color="auto" w:sz="4" w:space="0"/>
+              <w:top w:val="single" w:sz="4" w:space="0" w:color="auto"/>
+              <w:left w:val="single" w:sz="4" w:space="0" w:color="auto"/>
+              <w:bottom w:val="single" w:sz="4" w:space="0" w:color="auto"/>
+              <w:right w:val="single" w:sz="4" w:space="0" w:color="auto"/>
             </w:tcBorders>
           </w:tcPr>
           <w:p>
             <w:pPr>
               <w:spacing w:line="0" w:lineRule="atLeast"/>
               <w:rPr>
-                <w:rFonts w:hint="eastAsia" w:asciiTheme="minorEastAsia" w:hAnsiTheme="minorEastAsia" w:eastAsiaTheme="minorEastAsia" w:cstheme="minorEastAsia"/>
-                <w:snapToGrid w:val="0"/>
-                <w:color w:val="000000"/>
+                <w:rFonts w:asciiTheme="minorEastAsia" w:eastAsiaTheme="minorEastAsia" w:hAnsiTheme="minorEastAsia" w:cstheme="minorEastAsia"/>
                 <w:spacing w:val="-2"/>
-                <w:sz w:val="21"/>
-                <w:szCs w:val="21"/>
-                <w:lang w:val="en-US" w:eastAsia="zh-CN" w:bidi="ar-SA"/>
+                <w:lang w:eastAsia="zh-CN"/>
               </w:rPr>
             </w:pPr>
           </w:p>
@@ -858,10 +842,10 @@
           <w:tcPr>
             <w:tcW w:w="1985" w:type="dxa"/>
             <w:tcBorders>
-              <w:top w:val="single" w:color="auto" w:sz="4" w:space="0"/>
-              <w:left w:val="single" w:color="auto" w:sz="4" w:space="0"/>
-              <w:bottom w:val="single" w:color="auto" w:sz="4" w:space="0"/>
-              <w:right w:val="single" w:color="auto" w:sz="4" w:space="0"/>
+              <w:top w:val="single" w:sz="4" w:space="0" w:color="auto"/>
+              <w:left w:val="single" w:sz="4" w:space="0" w:color="auto"/>
+              <w:bottom w:val="single" w:sz="4" w:space="0" w:color="auto"/>
+              <w:right w:val="single" w:sz="4" w:space="0" w:color="auto"/>
             </w:tcBorders>
           </w:tcPr>
           <w:p>
@@ -869,13 +853,9 @@
               <w:spacing w:before="239" w:line="244" w:lineRule="auto"/>
               <w:ind w:left="143" w:right="424" w:hanging="2"/>
               <w:rPr>
-                <w:rFonts w:hint="eastAsia" w:asciiTheme="minorEastAsia" w:hAnsiTheme="minorEastAsia" w:eastAsiaTheme="minorEastAsia" w:cstheme="minorEastAsia"/>
-                <w:snapToGrid w:val="0"/>
-                <w:color w:val="000000"/>
+                <w:rFonts w:asciiTheme="minorEastAsia" w:eastAsiaTheme="minorEastAsia" w:hAnsiTheme="minorEastAsia" w:cstheme="minorEastAsia"/>
                 <w:spacing w:val="-2"/>
-                <w:sz w:val="21"/>
-                <w:szCs w:val="21"/>
-                <w:lang w:val="en-US" w:eastAsia="zh-CN" w:bidi="ar-SA"/>
+                <w:lang w:eastAsia="zh-CN"/>
               </w:rPr>
             </w:pPr>
           </w:p>
@@ -884,10 +864,10 @@
           <w:tcPr>
             <w:tcW w:w="1246" w:type="dxa"/>
             <w:tcBorders>
-              <w:top w:val="single" w:color="auto" w:sz="4" w:space="0"/>
-              <w:left w:val="single" w:color="auto" w:sz="4" w:space="0"/>
-              <w:bottom w:val="single" w:color="auto" w:sz="4" w:space="0"/>
-              <w:right w:val="single" w:color="auto" w:sz="4" w:space="0"/>
+              <w:top w:val="single" w:sz="4" w:space="0" w:color="auto"/>
+              <w:left w:val="single" w:sz="4" w:space="0" w:color="auto"/>
+              <w:bottom w:val="single" w:sz="4" w:space="0" w:color="auto"/>
+              <w:right w:val="single" w:sz="4" w:space="0" w:color="auto"/>
             </w:tcBorders>
           </w:tcPr>
           <w:p>
@@ -895,13 +875,9 @@
               <w:spacing w:before="239" w:line="209" w:lineRule="auto"/>
               <w:ind w:left="149"/>
               <w:rPr>
-                <w:rFonts w:hint="eastAsia" w:asciiTheme="minorEastAsia" w:hAnsiTheme="minorEastAsia" w:eastAsiaTheme="minorEastAsia" w:cstheme="minorEastAsia"/>
-                <w:snapToGrid w:val="0"/>
-                <w:color w:val="000000"/>
+                <w:rFonts w:asciiTheme="minorEastAsia" w:eastAsiaTheme="minorEastAsia" w:hAnsiTheme="minorEastAsia" w:cstheme="minorEastAsia"/>
                 <w:spacing w:val="-2"/>
-                <w:sz w:val="21"/>
-                <w:szCs w:val="21"/>
-                <w:lang w:val="en-US" w:eastAsia="zh-CN" w:bidi="ar-SA"/>
+                <w:lang w:eastAsia="zh-CN"/>
               </w:rPr>
             </w:pPr>
           </w:p>
@@ -910,10 +886,10 @@
           <w:tcPr>
             <w:tcW w:w="1122" w:type="dxa"/>
             <w:tcBorders>
-              <w:top w:val="single" w:color="auto" w:sz="4" w:space="0"/>
-              <w:left w:val="single" w:color="auto" w:sz="4" w:space="0"/>
-              <w:bottom w:val="single" w:color="auto" w:sz="4" w:space="0"/>
-              <w:right w:val="single" w:color="auto" w:sz="4" w:space="0"/>
+              <w:top w:val="single" w:sz="4" w:space="0" w:color="auto"/>
+              <w:left w:val="single" w:sz="4" w:space="0" w:color="auto"/>
+              <w:bottom w:val="single" w:sz="4" w:space="0" w:color="auto"/>
+              <w:right w:val="single" w:sz="4" w:space="0" w:color="auto"/>
             </w:tcBorders>
           </w:tcPr>
           <w:p>
@@ -921,13 +897,9 @@
               <w:spacing w:before="239" w:line="209" w:lineRule="auto"/>
               <w:ind w:left="180"/>
               <w:rPr>
-                <w:rFonts w:hint="eastAsia" w:asciiTheme="minorEastAsia" w:hAnsiTheme="minorEastAsia" w:eastAsiaTheme="minorEastAsia" w:cstheme="minorEastAsia"/>
-                <w:snapToGrid w:val="0"/>
-                <w:color w:val="000000"/>
+                <w:rFonts w:asciiTheme="minorEastAsia" w:eastAsiaTheme="minorEastAsia" w:hAnsiTheme="minorEastAsia" w:cstheme="minorEastAsia"/>
                 <w:spacing w:val="-2"/>
-                <w:sz w:val="21"/>
-                <w:szCs w:val="21"/>
-                <w:lang w:val="en-US" w:eastAsia="zh-CN" w:bidi="ar-SA"/>
+                <w:lang w:eastAsia="zh-CN"/>
               </w:rPr>
             </w:pPr>
           </w:p>
@@ -936,10 +908,10 @@
           <w:tcPr>
             <w:tcW w:w="1985" w:type="dxa"/>
             <w:tcBorders>
-              <w:top w:val="single" w:color="auto" w:sz="4" w:space="0"/>
-              <w:left w:val="single" w:color="auto" w:sz="4" w:space="0"/>
-              <w:bottom w:val="single" w:color="auto" w:sz="4" w:space="0"/>
-              <w:right w:val="single" w:color="auto" w:sz="4" w:space="0"/>
+              <w:top w:val="single" w:sz="4" w:space="0" w:color="auto"/>
+              <w:left w:val="single" w:sz="4" w:space="0" w:color="auto"/>
+              <w:bottom w:val="single" w:sz="4" w:space="0" w:color="auto"/>
+              <w:right w:val="single" w:sz="4" w:space="0" w:color="auto"/>
             </w:tcBorders>
           </w:tcPr>
           <w:p>
@@ -947,24 +919,16 @@
               <w:spacing w:before="239" w:line="209" w:lineRule="auto"/>
               <w:ind w:left="180"/>
               <w:rPr>
-                <w:rFonts w:hint="eastAsia" w:asciiTheme="minorEastAsia" w:hAnsiTheme="minorEastAsia" w:eastAsiaTheme="minorEastAsia" w:cstheme="minorEastAsia"/>
-                <w:snapToGrid w:val="0"/>
-                <w:color w:val="000000"/>
+                <w:rFonts w:asciiTheme="minorEastAsia" w:eastAsiaTheme="minorEastAsia" w:hAnsiTheme="minorEastAsia" w:cstheme="minorEastAsia"/>
                 <w:spacing w:val="-2"/>
-                <w:sz w:val="21"/>
-                <w:szCs w:val="21"/>
-                <w:lang w:val="en-US" w:eastAsia="zh-CN" w:bidi="ar-SA"/>
+                <w:lang w:eastAsia="zh-CN"/>
               </w:rPr>
             </w:pPr>
             <w:r>
               <w:rPr>
-                <w:rFonts w:hint="eastAsia" w:asciiTheme="minorEastAsia" w:hAnsiTheme="minorEastAsia" w:eastAsiaTheme="minorEastAsia" w:cstheme="minorEastAsia"/>
-                <w:snapToGrid w:val="0"/>
-                <w:color w:val="000000"/>
+                <w:rFonts w:asciiTheme="minorEastAsia" w:eastAsiaTheme="minorEastAsia" w:hAnsiTheme="minorEastAsia" w:cstheme="minorEastAsia" w:hint="eastAsia"/>
                 <w:spacing w:val="-2"/>
-                <w:sz w:val="21"/>
-                <w:szCs w:val="21"/>
-                <w:lang w:val="en-US" w:eastAsia="zh-CN" w:bidi="ar-SA"/>
+                <w:lang w:eastAsia="zh-CN"/>
               </w:rPr>
               <w:t>合计金额（含13%增值税</w:t>
             </w:r>
@@ -974,33 +938,25 @@
           <w:tcPr>
             <w:tcW w:w="1276" w:type="dxa"/>
             <w:tcBorders>
-              <w:top w:val="single" w:color="auto" w:sz="4" w:space="0"/>
-              <w:left w:val="single" w:color="auto" w:sz="4" w:space="0"/>
-              <w:bottom w:val="single" w:color="auto" w:sz="4" w:space="0"/>
-              <w:right w:val="single" w:color="auto" w:sz="4" w:space="0"/>
+              <w:top w:val="single" w:sz="4" w:space="0" w:color="auto"/>
+              <w:left w:val="single" w:sz="4" w:space="0" w:color="auto"/>
+              <w:bottom w:val="single" w:sz="4" w:space="0" w:color="auto"/>
+              <w:right w:val="single" w:sz="4" w:space="0" w:color="auto"/>
             </w:tcBorders>
           </w:tcPr>
           <w:p>
             <w:pPr>
               <w:rPr>
-                <w:rFonts w:hint="eastAsia" w:asciiTheme="minorEastAsia" w:hAnsiTheme="minorEastAsia" w:eastAsiaTheme="minorEastAsia" w:cstheme="minorEastAsia"/>
-                <w:snapToGrid w:val="0"/>
-                <w:color w:val="000000"/>
+                <w:rFonts w:asciiTheme="minorEastAsia" w:eastAsiaTheme="minorEastAsia" w:hAnsiTheme="minorEastAsia" w:cstheme="minorEastAsia"/>
                 <w:spacing w:val="-2"/>
-                <w:sz w:val="21"/>
-                <w:szCs w:val="21"/>
-                <w:lang w:val="en-US" w:eastAsia="zh-CN" w:bidi="ar-SA"/>
+                <w:lang w:eastAsia="zh-CN"/>
               </w:rPr>
             </w:pPr>
             <w:r>
               <w:rPr>
-                <w:rFonts w:hint="eastAsia" w:asciiTheme="minorEastAsia" w:hAnsiTheme="minorEastAsia" w:eastAsiaTheme="minorEastAsia" w:cstheme="minorEastAsia"/>
-                <w:snapToGrid w:val="0"/>
-                <w:color w:val="000000"/>
+                <w:rFonts w:asciiTheme="minorEastAsia" w:eastAsiaTheme="minorEastAsia" w:hAnsiTheme="minorEastAsia" w:cstheme="minorEastAsia" w:hint="eastAsia"/>
                 <w:spacing w:val="-2"/>
-                <w:sz w:val="21"/>
-                <w:szCs w:val="21"/>
-                <w:lang w:val="en-US" w:eastAsia="zh-CN" w:bidi="ar-SA"/>
+                <w:lang w:eastAsia="zh-CN"/>
               </w:rPr>
               <w:t>¥{{采购总价}}</w:t>
             </w:r>
@@ -1010,18 +966,18 @@
     </w:tbl>
     <w:p>
       <w:pPr>
-        <w:pStyle w:val="2"/>
+        <w:pStyle w:val="a3"/>
         <w:spacing w:before="149" w:line="197" w:lineRule="auto"/>
         <w:ind w:left="7"/>
         <w:rPr>
-          <w:rFonts w:hint="eastAsia" w:asciiTheme="minorEastAsia" w:hAnsiTheme="minorEastAsia" w:eastAsiaTheme="minorEastAsia" w:cstheme="minorEastAsia"/>
+          <w:rFonts w:asciiTheme="minorEastAsia" w:eastAsiaTheme="minorEastAsia" w:hAnsiTheme="minorEastAsia" w:cstheme="minorEastAsia"/>
           <w:spacing w:val="-2"/>
           <w:lang w:eastAsia="zh-CN"/>
         </w:rPr>
       </w:pPr>
       <w:r>
         <w:rPr>
-          <w:rFonts w:hint="eastAsia" w:asciiTheme="minorEastAsia" w:hAnsiTheme="minorEastAsia" w:eastAsiaTheme="minorEastAsia" w:cstheme="minorEastAsia"/>
+          <w:rFonts w:asciiTheme="minorEastAsia" w:eastAsiaTheme="minorEastAsia" w:hAnsiTheme="minorEastAsia" w:cstheme="minorEastAsia" w:hint="eastAsia"/>
           <w:spacing w:val="-2"/>
           <w:lang w:eastAsia="zh-CN"/>
         </w:rPr>
@@ -1030,30 +986,16 @@
     </w:p>
     <w:tbl>
       <w:tblPr>
-        <w:tblStyle w:val="4"/>
+        <w:tblStyle w:val="a4"/>
         <w:tblW w:w="0" w:type="auto"/>
         <w:tblInd w:w="106" w:type="dxa"/>
-        <w:tblBorders>
-          <w:top w:val="single" w:color="auto" w:sz="4" w:space="0"/>
-          <w:left w:val="single" w:color="auto" w:sz="4" w:space="0"/>
-          <w:bottom w:val="single" w:color="auto" w:sz="4" w:space="0"/>
-          <w:right w:val="single" w:color="auto" w:sz="4" w:space="0"/>
-          <w:insideH w:val="single" w:color="auto" w:sz="4" w:space="0"/>
-          <w:insideV w:val="single" w:color="auto" w:sz="4" w:space="0"/>
-        </w:tblBorders>
-        <w:tblLayout w:type="autofit"/>
-        <w:tblCellMar>
-          <w:top w:w="0" w:type="dxa"/>
-          <w:left w:w="108" w:type="dxa"/>
-          <w:bottom w:w="0" w:type="dxa"/>
-          <w:right w:w="108" w:type="dxa"/>
-        </w:tblCellMar>
+        <w:tblLook w:val="04A0" w:firstRow="1" w:lastRow="0" w:firstColumn="1" w:lastColumn="0" w:noHBand="0" w:noVBand="1"/>
       </w:tblPr>
       <w:tblGrid>
-        <w:gridCol w:w="2135"/>
-        <w:gridCol w:w="2477"/>
-        <w:gridCol w:w="1688"/>
-        <w:gridCol w:w="3485"/>
+        <w:gridCol w:w="2111"/>
+        <w:gridCol w:w="2448"/>
+        <w:gridCol w:w="1671"/>
+        <w:gridCol w:w="3439"/>
       </w:tblGrid>
       <w:tr>
         <w:tc>
@@ -1062,16 +1004,16 @@
           </w:tcPr>
           <w:p>
             <w:pPr>
-              <w:pStyle w:val="2"/>
+              <w:pStyle w:val="a3"/>
               <w:spacing w:before="149" w:line="197" w:lineRule="auto"/>
               <w:rPr>
-                <w:rFonts w:hint="eastAsia" w:asciiTheme="minorEastAsia" w:hAnsiTheme="minorEastAsia" w:eastAsiaTheme="minorEastAsia" w:cstheme="minorEastAsia"/>
+                <w:rFonts w:asciiTheme="minorEastAsia" w:eastAsiaTheme="minorEastAsia" w:hAnsiTheme="minorEastAsia" w:cstheme="minorEastAsia"/>
                 <w:lang w:eastAsia="zh-CN"/>
               </w:rPr>
             </w:pPr>
             <w:r>
               <w:rPr>
-                <w:rFonts w:hint="eastAsia" w:asciiTheme="minorEastAsia" w:hAnsiTheme="minorEastAsia" w:eastAsiaTheme="minorEastAsia" w:cstheme="minorEastAsia"/>
+                <w:rFonts w:asciiTheme="minorEastAsia" w:eastAsiaTheme="minorEastAsia" w:hAnsiTheme="minorEastAsia" w:cstheme="minorEastAsia" w:hint="eastAsia"/>
                 <w:lang w:eastAsia="zh-CN"/>
               </w:rPr>
               <w:t>产品净重/kg</w:t>
@@ -1084,16 +1026,16 @@
           </w:tcPr>
           <w:p>
             <w:pPr>
-              <w:pStyle w:val="2"/>
+              <w:pStyle w:val="a3"/>
               <w:spacing w:before="149" w:line="197" w:lineRule="auto"/>
               <w:rPr>
-                <w:rFonts w:hint="eastAsia" w:asciiTheme="minorEastAsia" w:hAnsiTheme="minorEastAsia" w:eastAsiaTheme="minorEastAsia" w:cstheme="minorEastAsia"/>
+                <w:rFonts w:asciiTheme="minorEastAsia" w:eastAsiaTheme="minorEastAsia" w:hAnsiTheme="minorEastAsia" w:cstheme="minorEastAsia"/>
                 <w:lang w:eastAsia="zh-CN"/>
               </w:rPr>
             </w:pPr>
             <w:r>
               <w:rPr>
-                <w:rFonts w:hint="eastAsia" w:asciiTheme="minorEastAsia" w:hAnsiTheme="minorEastAsia" w:eastAsiaTheme="minorEastAsia" w:cstheme="minorEastAsia"/>
+                <w:rFonts w:asciiTheme="minorEastAsia" w:eastAsiaTheme="minorEastAsia" w:hAnsiTheme="minorEastAsia" w:cstheme="minorEastAsia" w:hint="eastAsia"/>
                 <w:lang w:eastAsia="zh-CN"/>
               </w:rPr>
               <w:t>产品毛重/kg</w:t>
@@ -1106,16 +1048,16 @@
           </w:tcPr>
           <w:p>
             <w:pPr>
-              <w:pStyle w:val="2"/>
+              <w:pStyle w:val="a3"/>
               <w:spacing w:before="149" w:line="197" w:lineRule="auto"/>
               <w:rPr>
-                <w:rFonts w:hint="eastAsia" w:asciiTheme="minorEastAsia" w:hAnsiTheme="minorEastAsia" w:eastAsiaTheme="minorEastAsia" w:cstheme="minorEastAsia"/>
+                <w:rFonts w:asciiTheme="minorEastAsia" w:eastAsiaTheme="minorEastAsia" w:hAnsiTheme="minorEastAsia" w:cstheme="minorEastAsia"/>
                 <w:lang w:eastAsia="zh-CN"/>
               </w:rPr>
             </w:pPr>
             <w:r>
               <w:rPr>
-                <w:rFonts w:hint="eastAsia" w:asciiTheme="minorEastAsia" w:hAnsiTheme="minorEastAsia" w:eastAsiaTheme="minorEastAsia" w:cstheme="minorEastAsia"/>
+                <w:rFonts w:asciiTheme="minorEastAsia" w:eastAsiaTheme="minorEastAsia" w:hAnsiTheme="minorEastAsia" w:cstheme="minorEastAsia" w:hint="eastAsia"/>
                 <w:lang w:eastAsia="zh-CN"/>
               </w:rPr>
               <w:t>包装尺寸/cm</w:t>
@@ -1128,16 +1070,16 @@
           </w:tcPr>
           <w:p>
             <w:pPr>
-              <w:pStyle w:val="2"/>
+              <w:pStyle w:val="a3"/>
               <w:spacing w:before="149" w:line="197" w:lineRule="auto"/>
               <w:rPr>
-                <w:rFonts w:hint="eastAsia" w:asciiTheme="minorEastAsia" w:hAnsiTheme="minorEastAsia" w:eastAsiaTheme="minorEastAsia" w:cstheme="minorEastAsia"/>
+                <w:rFonts w:asciiTheme="minorEastAsia" w:eastAsiaTheme="minorEastAsia" w:hAnsiTheme="minorEastAsia" w:cstheme="minorEastAsia"/>
                 <w:lang w:eastAsia="zh-CN"/>
               </w:rPr>
             </w:pPr>
             <w:r>
               <w:rPr>
-                <w:rFonts w:hint="eastAsia" w:asciiTheme="minorEastAsia" w:hAnsiTheme="minorEastAsia" w:eastAsiaTheme="minorEastAsia" w:cstheme="minorEastAsia"/>
+                <w:rFonts w:asciiTheme="minorEastAsia" w:eastAsiaTheme="minorEastAsia" w:hAnsiTheme="minorEastAsia" w:cstheme="minorEastAsia" w:hint="eastAsia"/>
                 <w:lang w:eastAsia="zh-CN"/>
               </w:rPr>
               <w:t>其他</w:t>
@@ -1147,7 +1089,7 @@
       </w:tr>
       <w:tr>
         <w:trPr>
-          <w:trHeight w:val="2523" w:hRule="atLeast"/>
+          <w:trHeight w:val="2523"/>
         </w:trPr>
         <w:tc>
           <w:tcPr>
@@ -1156,24 +1098,16 @@
           <w:p>
             <w:pPr>
               <w:rPr>
-                <w:rFonts w:hint="eastAsia" w:asciiTheme="minorEastAsia" w:hAnsiTheme="minorEastAsia" w:eastAsiaTheme="minorEastAsia" w:cstheme="minorEastAsia"/>
-                <w:snapToGrid w:val="0"/>
-                <w:color w:val="000000"/>
+                <w:rFonts w:asciiTheme="minorEastAsia" w:eastAsiaTheme="minorEastAsia" w:hAnsiTheme="minorEastAsia" w:cstheme="minorEastAsia"/>
                 <w:spacing w:val="-2"/>
-                <w:sz w:val="21"/>
-                <w:szCs w:val="21"/>
-                <w:lang w:val="en-US" w:eastAsia="zh-CN" w:bidi="ar-SA"/>
+                <w:lang w:eastAsia="zh-CN"/>
               </w:rPr>
             </w:pPr>
             <w:r>
               <w:rPr>
-                <w:rFonts w:hint="eastAsia" w:asciiTheme="minorEastAsia" w:hAnsiTheme="minorEastAsia" w:eastAsiaTheme="minorEastAsia" w:cstheme="minorEastAsia"/>
-                <w:snapToGrid w:val="0"/>
-                <w:color w:val="000000"/>
+                <w:rFonts w:asciiTheme="minorEastAsia" w:eastAsiaTheme="minorEastAsia" w:hAnsiTheme="minorEastAsia" w:cstheme="minorEastAsia" w:hint="eastAsia"/>
                 <w:spacing w:val="-2"/>
-                <w:sz w:val="21"/>
-                <w:szCs w:val="21"/>
-                <w:lang w:val="en-US" w:eastAsia="zh-CN" w:bidi="ar-SA"/>
+                <w:lang w:eastAsia="zh-CN"/>
               </w:rPr>
               <w:t>{{净重}}</w:t>
             </w:r>
@@ -1186,24 +1120,16 @@
           <w:p>
             <w:pPr>
               <w:rPr>
-                <w:rFonts w:hint="eastAsia" w:asciiTheme="minorEastAsia" w:hAnsiTheme="minorEastAsia" w:eastAsiaTheme="minorEastAsia" w:cstheme="minorEastAsia"/>
-                <w:snapToGrid w:val="0"/>
-                <w:color w:val="000000"/>
+                <w:rFonts w:asciiTheme="minorEastAsia" w:eastAsiaTheme="minorEastAsia" w:hAnsiTheme="minorEastAsia" w:cstheme="minorEastAsia"/>
                 <w:spacing w:val="-2"/>
-                <w:sz w:val="21"/>
-                <w:szCs w:val="21"/>
-                <w:lang w:val="en-US" w:eastAsia="zh-CN" w:bidi="ar-SA"/>
+                <w:lang w:eastAsia="zh-CN"/>
               </w:rPr>
             </w:pPr>
             <w:r>
               <w:rPr>
-                <w:rFonts w:hint="eastAsia" w:asciiTheme="minorEastAsia" w:hAnsiTheme="minorEastAsia" w:eastAsiaTheme="minorEastAsia" w:cstheme="minorEastAsia"/>
-                <w:snapToGrid w:val="0"/>
-                <w:color w:val="000000"/>
+                <w:rFonts w:asciiTheme="minorEastAsia" w:eastAsiaTheme="minorEastAsia" w:hAnsiTheme="minorEastAsia" w:cstheme="minorEastAsia" w:hint="eastAsia"/>
                 <w:spacing w:val="-2"/>
-                <w:sz w:val="21"/>
-                <w:szCs w:val="21"/>
-                <w:lang w:val="en-US" w:eastAsia="zh-CN" w:bidi="ar-SA"/>
+                <w:lang w:eastAsia="zh-CN"/>
               </w:rPr>
               <w:t>{{毛重}}</w:t>
             </w:r>
@@ -1216,24 +1142,16 @@
           <w:p>
             <w:pPr>
               <w:rPr>
-                <w:rFonts w:hint="eastAsia" w:asciiTheme="minorEastAsia" w:hAnsiTheme="minorEastAsia" w:eastAsiaTheme="minorEastAsia" w:cstheme="minorEastAsia"/>
-                <w:snapToGrid w:val="0"/>
-                <w:color w:val="000000"/>
+                <w:rFonts w:asciiTheme="minorEastAsia" w:eastAsiaTheme="minorEastAsia" w:hAnsiTheme="minorEastAsia" w:cstheme="minorEastAsia"/>
                 <w:spacing w:val="-2"/>
-                <w:sz w:val="21"/>
-                <w:szCs w:val="21"/>
-                <w:lang w:val="en-US" w:eastAsia="zh-CN" w:bidi="ar-SA"/>
+                <w:lang w:eastAsia="zh-CN"/>
               </w:rPr>
             </w:pPr>
             <w:r>
               <w:rPr>
-                <w:rFonts w:hint="eastAsia" w:asciiTheme="minorEastAsia" w:hAnsiTheme="minorEastAsia" w:eastAsiaTheme="minorEastAsia" w:cstheme="minorEastAsia"/>
-                <w:snapToGrid w:val="0"/>
-                <w:color w:val="000000"/>
+                <w:rFonts w:asciiTheme="minorEastAsia" w:eastAsiaTheme="minorEastAsia" w:hAnsiTheme="minorEastAsia" w:cstheme="minorEastAsia" w:hint="eastAsia"/>
                 <w:spacing w:val="-2"/>
-                <w:sz w:val="21"/>
-                <w:szCs w:val="21"/>
-                <w:lang w:val="en-US" w:eastAsia="zh-CN" w:bidi="ar-SA"/>
+                <w:lang w:eastAsia="zh-CN"/>
               </w:rPr>
               <w:t>{{包装尺寸}}</w:t>
             </w:r>
@@ -1246,24 +1164,16 @@
           <w:p>
             <w:pPr>
               <w:rPr>
-                <w:rFonts w:hint="eastAsia" w:asciiTheme="minorEastAsia" w:hAnsiTheme="minorEastAsia" w:eastAsiaTheme="minorEastAsia" w:cstheme="minorEastAsia"/>
-                <w:snapToGrid w:val="0"/>
-                <w:color w:val="000000"/>
+                <w:rFonts w:asciiTheme="minorEastAsia" w:eastAsiaTheme="minorEastAsia" w:hAnsiTheme="minorEastAsia" w:cstheme="minorEastAsia"/>
                 <w:spacing w:val="-2"/>
-                <w:sz w:val="21"/>
-                <w:szCs w:val="21"/>
-                <w:lang w:val="en-US" w:eastAsia="zh-CN" w:bidi="ar-SA"/>
+                <w:lang w:eastAsia="zh-CN"/>
               </w:rPr>
             </w:pPr>
             <w:r>
               <w:rPr>
-                <w:rFonts w:hint="eastAsia" w:asciiTheme="minorEastAsia" w:hAnsiTheme="minorEastAsia" w:eastAsiaTheme="minorEastAsia" w:cstheme="minorEastAsia"/>
-                <w:snapToGrid w:val="0"/>
-                <w:color w:val="000000"/>
+                <w:rFonts w:asciiTheme="minorEastAsia" w:eastAsiaTheme="minorEastAsia" w:hAnsiTheme="minorEastAsia" w:cstheme="minorEastAsia" w:hint="eastAsia"/>
                 <w:spacing w:val="-2"/>
-                <w:sz w:val="21"/>
-                <w:szCs w:val="21"/>
-                <w:lang w:val="en-US" w:eastAsia="zh-CN" w:bidi="ar-SA"/>
+                <w:lang w:eastAsia="zh-CN"/>
               </w:rPr>
               <w:t>{{产品备注}}</w:t>
             </w:r>
@@ -1273,17 +1183,17 @@
     </w:tbl>
     <w:p>
       <w:pPr>
-        <w:pStyle w:val="2"/>
+        <w:pStyle w:val="a3"/>
         <w:spacing w:before="149" w:line="189" w:lineRule="auto"/>
         <w:ind w:left="9"/>
         <w:rPr>
-          <w:rFonts w:hint="eastAsia" w:asciiTheme="minorEastAsia" w:hAnsiTheme="minorEastAsia" w:eastAsiaTheme="minorEastAsia" w:cstheme="minorEastAsia"/>
-          <w:lang w:eastAsia="zh-CN"/>
-        </w:rPr>
-      </w:pPr>
-      <w:r>
-        <w:rPr>
-          <w:rFonts w:hint="eastAsia" w:asciiTheme="minorEastAsia" w:hAnsiTheme="minorEastAsia" w:eastAsiaTheme="minorEastAsia" w:cstheme="minorEastAsia"/>
+          <w:rFonts w:asciiTheme="minorEastAsia" w:eastAsiaTheme="minorEastAsia" w:hAnsiTheme="minorEastAsia" w:cstheme="minorEastAsia"/>
+          <w:lang w:eastAsia="zh-CN"/>
+        </w:rPr>
+      </w:pPr>
+      <w:r>
+        <w:rPr>
+          <w:rFonts w:asciiTheme="minorEastAsia" w:eastAsiaTheme="minorEastAsia" w:hAnsiTheme="minorEastAsia" w:cstheme="minorEastAsia" w:hint="eastAsia"/>
           <w:lang w:eastAsia="zh-CN"/>
         </w:rPr>
         <w:t>交货地点：供方指定</w:t>
@@ -1291,17 +1201,17 @@
     </w:p>
     <w:p>
       <w:pPr>
-        <w:pStyle w:val="2"/>
+        <w:pStyle w:val="a3"/>
         <w:spacing w:before="164" w:line="189" w:lineRule="auto"/>
         <w:ind w:left="9"/>
         <w:rPr>
-          <w:rFonts w:hint="eastAsia" w:asciiTheme="minorEastAsia" w:hAnsiTheme="minorEastAsia" w:eastAsiaTheme="minorEastAsia" w:cstheme="minorEastAsia"/>
-          <w:lang w:eastAsia="zh-CN"/>
-        </w:rPr>
-      </w:pPr>
-      <w:r>
-        <w:rPr>
-          <w:rFonts w:hint="eastAsia" w:asciiTheme="minorEastAsia" w:hAnsiTheme="minorEastAsia" w:eastAsiaTheme="minorEastAsia" w:cstheme="minorEastAsia"/>
+          <w:rFonts w:asciiTheme="minorEastAsia" w:eastAsiaTheme="minorEastAsia" w:hAnsiTheme="minorEastAsia" w:cstheme="minorEastAsia"/>
+          <w:lang w:eastAsia="zh-CN"/>
+        </w:rPr>
+      </w:pPr>
+      <w:r>
+        <w:rPr>
+          <w:rFonts w:asciiTheme="minorEastAsia" w:eastAsiaTheme="minorEastAsia" w:hAnsiTheme="minorEastAsia" w:cstheme="minorEastAsia" w:hint="eastAsia"/>
           <w:lang w:eastAsia="zh-CN"/>
         </w:rPr>
         <w:t>计划交货期：{{预计交货日期}}，出货计划具体以需方通知为准</w:t>
@@ -1309,16 +1219,16 @@
     </w:p>
     <w:p>
       <w:pPr>
-        <w:pStyle w:val="2"/>
+        <w:pStyle w:val="a3"/>
         <w:spacing w:before="209" w:line="197" w:lineRule="auto"/>
         <w:rPr>
-          <w:rFonts w:hint="eastAsia" w:asciiTheme="minorEastAsia" w:hAnsiTheme="minorEastAsia" w:eastAsiaTheme="minorEastAsia" w:cstheme="minorEastAsia"/>
-          <w:lang w:eastAsia="zh-CN"/>
-        </w:rPr>
-      </w:pPr>
-      <w:r>
-        <w:rPr>
-          <w:rFonts w:hint="eastAsia" w:asciiTheme="minorEastAsia" w:hAnsiTheme="minorEastAsia" w:eastAsiaTheme="minorEastAsia" w:cstheme="minorEastAsia"/>
+          <w:rFonts w:asciiTheme="minorEastAsia" w:eastAsiaTheme="minorEastAsia" w:hAnsiTheme="minorEastAsia" w:cstheme="minorEastAsia"/>
+          <w:lang w:eastAsia="zh-CN"/>
+        </w:rPr>
+      </w:pPr>
+      <w:r>
+        <w:rPr>
+          <w:rFonts w:asciiTheme="minorEastAsia" w:eastAsiaTheme="minorEastAsia" w:hAnsiTheme="minorEastAsia" w:cstheme="minorEastAsia" w:hint="eastAsia"/>
           <w:b/>
           <w:bCs/>
           <w:spacing w:val="-4"/>
@@ -1331,32 +1241,24 @@
       <w:pPr>
         <w:spacing w:line="245" w:lineRule="auto"/>
         <w:rPr>
-          <w:rFonts w:hint="eastAsia" w:asciiTheme="minorEastAsia" w:hAnsiTheme="minorEastAsia" w:eastAsiaTheme="minorEastAsia" w:cstheme="minorEastAsia"/>
-          <w:lang w:val="en-US" w:eastAsia="zh-CN"/>
-        </w:rPr>
-      </w:pPr>
-      <w:r>
-        <w:rPr>
-          <w:rFonts w:hint="eastAsia" w:asciiTheme="minorEastAsia" w:hAnsiTheme="minorEastAsia" w:eastAsiaTheme="minorEastAsia" w:cstheme="minorEastAsia"/>
+          <w:rFonts w:asciiTheme="minorEastAsia" w:eastAsiaTheme="minorEastAsia" w:hAnsiTheme="minorEastAsia" w:cstheme="minorEastAsia"/>
+          <w:lang w:eastAsia="zh-CN"/>
+        </w:rPr>
+      </w:pPr>
+      <w:r>
+        <w:rPr>
+          <w:rFonts w:asciiTheme="minorEastAsia" w:eastAsiaTheme="minorEastAsia" w:hAnsiTheme="minorEastAsia" w:cstheme="minorEastAsia" w:hint="eastAsia"/>
           <w:snapToGrid/>
           <w:lang w:eastAsia="zh-CN"/>
         </w:rPr>
-        <w:t xml:space="preserve"> </w:t>
-      </w:r>
-      <w:r>
-        <w:rPr>
-          <w:rFonts w:hint="eastAsia" w:asciiTheme="minorEastAsia" w:hAnsiTheme="minorEastAsia" w:eastAsiaTheme="minorEastAsia" w:cstheme="minorEastAsia"/>
-          <w:snapToGrid/>
-          <w:lang w:val="en-US" w:eastAsia="zh-CN"/>
-        </w:rPr>
-        <w:t>{{产品图}}</w:t>
+        <w:t xml:space="preserve"> {{产品图}}</w:t>
       </w:r>
     </w:p>
     <w:p>
       <w:pPr>
         <w:spacing w:line="245" w:lineRule="auto"/>
         <w:rPr>
-          <w:rFonts w:hint="eastAsia" w:asciiTheme="minorEastAsia" w:hAnsiTheme="minorEastAsia" w:eastAsiaTheme="minorEastAsia" w:cstheme="minorEastAsia"/>
+          <w:rFonts w:asciiTheme="minorEastAsia" w:eastAsiaTheme="minorEastAsia" w:hAnsiTheme="minorEastAsia" w:cstheme="minorEastAsia"/>
           <w:lang w:eastAsia="zh-CN"/>
         </w:rPr>
       </w:pPr>
@@ -1365,7 +1267,7 @@
       <w:pPr>
         <w:spacing w:line="245" w:lineRule="auto"/>
         <w:rPr>
-          <w:rFonts w:hint="eastAsia" w:asciiTheme="minorEastAsia" w:hAnsiTheme="minorEastAsia" w:eastAsiaTheme="minorEastAsia" w:cstheme="minorEastAsia"/>
+          <w:rFonts w:asciiTheme="minorEastAsia" w:eastAsiaTheme="minorEastAsia" w:hAnsiTheme="minorEastAsia" w:cstheme="minorEastAsia"/>
           <w:lang w:eastAsia="zh-CN"/>
         </w:rPr>
       </w:pPr>
@@ -1374,7 +1276,7 @@
       <w:pPr>
         <w:spacing w:line="245" w:lineRule="auto"/>
         <w:rPr>
-          <w:rFonts w:hint="eastAsia" w:asciiTheme="minorEastAsia" w:hAnsiTheme="minorEastAsia" w:eastAsiaTheme="minorEastAsia" w:cstheme="minorEastAsia"/>
+          <w:rFonts w:asciiTheme="minorEastAsia" w:eastAsiaTheme="minorEastAsia" w:hAnsiTheme="minorEastAsia" w:cstheme="minorEastAsia"/>
           <w:lang w:eastAsia="zh-CN"/>
         </w:rPr>
       </w:pPr>
@@ -1383,7 +1285,7 @@
       <w:pPr>
         <w:spacing w:line="245" w:lineRule="auto"/>
         <w:rPr>
-          <w:rFonts w:hint="eastAsia" w:asciiTheme="minorEastAsia" w:hAnsiTheme="minorEastAsia" w:eastAsiaTheme="minorEastAsia" w:cstheme="minorEastAsia"/>
+          <w:rFonts w:asciiTheme="minorEastAsia" w:eastAsiaTheme="minorEastAsia" w:hAnsiTheme="minorEastAsia" w:cstheme="minorEastAsia"/>
           <w:lang w:eastAsia="zh-CN"/>
         </w:rPr>
       </w:pPr>
@@ -1392,7 +1294,7 @@
       <w:pPr>
         <w:spacing w:line="245" w:lineRule="auto"/>
         <w:rPr>
-          <w:rFonts w:hint="eastAsia" w:asciiTheme="minorEastAsia" w:hAnsiTheme="minorEastAsia" w:eastAsiaTheme="minorEastAsia" w:cstheme="minorEastAsia"/>
+          <w:rFonts w:asciiTheme="minorEastAsia" w:eastAsiaTheme="minorEastAsia" w:hAnsiTheme="minorEastAsia" w:cstheme="minorEastAsia"/>
           <w:lang w:eastAsia="zh-CN"/>
         </w:rPr>
       </w:pPr>
@@ -1401,29 +1303,29 @@
       <w:pPr>
         <w:spacing w:line="245" w:lineRule="auto"/>
         <w:rPr>
-          <w:rFonts w:hint="eastAsia" w:asciiTheme="minorEastAsia" w:hAnsiTheme="minorEastAsia" w:eastAsiaTheme="minorEastAsia" w:cstheme="minorEastAsia"/>
-          <w:lang w:eastAsia="zh-CN"/>
-        </w:rPr>
-      </w:pPr>
-    </w:p>
-    <w:p>
-      <w:pPr>
-        <w:pStyle w:val="2"/>
+          <w:rFonts w:asciiTheme="minorEastAsia" w:eastAsiaTheme="minorEastAsia" w:hAnsiTheme="minorEastAsia" w:cstheme="minorEastAsia"/>
+          <w:lang w:eastAsia="zh-CN"/>
+        </w:rPr>
+      </w:pPr>
+    </w:p>
+    <w:p>
+      <w:pPr>
+        <w:pStyle w:val="a3"/>
         <w:numPr>
           <w:ilvl w:val="1"/>
           <w:numId w:val="1"/>
         </w:numPr>
-        <w:spacing w:before="96" w:line="217" w:lineRule="auto"/>
+        <w:spacing w:before="96" w:line="276" w:lineRule="auto"/>
         <w:ind w:right="134" w:firstLine="17"/>
         <w:rPr>
-          <w:rFonts w:hint="eastAsia" w:asciiTheme="minorEastAsia" w:hAnsiTheme="minorEastAsia" w:eastAsiaTheme="minorEastAsia" w:cstheme="minorEastAsia"/>
+          <w:rFonts w:asciiTheme="minorEastAsia" w:eastAsiaTheme="minorEastAsia" w:hAnsiTheme="minorEastAsia" w:cstheme="minorEastAsia"/>
           <w:spacing w:val="-3"/>
           <w:lang w:eastAsia="zh-CN"/>
         </w:rPr>
       </w:pPr>
       <w:r>
         <w:rPr>
-          <w:rFonts w:hint="eastAsia" w:asciiTheme="minorEastAsia" w:hAnsiTheme="minorEastAsia" w:eastAsiaTheme="minorEastAsia" w:cstheme="minorEastAsia"/>
+          <w:rFonts w:asciiTheme="minorEastAsia" w:eastAsiaTheme="minorEastAsia" w:hAnsiTheme="minorEastAsia" w:cstheme="minorEastAsia" w:hint="eastAsia"/>
           <w:spacing w:val="-1"/>
           <w:lang w:eastAsia="zh-CN"/>
         </w:rPr>
@@ -1431,7 +1333,7 @@
       </w:r>
       <w:r>
         <w:rPr>
-          <w:rFonts w:hint="eastAsia" w:asciiTheme="minorEastAsia" w:hAnsiTheme="minorEastAsia" w:eastAsiaTheme="minorEastAsia" w:cstheme="minorEastAsia"/>
+          <w:rFonts w:asciiTheme="minorEastAsia" w:eastAsiaTheme="minorEastAsia" w:hAnsiTheme="minorEastAsia" w:cstheme="minorEastAsia" w:hint="eastAsia"/>
           <w:spacing w:val="-3"/>
           <w:lang w:eastAsia="zh-CN"/>
         </w:rPr>
@@ -1439,7 +1341,7 @@
       </w:r>
       <w:r>
         <w:rPr>
-          <w:rFonts w:hint="eastAsia" w:asciiTheme="minorEastAsia" w:hAnsiTheme="minorEastAsia" w:eastAsiaTheme="minorEastAsia" w:cstheme="minorEastAsia"/>
+          <w:rFonts w:asciiTheme="minorEastAsia" w:eastAsiaTheme="minorEastAsia" w:hAnsiTheme="minorEastAsia" w:cstheme="minorEastAsia" w:hint="eastAsia"/>
           <w:spacing w:val="-26"/>
           <w:lang w:eastAsia="zh-CN"/>
         </w:rPr>
@@ -1447,7 +1349,7 @@
       </w:r>
       <w:r>
         <w:rPr>
-          <w:rFonts w:hint="eastAsia" w:asciiTheme="minorEastAsia" w:hAnsiTheme="minorEastAsia" w:eastAsiaTheme="minorEastAsia" w:cstheme="minorEastAsia"/>
+          <w:rFonts w:asciiTheme="minorEastAsia" w:eastAsiaTheme="minorEastAsia" w:hAnsiTheme="minorEastAsia" w:cstheme="minorEastAsia" w:hint="eastAsia"/>
           <w:spacing w:val="-3"/>
           <w:lang w:eastAsia="zh-CN"/>
         </w:rPr>
@@ -1455,7 +1357,7 @@
       </w:r>
       <w:r>
         <w:rPr>
-          <w:rFonts w:hint="eastAsia" w:asciiTheme="minorEastAsia" w:hAnsiTheme="minorEastAsia" w:eastAsiaTheme="minorEastAsia" w:cstheme="minorEastAsia"/>
+          <w:rFonts w:asciiTheme="minorEastAsia" w:eastAsiaTheme="minorEastAsia" w:hAnsiTheme="minorEastAsia" w:cstheme="minorEastAsia" w:hint="eastAsia"/>
           <w:spacing w:val="-45"/>
           <w:lang w:eastAsia="zh-CN"/>
         </w:rPr>
@@ -1463,7 +1365,7 @@
       </w:r>
       <w:r>
         <w:rPr>
-          <w:rFonts w:hint="eastAsia" w:asciiTheme="minorEastAsia" w:hAnsiTheme="minorEastAsia" w:eastAsiaTheme="minorEastAsia" w:cstheme="minorEastAsia"/>
+          <w:rFonts w:asciiTheme="minorEastAsia" w:eastAsiaTheme="minorEastAsia" w:hAnsiTheme="minorEastAsia" w:cstheme="minorEastAsia" w:hint="eastAsia"/>
           <w:spacing w:val="-3"/>
           <w:lang w:eastAsia="zh-CN"/>
         </w:rPr>
@@ -1472,59 +1374,54 @@
     </w:p>
     <w:p>
       <w:pPr>
-        <w:rPr>
-          <w:rFonts w:hint="eastAsia" w:asciiTheme="minorEastAsia" w:hAnsiTheme="minorEastAsia" w:eastAsiaTheme="minorEastAsia" w:cstheme="minorEastAsia"/>
+        <w:pStyle w:val="a7"/>
+        <w:numPr>
+          <w:ilvl w:val="1"/>
+          <w:numId w:val="1"/>
+        </w:numPr>
+        <w:spacing w:line="276" w:lineRule="auto"/>
+        <w:ind w:firstLineChars="0"/>
+        <w:rPr>
+          <w:rFonts w:asciiTheme="minorEastAsia" w:eastAsiaTheme="minorEastAsia" w:hAnsiTheme="minorEastAsia" w:cstheme="minorEastAsia"/>
           <w:spacing w:val="-3"/>
           <w:lang w:eastAsia="zh-CN"/>
         </w:rPr>
       </w:pPr>
       <w:r>
         <w:rPr>
-          <w:rFonts w:hint="eastAsia" w:asciiTheme="minorEastAsia" w:hAnsiTheme="minorEastAsia" w:eastAsiaTheme="minorEastAsia" w:cstheme="minorEastAsia"/>
+          <w:rFonts w:asciiTheme="minorEastAsia" w:eastAsiaTheme="minorEastAsia" w:hAnsiTheme="minorEastAsia" w:cstheme="minorEastAsia" w:hint="eastAsia"/>
           <w:spacing w:val="-1"/>
           <w:lang w:eastAsia="zh-CN"/>
         </w:rPr>
-        <w:t>1.2.本合同附件A《包装&amp;缺件&amp;安装体验执行要求》为本合同不可分割的组成部分，与本合同正文具有同等法律效力。</w:t>
-      </w:r>
-    </w:p>
-    <w:p>
-      <w:pPr>
-        <w:pStyle w:val="2"/>
-        <w:spacing w:before="150" w:line="212" w:lineRule="auto"/>
-        <w:ind w:left="7" w:firstLine="11"/>
-        <w:rPr>
-          <w:rFonts w:hint="eastAsia" w:asciiTheme="minorEastAsia" w:hAnsiTheme="minorEastAsia" w:eastAsiaTheme="minorEastAsia" w:cstheme="minorEastAsia"/>
+        <w:t>本合同附件A《包装&amp;缺件&amp;安装体验执行要求》为本合同不可分割的组成部分，与本合同正文具有同等法律效力。</w:t>
+      </w:r>
+    </w:p>
+    <w:p>
+      <w:pPr>
+        <w:pStyle w:val="a3"/>
+        <w:numPr>
+          <w:ilvl w:val="1"/>
+          <w:numId w:val="1"/>
+        </w:numPr>
+        <w:spacing w:before="150" w:line="276" w:lineRule="auto"/>
+        <w:rPr>
+          <w:rFonts w:asciiTheme="minorEastAsia" w:eastAsiaTheme="minorEastAsia" w:hAnsiTheme="minorEastAsia" w:cstheme="minorEastAsia"/>
           <w:spacing w:val="-2"/>
           <w:lang w:eastAsia="zh-CN"/>
         </w:rPr>
       </w:pPr>
       <w:r>
         <w:rPr>
-          <w:rFonts w:hint="eastAsia" w:asciiTheme="minorEastAsia" w:hAnsiTheme="minorEastAsia" w:eastAsiaTheme="minorEastAsia" w:cstheme="minorEastAsia"/>
+          <w:rFonts w:asciiTheme="minorEastAsia" w:eastAsiaTheme="minorEastAsia" w:hAnsiTheme="minorEastAsia" w:cstheme="minorEastAsia" w:hint="eastAsia"/>
           <w:spacing w:val="-5"/>
           <w:lang w:eastAsia="zh-CN"/>
         </w:rPr>
-        <w:t>1.3</w:t>
-      </w:r>
-      <w:r>
-        <w:rPr>
-          <w:rFonts w:hint="eastAsia" w:asciiTheme="minorEastAsia" w:hAnsiTheme="minorEastAsia" w:eastAsiaTheme="minorEastAsia" w:cstheme="minorEastAsia"/>
-          <w:spacing w:val="-13"/>
-          <w:lang w:eastAsia="zh-CN"/>
-        </w:rPr>
-        <w:t xml:space="preserve"> </w:t>
-      </w:r>
-      <w:r>
-        <w:rPr>
-          <w:rFonts w:hint="eastAsia" w:asciiTheme="minorEastAsia" w:hAnsiTheme="minorEastAsia" w:eastAsiaTheme="minorEastAsia" w:cstheme="minorEastAsia"/>
-          <w:spacing w:val="-5"/>
-          <w:lang w:eastAsia="zh-CN"/>
-        </w:rPr>
+        <w:lastRenderedPageBreak/>
         <w:t>分批出货与交接：供方每批出货前应向需方提交《出货单》</w:t>
       </w:r>
       <w:r>
         <w:rPr>
-          <w:rFonts w:hint="eastAsia" w:asciiTheme="minorEastAsia" w:hAnsiTheme="minorEastAsia" w:eastAsiaTheme="minorEastAsia" w:cstheme="minorEastAsia"/>
+          <w:rFonts w:asciiTheme="minorEastAsia" w:eastAsiaTheme="minorEastAsia" w:hAnsiTheme="minorEastAsia" w:cstheme="minorEastAsia" w:hint="eastAsia"/>
           <w:spacing w:val="-1"/>
           <w:lang w:eastAsia="zh-CN"/>
         </w:rPr>
@@ -1532,7 +1429,7 @@
       </w:r>
       <w:r>
         <w:rPr>
-          <w:rFonts w:hint="eastAsia" w:asciiTheme="minorEastAsia" w:hAnsiTheme="minorEastAsia" w:eastAsiaTheme="minorEastAsia" w:cstheme="minorEastAsia"/>
+          <w:rFonts w:asciiTheme="minorEastAsia" w:eastAsiaTheme="minorEastAsia" w:hAnsiTheme="minorEastAsia" w:cstheme="minorEastAsia" w:hint="eastAsia"/>
           <w:spacing w:val="-21"/>
           <w:lang w:eastAsia="zh-CN"/>
         </w:rPr>
@@ -1540,7 +1437,7 @@
       </w:r>
       <w:r>
         <w:rPr>
-          <w:rFonts w:hint="eastAsia" w:asciiTheme="minorEastAsia" w:hAnsiTheme="minorEastAsia" w:eastAsiaTheme="minorEastAsia" w:cstheme="minorEastAsia"/>
+          <w:rFonts w:asciiTheme="minorEastAsia" w:eastAsiaTheme="minorEastAsia" w:hAnsiTheme="minorEastAsia" w:cstheme="minorEastAsia" w:hint="eastAsia"/>
           <w:spacing w:val="-1"/>
           <w:lang w:eastAsia="zh-CN"/>
         </w:rPr>
@@ -1548,22 +1445,23 @@
       </w:r>
       <w:r>
         <w:rPr>
-          <w:rFonts w:hint="eastAsia" w:asciiTheme="minorEastAsia" w:hAnsiTheme="minorEastAsia" w:eastAsiaTheme="minorEastAsia" w:cstheme="minorEastAsia"/>
+          <w:rFonts w:asciiTheme="minorEastAsia" w:eastAsiaTheme="minorEastAsia" w:hAnsiTheme="minorEastAsia" w:cstheme="minorEastAsia" w:hint="eastAsia"/>
           <w:spacing w:val="-2"/>
           <w:lang w:eastAsia="zh-CN"/>
         </w:rPr>
         <w:t>贴标错误等损失由供方承担。</w:t>
       </w:r>
-      <w:bookmarkStart w:id="0" w:name="_GoBack"/>
-      <w:bookmarkEnd w:id="0"/>
-    </w:p>
-    <w:p>
-      <w:pPr>
-        <w:pStyle w:val="2"/>
-        <w:spacing w:before="150" w:line="212" w:lineRule="auto"/>
-        <w:ind w:left="7" w:firstLine="11"/>
-        <w:rPr>
-          <w:rFonts w:hint="eastAsia" w:asciiTheme="minorEastAsia" w:hAnsiTheme="minorEastAsia" w:eastAsiaTheme="minorEastAsia" w:cstheme="minorEastAsia"/>
+    </w:p>
+    <w:p>
+      <w:pPr>
+        <w:pStyle w:val="a3"/>
+        <w:numPr>
+          <w:ilvl w:val="0"/>
+          <w:numId w:val="3"/>
+        </w:numPr>
+        <w:spacing w:before="150" w:line="276" w:lineRule="auto"/>
+        <w:rPr>
+          <w:rFonts w:asciiTheme="minorEastAsia" w:eastAsiaTheme="minorEastAsia" w:hAnsiTheme="minorEastAsia" w:cstheme="minorEastAsia"/>
           <w:sz w:val="27"/>
           <w:szCs w:val="27"/>
           <w:lang w:eastAsia="zh-CN"/>
@@ -1571,7 +1469,7 @@
       </w:pPr>
       <w:r>
         <w:rPr>
-          <w:rFonts w:hint="eastAsia" w:asciiTheme="minorEastAsia" w:hAnsiTheme="minorEastAsia" w:eastAsiaTheme="minorEastAsia" w:cstheme="minorEastAsia"/>
+          <w:rFonts w:asciiTheme="minorEastAsia" w:eastAsiaTheme="minorEastAsia" w:hAnsiTheme="minorEastAsia" w:cstheme="minorEastAsia" w:hint="eastAsia"/>
           <w:b/>
           <w:bCs/>
           <w:spacing w:val="-4"/>
@@ -1579,497 +1477,509 @@
           <w:szCs w:val="27"/>
           <w:lang w:eastAsia="zh-CN"/>
         </w:rPr>
-        <w:t>二、质量保证、验货与不良处理</w:t>
-      </w:r>
-    </w:p>
-    <w:p>
-      <w:pPr>
-        <w:pStyle w:val="2"/>
-        <w:spacing w:before="176" w:line="217" w:lineRule="auto"/>
+        <w:t>质量保证、验货与不良处理</w:t>
+      </w:r>
+    </w:p>
+    <w:p>
+      <w:pPr>
+        <w:pStyle w:val="a3"/>
+        <w:spacing w:before="176" w:line="276" w:lineRule="auto"/>
+        <w:ind w:left="18" w:right="162"/>
+        <w:rPr>
+          <w:rFonts w:asciiTheme="minorEastAsia" w:eastAsiaTheme="minorEastAsia" w:hAnsiTheme="minorEastAsia" w:cstheme="minorEastAsia"/>
+          <w:lang w:eastAsia="zh-CN"/>
+        </w:rPr>
+      </w:pPr>
+      <w:r>
+        <w:rPr>
+          <w:rFonts w:asciiTheme="minorEastAsia" w:eastAsiaTheme="minorEastAsia" w:hAnsiTheme="minorEastAsia" w:cstheme="minorEastAsia" w:hint="eastAsia"/>
+          <w:spacing w:val="-1"/>
+          <w:lang w:eastAsia="zh-CN"/>
+        </w:rPr>
+        <w:t xml:space="preserve">2.1 </w:t>
+      </w:r>
+      <w:r>
+        <w:rPr>
+          <w:rFonts w:asciiTheme="minorEastAsia" w:eastAsiaTheme="minorEastAsia" w:hAnsiTheme="minorEastAsia" w:cstheme="minorEastAsia" w:hint="eastAsia"/>
+          <w:spacing w:val="-1"/>
+          <w:lang w:eastAsia="zh-CN"/>
+        </w:rPr>
+        <w:t>质量与合规：供方保证产品符合封样、双方确认的技术/包装要求及适用的出口合规要求。</w:t>
+      </w:r>
+      <w:r>
+        <w:rPr>
+          <w:rFonts w:asciiTheme="minorEastAsia" w:eastAsiaTheme="minorEastAsia" w:hAnsiTheme="minorEastAsia" w:cstheme="minorEastAsia" w:hint="eastAsia"/>
+          <w:spacing w:val="-46"/>
+          <w:lang w:eastAsia="zh-CN"/>
+        </w:rPr>
+        <w:t xml:space="preserve"> </w:t>
+      </w:r>
+      <w:r>
+        <w:rPr>
+          <w:rFonts w:asciiTheme="minorEastAsia" w:eastAsiaTheme="minorEastAsia" w:hAnsiTheme="minorEastAsia" w:cstheme="minorEastAsia" w:hint="eastAsia"/>
+          <w:spacing w:val="-1"/>
+          <w:lang w:eastAsia="zh-CN"/>
+        </w:rPr>
+        <w:t>因产品质</w:t>
+      </w:r>
+      <w:r>
+        <w:rPr>
+          <w:rFonts w:asciiTheme="minorEastAsia" w:eastAsiaTheme="minorEastAsia" w:hAnsiTheme="minorEastAsia" w:cstheme="minorEastAsia" w:hint="eastAsia"/>
+          <w:spacing w:val="-2"/>
+          <w:lang w:eastAsia="zh-CN"/>
+        </w:rPr>
+        <w:t>量、配件缺失、贴标错误或知识产权问题导致外商/平台/消费者索赔的</w:t>
+      </w:r>
+      <w:r>
+        <w:rPr>
+          <w:rFonts w:asciiTheme="minorEastAsia" w:eastAsiaTheme="minorEastAsia" w:hAnsiTheme="minorEastAsia" w:cstheme="minorEastAsia" w:hint="eastAsia"/>
+          <w:spacing w:val="-27"/>
+          <w:lang w:eastAsia="zh-CN"/>
+        </w:rPr>
+        <w:t xml:space="preserve"> </w:t>
+      </w:r>
+      <w:r>
+        <w:rPr>
+          <w:rFonts w:asciiTheme="minorEastAsia" w:eastAsiaTheme="minorEastAsia" w:hAnsiTheme="minorEastAsia" w:cstheme="minorEastAsia" w:hint="eastAsia"/>
+          <w:spacing w:val="-2"/>
+          <w:lang w:eastAsia="zh-CN"/>
+        </w:rPr>
+        <w:t>，由供方承担相应经济责任。</w:t>
+      </w:r>
+    </w:p>
+    <w:p>
+      <w:pPr>
+        <w:pStyle w:val="a3"/>
+        <w:spacing w:before="149" w:line="276" w:lineRule="auto"/>
+        <w:ind w:left="6" w:right="119" w:hanging="2"/>
+        <w:rPr>
+          <w:rFonts w:asciiTheme="minorEastAsia" w:eastAsiaTheme="minorEastAsia" w:hAnsiTheme="minorEastAsia" w:cstheme="minorEastAsia"/>
+          <w:lang w:eastAsia="zh-CN"/>
+        </w:rPr>
+      </w:pPr>
+      <w:r>
+        <w:rPr>
+          <w:rFonts w:asciiTheme="minorEastAsia" w:eastAsiaTheme="minorEastAsia" w:hAnsiTheme="minorEastAsia" w:cstheme="minorEastAsia" w:hint="eastAsia"/>
+          <w:spacing w:val="-4"/>
+          <w:lang w:eastAsia="zh-CN"/>
+        </w:rPr>
+        <w:t>2.2</w:t>
+      </w:r>
+      <w:r>
+        <w:rPr>
+          <w:rFonts w:asciiTheme="minorEastAsia" w:eastAsiaTheme="minorEastAsia" w:hAnsiTheme="minorEastAsia" w:cstheme="minorEastAsia" w:hint="eastAsia"/>
+          <w:spacing w:val="-9"/>
+          <w:lang w:eastAsia="zh-CN"/>
+        </w:rPr>
+        <w:t xml:space="preserve"> </w:t>
+      </w:r>
+      <w:r>
+        <w:rPr>
+          <w:rFonts w:asciiTheme="minorEastAsia" w:eastAsiaTheme="minorEastAsia" w:hAnsiTheme="minorEastAsia" w:cstheme="minorEastAsia" w:hint="eastAsia"/>
+          <w:spacing w:val="-4"/>
+          <w:lang w:eastAsia="zh-CN"/>
+        </w:rPr>
+        <w:t>验货：初检在供方工厂进行。</w:t>
+      </w:r>
+      <w:r>
+        <w:rPr>
+          <w:rFonts w:asciiTheme="minorEastAsia" w:eastAsiaTheme="minorEastAsia" w:hAnsiTheme="minorEastAsia" w:cstheme="minorEastAsia" w:hint="eastAsia"/>
+          <w:spacing w:val="-47"/>
+          <w:lang w:eastAsia="zh-CN"/>
+        </w:rPr>
+        <w:t xml:space="preserve"> </w:t>
+      </w:r>
+      <w:r>
+        <w:rPr>
+          <w:rFonts w:asciiTheme="minorEastAsia" w:eastAsiaTheme="minorEastAsia" w:hAnsiTheme="minorEastAsia" w:cstheme="minorEastAsia" w:hint="eastAsia"/>
+          <w:spacing w:val="-4"/>
+          <w:lang w:eastAsia="zh-CN"/>
+        </w:rPr>
+        <w:t>需方自行安排出货前检验。如检验结论为不合格（需返工/重工/补料</w:t>
+      </w:r>
+      <w:r>
+        <w:rPr>
+          <w:rFonts w:asciiTheme="minorEastAsia" w:eastAsiaTheme="minorEastAsia" w:hAnsiTheme="minorEastAsia" w:cstheme="minorEastAsia" w:hint="eastAsia"/>
+          <w:spacing w:val="-40"/>
+          <w:lang w:eastAsia="zh-CN"/>
+        </w:rPr>
+        <w:t>），</w:t>
+      </w:r>
+      <w:r>
+        <w:rPr>
+          <w:rFonts w:asciiTheme="minorEastAsia" w:eastAsiaTheme="minorEastAsia" w:hAnsiTheme="minorEastAsia" w:cstheme="minorEastAsia" w:hint="eastAsia"/>
+          <w:spacing w:val="-4"/>
+          <w:lang w:eastAsia="zh-CN"/>
+        </w:rPr>
+        <w:t>则由供方承担该次检验及复检相关合理费用。</w:t>
+      </w:r>
+    </w:p>
+    <w:p>
+      <w:pPr>
+        <w:pStyle w:val="a3"/>
+        <w:spacing w:before="149" w:line="276" w:lineRule="auto"/>
+        <w:ind w:left="6" w:right="23" w:hanging="2"/>
+        <w:rPr>
+          <w:rFonts w:asciiTheme="minorEastAsia" w:eastAsiaTheme="minorEastAsia" w:hAnsiTheme="minorEastAsia" w:cstheme="minorEastAsia"/>
+          <w:lang w:eastAsia="zh-CN"/>
+        </w:rPr>
+      </w:pPr>
+      <w:r>
+        <w:rPr>
+          <w:rFonts w:asciiTheme="minorEastAsia" w:eastAsiaTheme="minorEastAsia" w:hAnsiTheme="minorEastAsia" w:cstheme="minorEastAsia" w:hint="eastAsia"/>
+          <w:spacing w:val="-3"/>
+          <w:lang w:eastAsia="zh-CN"/>
+        </w:rPr>
+        <w:t>2.3 异议与质保：需方/外商/最终客戶在收货后12个月内提出非人为质量异议的</w:t>
+      </w:r>
+      <w:r>
+        <w:rPr>
+          <w:rFonts w:asciiTheme="minorEastAsia" w:eastAsiaTheme="minorEastAsia" w:hAnsiTheme="minorEastAsia" w:cstheme="minorEastAsia" w:hint="eastAsia"/>
+          <w:spacing w:val="-39"/>
+          <w:lang w:eastAsia="zh-CN"/>
+        </w:rPr>
+        <w:t xml:space="preserve"> </w:t>
+      </w:r>
+      <w:r>
+        <w:rPr>
+          <w:rFonts w:asciiTheme="minorEastAsia" w:eastAsiaTheme="minorEastAsia" w:hAnsiTheme="minorEastAsia" w:cstheme="minorEastAsia" w:hint="eastAsia"/>
+          <w:spacing w:val="-3"/>
+          <w:lang w:eastAsia="zh-CN"/>
+        </w:rPr>
+        <w:t>，</w:t>
+      </w:r>
+      <w:r>
+        <w:rPr>
+          <w:rFonts w:asciiTheme="minorEastAsia" w:eastAsiaTheme="minorEastAsia" w:hAnsiTheme="minorEastAsia" w:cstheme="minorEastAsia" w:hint="eastAsia"/>
+          <w:spacing w:val="-4"/>
+          <w:lang w:eastAsia="zh-CN"/>
+        </w:rPr>
+        <w:t>供方应在收到证据后5个工作日内提出处理方案</w:t>
+      </w:r>
+      <w:r>
+        <w:rPr>
+          <w:rFonts w:asciiTheme="minorEastAsia" w:eastAsiaTheme="minorEastAsia" w:hAnsiTheme="minorEastAsia" w:cstheme="minorEastAsia" w:hint="eastAsia"/>
+          <w:spacing w:val="-6"/>
+          <w:lang w:eastAsia="zh-CN"/>
+        </w:rPr>
+        <w:t>并执行。</w:t>
+      </w:r>
+    </w:p>
+    <w:p>
+      <w:pPr>
+        <w:pStyle w:val="a3"/>
+        <w:spacing w:before="176" w:line="276" w:lineRule="auto"/>
         <w:ind w:right="162" w:firstLine="3"/>
         <w:rPr>
-          <w:rFonts w:hint="eastAsia" w:asciiTheme="minorEastAsia" w:hAnsiTheme="minorEastAsia" w:eastAsiaTheme="minorEastAsia" w:cstheme="minorEastAsia"/>
-          <w:lang w:eastAsia="zh-CN"/>
-        </w:rPr>
-      </w:pPr>
-      <w:r>
-        <w:rPr>
-          <w:rFonts w:hint="eastAsia" w:asciiTheme="minorEastAsia" w:hAnsiTheme="minorEastAsia" w:eastAsiaTheme="minorEastAsia" w:cstheme="minorEastAsia"/>
+          <w:rFonts w:asciiTheme="minorEastAsia" w:eastAsiaTheme="minorEastAsia" w:hAnsiTheme="minorEastAsia" w:cstheme="minorEastAsia"/>
+          <w:lang w:eastAsia="zh-CN"/>
+        </w:rPr>
+      </w:pPr>
+      <w:r>
+        <w:rPr>
+          <w:rFonts w:asciiTheme="minorEastAsia" w:eastAsiaTheme="minorEastAsia" w:hAnsiTheme="minorEastAsia" w:cstheme="minorEastAsia" w:hint="eastAsia"/>
+          <w:spacing w:val="-3"/>
+          <w:lang w:eastAsia="zh-CN"/>
+        </w:rPr>
+        <w:t>2.4</w:t>
+      </w:r>
+      <w:r>
+        <w:rPr>
+          <w:rFonts w:asciiTheme="minorEastAsia" w:eastAsiaTheme="minorEastAsia" w:hAnsiTheme="minorEastAsia" w:cstheme="minorEastAsia" w:hint="eastAsia"/>
+          <w:spacing w:val="-12"/>
+          <w:lang w:eastAsia="zh-CN"/>
+        </w:rPr>
+        <w:t xml:space="preserve"> </w:t>
+      </w:r>
+      <w:r>
+        <w:rPr>
+          <w:rFonts w:asciiTheme="minorEastAsia" w:eastAsiaTheme="minorEastAsia" w:hAnsiTheme="minorEastAsia" w:cstheme="minorEastAsia" w:hint="eastAsia"/>
+          <w:spacing w:val="-3"/>
+          <w:lang w:eastAsia="zh-CN"/>
+        </w:rPr>
+        <w:t>不良品处理（折中标准</w:t>
+      </w:r>
+      <w:r>
+        <w:rPr>
+          <w:rFonts w:asciiTheme="minorEastAsia" w:eastAsiaTheme="minorEastAsia" w:hAnsiTheme="minorEastAsia" w:cstheme="minorEastAsia" w:hint="eastAsia"/>
+          <w:spacing w:val="-33"/>
+          <w:lang w:eastAsia="zh-CN"/>
+        </w:rPr>
+        <w:t>）：</w:t>
+      </w:r>
+    </w:p>
+    <w:p>
+      <w:pPr>
+        <w:spacing w:line="276" w:lineRule="auto"/>
+        <w:rPr>
+          <w:rFonts w:asciiTheme="minorEastAsia" w:eastAsiaTheme="minorEastAsia" w:hAnsiTheme="minorEastAsia" w:cstheme="minorEastAsia"/>
+          <w:lang w:eastAsia="zh-CN"/>
+        </w:rPr>
+      </w:pPr>
+      <w:r>
+        <w:rPr>
+          <w:rFonts w:asciiTheme="minorEastAsia" w:eastAsiaTheme="minorEastAsia" w:hAnsiTheme="minorEastAsia" w:cstheme="minorEastAsia" w:hint="eastAsia"/>
+          <w:lang w:eastAsia="zh-CN"/>
+        </w:rPr>
+        <w:t>（1）初期不良：</w:t>
+      </w:r>
+    </w:p>
+    <w:p>
+      <w:pPr>
+        <w:spacing w:line="276" w:lineRule="auto"/>
+        <w:rPr>
+          <w:rFonts w:asciiTheme="minorEastAsia" w:eastAsiaTheme="minorEastAsia" w:hAnsiTheme="minorEastAsia" w:cstheme="minorEastAsia"/>
+          <w:lang w:eastAsia="zh-CN"/>
+        </w:rPr>
+      </w:pPr>
+      <w:r>
+        <w:rPr>
+          <w:rFonts w:asciiTheme="minorEastAsia" w:eastAsiaTheme="minorEastAsia" w:hAnsiTheme="minorEastAsia" w:cstheme="minorEastAsia" w:hint="eastAsia"/>
+          <w:lang w:eastAsia="zh-CN"/>
+        </w:rPr>
+        <w:t>（a）若到货数与订单数不符，则根据买方实际要求在下笔订单内以抵扣或补发的形式结算；</w:t>
+      </w:r>
+    </w:p>
+    <w:p>
+      <w:pPr>
+        <w:spacing w:line="276" w:lineRule="auto"/>
+        <w:rPr>
+          <w:rFonts w:asciiTheme="minorEastAsia" w:eastAsiaTheme="minorEastAsia" w:hAnsiTheme="minorEastAsia" w:cstheme="minorEastAsia"/>
+          <w:lang w:eastAsia="zh-CN"/>
+        </w:rPr>
+      </w:pPr>
+      <w:r>
+        <w:rPr>
+          <w:rFonts w:asciiTheme="minorEastAsia" w:eastAsiaTheme="minorEastAsia" w:hAnsiTheme="minorEastAsia" w:cstheme="minorEastAsia" w:hint="eastAsia"/>
+          <w:lang w:eastAsia="zh-CN"/>
+        </w:rPr>
+        <w:t>（b）到货纸箱破损：破损率未超2%，下次补发纸箱；破损率超出2%，除补发纸箱外，需按4.28美元/个支付人工换箱费；</w:t>
+      </w:r>
+    </w:p>
+    <w:p>
+      <w:pPr>
+        <w:spacing w:line="276" w:lineRule="auto"/>
+        <w:rPr>
+          <w:rFonts w:asciiTheme="minorEastAsia" w:eastAsiaTheme="minorEastAsia" w:hAnsiTheme="minorEastAsia" w:cstheme="minorEastAsia"/>
+          <w:lang w:eastAsia="zh-CN"/>
+        </w:rPr>
+      </w:pPr>
+      <w:r>
+        <w:rPr>
+          <w:rFonts w:asciiTheme="minorEastAsia" w:eastAsiaTheme="minorEastAsia" w:hAnsiTheme="minorEastAsia" w:cstheme="minorEastAsia" w:hint="eastAsia"/>
+          <w:lang w:eastAsia="zh-CN"/>
+        </w:rPr>
+        <w:t>（2）后期不良：</w:t>
+      </w:r>
+    </w:p>
+    <w:p>
+      <w:pPr>
+        <w:spacing w:line="276" w:lineRule="auto"/>
+        <w:rPr>
+          <w:rFonts w:asciiTheme="minorEastAsia" w:eastAsiaTheme="minorEastAsia" w:hAnsiTheme="minorEastAsia" w:cstheme="minorEastAsia"/>
+          <w:lang w:eastAsia="zh-CN"/>
+        </w:rPr>
+      </w:pPr>
+      <w:r>
+        <w:rPr>
+          <w:rFonts w:asciiTheme="minorEastAsia" w:eastAsiaTheme="minorEastAsia" w:hAnsiTheme="minorEastAsia" w:cstheme="minorEastAsia" w:hint="eastAsia"/>
+          <w:lang w:eastAsia="zh-CN"/>
+        </w:rPr>
+        <w:t>（a）如有客户收到货以后因产品质量（以买方客户提供产品质量问题照片）立即返品退换</w:t>
+      </w:r>
+    </w:p>
+    <w:p>
+      <w:pPr>
+        <w:spacing w:line="276" w:lineRule="auto"/>
+        <w:rPr>
+          <w:rFonts w:asciiTheme="minorEastAsia" w:eastAsiaTheme="minorEastAsia" w:hAnsiTheme="minorEastAsia" w:cstheme="minorEastAsia"/>
+          <w:lang w:eastAsia="zh-CN"/>
+        </w:rPr>
+      </w:pPr>
+      <w:r>
+        <w:rPr>
+          <w:rFonts w:asciiTheme="minorEastAsia" w:eastAsiaTheme="minorEastAsia" w:hAnsiTheme="minorEastAsia" w:cstheme="minorEastAsia" w:hint="eastAsia"/>
+          <w:lang w:eastAsia="zh-CN"/>
+        </w:rPr>
+        <w:t>（以客户收货期后一月内返品为准）：</w:t>
+      </w:r>
+    </w:p>
+    <w:p>
+      <w:pPr>
+        <w:spacing w:line="276" w:lineRule="auto"/>
+        <w:ind w:firstLine="420"/>
+        <w:rPr>
+          <w:rFonts w:asciiTheme="minorEastAsia" w:eastAsiaTheme="minorEastAsia" w:hAnsiTheme="minorEastAsia" w:cstheme="minorEastAsia"/>
+          <w:lang w:eastAsia="zh-CN"/>
+        </w:rPr>
+      </w:pPr>
+      <w:r>
+        <w:rPr>
+          <w:rFonts w:asciiTheme="minorEastAsia" w:eastAsiaTheme="minorEastAsia" w:hAnsiTheme="minorEastAsia" w:cstheme="minorEastAsia" w:hint="eastAsia"/>
+          <w:lang w:eastAsia="zh-CN"/>
+        </w:rPr>
+        <w:t>次品率未超2%，由卖方提供配件并承担国内寄件费用（或由卖方提供配件随柜到买方美国售后仓库）</w:t>
+      </w:r>
+      <w:r>
+        <w:rPr>
+          <w:rFonts w:asciiTheme="minorEastAsia" w:eastAsiaTheme="minorEastAsia" w:hAnsiTheme="minorEastAsia" w:cstheme="minorEastAsia" w:hint="eastAsia"/>
+          <w:lang w:eastAsia="zh-CN"/>
+        </w:rPr>
+        <w:t>。</w:t>
+      </w:r>
+    </w:p>
+    <w:p>
+      <w:pPr>
+        <w:spacing w:line="276" w:lineRule="auto"/>
+        <w:ind w:firstLine="420"/>
+        <w:rPr>
+          <w:rFonts w:asciiTheme="minorEastAsia" w:eastAsiaTheme="minorEastAsia" w:hAnsiTheme="minorEastAsia" w:cstheme="minorEastAsia"/>
+          <w:lang w:eastAsia="zh-CN"/>
+        </w:rPr>
+      </w:pPr>
+      <w:r>
+        <w:rPr>
+          <w:rFonts w:asciiTheme="minorEastAsia" w:eastAsiaTheme="minorEastAsia" w:hAnsiTheme="minorEastAsia" w:cstheme="minorEastAsia" w:hint="eastAsia"/>
+          <w:lang w:eastAsia="zh-CN"/>
+        </w:rPr>
+        <w:t>次品率未超2%，确因产品功能性问题引起的产品退货（提供客诉图片）功能性次品需卖方在下次订单时，给予需方补货；</w:t>
+      </w:r>
+    </w:p>
+    <w:p>
+      <w:pPr>
+        <w:spacing w:line="276" w:lineRule="auto"/>
+        <w:ind w:firstLine="420"/>
+        <w:rPr>
+          <w:rFonts w:asciiTheme="minorEastAsia" w:eastAsiaTheme="minorEastAsia" w:hAnsiTheme="minorEastAsia" w:cstheme="minorEastAsia"/>
+          <w:lang w:eastAsia="zh-CN"/>
+        </w:rPr>
+      </w:pPr>
+      <w:r>
+        <w:rPr>
+          <w:rFonts w:asciiTheme="minorEastAsia" w:eastAsiaTheme="minorEastAsia" w:hAnsiTheme="minorEastAsia" w:cstheme="minorEastAsia" w:hint="eastAsia"/>
+          <w:lang w:eastAsia="zh-CN"/>
+        </w:rPr>
+        <w:t>次品率超出2%，其2%以上部分由卖方赔偿货值及美国国内运费。</w:t>
+      </w:r>
+    </w:p>
+    <w:p>
+      <w:pPr>
+        <w:spacing w:line="276" w:lineRule="auto"/>
+        <w:rPr>
+          <w:rFonts w:asciiTheme="minorEastAsia" w:eastAsiaTheme="minorEastAsia" w:hAnsiTheme="minorEastAsia" w:cstheme="minorEastAsia"/>
+          <w:lang w:eastAsia="zh-CN"/>
+        </w:rPr>
+      </w:pPr>
+      <w:r>
+        <w:rPr>
+          <w:rFonts w:asciiTheme="minorEastAsia" w:eastAsiaTheme="minorEastAsia" w:hAnsiTheme="minorEastAsia" w:cstheme="minorEastAsia" w:hint="eastAsia"/>
+          <w:lang w:eastAsia="zh-CN"/>
+        </w:rPr>
+        <w:t>（b）次品，即不良品定义：</w:t>
+      </w:r>
+    </w:p>
+    <w:p>
+      <w:pPr>
+        <w:spacing w:line="276" w:lineRule="auto"/>
+        <w:ind w:firstLine="420"/>
+        <w:rPr>
+          <w:rFonts w:asciiTheme="minorEastAsia" w:eastAsiaTheme="minorEastAsia" w:hAnsiTheme="minorEastAsia" w:cstheme="minorEastAsia"/>
+          <w:lang w:eastAsia="zh-CN"/>
+        </w:rPr>
+      </w:pPr>
+      <w:r>
+        <w:rPr>
+          <w:rFonts w:asciiTheme="minorEastAsia" w:eastAsiaTheme="minorEastAsia" w:hAnsiTheme="minorEastAsia" w:cstheme="minorEastAsia" w:hint="eastAsia"/>
+          <w:lang w:eastAsia="zh-CN"/>
+        </w:rPr>
+        <w:t>产品破损、破裂、划痕、掉色掉漆、材质不符合要求、产品部件破损或缺少、安装后不稳、承重不达标等不良现象。</w:t>
+      </w:r>
+    </w:p>
+    <w:p>
+      <w:pPr>
+        <w:spacing w:line="276" w:lineRule="auto"/>
+        <w:rPr>
+          <w:rFonts w:asciiTheme="minorEastAsia" w:eastAsiaTheme="minorEastAsia" w:hAnsiTheme="minorEastAsia" w:cstheme="minorEastAsia"/>
+          <w:lang w:eastAsia="zh-CN"/>
+        </w:rPr>
+      </w:pPr>
+      <w:r>
+        <w:rPr>
+          <w:rFonts w:asciiTheme="minorEastAsia" w:eastAsiaTheme="minorEastAsia" w:hAnsiTheme="minorEastAsia" w:cstheme="minorEastAsia" w:hint="eastAsia"/>
+          <w:lang w:eastAsia="zh-CN"/>
+        </w:rPr>
+        <w:t>（c）功能性次品定义：</w:t>
+      </w:r>
+    </w:p>
+    <w:p>
+      <w:pPr>
+        <w:spacing w:line="276" w:lineRule="auto"/>
+        <w:ind w:firstLine="420"/>
+        <w:rPr>
+          <w:rFonts w:asciiTheme="minorEastAsia" w:eastAsiaTheme="minorEastAsia" w:hAnsiTheme="minorEastAsia" w:cstheme="minorEastAsia"/>
+          <w:szCs w:val="32"/>
+          <w:lang w:eastAsia="zh-CN"/>
+        </w:rPr>
+      </w:pPr>
+      <w:r>
+        <w:rPr>
+          <w:rFonts w:asciiTheme="minorEastAsia" w:eastAsiaTheme="minorEastAsia" w:hAnsiTheme="minorEastAsia" w:cstheme="minorEastAsia" w:hint="eastAsia"/>
+          <w:lang w:eastAsia="zh-CN"/>
+        </w:rPr>
+        <w:t>产品无法安装、产品主要部件缺失、安装孔位缺失、产品功能失效等产品功能性问题。</w:t>
+      </w:r>
+    </w:p>
+    <w:p>
+      <w:pPr>
+        <w:pStyle w:val="a3"/>
+        <w:spacing w:before="58" w:line="276" w:lineRule="auto"/>
+        <w:ind w:left="3" w:firstLine="32"/>
+        <w:rPr>
+          <w:rFonts w:asciiTheme="minorEastAsia" w:eastAsiaTheme="minorEastAsia" w:hAnsiTheme="minorEastAsia" w:cstheme="minorEastAsia"/>
+          <w:lang w:eastAsia="zh-CN"/>
+        </w:rPr>
+      </w:pPr>
+      <w:r>
+        <w:rPr>
+          <w:rFonts w:asciiTheme="minorEastAsia" w:eastAsiaTheme="minorEastAsia" w:hAnsiTheme="minorEastAsia" w:cstheme="minorEastAsia" w:hint="eastAsia"/>
+          <w:spacing w:val="-2"/>
+          <w:lang w:eastAsia="zh-CN"/>
+        </w:rPr>
+        <w:t>（3）返工与复原：所有返工、抽检后的产品</w:t>
+      </w:r>
+      <w:r>
+        <w:rPr>
+          <w:rFonts w:asciiTheme="minorEastAsia" w:eastAsiaTheme="minorEastAsia" w:hAnsiTheme="minorEastAsia" w:cstheme="minorEastAsia" w:hint="eastAsia"/>
+          <w:spacing w:val="-28"/>
+          <w:lang w:eastAsia="zh-CN"/>
+        </w:rPr>
+        <w:t xml:space="preserve"> </w:t>
+      </w:r>
+      <w:r>
+        <w:rPr>
+          <w:rFonts w:asciiTheme="minorEastAsia" w:eastAsiaTheme="minorEastAsia" w:hAnsiTheme="minorEastAsia" w:cstheme="minorEastAsia" w:hint="eastAsia"/>
+          <w:spacing w:val="-2"/>
+          <w:lang w:eastAsia="zh-CN"/>
+        </w:rPr>
+        <w:t>，打包带须复原、塑料袋无破损、无脏污、无㬵印；不符合者</w:t>
+      </w:r>
+      <w:r>
+        <w:rPr>
+          <w:rFonts w:asciiTheme="minorEastAsia" w:eastAsiaTheme="minorEastAsia" w:hAnsiTheme="minorEastAsia" w:cstheme="minorEastAsia" w:hint="eastAsia"/>
           <w:spacing w:val="-1"/>
           <w:lang w:eastAsia="zh-CN"/>
         </w:rPr>
-        <w:t>2.1</w:t>
-      </w:r>
-      <w:r>
-        <w:rPr>
-          <w:rFonts w:hint="eastAsia" w:asciiTheme="minorEastAsia" w:hAnsiTheme="minorEastAsia" w:eastAsiaTheme="minorEastAsia" w:cstheme="minorEastAsia"/>
-          <w:spacing w:val="-7"/>
-          <w:lang w:eastAsia="zh-CN"/>
-        </w:rPr>
-        <w:t xml:space="preserve"> </w:t>
-      </w:r>
-      <w:r>
-        <w:rPr>
-          <w:rFonts w:hint="eastAsia" w:asciiTheme="minorEastAsia" w:hAnsiTheme="minorEastAsia" w:eastAsiaTheme="minorEastAsia" w:cstheme="minorEastAsia"/>
-          <w:spacing w:val="-1"/>
-          <w:lang w:eastAsia="zh-CN"/>
-        </w:rPr>
-        <w:t>质量与合规：供方保证产品符合封样、双方确认的技术/包装要求及适用的出口合规要求。</w:t>
-      </w:r>
-      <w:r>
-        <w:rPr>
-          <w:rFonts w:hint="eastAsia" w:asciiTheme="minorEastAsia" w:hAnsiTheme="minorEastAsia" w:eastAsiaTheme="minorEastAsia" w:cstheme="minorEastAsia"/>
-          <w:spacing w:val="-46"/>
-          <w:lang w:eastAsia="zh-CN"/>
-        </w:rPr>
-        <w:t xml:space="preserve"> </w:t>
-      </w:r>
-      <w:r>
-        <w:rPr>
-          <w:rFonts w:hint="eastAsia" w:asciiTheme="minorEastAsia" w:hAnsiTheme="minorEastAsia" w:eastAsiaTheme="minorEastAsia" w:cstheme="minorEastAsia"/>
-          <w:spacing w:val="-1"/>
-          <w:lang w:eastAsia="zh-CN"/>
-        </w:rPr>
-        <w:t>因产品质</w:t>
-      </w:r>
-      <w:r>
-        <w:rPr>
-          <w:rFonts w:hint="eastAsia" w:asciiTheme="minorEastAsia" w:hAnsiTheme="minorEastAsia" w:eastAsiaTheme="minorEastAsia" w:cstheme="minorEastAsia"/>
-          <w:spacing w:val="-2"/>
-          <w:lang w:eastAsia="zh-CN"/>
-        </w:rPr>
-        <w:t>量、配件缺失、贴标错误或知识产权问题导致外商/平台/消费者索赔的</w:t>
-      </w:r>
-      <w:r>
-        <w:rPr>
-          <w:rFonts w:hint="eastAsia" w:asciiTheme="minorEastAsia" w:hAnsiTheme="minorEastAsia" w:eastAsiaTheme="minorEastAsia" w:cstheme="minorEastAsia"/>
-          <w:spacing w:val="-27"/>
-          <w:lang w:eastAsia="zh-CN"/>
-        </w:rPr>
-        <w:t xml:space="preserve"> </w:t>
-      </w:r>
-      <w:r>
-        <w:rPr>
-          <w:rFonts w:hint="eastAsia" w:asciiTheme="minorEastAsia" w:hAnsiTheme="minorEastAsia" w:eastAsiaTheme="minorEastAsia" w:cstheme="minorEastAsia"/>
-          <w:spacing w:val="-2"/>
-          <w:lang w:eastAsia="zh-CN"/>
-        </w:rPr>
-        <w:t>，由供方承担相应经济责任。</w:t>
-      </w:r>
-    </w:p>
-    <w:p>
-      <w:pPr>
-        <w:pStyle w:val="2"/>
-        <w:spacing w:before="149" w:line="212" w:lineRule="auto"/>
-        <w:ind w:left="6" w:right="119" w:hanging="2"/>
-        <w:rPr>
-          <w:rFonts w:hint="eastAsia" w:asciiTheme="minorEastAsia" w:hAnsiTheme="minorEastAsia" w:eastAsiaTheme="minorEastAsia" w:cstheme="minorEastAsia"/>
-          <w:lang w:eastAsia="zh-CN"/>
-        </w:rPr>
-      </w:pPr>
-      <w:r>
-        <w:rPr>
-          <w:rFonts w:hint="eastAsia" w:asciiTheme="minorEastAsia" w:hAnsiTheme="minorEastAsia" w:eastAsiaTheme="minorEastAsia" w:cstheme="minorEastAsia"/>
-          <w:spacing w:val="-4"/>
-          <w:lang w:eastAsia="zh-CN"/>
-        </w:rPr>
-        <w:t>2.2</w:t>
-      </w:r>
-      <w:r>
-        <w:rPr>
-          <w:rFonts w:hint="eastAsia" w:asciiTheme="minorEastAsia" w:hAnsiTheme="minorEastAsia" w:eastAsiaTheme="minorEastAsia" w:cstheme="minorEastAsia"/>
-          <w:spacing w:val="-9"/>
-          <w:lang w:eastAsia="zh-CN"/>
-        </w:rPr>
-        <w:t xml:space="preserve"> </w:t>
-      </w:r>
-      <w:r>
-        <w:rPr>
-          <w:rFonts w:hint="eastAsia" w:asciiTheme="minorEastAsia" w:hAnsiTheme="minorEastAsia" w:eastAsiaTheme="minorEastAsia" w:cstheme="minorEastAsia"/>
-          <w:spacing w:val="-4"/>
-          <w:lang w:eastAsia="zh-CN"/>
-        </w:rPr>
-        <w:t>验货：初检在供方工厂进行。</w:t>
-      </w:r>
-      <w:r>
-        <w:rPr>
-          <w:rFonts w:hint="eastAsia" w:asciiTheme="minorEastAsia" w:hAnsiTheme="minorEastAsia" w:eastAsiaTheme="minorEastAsia" w:cstheme="minorEastAsia"/>
-          <w:spacing w:val="-47"/>
-          <w:lang w:eastAsia="zh-CN"/>
-        </w:rPr>
-        <w:t xml:space="preserve"> </w:t>
-      </w:r>
-      <w:r>
-        <w:rPr>
-          <w:rFonts w:hint="eastAsia" w:asciiTheme="minorEastAsia" w:hAnsiTheme="minorEastAsia" w:eastAsiaTheme="minorEastAsia" w:cstheme="minorEastAsia"/>
-          <w:spacing w:val="-4"/>
-          <w:lang w:eastAsia="zh-CN"/>
-        </w:rPr>
-        <w:t>需方自行安排出货前检验。如检验结论为不合格（需返工/重工/补料</w:t>
-      </w:r>
-      <w:r>
-        <w:rPr>
-          <w:rFonts w:hint="eastAsia" w:asciiTheme="minorEastAsia" w:hAnsiTheme="minorEastAsia" w:eastAsiaTheme="minorEastAsia" w:cstheme="minorEastAsia"/>
-          <w:spacing w:val="-40"/>
-          <w:lang w:eastAsia="zh-CN"/>
-        </w:rPr>
-        <w:t>），</w:t>
-      </w:r>
-      <w:r>
-        <w:rPr>
-          <w:rFonts w:hint="eastAsia" w:asciiTheme="minorEastAsia" w:hAnsiTheme="minorEastAsia" w:eastAsiaTheme="minorEastAsia" w:cstheme="minorEastAsia"/>
-          <w:spacing w:val="-4"/>
-          <w:lang w:eastAsia="zh-CN"/>
-        </w:rPr>
-        <w:t>则由供方承担该次检验及复检相关合理费用。</w:t>
-      </w:r>
-    </w:p>
-    <w:p>
-      <w:pPr>
-        <w:pStyle w:val="2"/>
-        <w:spacing w:before="149" w:line="219" w:lineRule="auto"/>
-        <w:ind w:left="6" w:right="23" w:hanging="2"/>
-        <w:rPr>
-          <w:rFonts w:hint="eastAsia" w:asciiTheme="minorEastAsia" w:hAnsiTheme="minorEastAsia" w:eastAsiaTheme="minorEastAsia" w:cstheme="minorEastAsia"/>
-          <w:lang w:eastAsia="zh-CN"/>
-        </w:rPr>
-      </w:pPr>
-      <w:r>
-        <w:rPr>
-          <w:rFonts w:hint="eastAsia" w:asciiTheme="minorEastAsia" w:hAnsiTheme="minorEastAsia" w:eastAsiaTheme="minorEastAsia" w:cstheme="minorEastAsia"/>
-          <w:spacing w:val="-3"/>
-          <w:lang w:eastAsia="zh-CN"/>
-        </w:rPr>
-        <w:t>2.3 异议与质保：需方/外商/最终客戶在收货后12个月内提出非人为质量异议的</w:t>
-      </w:r>
-      <w:r>
-        <w:rPr>
-          <w:rFonts w:hint="eastAsia" w:asciiTheme="minorEastAsia" w:hAnsiTheme="minorEastAsia" w:eastAsiaTheme="minorEastAsia" w:cstheme="minorEastAsia"/>
-          <w:spacing w:val="-39"/>
-          <w:lang w:eastAsia="zh-CN"/>
-        </w:rPr>
-        <w:t xml:space="preserve"> </w:t>
-      </w:r>
-      <w:r>
-        <w:rPr>
-          <w:rFonts w:hint="eastAsia" w:asciiTheme="minorEastAsia" w:hAnsiTheme="minorEastAsia" w:eastAsiaTheme="minorEastAsia" w:cstheme="minorEastAsia"/>
-          <w:spacing w:val="-3"/>
-          <w:lang w:eastAsia="zh-CN"/>
-        </w:rPr>
-        <w:t>，</w:t>
-      </w:r>
-      <w:r>
-        <w:rPr>
-          <w:rFonts w:hint="eastAsia" w:asciiTheme="minorEastAsia" w:hAnsiTheme="minorEastAsia" w:eastAsiaTheme="minorEastAsia" w:cstheme="minorEastAsia"/>
-          <w:spacing w:val="-4"/>
-          <w:lang w:eastAsia="zh-CN"/>
-        </w:rPr>
-        <w:t>供方应在收到证据后5个工作日内提出处理方案</w:t>
-      </w:r>
-      <w:r>
-        <w:rPr>
-          <w:rFonts w:hint="eastAsia" w:asciiTheme="minorEastAsia" w:hAnsiTheme="minorEastAsia" w:eastAsiaTheme="minorEastAsia" w:cstheme="minorEastAsia"/>
-          <w:spacing w:val="-6"/>
-          <w:lang w:eastAsia="zh-CN"/>
-        </w:rPr>
-        <w:t>并执行。</w:t>
-      </w:r>
-    </w:p>
-    <w:p>
-      <w:pPr>
-        <w:pStyle w:val="2"/>
-        <w:spacing w:before="176" w:line="217" w:lineRule="auto"/>
-        <w:ind w:right="162" w:firstLine="3"/>
-        <w:rPr>
-          <w:rFonts w:hint="eastAsia" w:asciiTheme="minorEastAsia" w:hAnsiTheme="minorEastAsia" w:eastAsiaTheme="minorEastAsia" w:cstheme="minorEastAsia"/>
-          <w:lang w:eastAsia="zh-CN"/>
-        </w:rPr>
-      </w:pPr>
-      <w:r>
-        <w:rPr>
-          <w:rFonts w:hint="eastAsia" w:asciiTheme="minorEastAsia" w:hAnsiTheme="minorEastAsia" w:eastAsiaTheme="minorEastAsia" w:cstheme="minorEastAsia"/>
-          <w:spacing w:val="-3"/>
-          <w:lang w:eastAsia="zh-CN"/>
-        </w:rPr>
-        <w:t>2.4</w:t>
-      </w:r>
-      <w:r>
-        <w:rPr>
-          <w:rFonts w:hint="eastAsia" w:asciiTheme="minorEastAsia" w:hAnsiTheme="minorEastAsia" w:eastAsiaTheme="minorEastAsia" w:cstheme="minorEastAsia"/>
-          <w:spacing w:val="-12"/>
-          <w:lang w:eastAsia="zh-CN"/>
-        </w:rPr>
-        <w:t xml:space="preserve"> </w:t>
-      </w:r>
-      <w:r>
-        <w:rPr>
-          <w:rFonts w:hint="eastAsia" w:asciiTheme="minorEastAsia" w:hAnsiTheme="minorEastAsia" w:eastAsiaTheme="minorEastAsia" w:cstheme="minorEastAsia"/>
-          <w:spacing w:val="-3"/>
-          <w:lang w:eastAsia="zh-CN"/>
-        </w:rPr>
-        <w:t>不良品处理（折中标准</w:t>
-      </w:r>
-      <w:r>
-        <w:rPr>
-          <w:rFonts w:hint="eastAsia" w:asciiTheme="minorEastAsia" w:hAnsiTheme="minorEastAsia" w:eastAsiaTheme="minorEastAsia" w:cstheme="minorEastAsia"/>
-          <w:spacing w:val="-33"/>
-          <w:lang w:eastAsia="zh-CN"/>
-        </w:rPr>
-        <w:t>）：</w:t>
-      </w:r>
-    </w:p>
-    <w:p>
-      <w:pPr>
-        <w:rPr>
-          <w:rFonts w:hint="eastAsia" w:asciiTheme="minorEastAsia" w:hAnsiTheme="minorEastAsia" w:eastAsiaTheme="minorEastAsia" w:cstheme="minorEastAsia"/>
-          <w:lang w:eastAsia="zh-CN"/>
-        </w:rPr>
-      </w:pPr>
-      <w:r>
-        <w:rPr>
-          <w:rFonts w:hint="eastAsia" w:asciiTheme="minorEastAsia" w:hAnsiTheme="minorEastAsia" w:eastAsiaTheme="minorEastAsia" w:cstheme="minorEastAsia"/>
-          <w:lang w:eastAsia="zh-CN"/>
-        </w:rPr>
-        <w:t>（1）初期不良：</w:t>
-      </w:r>
-    </w:p>
-    <w:p>
-      <w:pPr>
-        <w:rPr>
-          <w:rFonts w:hint="eastAsia" w:asciiTheme="minorEastAsia" w:hAnsiTheme="minorEastAsia" w:eastAsiaTheme="minorEastAsia" w:cstheme="minorEastAsia"/>
-          <w:lang w:eastAsia="zh-CN"/>
-        </w:rPr>
-      </w:pPr>
-      <w:r>
-        <w:rPr>
-          <w:rFonts w:hint="eastAsia" w:asciiTheme="minorEastAsia" w:hAnsiTheme="minorEastAsia" w:eastAsiaTheme="minorEastAsia" w:cstheme="minorEastAsia"/>
-          <w:lang w:eastAsia="zh-CN"/>
-        </w:rPr>
-        <w:t>（a）若到货数与订单数不符，则根据买方实际要求在下笔订单内以抵扣或补发的形式结算；</w:t>
-      </w:r>
-    </w:p>
-    <w:p>
-      <w:pPr>
-        <w:rPr>
-          <w:rFonts w:hint="eastAsia" w:asciiTheme="minorEastAsia" w:hAnsiTheme="minorEastAsia" w:eastAsiaTheme="minorEastAsia" w:cstheme="minorEastAsia"/>
-          <w:lang w:eastAsia="zh-CN"/>
-        </w:rPr>
-      </w:pPr>
-      <w:r>
-        <w:rPr>
-          <w:rFonts w:hint="eastAsia" w:asciiTheme="minorEastAsia" w:hAnsiTheme="minorEastAsia" w:eastAsiaTheme="minorEastAsia" w:cstheme="minorEastAsia"/>
-          <w:lang w:eastAsia="zh-CN"/>
-        </w:rPr>
-        <w:t>（b）到货纸箱破损：破损率未超2%，下次补发纸箱；破损率超出2%，除补发纸箱外，需按4.28美元/个支付人工换箱费；</w:t>
-      </w:r>
-    </w:p>
-    <w:p>
-      <w:pPr>
-        <w:rPr>
-          <w:rFonts w:hint="eastAsia" w:asciiTheme="minorEastAsia" w:hAnsiTheme="minorEastAsia" w:eastAsiaTheme="minorEastAsia" w:cstheme="minorEastAsia"/>
-          <w:lang w:eastAsia="zh-CN"/>
-        </w:rPr>
-      </w:pPr>
-      <w:r>
-        <w:rPr>
-          <w:rFonts w:hint="eastAsia" w:asciiTheme="minorEastAsia" w:hAnsiTheme="minorEastAsia" w:eastAsiaTheme="minorEastAsia" w:cstheme="minorEastAsia"/>
-          <w:lang w:eastAsia="zh-CN"/>
-        </w:rPr>
-        <w:t>（2）后期不良：</w:t>
-      </w:r>
-    </w:p>
-    <w:p>
-      <w:pPr>
-        <w:rPr>
-          <w:rFonts w:hint="eastAsia" w:asciiTheme="minorEastAsia" w:hAnsiTheme="minorEastAsia" w:eastAsiaTheme="minorEastAsia" w:cstheme="minorEastAsia"/>
-          <w:lang w:eastAsia="zh-CN"/>
-        </w:rPr>
-      </w:pPr>
-      <w:r>
-        <w:rPr>
-          <w:rFonts w:hint="eastAsia" w:asciiTheme="minorEastAsia" w:hAnsiTheme="minorEastAsia" w:eastAsiaTheme="minorEastAsia" w:cstheme="minorEastAsia"/>
-          <w:lang w:eastAsia="zh-CN"/>
-        </w:rPr>
-        <w:t>（a）如有客户收到货以后因产品质量（以买方客户提供产品质量问题照片）立即返品退换</w:t>
-      </w:r>
-    </w:p>
-    <w:p>
-      <w:pPr>
-        <w:rPr>
-          <w:rFonts w:hint="eastAsia" w:asciiTheme="minorEastAsia" w:hAnsiTheme="minorEastAsia" w:eastAsiaTheme="minorEastAsia" w:cstheme="minorEastAsia"/>
-          <w:lang w:eastAsia="zh-CN"/>
-        </w:rPr>
-      </w:pPr>
-      <w:r>
-        <w:rPr>
-          <w:rFonts w:hint="eastAsia" w:asciiTheme="minorEastAsia" w:hAnsiTheme="minorEastAsia" w:eastAsiaTheme="minorEastAsia" w:cstheme="minorEastAsia"/>
-          <w:lang w:eastAsia="zh-CN"/>
-        </w:rPr>
-        <w:t>（以客户收货期后一月内返品为准）：</w:t>
-      </w:r>
-    </w:p>
-    <w:p>
-      <w:pPr>
-        <w:ind w:firstLine="420"/>
-        <w:rPr>
-          <w:rFonts w:hint="eastAsia" w:asciiTheme="minorEastAsia" w:hAnsiTheme="minorEastAsia" w:eastAsiaTheme="minorEastAsia" w:cstheme="minorEastAsia"/>
-          <w:lang w:eastAsia="zh-CN"/>
-        </w:rPr>
-      </w:pPr>
-      <w:r>
-        <w:rPr>
-          <w:rFonts w:hint="eastAsia" w:asciiTheme="minorEastAsia" w:hAnsiTheme="minorEastAsia" w:eastAsiaTheme="minorEastAsia" w:cstheme="minorEastAsia"/>
-          <w:lang w:eastAsia="zh-CN"/>
-        </w:rPr>
-        <w:t>次品率未超2%，由卖方提供配件并承担国内寄件费用（或由卖方提供配件随柜到买方美国售后仓库）。</w:t>
-      </w:r>
-    </w:p>
-    <w:p>
-      <w:pPr>
-        <w:ind w:firstLine="420"/>
-        <w:rPr>
-          <w:rFonts w:hint="eastAsia" w:asciiTheme="minorEastAsia" w:hAnsiTheme="minorEastAsia" w:eastAsiaTheme="minorEastAsia" w:cstheme="minorEastAsia"/>
-          <w:lang w:eastAsia="zh-CN"/>
-        </w:rPr>
-      </w:pPr>
-      <w:r>
-        <w:rPr>
-          <w:rFonts w:hint="eastAsia" w:asciiTheme="minorEastAsia" w:hAnsiTheme="minorEastAsia" w:eastAsiaTheme="minorEastAsia" w:cstheme="minorEastAsia"/>
-          <w:lang w:eastAsia="zh-CN"/>
-        </w:rPr>
-        <w:t>次品率未超2%，确因产品功能性问题引起的产品退货（提供客诉图片）功能性次品需卖方在下次订单时，给予需方补货；</w:t>
-      </w:r>
-    </w:p>
-    <w:p>
-      <w:pPr>
-        <w:ind w:firstLine="420"/>
-        <w:rPr>
-          <w:rFonts w:hint="eastAsia" w:asciiTheme="minorEastAsia" w:hAnsiTheme="minorEastAsia" w:eastAsiaTheme="minorEastAsia" w:cstheme="minorEastAsia"/>
-          <w:lang w:eastAsia="zh-CN"/>
-        </w:rPr>
-      </w:pPr>
-      <w:r>
-        <w:rPr>
-          <w:rFonts w:hint="eastAsia" w:asciiTheme="minorEastAsia" w:hAnsiTheme="minorEastAsia" w:eastAsiaTheme="minorEastAsia" w:cstheme="minorEastAsia"/>
-          <w:lang w:eastAsia="zh-CN"/>
-        </w:rPr>
-        <w:t>次品率超出2%，其2%以上部分由卖方赔偿货值及美国国内运费。</w:t>
-      </w:r>
-    </w:p>
-    <w:p>
-      <w:pPr>
-        <w:rPr>
-          <w:rFonts w:hint="eastAsia" w:asciiTheme="minorEastAsia" w:hAnsiTheme="minorEastAsia" w:eastAsiaTheme="minorEastAsia" w:cstheme="minorEastAsia"/>
-          <w:lang w:eastAsia="zh-CN"/>
-        </w:rPr>
-      </w:pPr>
-      <w:r>
-        <w:rPr>
-          <w:rFonts w:hint="eastAsia" w:asciiTheme="minorEastAsia" w:hAnsiTheme="minorEastAsia" w:eastAsiaTheme="minorEastAsia" w:cstheme="minorEastAsia"/>
-          <w:lang w:eastAsia="zh-CN"/>
-        </w:rPr>
-        <w:t>（b）次品，即不良品定义：</w:t>
-      </w:r>
-    </w:p>
-    <w:p>
-      <w:pPr>
-        <w:ind w:firstLine="420"/>
-        <w:rPr>
-          <w:rFonts w:hint="eastAsia" w:asciiTheme="minorEastAsia" w:hAnsiTheme="minorEastAsia" w:eastAsiaTheme="minorEastAsia" w:cstheme="minorEastAsia"/>
-          <w:lang w:eastAsia="zh-CN"/>
-        </w:rPr>
-      </w:pPr>
-      <w:r>
-        <w:rPr>
-          <w:rFonts w:hint="eastAsia" w:asciiTheme="minorEastAsia" w:hAnsiTheme="minorEastAsia" w:eastAsiaTheme="minorEastAsia" w:cstheme="minorEastAsia"/>
-          <w:lang w:eastAsia="zh-CN"/>
-        </w:rPr>
-        <w:t>产品破损、破裂、划痕、掉色掉漆、材质不符合要求、产品部件破损或缺少、安装后不稳、承重不达标等不良现象。</w:t>
-      </w:r>
-    </w:p>
-    <w:p>
-      <w:pPr>
-        <w:rPr>
-          <w:rFonts w:hint="eastAsia" w:asciiTheme="minorEastAsia" w:hAnsiTheme="minorEastAsia" w:eastAsiaTheme="minorEastAsia" w:cstheme="minorEastAsia"/>
-          <w:lang w:eastAsia="zh-CN"/>
-        </w:rPr>
-      </w:pPr>
-      <w:r>
-        <w:rPr>
-          <w:rFonts w:hint="eastAsia" w:asciiTheme="minorEastAsia" w:hAnsiTheme="minorEastAsia" w:eastAsiaTheme="minorEastAsia" w:cstheme="minorEastAsia"/>
-          <w:lang w:eastAsia="zh-CN"/>
-        </w:rPr>
-        <w:t>（c）功能性次品定义：</w:t>
-      </w:r>
-    </w:p>
-    <w:p>
-      <w:pPr>
-        <w:ind w:firstLine="420"/>
-        <w:rPr>
-          <w:rFonts w:hint="eastAsia" w:asciiTheme="minorEastAsia" w:hAnsiTheme="minorEastAsia" w:eastAsiaTheme="minorEastAsia" w:cstheme="minorEastAsia"/>
-          <w:szCs w:val="32"/>
-          <w:lang w:eastAsia="zh-CN"/>
-        </w:rPr>
-      </w:pPr>
-      <w:r>
-        <w:rPr>
-          <w:rFonts w:hint="eastAsia" w:asciiTheme="minorEastAsia" w:hAnsiTheme="minorEastAsia" w:eastAsiaTheme="minorEastAsia" w:cstheme="minorEastAsia"/>
-          <w:lang w:eastAsia="zh-CN"/>
-        </w:rPr>
-        <w:t>产品无法安装、产品主要部件缺失、安装孔位缺失、产品功能失效等产品功能性问题。</w:t>
-      </w:r>
-    </w:p>
-    <w:p>
-      <w:pPr>
-        <w:pStyle w:val="2"/>
-        <w:spacing w:before="58" w:line="216" w:lineRule="auto"/>
-        <w:ind w:left="3" w:firstLine="32"/>
-        <w:rPr>
-          <w:rFonts w:hint="eastAsia" w:asciiTheme="minorEastAsia" w:hAnsiTheme="minorEastAsia" w:eastAsiaTheme="minorEastAsia" w:cstheme="minorEastAsia"/>
-          <w:lang w:eastAsia="zh-CN"/>
-        </w:rPr>
-      </w:pPr>
-      <w:r>
-        <w:rPr>
-          <w:rFonts w:hint="eastAsia" w:asciiTheme="minorEastAsia" w:hAnsiTheme="minorEastAsia" w:eastAsiaTheme="minorEastAsia" w:cstheme="minorEastAsia"/>
-          <w:spacing w:val="-2"/>
-          <w:lang w:eastAsia="zh-CN"/>
-        </w:rPr>
-        <w:t>（3）返工与复原：所有返工、抽检后的产品</w:t>
-      </w:r>
-      <w:r>
-        <w:rPr>
-          <w:rFonts w:hint="eastAsia" w:asciiTheme="minorEastAsia" w:hAnsiTheme="minorEastAsia" w:eastAsiaTheme="minorEastAsia" w:cstheme="minorEastAsia"/>
-          <w:spacing w:val="-28"/>
-          <w:lang w:eastAsia="zh-CN"/>
-        </w:rPr>
-        <w:t xml:space="preserve"> </w:t>
-      </w:r>
-      <w:r>
-        <w:rPr>
-          <w:rFonts w:hint="eastAsia" w:asciiTheme="minorEastAsia" w:hAnsiTheme="minorEastAsia" w:eastAsiaTheme="minorEastAsia" w:cstheme="minorEastAsia"/>
-          <w:spacing w:val="-2"/>
-          <w:lang w:eastAsia="zh-CN"/>
-        </w:rPr>
-        <w:t>，打包带须复原、塑料袋无破损、无脏污、无㬵印；不符合者</w:t>
-      </w:r>
-      <w:r>
-        <w:rPr>
-          <w:rFonts w:hint="eastAsia" w:asciiTheme="minorEastAsia" w:hAnsiTheme="minorEastAsia" w:eastAsiaTheme="minorEastAsia" w:cstheme="minorEastAsia"/>
-          <w:spacing w:val="-1"/>
-          <w:lang w:eastAsia="zh-CN"/>
-        </w:rPr>
         <w:t>视为不合格品并按本条处理。</w:t>
       </w:r>
     </w:p>
     <w:p>
       <w:pPr>
-        <w:pStyle w:val="2"/>
-        <w:spacing w:before="189" w:line="197" w:lineRule="auto"/>
+        <w:pStyle w:val="a3"/>
+        <w:spacing w:before="189" w:line="276" w:lineRule="auto"/>
         <w:ind w:left="12"/>
         <w:outlineLvl w:val="1"/>
         <w:rPr>
-          <w:rFonts w:hint="eastAsia" w:asciiTheme="minorEastAsia" w:hAnsiTheme="minorEastAsia" w:eastAsiaTheme="minorEastAsia" w:cstheme="minorEastAsia"/>
+          <w:rFonts w:asciiTheme="minorEastAsia" w:eastAsiaTheme="minorEastAsia" w:hAnsiTheme="minorEastAsia" w:cstheme="minorEastAsia"/>
           <w:sz w:val="27"/>
           <w:szCs w:val="27"/>
           <w:lang w:eastAsia="zh-CN"/>
@@ -2077,7 +1987,7 @@
       </w:pPr>
       <w:r>
         <w:rPr>
-          <w:rFonts w:hint="eastAsia" w:asciiTheme="minorEastAsia" w:hAnsiTheme="minorEastAsia" w:eastAsiaTheme="minorEastAsia" w:cstheme="minorEastAsia"/>
+          <w:rFonts w:asciiTheme="minorEastAsia" w:eastAsiaTheme="minorEastAsia" w:hAnsiTheme="minorEastAsia" w:cstheme="minorEastAsia" w:hint="eastAsia"/>
           <w:b/>
           <w:bCs/>
           <w:spacing w:val="-5"/>
@@ -2090,18 +2000,18 @@
     </w:p>
     <w:p>
       <w:pPr>
-        <w:pStyle w:val="2"/>
-        <w:spacing w:before="177" w:line="196" w:lineRule="auto"/>
+        <w:pStyle w:val="a3"/>
+        <w:spacing w:before="177" w:line="276" w:lineRule="auto"/>
         <w:ind w:left="1"/>
         <w:rPr>
-          <w:rFonts w:hint="eastAsia" w:asciiTheme="minorEastAsia" w:hAnsiTheme="minorEastAsia" w:eastAsiaTheme="minorEastAsia" w:cstheme="minorEastAsia"/>
+          <w:rFonts w:asciiTheme="minorEastAsia" w:eastAsiaTheme="minorEastAsia" w:hAnsiTheme="minorEastAsia" w:cstheme="minorEastAsia"/>
           <w:spacing w:val="-5"/>
           <w:lang w:eastAsia="zh-CN"/>
         </w:rPr>
       </w:pPr>
       <w:r>
         <w:rPr>
-          <w:rFonts w:hint="eastAsia" w:asciiTheme="minorEastAsia" w:hAnsiTheme="minorEastAsia" w:eastAsiaTheme="minorEastAsia" w:cstheme="minorEastAsia"/>
+          <w:rFonts w:asciiTheme="minorEastAsia" w:eastAsiaTheme="minorEastAsia" w:hAnsiTheme="minorEastAsia" w:cstheme="minorEastAsia" w:hint="eastAsia"/>
           <w:lang w:eastAsia="zh-CN"/>
         </w:rPr>
         <w:t>3.1 账期：{{帐期明细}}预付款（金额：{{预付款金额}}元），尾款：{{帐期}}。</w:t>
@@ -2109,17 +2019,17 @@
     </w:p>
     <w:p>
       <w:pPr>
-        <w:pStyle w:val="2"/>
-        <w:spacing w:before="177" w:line="196" w:lineRule="auto"/>
+        <w:pStyle w:val="a3"/>
+        <w:spacing w:before="177" w:line="276" w:lineRule="auto"/>
         <w:ind w:left="1"/>
         <w:rPr>
-          <w:rFonts w:hint="eastAsia" w:asciiTheme="minorEastAsia" w:hAnsiTheme="minorEastAsia" w:eastAsiaTheme="minorEastAsia" w:cstheme="minorEastAsia"/>
-          <w:lang w:eastAsia="zh-CN"/>
-        </w:rPr>
-      </w:pPr>
-      <w:r>
-        <w:rPr>
-          <w:rFonts w:hint="eastAsia" w:asciiTheme="minorEastAsia" w:hAnsiTheme="minorEastAsia" w:eastAsiaTheme="minorEastAsia" w:cstheme="minorEastAsia"/>
+          <w:rFonts w:asciiTheme="minorEastAsia" w:eastAsiaTheme="minorEastAsia" w:hAnsiTheme="minorEastAsia" w:cstheme="minorEastAsia"/>
+          <w:lang w:eastAsia="zh-CN"/>
+        </w:rPr>
+      </w:pPr>
+      <w:r>
+        <w:rPr>
+          <w:rFonts w:asciiTheme="minorEastAsia" w:eastAsiaTheme="minorEastAsia" w:hAnsiTheme="minorEastAsia" w:cstheme="minorEastAsia" w:hint="eastAsia"/>
           <w:spacing w:val="-5"/>
           <w:lang w:eastAsia="zh-CN"/>
         </w:rPr>
@@ -2127,7 +2037,7 @@
       </w:r>
       <w:r>
         <w:rPr>
-          <w:rFonts w:hint="eastAsia" w:asciiTheme="minorEastAsia" w:hAnsiTheme="minorEastAsia" w:eastAsiaTheme="minorEastAsia" w:cstheme="minorEastAsia"/>
+          <w:rFonts w:asciiTheme="minorEastAsia" w:eastAsiaTheme="minorEastAsia" w:hAnsiTheme="minorEastAsia" w:cstheme="minorEastAsia" w:hint="eastAsia"/>
           <w:lang w:eastAsia="zh-CN"/>
         </w:rPr>
         <w:t>交货期：供方应按需方书面分批计划出货。供方不得以内部物料准备、打样、模具等原因单方延迟。</w:t>
@@ -2135,17 +2045,17 @@
     </w:p>
     <w:p>
       <w:pPr>
-        <w:pStyle w:val="2"/>
-        <w:spacing w:before="137" w:line="216" w:lineRule="auto"/>
+        <w:pStyle w:val="a3"/>
+        <w:spacing w:before="137" w:line="276" w:lineRule="auto"/>
         <w:ind w:left="3" w:right="4" w:hanging="2"/>
         <w:rPr>
-          <w:rFonts w:hint="eastAsia" w:asciiTheme="minorEastAsia" w:hAnsiTheme="minorEastAsia" w:eastAsiaTheme="minorEastAsia" w:cstheme="minorEastAsia"/>
-          <w:lang w:eastAsia="zh-CN"/>
-        </w:rPr>
-      </w:pPr>
-      <w:r>
-        <w:rPr>
-          <w:rFonts w:hint="eastAsia" w:asciiTheme="minorEastAsia" w:hAnsiTheme="minorEastAsia" w:eastAsiaTheme="minorEastAsia" w:cstheme="minorEastAsia"/>
+          <w:rFonts w:asciiTheme="minorEastAsia" w:eastAsiaTheme="minorEastAsia" w:hAnsiTheme="minorEastAsia" w:cstheme="minorEastAsia"/>
+          <w:lang w:eastAsia="zh-CN"/>
+        </w:rPr>
+      </w:pPr>
+      <w:r>
+        <w:rPr>
+          <w:rFonts w:asciiTheme="minorEastAsia" w:eastAsiaTheme="minorEastAsia" w:hAnsiTheme="minorEastAsia" w:cstheme="minorEastAsia" w:hint="eastAsia"/>
           <w:spacing w:val="-1"/>
           <w:lang w:eastAsia="zh-CN"/>
         </w:rPr>
@@ -2153,7 +2063,7 @@
       </w:r>
       <w:r>
         <w:rPr>
-          <w:rFonts w:hint="eastAsia" w:asciiTheme="minorEastAsia" w:hAnsiTheme="minorEastAsia" w:eastAsiaTheme="minorEastAsia" w:cstheme="minorEastAsia"/>
+          <w:rFonts w:asciiTheme="minorEastAsia" w:eastAsiaTheme="minorEastAsia" w:hAnsiTheme="minorEastAsia" w:cstheme="minorEastAsia" w:hint="eastAsia"/>
           <w:spacing w:val="-5"/>
           <w:lang w:eastAsia="zh-CN"/>
         </w:rPr>
@@ -2161,7 +2071,7 @@
       </w:r>
       <w:r>
         <w:rPr>
-          <w:rFonts w:hint="eastAsia" w:asciiTheme="minorEastAsia" w:hAnsiTheme="minorEastAsia" w:eastAsiaTheme="minorEastAsia" w:cstheme="minorEastAsia"/>
+          <w:rFonts w:asciiTheme="minorEastAsia" w:eastAsiaTheme="minorEastAsia" w:hAnsiTheme="minorEastAsia" w:cstheme="minorEastAsia" w:hint="eastAsia"/>
           <w:spacing w:val="-1"/>
           <w:lang w:eastAsia="zh-CN"/>
         </w:rPr>
@@ -2169,7 +2079,7 @@
       </w:r>
       <w:r>
         <w:rPr>
-          <w:rFonts w:hint="eastAsia" w:asciiTheme="minorEastAsia" w:hAnsiTheme="minorEastAsia" w:eastAsiaTheme="minorEastAsia" w:cstheme="minorEastAsia"/>
+          <w:rFonts w:asciiTheme="minorEastAsia" w:eastAsiaTheme="minorEastAsia" w:hAnsiTheme="minorEastAsia" w:cstheme="minorEastAsia" w:hint="eastAsia"/>
           <w:spacing w:val="-4"/>
           <w:lang w:eastAsia="zh-CN"/>
         </w:rPr>
@@ -2177,7 +2087,7 @@
       </w:r>
       <w:r>
         <w:rPr>
-          <w:rFonts w:hint="eastAsia" w:asciiTheme="minorEastAsia" w:hAnsiTheme="minorEastAsia" w:eastAsiaTheme="minorEastAsia" w:cstheme="minorEastAsia"/>
+          <w:rFonts w:asciiTheme="minorEastAsia" w:eastAsiaTheme="minorEastAsia" w:hAnsiTheme="minorEastAsia" w:cstheme="minorEastAsia" w:hint="eastAsia"/>
           <w:spacing w:val="-5"/>
           <w:lang w:eastAsia="zh-CN"/>
         </w:rPr>
@@ -2186,17 +2096,17 @@
     </w:p>
     <w:p>
       <w:pPr>
-        <w:pStyle w:val="2"/>
-        <w:spacing w:before="138" w:line="189" w:lineRule="auto"/>
+        <w:pStyle w:val="a3"/>
+        <w:spacing w:before="138" w:line="276" w:lineRule="auto"/>
         <w:ind w:left="1"/>
         <w:rPr>
-          <w:rFonts w:hint="eastAsia" w:asciiTheme="minorEastAsia" w:hAnsiTheme="minorEastAsia" w:eastAsiaTheme="minorEastAsia" w:cstheme="minorEastAsia"/>
-          <w:lang w:eastAsia="zh-CN"/>
-        </w:rPr>
-      </w:pPr>
-      <w:r>
-        <w:rPr>
-          <w:rFonts w:hint="eastAsia" w:asciiTheme="minorEastAsia" w:hAnsiTheme="minorEastAsia" w:eastAsiaTheme="minorEastAsia" w:cstheme="minorEastAsia"/>
+          <w:rFonts w:asciiTheme="minorEastAsia" w:eastAsiaTheme="minorEastAsia" w:hAnsiTheme="minorEastAsia" w:cstheme="minorEastAsia"/>
+          <w:lang w:eastAsia="zh-CN"/>
+        </w:rPr>
+      </w:pPr>
+      <w:r>
+        <w:rPr>
+          <w:rFonts w:asciiTheme="minorEastAsia" w:eastAsiaTheme="minorEastAsia" w:hAnsiTheme="minorEastAsia" w:cstheme="minorEastAsia" w:hint="eastAsia"/>
           <w:spacing w:val="-3"/>
           <w:lang w:eastAsia="zh-CN"/>
         </w:rPr>
@@ -2204,7 +2114,7 @@
       </w:r>
       <w:r>
         <w:rPr>
-          <w:rFonts w:hint="eastAsia" w:asciiTheme="minorEastAsia" w:hAnsiTheme="minorEastAsia" w:eastAsiaTheme="minorEastAsia" w:cstheme="minorEastAsia"/>
+          <w:rFonts w:asciiTheme="minorEastAsia" w:eastAsiaTheme="minorEastAsia" w:hAnsiTheme="minorEastAsia" w:cstheme="minorEastAsia" w:hint="eastAsia"/>
           <w:spacing w:val="-25"/>
           <w:lang w:eastAsia="zh-CN"/>
         </w:rPr>
@@ -2212,7 +2122,7 @@
       </w:r>
       <w:r>
         <w:rPr>
-          <w:rFonts w:hint="eastAsia" w:asciiTheme="minorEastAsia" w:hAnsiTheme="minorEastAsia" w:eastAsiaTheme="minorEastAsia" w:cstheme="minorEastAsia"/>
+          <w:rFonts w:asciiTheme="minorEastAsia" w:eastAsiaTheme="minorEastAsia" w:hAnsiTheme="minorEastAsia" w:cstheme="minorEastAsia" w:hint="eastAsia"/>
           <w:spacing w:val="-3"/>
           <w:lang w:eastAsia="zh-CN"/>
         </w:rPr>
@@ -2221,12 +2131,12 @@
     </w:p>
     <w:p>
       <w:pPr>
-        <w:pStyle w:val="2"/>
-        <w:spacing w:before="333" w:line="197" w:lineRule="auto"/>
+        <w:pStyle w:val="a3"/>
+        <w:spacing w:before="333" w:line="276" w:lineRule="auto"/>
         <w:ind w:left="16"/>
         <w:outlineLvl w:val="1"/>
         <w:rPr>
-          <w:rFonts w:hint="eastAsia" w:asciiTheme="minorEastAsia" w:hAnsiTheme="minorEastAsia" w:eastAsiaTheme="minorEastAsia" w:cstheme="minorEastAsia"/>
+          <w:rFonts w:asciiTheme="minorEastAsia" w:eastAsiaTheme="minorEastAsia" w:hAnsiTheme="minorEastAsia" w:cstheme="minorEastAsia"/>
           <w:sz w:val="27"/>
           <w:szCs w:val="27"/>
           <w:lang w:eastAsia="zh-CN"/>
@@ -2234,7 +2144,7 @@
       </w:pPr>
       <w:r>
         <w:rPr>
-          <w:rFonts w:hint="eastAsia" w:asciiTheme="minorEastAsia" w:hAnsiTheme="minorEastAsia" w:eastAsiaTheme="minorEastAsia" w:cstheme="minorEastAsia"/>
+          <w:rFonts w:asciiTheme="minorEastAsia" w:eastAsiaTheme="minorEastAsia" w:hAnsiTheme="minorEastAsia" w:cstheme="minorEastAsia" w:hint="eastAsia"/>
           <w:b/>
           <w:bCs/>
           <w:spacing w:val="-5"/>
@@ -2247,24 +2157,24 @@
     </w:p>
     <w:p>
       <w:pPr>
-        <w:pStyle w:val="2"/>
-        <w:spacing w:before="161" w:line="216" w:lineRule="auto"/>
+        <w:pStyle w:val="a3"/>
+        <w:spacing w:before="161" w:line="276" w:lineRule="auto"/>
         <w:ind w:left="14" w:hanging="14"/>
         <w:rPr>
-          <w:rFonts w:hint="eastAsia" w:asciiTheme="minorEastAsia" w:hAnsiTheme="minorEastAsia" w:eastAsiaTheme="minorEastAsia" w:cstheme="minorEastAsia"/>
-          <w:lang w:eastAsia="zh-CN"/>
-        </w:rPr>
-      </w:pPr>
-      <w:r>
-        <w:rPr>
-          <w:rFonts w:hint="eastAsia" w:asciiTheme="minorEastAsia" w:hAnsiTheme="minorEastAsia" w:eastAsiaTheme="minorEastAsia" w:cstheme="minorEastAsia"/>
+          <w:rFonts w:asciiTheme="minorEastAsia" w:eastAsiaTheme="minorEastAsia" w:hAnsiTheme="minorEastAsia" w:cstheme="minorEastAsia"/>
+          <w:lang w:eastAsia="zh-CN"/>
+        </w:rPr>
+      </w:pPr>
+      <w:r>
+        <w:rPr>
+          <w:rFonts w:asciiTheme="minorEastAsia" w:eastAsiaTheme="minorEastAsia" w:hAnsiTheme="minorEastAsia" w:cstheme="minorEastAsia" w:hint="eastAsia"/>
           <w:lang w:eastAsia="zh-CN"/>
         </w:rPr>
         <w:t>4.1</w:t>
       </w:r>
       <w:r>
         <w:rPr>
-          <w:rFonts w:hint="eastAsia" w:asciiTheme="minorEastAsia" w:hAnsiTheme="minorEastAsia" w:eastAsiaTheme="minorEastAsia" w:cstheme="minorEastAsia"/>
+          <w:rFonts w:asciiTheme="minorEastAsia" w:eastAsiaTheme="minorEastAsia" w:hAnsiTheme="minorEastAsia" w:cstheme="minorEastAsia" w:hint="eastAsia"/>
           <w:spacing w:val="-14"/>
           <w:lang w:eastAsia="zh-CN"/>
         </w:rPr>
@@ -2272,14 +2182,14 @@
       </w:r>
       <w:r>
         <w:rPr>
-          <w:rFonts w:hint="eastAsia" w:asciiTheme="minorEastAsia" w:hAnsiTheme="minorEastAsia" w:eastAsiaTheme="minorEastAsia" w:cstheme="minorEastAsia"/>
+          <w:rFonts w:asciiTheme="minorEastAsia" w:eastAsiaTheme="minorEastAsia" w:hAnsiTheme="minorEastAsia" w:cstheme="minorEastAsia" w:hint="eastAsia"/>
           <w:lang w:eastAsia="zh-CN"/>
         </w:rPr>
         <w:t>供方责任：按时、按质、按量交货；承担因质量问题、配件缺失、贴标错误等引起的直接损失及可预见</w:t>
       </w:r>
       <w:r>
         <w:rPr>
-          <w:rFonts w:hint="eastAsia" w:asciiTheme="minorEastAsia" w:hAnsiTheme="minorEastAsia" w:eastAsiaTheme="minorEastAsia" w:cstheme="minorEastAsia"/>
+          <w:rFonts w:asciiTheme="minorEastAsia" w:eastAsiaTheme="minorEastAsia" w:hAnsiTheme="minorEastAsia" w:cstheme="minorEastAsia" w:hint="eastAsia"/>
           <w:spacing w:val="-7"/>
           <w:lang w:eastAsia="zh-CN"/>
         </w:rPr>
@@ -2288,23 +2198,23 @@
     </w:p>
     <w:p>
       <w:pPr>
-        <w:pStyle w:val="2"/>
-        <w:spacing w:before="138" w:line="217" w:lineRule="auto"/>
-        <w:rPr>
-          <w:rFonts w:hint="eastAsia" w:asciiTheme="minorEastAsia" w:hAnsiTheme="minorEastAsia" w:eastAsiaTheme="minorEastAsia" w:cstheme="minorEastAsia"/>
-          <w:lang w:eastAsia="zh-CN"/>
-        </w:rPr>
-      </w:pPr>
-      <w:r>
-        <w:rPr>
-          <w:rFonts w:hint="eastAsia" w:asciiTheme="minorEastAsia" w:hAnsiTheme="minorEastAsia" w:eastAsiaTheme="minorEastAsia" w:cstheme="minorEastAsia"/>
+        <w:pStyle w:val="a3"/>
+        <w:spacing w:before="138" w:line="276" w:lineRule="auto"/>
+        <w:rPr>
+          <w:rFonts w:asciiTheme="minorEastAsia" w:eastAsiaTheme="minorEastAsia" w:hAnsiTheme="minorEastAsia" w:cstheme="minorEastAsia"/>
+          <w:lang w:eastAsia="zh-CN"/>
+        </w:rPr>
+      </w:pPr>
+      <w:r>
+        <w:rPr>
+          <w:rFonts w:asciiTheme="minorEastAsia" w:eastAsiaTheme="minorEastAsia" w:hAnsiTheme="minorEastAsia" w:cstheme="minorEastAsia" w:hint="eastAsia"/>
           <w:lang w:eastAsia="zh-CN"/>
         </w:rPr>
         <w:t>4.2</w:t>
       </w:r>
       <w:r>
         <w:rPr>
-          <w:rFonts w:hint="eastAsia" w:asciiTheme="minorEastAsia" w:hAnsiTheme="minorEastAsia" w:eastAsiaTheme="minorEastAsia" w:cstheme="minorEastAsia"/>
+          <w:rFonts w:asciiTheme="minorEastAsia" w:eastAsiaTheme="minorEastAsia" w:hAnsiTheme="minorEastAsia" w:cstheme="minorEastAsia" w:hint="eastAsia"/>
           <w:spacing w:val="-16"/>
           <w:lang w:eastAsia="zh-CN"/>
         </w:rPr>
@@ -2312,14 +2222,14 @@
       </w:r>
       <w:r>
         <w:rPr>
-          <w:rFonts w:hint="eastAsia" w:asciiTheme="minorEastAsia" w:hAnsiTheme="minorEastAsia" w:eastAsiaTheme="minorEastAsia" w:cstheme="minorEastAsia"/>
+          <w:rFonts w:asciiTheme="minorEastAsia" w:eastAsiaTheme="minorEastAsia" w:hAnsiTheme="minorEastAsia" w:cstheme="minorEastAsia" w:hint="eastAsia"/>
           <w:lang w:eastAsia="zh-CN"/>
         </w:rPr>
         <w:t>解除与退款：因供方严重违约（包括但不限于延迟超过10日且未达成书面延期协议、擅</w:t>
       </w:r>
       <w:r>
         <w:rPr>
-          <w:rFonts w:hint="eastAsia" w:asciiTheme="minorEastAsia" w:hAnsiTheme="minorEastAsia" w:eastAsiaTheme="minorEastAsia" w:cstheme="minorEastAsia"/>
+          <w:rFonts w:asciiTheme="minorEastAsia" w:eastAsiaTheme="minorEastAsia" w:hAnsiTheme="minorEastAsia" w:cstheme="minorEastAsia" w:hint="eastAsia"/>
           <w:spacing w:val="-1"/>
           <w:lang w:eastAsia="zh-CN"/>
         </w:rPr>
@@ -2327,7 +2237,7 @@
       </w:r>
       <w:r>
         <w:rPr>
-          <w:rFonts w:hint="eastAsia" w:asciiTheme="minorEastAsia" w:hAnsiTheme="minorEastAsia" w:eastAsiaTheme="minorEastAsia" w:cstheme="minorEastAsia"/>
+          <w:rFonts w:asciiTheme="minorEastAsia" w:eastAsiaTheme="minorEastAsia" w:hAnsiTheme="minorEastAsia" w:cstheme="minorEastAsia" w:hint="eastAsia"/>
           <w:spacing w:val="-38"/>
           <w:lang w:eastAsia="zh-CN"/>
         </w:rPr>
@@ -2335,7 +2245,7 @@
       </w:r>
       <w:r>
         <w:rPr>
-          <w:rFonts w:hint="eastAsia" w:asciiTheme="minorEastAsia" w:hAnsiTheme="minorEastAsia" w:eastAsiaTheme="minorEastAsia" w:cstheme="minorEastAsia"/>
+          <w:rFonts w:asciiTheme="minorEastAsia" w:eastAsiaTheme="minorEastAsia" w:hAnsiTheme="minorEastAsia" w:cstheme="minorEastAsia" w:hint="eastAsia"/>
           <w:spacing w:val="-1"/>
           <w:lang w:eastAsia="zh-CN"/>
         </w:rPr>
@@ -2343,7 +2253,7 @@
       </w:r>
       <w:r>
         <w:rPr>
-          <w:rFonts w:hint="eastAsia" w:asciiTheme="minorEastAsia" w:hAnsiTheme="minorEastAsia" w:eastAsiaTheme="minorEastAsia" w:cstheme="minorEastAsia"/>
+          <w:rFonts w:asciiTheme="minorEastAsia" w:eastAsiaTheme="minorEastAsia" w:hAnsiTheme="minorEastAsia" w:cstheme="minorEastAsia" w:hint="eastAsia"/>
           <w:spacing w:val="-2"/>
           <w:lang w:eastAsia="zh-CN"/>
         </w:rPr>
@@ -2351,7 +2261,7 @@
       </w:r>
       <w:r>
         <w:rPr>
-          <w:rFonts w:hint="eastAsia" w:asciiTheme="minorEastAsia" w:hAnsiTheme="minorEastAsia" w:eastAsiaTheme="minorEastAsia" w:cstheme="minorEastAsia"/>
+          <w:rFonts w:asciiTheme="minorEastAsia" w:eastAsiaTheme="minorEastAsia" w:hAnsiTheme="minorEastAsia" w:cstheme="minorEastAsia" w:hint="eastAsia"/>
           <w:spacing w:val="-24"/>
           <w:lang w:eastAsia="zh-CN"/>
         </w:rPr>
@@ -2359,7 +2269,7 @@
       </w:r>
       <w:r>
         <w:rPr>
-          <w:rFonts w:hint="eastAsia" w:asciiTheme="minorEastAsia" w:hAnsiTheme="minorEastAsia" w:eastAsiaTheme="minorEastAsia" w:cstheme="minorEastAsia"/>
+          <w:rFonts w:asciiTheme="minorEastAsia" w:eastAsiaTheme="minorEastAsia" w:hAnsiTheme="minorEastAsia" w:cstheme="minorEastAsia" w:hint="eastAsia"/>
           <w:spacing w:val="-2"/>
           <w:lang w:eastAsia="zh-CN"/>
         </w:rPr>
@@ -2368,11 +2278,11 @@
     </w:p>
     <w:p>
       <w:pPr>
-        <w:pStyle w:val="2"/>
-        <w:spacing w:before="44" w:line="196" w:lineRule="auto"/>
+        <w:pStyle w:val="a3"/>
+        <w:spacing w:before="44" w:line="276" w:lineRule="auto"/>
         <w:ind w:left="1"/>
         <w:rPr>
-          <w:rFonts w:hint="eastAsia" w:asciiTheme="minorEastAsia" w:hAnsiTheme="minorEastAsia" w:eastAsiaTheme="minorEastAsia" w:cstheme="minorEastAsia"/>
+          <w:rFonts w:asciiTheme="minorEastAsia" w:eastAsiaTheme="minorEastAsia" w:hAnsiTheme="minorEastAsia" w:cstheme="minorEastAsia"/>
           <w:b/>
           <w:bCs/>
           <w:spacing w:val="-5"/>
@@ -2381,9 +2291,14 @@
           <w:lang w:eastAsia="zh-CN"/>
         </w:rPr>
       </w:pPr>
-      <w:r>
-        <w:rPr>
-          <w:rFonts w:hint="eastAsia" w:asciiTheme="minorEastAsia" w:hAnsiTheme="minorEastAsia" w:eastAsiaTheme="minorEastAsia" w:cstheme="minorEastAsia"/>
+    </w:p>
+    <w:p>
+      <w:pPr>
+        <w:pStyle w:val="a3"/>
+        <w:spacing w:before="44" w:line="276" w:lineRule="auto"/>
+        <w:ind w:left="1"/>
+        <w:rPr>
+          <w:rFonts w:asciiTheme="minorEastAsia" w:eastAsiaTheme="minorEastAsia" w:hAnsiTheme="minorEastAsia" w:cstheme="minorEastAsia" w:hint="eastAsia"/>
           <w:b/>
           <w:bCs/>
           <w:spacing w:val="-5"/>
@@ -2391,22 +2306,33 @@
           <w:szCs w:val="27"/>
           <w:lang w:eastAsia="zh-CN"/>
         </w:rPr>
+      </w:pPr>
+      <w:r>
+        <w:rPr>
+          <w:rFonts w:asciiTheme="minorEastAsia" w:eastAsiaTheme="minorEastAsia" w:hAnsiTheme="minorEastAsia" w:cstheme="minorEastAsia" w:hint="eastAsia"/>
+          <w:b/>
+          <w:bCs/>
+          <w:spacing w:val="-5"/>
+          <w:sz w:val="27"/>
+          <w:szCs w:val="27"/>
+          <w:lang w:eastAsia="zh-CN"/>
+        </w:rPr>
+        <w:lastRenderedPageBreak/>
         <w:t>五、不可抗力与争议解决</w:t>
       </w:r>
     </w:p>
     <w:p>
       <w:pPr>
-        <w:pStyle w:val="2"/>
-        <w:spacing w:before="44" w:line="196" w:lineRule="auto"/>
-        <w:ind w:left="1"/>
-        <w:rPr>
-          <w:rFonts w:hint="eastAsia" w:asciiTheme="minorEastAsia" w:hAnsiTheme="minorEastAsia" w:eastAsiaTheme="minorEastAsia" w:cstheme="minorEastAsia"/>
-          <w:lang w:eastAsia="zh-CN"/>
-        </w:rPr>
-      </w:pPr>
-      <w:r>
-        <w:rPr>
-          <w:rFonts w:hint="eastAsia" w:asciiTheme="minorEastAsia" w:hAnsiTheme="minorEastAsia" w:eastAsiaTheme="minorEastAsia" w:cstheme="minorEastAsia"/>
+        <w:pStyle w:val="a3"/>
+        <w:spacing w:before="44" w:line="276" w:lineRule="auto"/>
+        <w:rPr>
+          <w:rFonts w:asciiTheme="minorEastAsia" w:eastAsiaTheme="minorEastAsia" w:hAnsiTheme="minorEastAsia" w:cstheme="minorEastAsia"/>
+          <w:lang w:eastAsia="zh-CN"/>
+        </w:rPr>
+      </w:pPr>
+      <w:r>
+        <w:rPr>
+          <w:rFonts w:asciiTheme="minorEastAsia" w:eastAsiaTheme="minorEastAsia" w:hAnsiTheme="minorEastAsia" w:cstheme="minorEastAsia" w:hint="eastAsia"/>
           <w:spacing w:val="-1"/>
           <w:lang w:eastAsia="zh-CN"/>
         </w:rPr>
@@ -2414,7 +2340,7 @@
       </w:r>
       <w:r>
         <w:rPr>
-          <w:rFonts w:hint="eastAsia" w:asciiTheme="minorEastAsia" w:hAnsiTheme="minorEastAsia" w:eastAsiaTheme="minorEastAsia" w:cstheme="minorEastAsia"/>
+          <w:rFonts w:asciiTheme="minorEastAsia" w:eastAsiaTheme="minorEastAsia" w:hAnsiTheme="minorEastAsia" w:cstheme="minorEastAsia" w:hint="eastAsia"/>
           <w:spacing w:val="-13"/>
           <w:lang w:eastAsia="zh-CN"/>
         </w:rPr>
@@ -2422,7 +2348,7 @@
       </w:r>
       <w:r>
         <w:rPr>
-          <w:rFonts w:hint="eastAsia" w:asciiTheme="minorEastAsia" w:hAnsiTheme="minorEastAsia" w:eastAsiaTheme="minorEastAsia" w:cstheme="minorEastAsia"/>
+          <w:rFonts w:asciiTheme="minorEastAsia" w:eastAsiaTheme="minorEastAsia" w:hAnsiTheme="minorEastAsia" w:cstheme="minorEastAsia" w:hint="eastAsia"/>
           <w:spacing w:val="-1"/>
           <w:lang w:eastAsia="zh-CN"/>
         </w:rPr>
@@ -2430,7 +2356,7 @@
       </w:r>
       <w:r>
         <w:rPr>
-          <w:rFonts w:hint="eastAsia" w:asciiTheme="minorEastAsia" w:hAnsiTheme="minorEastAsia" w:eastAsiaTheme="minorEastAsia" w:cstheme="minorEastAsia"/>
+          <w:rFonts w:asciiTheme="minorEastAsia" w:eastAsiaTheme="minorEastAsia" w:hAnsiTheme="minorEastAsia" w:cstheme="minorEastAsia" w:hint="eastAsia"/>
           <w:spacing w:val="-33"/>
           <w:lang w:eastAsia="zh-CN"/>
         </w:rPr>
@@ -2438,7 +2364,7 @@
       </w:r>
       <w:r>
         <w:rPr>
-          <w:rFonts w:hint="eastAsia" w:asciiTheme="minorEastAsia" w:hAnsiTheme="minorEastAsia" w:eastAsiaTheme="minorEastAsia" w:cstheme="minorEastAsia"/>
+          <w:rFonts w:asciiTheme="minorEastAsia" w:eastAsiaTheme="minorEastAsia" w:hAnsiTheme="minorEastAsia" w:cstheme="minorEastAsia" w:hint="eastAsia"/>
           <w:spacing w:val="-1"/>
           <w:lang w:eastAsia="zh-CN"/>
         </w:rPr>
@@ -2446,7 +2372,7 @@
       </w:r>
       <w:r>
         <w:rPr>
-          <w:rFonts w:hint="eastAsia" w:asciiTheme="minorEastAsia" w:hAnsiTheme="minorEastAsia" w:eastAsiaTheme="minorEastAsia" w:cstheme="minorEastAsia"/>
+          <w:rFonts w:asciiTheme="minorEastAsia" w:eastAsiaTheme="minorEastAsia" w:hAnsiTheme="minorEastAsia" w:cstheme="minorEastAsia" w:hint="eastAsia"/>
           <w:spacing w:val="-46"/>
           <w:lang w:eastAsia="zh-CN"/>
         </w:rPr>
@@ -2454,7 +2380,7 @@
       </w:r>
       <w:r>
         <w:rPr>
-          <w:rFonts w:hint="eastAsia" w:asciiTheme="minorEastAsia" w:hAnsiTheme="minorEastAsia" w:eastAsiaTheme="minorEastAsia" w:cstheme="minorEastAsia"/>
+          <w:rFonts w:asciiTheme="minorEastAsia" w:eastAsiaTheme="minorEastAsia" w:hAnsiTheme="minorEastAsia" w:cstheme="minorEastAsia" w:hint="eastAsia"/>
           <w:spacing w:val="-1"/>
           <w:lang w:eastAsia="zh-CN"/>
         </w:rPr>
@@ -2462,7 +2388,7 @@
       </w:r>
       <w:r>
         <w:rPr>
-          <w:rFonts w:hint="eastAsia" w:asciiTheme="minorEastAsia" w:hAnsiTheme="minorEastAsia" w:eastAsiaTheme="minorEastAsia" w:cstheme="minorEastAsia"/>
+          <w:rFonts w:asciiTheme="minorEastAsia" w:eastAsiaTheme="minorEastAsia" w:hAnsiTheme="minorEastAsia" w:cstheme="minorEastAsia" w:hint="eastAsia"/>
           <w:spacing w:val="-2"/>
           <w:lang w:eastAsia="zh-CN"/>
         </w:rPr>
@@ -2471,17 +2397,17 @@
     </w:p>
     <w:p>
       <w:pPr>
-        <w:pStyle w:val="2"/>
-        <w:spacing w:before="62" w:line="211" w:lineRule="auto"/>
+        <w:pStyle w:val="a3"/>
+        <w:spacing w:before="62" w:line="276" w:lineRule="auto"/>
         <w:ind w:left="6" w:right="11" w:firstLine="7"/>
         <w:rPr>
-          <w:rFonts w:hint="eastAsia" w:asciiTheme="minorEastAsia" w:hAnsiTheme="minorEastAsia" w:eastAsiaTheme="minorEastAsia" w:cstheme="minorEastAsia"/>
-          <w:lang w:eastAsia="zh-CN"/>
-        </w:rPr>
-      </w:pPr>
-      <w:r>
-        <w:rPr>
-          <w:rFonts w:hint="eastAsia" w:asciiTheme="minorEastAsia" w:hAnsiTheme="minorEastAsia" w:eastAsiaTheme="minorEastAsia" w:cstheme="minorEastAsia"/>
+          <w:rFonts w:asciiTheme="minorEastAsia" w:eastAsiaTheme="minorEastAsia" w:hAnsiTheme="minorEastAsia" w:cstheme="minorEastAsia"/>
+          <w:lang w:eastAsia="zh-CN"/>
+        </w:rPr>
+      </w:pPr>
+      <w:r>
+        <w:rPr>
+          <w:rFonts w:asciiTheme="minorEastAsia" w:eastAsiaTheme="minorEastAsia" w:hAnsiTheme="minorEastAsia" w:cstheme="minorEastAsia" w:hint="eastAsia"/>
           <w:spacing w:val="-2"/>
           <w:lang w:eastAsia="zh-CN"/>
         </w:rPr>
@@ -2489,7 +2415,7 @@
       </w:r>
       <w:r>
         <w:rPr>
-          <w:rFonts w:hint="eastAsia" w:asciiTheme="minorEastAsia" w:hAnsiTheme="minorEastAsia" w:eastAsiaTheme="minorEastAsia" w:cstheme="minorEastAsia"/>
+          <w:rFonts w:asciiTheme="minorEastAsia" w:eastAsiaTheme="minorEastAsia" w:hAnsiTheme="minorEastAsia" w:cstheme="minorEastAsia" w:hint="eastAsia"/>
           <w:spacing w:val="-42"/>
           <w:lang w:eastAsia="zh-CN"/>
         </w:rPr>
@@ -2497,7 +2423,7 @@
       </w:r>
       <w:r>
         <w:rPr>
-          <w:rFonts w:hint="eastAsia" w:asciiTheme="minorEastAsia" w:hAnsiTheme="minorEastAsia" w:eastAsiaTheme="minorEastAsia" w:cstheme="minorEastAsia"/>
+          <w:rFonts w:asciiTheme="minorEastAsia" w:eastAsiaTheme="minorEastAsia" w:hAnsiTheme="minorEastAsia" w:cstheme="minorEastAsia" w:hint="eastAsia"/>
           <w:spacing w:val="-2"/>
           <w:lang w:eastAsia="zh-CN"/>
         </w:rPr>
@@ -2505,7 +2431,7 @@
       </w:r>
       <w:r>
         <w:rPr>
-          <w:rFonts w:hint="eastAsia" w:asciiTheme="minorEastAsia" w:hAnsiTheme="minorEastAsia" w:eastAsiaTheme="minorEastAsia" w:cstheme="minorEastAsia"/>
+          <w:rFonts w:asciiTheme="minorEastAsia" w:eastAsiaTheme="minorEastAsia" w:hAnsiTheme="minorEastAsia" w:cstheme="minorEastAsia" w:hint="eastAsia"/>
           <w:spacing w:val="-28"/>
           <w:lang w:eastAsia="zh-CN"/>
         </w:rPr>
@@ -2513,7 +2439,7 @@
       </w:r>
       <w:r>
         <w:rPr>
-          <w:rFonts w:hint="eastAsia" w:asciiTheme="minorEastAsia" w:hAnsiTheme="minorEastAsia" w:eastAsiaTheme="minorEastAsia" w:cstheme="minorEastAsia"/>
+          <w:rFonts w:asciiTheme="minorEastAsia" w:eastAsiaTheme="minorEastAsia" w:hAnsiTheme="minorEastAsia" w:cstheme="minorEastAsia" w:hint="eastAsia"/>
           <w:spacing w:val="-2"/>
           <w:lang w:eastAsia="zh-CN"/>
         </w:rPr>
@@ -2521,7 +2447,7 @@
       </w:r>
       <w:r>
         <w:rPr>
-          <w:rFonts w:hint="eastAsia" w:asciiTheme="minorEastAsia" w:hAnsiTheme="minorEastAsia" w:eastAsiaTheme="minorEastAsia" w:cstheme="minorEastAsia"/>
+          <w:rFonts w:asciiTheme="minorEastAsia" w:eastAsiaTheme="minorEastAsia" w:hAnsiTheme="minorEastAsia" w:cstheme="minorEastAsia" w:hint="eastAsia"/>
           <w:spacing w:val="-3"/>
           <w:lang w:eastAsia="zh-CN"/>
         </w:rPr>
@@ -2529,7 +2455,7 @@
       </w:r>
       <w:r>
         <w:rPr>
-          <w:rFonts w:hint="eastAsia" w:asciiTheme="minorEastAsia" w:hAnsiTheme="minorEastAsia" w:eastAsiaTheme="minorEastAsia" w:cstheme="minorEastAsia"/>
+          <w:rFonts w:asciiTheme="minorEastAsia" w:eastAsiaTheme="minorEastAsia" w:hAnsiTheme="minorEastAsia" w:cstheme="minorEastAsia" w:hint="eastAsia"/>
           <w:spacing w:val="-4"/>
           <w:lang w:eastAsia="zh-CN"/>
         </w:rPr>
@@ -2538,17 +2464,17 @@
     </w:p>
     <w:p>
       <w:pPr>
-        <w:pStyle w:val="2"/>
-        <w:spacing w:before="152" w:line="211" w:lineRule="auto"/>
+        <w:pStyle w:val="a3"/>
+        <w:spacing w:before="152" w:line="276" w:lineRule="auto"/>
         <w:ind w:left="4" w:hanging="3"/>
         <w:rPr>
-          <w:rFonts w:hint="eastAsia" w:asciiTheme="minorEastAsia" w:hAnsiTheme="minorEastAsia" w:eastAsiaTheme="minorEastAsia" w:cstheme="minorEastAsia"/>
-          <w:lang w:eastAsia="zh-CN"/>
-        </w:rPr>
-      </w:pPr>
-      <w:r>
-        <w:rPr>
-          <w:rFonts w:hint="eastAsia" w:asciiTheme="minorEastAsia" w:hAnsiTheme="minorEastAsia" w:eastAsiaTheme="minorEastAsia" w:cstheme="minorEastAsia"/>
+          <w:rFonts w:asciiTheme="minorEastAsia" w:eastAsiaTheme="minorEastAsia" w:hAnsiTheme="minorEastAsia" w:cstheme="minorEastAsia"/>
+          <w:lang w:eastAsia="zh-CN"/>
+        </w:rPr>
+      </w:pPr>
+      <w:r>
+        <w:rPr>
+          <w:rFonts w:asciiTheme="minorEastAsia" w:eastAsiaTheme="minorEastAsia" w:hAnsiTheme="minorEastAsia" w:cstheme="minorEastAsia" w:hint="eastAsia"/>
           <w:spacing w:val="-2"/>
           <w:lang w:eastAsia="zh-CN"/>
         </w:rPr>
@@ -2556,7 +2482,7 @@
       </w:r>
       <w:r>
         <w:rPr>
-          <w:rFonts w:hint="eastAsia" w:asciiTheme="minorEastAsia" w:hAnsiTheme="minorEastAsia" w:eastAsiaTheme="minorEastAsia" w:cstheme="minorEastAsia"/>
+          <w:rFonts w:asciiTheme="minorEastAsia" w:eastAsiaTheme="minorEastAsia" w:hAnsiTheme="minorEastAsia" w:cstheme="minorEastAsia" w:hint="eastAsia"/>
           <w:spacing w:val="-14"/>
           <w:lang w:eastAsia="zh-CN"/>
         </w:rPr>
@@ -2564,7 +2490,7 @@
       </w:r>
       <w:r>
         <w:rPr>
-          <w:rFonts w:hint="eastAsia" w:asciiTheme="minorEastAsia" w:hAnsiTheme="minorEastAsia" w:eastAsiaTheme="minorEastAsia" w:cstheme="minorEastAsia"/>
+          <w:rFonts w:asciiTheme="minorEastAsia" w:eastAsiaTheme="minorEastAsia" w:hAnsiTheme="minorEastAsia" w:cstheme="minorEastAsia" w:hint="eastAsia"/>
           <w:spacing w:val="-2"/>
           <w:lang w:eastAsia="zh-CN"/>
         </w:rPr>
@@ -2572,7 +2498,7 @@
       </w:r>
       <w:r>
         <w:rPr>
-          <w:rFonts w:hint="eastAsia" w:asciiTheme="minorEastAsia" w:hAnsiTheme="minorEastAsia" w:eastAsiaTheme="minorEastAsia" w:cstheme="minorEastAsia"/>
+          <w:rFonts w:asciiTheme="minorEastAsia" w:eastAsiaTheme="minorEastAsia" w:hAnsiTheme="minorEastAsia" w:cstheme="minorEastAsia" w:hint="eastAsia"/>
           <w:spacing w:val="-46"/>
           <w:lang w:eastAsia="zh-CN"/>
         </w:rPr>
@@ -2580,7 +2506,7 @@
       </w:r>
       <w:r>
         <w:rPr>
-          <w:rFonts w:hint="eastAsia" w:asciiTheme="minorEastAsia" w:hAnsiTheme="minorEastAsia" w:eastAsiaTheme="minorEastAsia" w:cstheme="minorEastAsia"/>
+          <w:rFonts w:asciiTheme="minorEastAsia" w:eastAsiaTheme="minorEastAsia" w:hAnsiTheme="minorEastAsia" w:cstheme="minorEastAsia" w:hint="eastAsia"/>
           <w:spacing w:val="-2"/>
           <w:lang w:eastAsia="zh-CN"/>
         </w:rPr>
@@ -2588,7 +2514,7 @@
       </w:r>
       <w:r>
         <w:rPr>
-          <w:rFonts w:hint="eastAsia" w:asciiTheme="minorEastAsia" w:hAnsiTheme="minorEastAsia" w:eastAsiaTheme="minorEastAsia" w:cstheme="minorEastAsia"/>
+          <w:rFonts w:asciiTheme="minorEastAsia" w:eastAsiaTheme="minorEastAsia" w:hAnsiTheme="minorEastAsia" w:cstheme="minorEastAsia" w:hint="eastAsia"/>
           <w:spacing w:val="-3"/>
           <w:lang w:eastAsia="zh-CN"/>
         </w:rPr>
@@ -2596,7 +2522,7 @@
       </w:r>
       <w:r>
         <w:rPr>
-          <w:rFonts w:hint="eastAsia" w:asciiTheme="minorEastAsia" w:hAnsiTheme="minorEastAsia" w:eastAsiaTheme="minorEastAsia" w:cstheme="minorEastAsia"/>
+          <w:rFonts w:asciiTheme="minorEastAsia" w:eastAsiaTheme="minorEastAsia" w:hAnsiTheme="minorEastAsia" w:cstheme="minorEastAsia" w:hint="eastAsia"/>
           <w:spacing w:val="-41"/>
           <w:lang w:eastAsia="zh-CN"/>
         </w:rPr>
@@ -2604,7 +2530,7 @@
       </w:r>
       <w:r>
         <w:rPr>
-          <w:rFonts w:hint="eastAsia" w:asciiTheme="minorEastAsia" w:hAnsiTheme="minorEastAsia" w:eastAsiaTheme="minorEastAsia" w:cstheme="minorEastAsia"/>
+          <w:rFonts w:asciiTheme="minorEastAsia" w:eastAsiaTheme="minorEastAsia" w:hAnsiTheme="minorEastAsia" w:cstheme="minorEastAsia" w:hint="eastAsia"/>
           <w:spacing w:val="-3"/>
           <w:lang w:eastAsia="zh-CN"/>
         </w:rPr>
@@ -2612,7 +2538,7 @@
       </w:r>
       <w:r>
         <w:rPr>
-          <w:rFonts w:hint="eastAsia" w:asciiTheme="minorEastAsia" w:hAnsiTheme="minorEastAsia" w:eastAsiaTheme="minorEastAsia" w:cstheme="minorEastAsia"/>
+          <w:rFonts w:asciiTheme="minorEastAsia" w:eastAsiaTheme="minorEastAsia" w:hAnsiTheme="minorEastAsia" w:cstheme="minorEastAsia" w:hint="eastAsia"/>
           <w:spacing w:val="-42"/>
           <w:lang w:eastAsia="zh-CN"/>
         </w:rPr>
@@ -2620,7 +2546,7 @@
       </w:r>
       <w:r>
         <w:rPr>
-          <w:rFonts w:hint="eastAsia" w:asciiTheme="minorEastAsia" w:hAnsiTheme="minorEastAsia" w:eastAsiaTheme="minorEastAsia" w:cstheme="minorEastAsia"/>
+          <w:rFonts w:asciiTheme="minorEastAsia" w:eastAsiaTheme="minorEastAsia" w:hAnsiTheme="minorEastAsia" w:cstheme="minorEastAsia" w:hint="eastAsia"/>
           <w:spacing w:val="-3"/>
           <w:lang w:eastAsia="zh-CN"/>
         </w:rPr>
@@ -2628,14 +2554,14 @@
       </w:r>
       <w:r>
         <w:rPr>
-          <w:rFonts w:hint="eastAsia" w:asciiTheme="minorEastAsia" w:hAnsiTheme="minorEastAsia" w:eastAsiaTheme="minorEastAsia" w:cstheme="minorEastAsia"/>
+          <w:rFonts w:asciiTheme="minorEastAsia" w:eastAsiaTheme="minorEastAsia" w:hAnsiTheme="minorEastAsia" w:cstheme="minorEastAsia" w:hint="eastAsia"/>
           <w:lang w:eastAsia="zh-CN"/>
         </w:rPr>
         <w:t>一方可向合同签订地（杭州市临安区）有管辖</w:t>
       </w:r>
       <w:r>
         <w:rPr>
-          <w:rFonts w:hint="eastAsia" w:asciiTheme="minorEastAsia" w:hAnsiTheme="minorEastAsia" w:eastAsiaTheme="minorEastAsia" w:cstheme="minorEastAsia"/>
+          <w:rFonts w:asciiTheme="minorEastAsia" w:eastAsiaTheme="minorEastAsia" w:hAnsiTheme="minorEastAsia" w:cstheme="minorEastAsia" w:hint="eastAsia"/>
           <w:spacing w:val="-1"/>
           <w:lang w:eastAsia="zh-CN"/>
         </w:rPr>
@@ -2644,12 +2570,12 @@
     </w:p>
     <w:p>
       <w:pPr>
-        <w:pStyle w:val="2"/>
-        <w:spacing w:before="323" w:line="197" w:lineRule="auto"/>
+        <w:pStyle w:val="a3"/>
+        <w:spacing w:before="323" w:line="276" w:lineRule="auto"/>
         <w:ind w:left="4"/>
         <w:outlineLvl w:val="1"/>
         <w:rPr>
-          <w:rFonts w:hint="eastAsia" w:asciiTheme="minorEastAsia" w:hAnsiTheme="minorEastAsia" w:eastAsiaTheme="minorEastAsia" w:cstheme="minorEastAsia"/>
+          <w:rFonts w:asciiTheme="minorEastAsia" w:eastAsiaTheme="minorEastAsia" w:hAnsiTheme="minorEastAsia" w:cstheme="minorEastAsia"/>
           <w:sz w:val="27"/>
           <w:szCs w:val="27"/>
           <w:lang w:eastAsia="zh-CN"/>
@@ -2657,7 +2583,7 @@
       </w:pPr>
       <w:r>
         <w:rPr>
-          <w:rFonts w:hint="eastAsia" w:asciiTheme="minorEastAsia" w:hAnsiTheme="minorEastAsia" w:eastAsiaTheme="minorEastAsia" w:cstheme="minorEastAsia"/>
+          <w:rFonts w:asciiTheme="minorEastAsia" w:eastAsiaTheme="minorEastAsia" w:hAnsiTheme="minorEastAsia" w:cstheme="minorEastAsia" w:hint="eastAsia"/>
           <w:b/>
           <w:bCs/>
           <w:spacing w:val="-6"/>
@@ -2670,17 +2596,17 @@
     </w:p>
     <w:p>
       <w:pPr>
-        <w:pStyle w:val="2"/>
-        <w:spacing w:before="161" w:line="189" w:lineRule="auto"/>
+        <w:pStyle w:val="a3"/>
+        <w:spacing w:before="161" w:line="276" w:lineRule="auto"/>
         <w:ind w:left="7"/>
         <w:rPr>
-          <w:rFonts w:hint="eastAsia" w:asciiTheme="minorEastAsia" w:hAnsiTheme="minorEastAsia" w:eastAsiaTheme="minorEastAsia" w:cstheme="minorEastAsia"/>
-          <w:lang w:eastAsia="zh-CN"/>
-        </w:rPr>
-      </w:pPr>
-      <w:r>
-        <w:rPr>
-          <w:rFonts w:hint="eastAsia" w:asciiTheme="minorEastAsia" w:hAnsiTheme="minorEastAsia" w:eastAsiaTheme="minorEastAsia" w:cstheme="minorEastAsia"/>
+          <w:rFonts w:asciiTheme="minorEastAsia" w:eastAsiaTheme="minorEastAsia" w:hAnsiTheme="minorEastAsia" w:cstheme="minorEastAsia"/>
+          <w:lang w:eastAsia="zh-CN"/>
+        </w:rPr>
+      </w:pPr>
+      <w:r>
+        <w:rPr>
+          <w:rFonts w:asciiTheme="minorEastAsia" w:eastAsiaTheme="minorEastAsia" w:hAnsiTheme="minorEastAsia" w:cstheme="minorEastAsia" w:hint="eastAsia"/>
           <w:spacing w:val="-2"/>
           <w:lang w:eastAsia="zh-CN"/>
         </w:rPr>
@@ -2688,7 +2614,7 @@
       </w:r>
       <w:r>
         <w:rPr>
-          <w:rFonts w:hint="eastAsia" w:asciiTheme="minorEastAsia" w:hAnsiTheme="minorEastAsia" w:eastAsiaTheme="minorEastAsia" w:cstheme="minorEastAsia"/>
+          <w:rFonts w:asciiTheme="minorEastAsia" w:eastAsiaTheme="minorEastAsia" w:hAnsiTheme="minorEastAsia" w:cstheme="minorEastAsia" w:hint="eastAsia"/>
           <w:spacing w:val="-16"/>
           <w:lang w:eastAsia="zh-CN"/>
         </w:rPr>
@@ -2696,7 +2622,7 @@
       </w:r>
       <w:r>
         <w:rPr>
-          <w:rFonts w:hint="eastAsia" w:asciiTheme="minorEastAsia" w:hAnsiTheme="minorEastAsia" w:eastAsiaTheme="minorEastAsia" w:cstheme="minorEastAsia"/>
+          <w:rFonts w:asciiTheme="minorEastAsia" w:eastAsiaTheme="minorEastAsia" w:hAnsiTheme="minorEastAsia" w:cstheme="minorEastAsia" w:hint="eastAsia"/>
           <w:spacing w:val="-2"/>
           <w:lang w:eastAsia="zh-CN"/>
         </w:rPr>
@@ -2704,7 +2630,7 @@
       </w:r>
       <w:r>
         <w:rPr>
-          <w:rFonts w:hint="eastAsia" w:asciiTheme="minorEastAsia" w:hAnsiTheme="minorEastAsia" w:eastAsiaTheme="minorEastAsia" w:cstheme="minorEastAsia"/>
+          <w:rFonts w:asciiTheme="minorEastAsia" w:eastAsiaTheme="minorEastAsia" w:hAnsiTheme="minorEastAsia" w:cstheme="minorEastAsia" w:hint="eastAsia"/>
           <w:spacing w:val="-41"/>
           <w:lang w:eastAsia="zh-CN"/>
         </w:rPr>
@@ -2712,7 +2638,7 @@
       </w:r>
       <w:r>
         <w:rPr>
-          <w:rFonts w:hint="eastAsia" w:asciiTheme="minorEastAsia" w:hAnsiTheme="minorEastAsia" w:eastAsiaTheme="minorEastAsia" w:cstheme="minorEastAsia"/>
+          <w:rFonts w:asciiTheme="minorEastAsia" w:eastAsiaTheme="minorEastAsia" w:hAnsiTheme="minorEastAsia" w:cstheme="minorEastAsia" w:hint="eastAsia"/>
           <w:spacing w:val="-2"/>
           <w:lang w:eastAsia="zh-CN"/>
         </w:rPr>
@@ -2720,7 +2646,7 @@
       </w:r>
       <w:r>
         <w:rPr>
-          <w:rFonts w:hint="eastAsia" w:asciiTheme="minorEastAsia" w:hAnsiTheme="minorEastAsia" w:eastAsiaTheme="minorEastAsia" w:cstheme="minorEastAsia"/>
+          <w:rFonts w:asciiTheme="minorEastAsia" w:eastAsiaTheme="minorEastAsia" w:hAnsiTheme="minorEastAsia" w:cstheme="minorEastAsia" w:hint="eastAsia"/>
           <w:spacing w:val="-42"/>
           <w:lang w:eastAsia="zh-CN"/>
         </w:rPr>
@@ -2728,7 +2654,7 @@
       </w:r>
       <w:r>
         <w:rPr>
-          <w:rFonts w:hint="eastAsia" w:asciiTheme="minorEastAsia" w:hAnsiTheme="minorEastAsia" w:eastAsiaTheme="minorEastAsia" w:cstheme="minorEastAsia"/>
+          <w:rFonts w:asciiTheme="minorEastAsia" w:eastAsiaTheme="minorEastAsia" w:hAnsiTheme="minorEastAsia" w:cstheme="minorEastAsia" w:hint="eastAsia"/>
           <w:spacing w:val="-2"/>
           <w:lang w:eastAsia="zh-CN"/>
         </w:rPr>
@@ -2736,7 +2662,7 @@
       </w:r>
       <w:r>
         <w:rPr>
-          <w:rFonts w:hint="eastAsia" w:asciiTheme="minorEastAsia" w:hAnsiTheme="minorEastAsia" w:eastAsiaTheme="minorEastAsia" w:cstheme="minorEastAsia"/>
+          <w:rFonts w:asciiTheme="minorEastAsia" w:eastAsiaTheme="minorEastAsia" w:hAnsiTheme="minorEastAsia" w:cstheme="minorEastAsia" w:hint="eastAsia"/>
           <w:spacing w:val="-3"/>
           <w:lang w:eastAsia="zh-CN"/>
         </w:rPr>
@@ -2745,17 +2671,17 @@
     </w:p>
     <w:p>
       <w:pPr>
-        <w:pStyle w:val="2"/>
-        <w:spacing w:before="164" w:line="211" w:lineRule="auto"/>
+        <w:pStyle w:val="a3"/>
+        <w:spacing w:before="164" w:line="276" w:lineRule="auto"/>
         <w:ind w:left="2" w:right="13" w:firstLine="4"/>
         <w:rPr>
-          <w:rFonts w:hint="eastAsia" w:asciiTheme="minorEastAsia" w:hAnsiTheme="minorEastAsia" w:eastAsiaTheme="minorEastAsia" w:cstheme="minorEastAsia"/>
-          <w:lang w:eastAsia="zh-CN"/>
-        </w:rPr>
-      </w:pPr>
-      <w:r>
-        <w:rPr>
-          <w:rFonts w:hint="eastAsia" w:asciiTheme="minorEastAsia" w:hAnsiTheme="minorEastAsia" w:eastAsiaTheme="minorEastAsia" w:cstheme="minorEastAsia"/>
+          <w:rFonts w:asciiTheme="minorEastAsia" w:eastAsiaTheme="minorEastAsia" w:hAnsiTheme="minorEastAsia" w:cstheme="minorEastAsia"/>
+          <w:lang w:eastAsia="zh-CN"/>
+        </w:rPr>
+      </w:pPr>
+      <w:r>
+        <w:rPr>
+          <w:rFonts w:asciiTheme="minorEastAsia" w:eastAsiaTheme="minorEastAsia" w:hAnsiTheme="minorEastAsia" w:cstheme="minorEastAsia" w:hint="eastAsia"/>
           <w:spacing w:val="-2"/>
           <w:lang w:eastAsia="zh-CN"/>
         </w:rPr>
@@ -2763,7 +2689,7 @@
       </w:r>
       <w:r>
         <w:rPr>
-          <w:rFonts w:hint="eastAsia" w:asciiTheme="minorEastAsia" w:hAnsiTheme="minorEastAsia" w:eastAsiaTheme="minorEastAsia" w:cstheme="minorEastAsia"/>
+          <w:rFonts w:asciiTheme="minorEastAsia" w:eastAsiaTheme="minorEastAsia" w:hAnsiTheme="minorEastAsia" w:cstheme="minorEastAsia" w:hint="eastAsia"/>
           <w:spacing w:val="2"/>
           <w:lang w:eastAsia="zh-CN"/>
         </w:rPr>
@@ -2771,7 +2697,7 @@
       </w:r>
       <w:r>
         <w:rPr>
-          <w:rFonts w:hint="eastAsia" w:asciiTheme="minorEastAsia" w:hAnsiTheme="minorEastAsia" w:eastAsiaTheme="minorEastAsia" w:cstheme="minorEastAsia"/>
+          <w:rFonts w:asciiTheme="minorEastAsia" w:eastAsiaTheme="minorEastAsia" w:hAnsiTheme="minorEastAsia" w:cstheme="minorEastAsia" w:hint="eastAsia"/>
           <w:spacing w:val="-2"/>
           <w:lang w:eastAsia="zh-CN"/>
         </w:rPr>
@@ -2779,7 +2705,7 @@
       </w:r>
       <w:r>
         <w:rPr>
-          <w:rFonts w:hint="eastAsia" w:asciiTheme="minorEastAsia" w:hAnsiTheme="minorEastAsia" w:eastAsiaTheme="minorEastAsia" w:cstheme="minorEastAsia"/>
+          <w:rFonts w:asciiTheme="minorEastAsia" w:eastAsiaTheme="minorEastAsia" w:hAnsiTheme="minorEastAsia" w:cstheme="minorEastAsia" w:hint="eastAsia"/>
           <w:spacing w:val="-42"/>
           <w:lang w:eastAsia="zh-CN"/>
         </w:rPr>
@@ -2787,7 +2713,7 @@
       </w:r>
       <w:r>
         <w:rPr>
-          <w:rFonts w:hint="eastAsia" w:asciiTheme="minorEastAsia" w:hAnsiTheme="minorEastAsia" w:eastAsiaTheme="minorEastAsia" w:cstheme="minorEastAsia"/>
+          <w:rFonts w:asciiTheme="minorEastAsia" w:eastAsiaTheme="minorEastAsia" w:hAnsiTheme="minorEastAsia" w:cstheme="minorEastAsia" w:hint="eastAsia"/>
           <w:spacing w:val="-2"/>
           <w:lang w:eastAsia="zh-CN"/>
         </w:rPr>
@@ -2796,17 +2722,17 @@
     </w:p>
     <w:p>
       <w:pPr>
-        <w:pStyle w:val="2"/>
-        <w:spacing w:before="153" w:line="189" w:lineRule="auto"/>
+        <w:pStyle w:val="a3"/>
+        <w:spacing w:before="153" w:line="276" w:lineRule="auto"/>
         <w:ind w:left="7"/>
         <w:rPr>
-          <w:rFonts w:hint="eastAsia" w:asciiTheme="minorEastAsia" w:hAnsiTheme="minorEastAsia" w:eastAsiaTheme="minorEastAsia" w:cstheme="minorEastAsia"/>
-          <w:lang w:eastAsia="zh-CN"/>
-        </w:rPr>
-      </w:pPr>
-      <w:r>
-        <w:rPr>
-          <w:rFonts w:hint="eastAsia" w:asciiTheme="minorEastAsia" w:hAnsiTheme="minorEastAsia" w:eastAsiaTheme="minorEastAsia" w:cstheme="minorEastAsia"/>
+          <w:rFonts w:asciiTheme="minorEastAsia" w:eastAsiaTheme="minorEastAsia" w:hAnsiTheme="minorEastAsia" w:cstheme="minorEastAsia"/>
+          <w:lang w:eastAsia="zh-CN"/>
+        </w:rPr>
+      </w:pPr>
+      <w:r>
+        <w:rPr>
+          <w:rFonts w:asciiTheme="minorEastAsia" w:eastAsiaTheme="minorEastAsia" w:hAnsiTheme="minorEastAsia" w:cstheme="minorEastAsia" w:hint="eastAsia"/>
           <w:spacing w:val="-3"/>
           <w:lang w:eastAsia="zh-CN"/>
         </w:rPr>
@@ -2814,7 +2740,7 @@
       </w:r>
       <w:r>
         <w:rPr>
-          <w:rFonts w:hint="eastAsia" w:asciiTheme="minorEastAsia" w:hAnsiTheme="minorEastAsia" w:eastAsiaTheme="minorEastAsia" w:cstheme="minorEastAsia"/>
+          <w:rFonts w:asciiTheme="minorEastAsia" w:eastAsiaTheme="minorEastAsia" w:hAnsiTheme="minorEastAsia" w:cstheme="minorEastAsia" w:hint="eastAsia"/>
           <w:spacing w:val="-10"/>
           <w:lang w:eastAsia="zh-CN"/>
         </w:rPr>
@@ -2822,7 +2748,7 @@
       </w:r>
       <w:r>
         <w:rPr>
-          <w:rFonts w:hint="eastAsia" w:asciiTheme="minorEastAsia" w:hAnsiTheme="minorEastAsia" w:eastAsiaTheme="minorEastAsia" w:cstheme="minorEastAsia"/>
+          <w:rFonts w:asciiTheme="minorEastAsia" w:eastAsiaTheme="minorEastAsia" w:hAnsiTheme="minorEastAsia" w:cstheme="minorEastAsia" w:hint="eastAsia"/>
           <w:spacing w:val="-3"/>
           <w:lang w:eastAsia="zh-CN"/>
         </w:rPr>
@@ -2830,7 +2756,7 @@
       </w:r>
       <w:r>
         <w:rPr>
-          <w:rFonts w:hint="eastAsia" w:asciiTheme="minorEastAsia" w:hAnsiTheme="minorEastAsia" w:eastAsiaTheme="minorEastAsia" w:cstheme="minorEastAsia"/>
+          <w:rFonts w:asciiTheme="minorEastAsia" w:eastAsiaTheme="minorEastAsia" w:hAnsiTheme="minorEastAsia" w:cstheme="minorEastAsia" w:hint="eastAsia"/>
           <w:spacing w:val="-42"/>
           <w:lang w:eastAsia="zh-CN"/>
         </w:rPr>
@@ -2838,7 +2764,7 @@
       </w:r>
       <w:r>
         <w:rPr>
-          <w:rFonts w:hint="eastAsia" w:asciiTheme="minorEastAsia" w:hAnsiTheme="minorEastAsia" w:eastAsiaTheme="minorEastAsia" w:cstheme="minorEastAsia"/>
+          <w:rFonts w:asciiTheme="minorEastAsia" w:eastAsiaTheme="minorEastAsia" w:hAnsiTheme="minorEastAsia" w:cstheme="minorEastAsia" w:hint="eastAsia"/>
           <w:spacing w:val="-3"/>
           <w:lang w:eastAsia="zh-CN"/>
         </w:rPr>
@@ -2846,7 +2772,7 @@
       </w:r>
       <w:r>
         <w:rPr>
-          <w:rFonts w:hint="eastAsia" w:asciiTheme="minorEastAsia" w:hAnsiTheme="minorEastAsia" w:eastAsiaTheme="minorEastAsia" w:cstheme="minorEastAsia"/>
+          <w:rFonts w:asciiTheme="minorEastAsia" w:eastAsiaTheme="minorEastAsia" w:hAnsiTheme="minorEastAsia" w:cstheme="minorEastAsia" w:hint="eastAsia"/>
           <w:spacing w:val="-32"/>
           <w:lang w:eastAsia="zh-CN"/>
         </w:rPr>
@@ -2854,7 +2780,7 @@
       </w:r>
       <w:r>
         <w:rPr>
-          <w:rFonts w:hint="eastAsia" w:asciiTheme="minorEastAsia" w:hAnsiTheme="minorEastAsia" w:eastAsiaTheme="minorEastAsia" w:cstheme="minorEastAsia"/>
+          <w:rFonts w:asciiTheme="minorEastAsia" w:eastAsiaTheme="minorEastAsia" w:hAnsiTheme="minorEastAsia" w:cstheme="minorEastAsia" w:hint="eastAsia"/>
           <w:spacing w:val="-3"/>
           <w:lang w:eastAsia="zh-CN"/>
         </w:rPr>
@@ -2863,17 +2789,17 @@
     </w:p>
     <w:p>
       <w:pPr>
-        <w:pStyle w:val="2"/>
-        <w:spacing w:before="149" w:line="217" w:lineRule="auto"/>
+        <w:pStyle w:val="a3"/>
+        <w:spacing w:before="149" w:line="276" w:lineRule="auto"/>
         <w:ind w:left="13" w:right="25" w:hanging="6"/>
         <w:rPr>
-          <w:rFonts w:hint="eastAsia" w:asciiTheme="minorEastAsia" w:hAnsiTheme="minorEastAsia" w:eastAsiaTheme="minorEastAsia" w:cstheme="minorEastAsia"/>
-          <w:lang w:eastAsia="zh-CN"/>
-        </w:rPr>
-      </w:pPr>
-      <w:r>
-        <w:rPr>
-          <w:rFonts w:hint="eastAsia" w:asciiTheme="minorEastAsia" w:hAnsiTheme="minorEastAsia" w:eastAsiaTheme="minorEastAsia" w:cstheme="minorEastAsia"/>
+          <w:rFonts w:asciiTheme="minorEastAsia" w:eastAsiaTheme="minorEastAsia" w:hAnsiTheme="minorEastAsia" w:cstheme="minorEastAsia"/>
+          <w:lang w:eastAsia="zh-CN"/>
+        </w:rPr>
+      </w:pPr>
+      <w:r>
+        <w:rPr>
+          <w:rFonts w:asciiTheme="minorEastAsia" w:eastAsiaTheme="minorEastAsia" w:hAnsiTheme="minorEastAsia" w:cstheme="minorEastAsia" w:hint="eastAsia"/>
           <w:spacing w:val="-2"/>
           <w:lang w:eastAsia="zh-CN"/>
         </w:rPr>
@@ -2881,7 +2807,7 @@
       </w:r>
       <w:r>
         <w:rPr>
-          <w:rFonts w:hint="eastAsia" w:asciiTheme="minorEastAsia" w:hAnsiTheme="minorEastAsia" w:eastAsiaTheme="minorEastAsia" w:cstheme="minorEastAsia"/>
+          <w:rFonts w:asciiTheme="minorEastAsia" w:eastAsiaTheme="minorEastAsia" w:hAnsiTheme="minorEastAsia" w:cstheme="minorEastAsia" w:hint="eastAsia"/>
           <w:spacing w:val="-10"/>
           <w:lang w:eastAsia="zh-CN"/>
         </w:rPr>
@@ -2889,7 +2815,7 @@
       </w:r>
       <w:r>
         <w:rPr>
-          <w:rFonts w:hint="eastAsia" w:asciiTheme="minorEastAsia" w:hAnsiTheme="minorEastAsia" w:eastAsiaTheme="minorEastAsia" w:cstheme="minorEastAsia"/>
+          <w:rFonts w:asciiTheme="minorEastAsia" w:eastAsiaTheme="minorEastAsia" w:hAnsiTheme="minorEastAsia" w:cstheme="minorEastAsia" w:hint="eastAsia"/>
           <w:spacing w:val="-2"/>
           <w:lang w:eastAsia="zh-CN"/>
         </w:rPr>
@@ -2897,7 +2823,7 @@
       </w:r>
       <w:r>
         <w:rPr>
-          <w:rFonts w:hint="eastAsia" w:asciiTheme="minorEastAsia" w:hAnsiTheme="minorEastAsia" w:eastAsiaTheme="minorEastAsia" w:cstheme="minorEastAsia"/>
+          <w:rFonts w:asciiTheme="minorEastAsia" w:eastAsiaTheme="minorEastAsia" w:hAnsiTheme="minorEastAsia" w:cstheme="minorEastAsia" w:hint="eastAsia"/>
           <w:spacing w:val="-42"/>
           <w:lang w:eastAsia="zh-CN"/>
         </w:rPr>
@@ -2905,7 +2831,7 @@
       </w:r>
       <w:r>
         <w:rPr>
-          <w:rFonts w:hint="eastAsia" w:asciiTheme="minorEastAsia" w:hAnsiTheme="minorEastAsia" w:eastAsiaTheme="minorEastAsia" w:cstheme="minorEastAsia"/>
+          <w:rFonts w:asciiTheme="minorEastAsia" w:eastAsiaTheme="minorEastAsia" w:hAnsiTheme="minorEastAsia" w:cstheme="minorEastAsia" w:hint="eastAsia"/>
           <w:spacing w:val="-2"/>
           <w:lang w:eastAsia="zh-CN"/>
         </w:rPr>
@@ -2913,7 +2839,7 @@
       </w:r>
       <w:r>
         <w:rPr>
-          <w:rFonts w:hint="eastAsia" w:asciiTheme="minorEastAsia" w:hAnsiTheme="minorEastAsia" w:eastAsiaTheme="minorEastAsia" w:cstheme="minorEastAsia"/>
+          <w:rFonts w:asciiTheme="minorEastAsia" w:eastAsiaTheme="minorEastAsia" w:hAnsiTheme="minorEastAsia" w:cstheme="minorEastAsia" w:hint="eastAsia"/>
           <w:spacing w:val="-1"/>
           <w:lang w:eastAsia="zh-CN"/>
         </w:rPr>
@@ -2921,7 +2847,7 @@
       </w:r>
       <w:r>
         <w:rPr>
-          <w:rFonts w:hint="eastAsia" w:asciiTheme="minorEastAsia" w:hAnsiTheme="minorEastAsia" w:eastAsiaTheme="minorEastAsia" w:cstheme="minorEastAsia"/>
+          <w:rFonts w:asciiTheme="minorEastAsia" w:eastAsiaTheme="minorEastAsia" w:hAnsiTheme="minorEastAsia" w:cstheme="minorEastAsia" w:hint="eastAsia"/>
           <w:spacing w:val="-42"/>
           <w:lang w:eastAsia="zh-CN"/>
         </w:rPr>
@@ -2929,7 +2855,7 @@
       </w:r>
       <w:r>
         <w:rPr>
-          <w:rFonts w:hint="eastAsia" w:asciiTheme="minorEastAsia" w:hAnsiTheme="minorEastAsia" w:eastAsiaTheme="minorEastAsia" w:cstheme="minorEastAsia"/>
+          <w:rFonts w:asciiTheme="minorEastAsia" w:eastAsiaTheme="minorEastAsia" w:hAnsiTheme="minorEastAsia" w:cstheme="minorEastAsia" w:hint="eastAsia"/>
           <w:spacing w:val="-1"/>
           <w:lang w:eastAsia="zh-CN"/>
         </w:rPr>
@@ -2937,7 +2863,7 @@
       </w:r>
       <w:r>
         <w:rPr>
-          <w:rFonts w:hint="eastAsia" w:asciiTheme="minorEastAsia" w:hAnsiTheme="minorEastAsia" w:eastAsiaTheme="minorEastAsia" w:cstheme="minorEastAsia"/>
+          <w:rFonts w:asciiTheme="minorEastAsia" w:eastAsiaTheme="minorEastAsia" w:hAnsiTheme="minorEastAsia" w:cstheme="minorEastAsia" w:hint="eastAsia"/>
           <w:spacing w:val="-2"/>
           <w:lang w:eastAsia="zh-CN"/>
         </w:rPr>
@@ -2945,7 +2871,7 @@
       </w:r>
       <w:r>
         <w:rPr>
-          <w:rFonts w:hint="eastAsia" w:asciiTheme="minorEastAsia" w:hAnsiTheme="minorEastAsia" w:eastAsiaTheme="minorEastAsia" w:cstheme="minorEastAsia"/>
+          <w:rFonts w:asciiTheme="minorEastAsia" w:eastAsiaTheme="minorEastAsia" w:hAnsiTheme="minorEastAsia" w:cstheme="minorEastAsia" w:hint="eastAsia"/>
           <w:spacing w:val="-5"/>
           <w:lang w:eastAsia="zh-CN"/>
         </w:rPr>
@@ -2953,7 +2879,7 @@
       </w:r>
       <w:r>
         <w:rPr>
-          <w:rFonts w:hint="eastAsia" w:asciiTheme="minorEastAsia" w:hAnsiTheme="minorEastAsia" w:eastAsiaTheme="minorEastAsia" w:cstheme="minorEastAsia"/>
+          <w:rFonts w:asciiTheme="minorEastAsia" w:eastAsiaTheme="minorEastAsia" w:hAnsiTheme="minorEastAsia" w:cstheme="minorEastAsia" w:hint="eastAsia"/>
           <w:spacing w:val="-42"/>
           <w:lang w:eastAsia="zh-CN"/>
         </w:rPr>
@@ -2961,7 +2887,7 @@
       </w:r>
       <w:r>
         <w:rPr>
-          <w:rFonts w:hint="eastAsia" w:asciiTheme="minorEastAsia" w:hAnsiTheme="minorEastAsia" w:eastAsiaTheme="minorEastAsia" w:cstheme="minorEastAsia"/>
+          <w:rFonts w:asciiTheme="minorEastAsia" w:eastAsiaTheme="minorEastAsia" w:hAnsiTheme="minorEastAsia" w:cstheme="minorEastAsia" w:hint="eastAsia"/>
           <w:spacing w:val="-5"/>
           <w:lang w:eastAsia="zh-CN"/>
         </w:rPr>
@@ -2969,7 +2895,7 @@
       </w:r>
       <w:r>
         <w:rPr>
-          <w:rFonts w:hint="eastAsia" w:asciiTheme="minorEastAsia" w:hAnsiTheme="minorEastAsia" w:eastAsiaTheme="minorEastAsia" w:cstheme="minorEastAsia"/>
+          <w:rFonts w:asciiTheme="minorEastAsia" w:eastAsiaTheme="minorEastAsia" w:hAnsiTheme="minorEastAsia" w:cstheme="minorEastAsia" w:hint="eastAsia"/>
           <w:spacing w:val="-6"/>
           <w:lang w:eastAsia="zh-CN"/>
         </w:rPr>
@@ -2978,17 +2904,17 @@
     </w:p>
     <w:p>
       <w:pPr>
-        <w:pStyle w:val="2"/>
-        <w:spacing w:before="163" w:line="211" w:lineRule="auto"/>
+        <w:pStyle w:val="a3"/>
+        <w:spacing w:before="163" w:line="276" w:lineRule="auto"/>
         <w:ind w:left="2" w:firstLine="4"/>
         <w:rPr>
-          <w:rFonts w:hint="eastAsia" w:asciiTheme="minorEastAsia" w:hAnsiTheme="minorEastAsia" w:eastAsiaTheme="minorEastAsia" w:cstheme="minorEastAsia"/>
-          <w:lang w:eastAsia="zh-CN"/>
-        </w:rPr>
-      </w:pPr>
-      <w:r>
-        <w:rPr>
-          <w:rFonts w:hint="eastAsia" w:asciiTheme="minorEastAsia" w:hAnsiTheme="minorEastAsia" w:eastAsiaTheme="minorEastAsia" w:cstheme="minorEastAsia"/>
+          <w:rFonts w:asciiTheme="minorEastAsia" w:eastAsiaTheme="minorEastAsia" w:hAnsiTheme="minorEastAsia" w:cstheme="minorEastAsia"/>
+          <w:lang w:eastAsia="zh-CN"/>
+        </w:rPr>
+      </w:pPr>
+      <w:r>
+        <w:rPr>
+          <w:rFonts w:asciiTheme="minorEastAsia" w:eastAsiaTheme="minorEastAsia" w:hAnsiTheme="minorEastAsia" w:cstheme="minorEastAsia" w:hint="eastAsia"/>
           <w:spacing w:val="-1"/>
           <w:lang w:eastAsia="zh-CN"/>
         </w:rPr>
@@ -2996,7 +2922,7 @@
       </w:r>
       <w:r>
         <w:rPr>
-          <w:rFonts w:hint="eastAsia" w:asciiTheme="minorEastAsia" w:hAnsiTheme="minorEastAsia" w:eastAsiaTheme="minorEastAsia" w:cstheme="minorEastAsia"/>
+          <w:rFonts w:asciiTheme="minorEastAsia" w:eastAsiaTheme="minorEastAsia" w:hAnsiTheme="minorEastAsia" w:cstheme="minorEastAsia" w:hint="eastAsia"/>
           <w:spacing w:val="-19"/>
           <w:lang w:eastAsia="zh-CN"/>
         </w:rPr>
@@ -3004,7 +2930,7 @@
       </w:r>
       <w:r>
         <w:rPr>
-          <w:rFonts w:hint="eastAsia" w:asciiTheme="minorEastAsia" w:hAnsiTheme="minorEastAsia" w:eastAsiaTheme="minorEastAsia" w:cstheme="minorEastAsia"/>
+          <w:rFonts w:asciiTheme="minorEastAsia" w:eastAsiaTheme="minorEastAsia" w:hAnsiTheme="minorEastAsia" w:cstheme="minorEastAsia" w:hint="eastAsia"/>
           <w:spacing w:val="-1"/>
           <w:lang w:eastAsia="zh-CN"/>
         </w:rPr>
@@ -3012,7 +2938,7 @@
       </w:r>
       <w:r>
         <w:rPr>
-          <w:rFonts w:hint="eastAsia" w:asciiTheme="minorEastAsia" w:hAnsiTheme="minorEastAsia" w:eastAsiaTheme="minorEastAsia" w:cstheme="minorEastAsia"/>
+          <w:rFonts w:asciiTheme="minorEastAsia" w:eastAsiaTheme="minorEastAsia" w:hAnsiTheme="minorEastAsia" w:cstheme="minorEastAsia" w:hint="eastAsia"/>
           <w:spacing w:val="-2"/>
           <w:lang w:eastAsia="zh-CN"/>
         </w:rPr>
@@ -3020,7 +2946,7 @@
       </w:r>
       <w:r>
         <w:rPr>
-          <w:rFonts w:hint="eastAsia" w:asciiTheme="minorEastAsia" w:hAnsiTheme="minorEastAsia" w:eastAsiaTheme="minorEastAsia" w:cstheme="minorEastAsia"/>
+          <w:rFonts w:asciiTheme="minorEastAsia" w:eastAsiaTheme="minorEastAsia" w:hAnsiTheme="minorEastAsia" w:cstheme="minorEastAsia" w:hint="eastAsia"/>
           <w:spacing w:val="-41"/>
           <w:lang w:eastAsia="zh-CN"/>
         </w:rPr>
@@ -3028,7 +2954,7 @@
       </w:r>
       <w:r>
         <w:rPr>
-          <w:rFonts w:hint="eastAsia" w:asciiTheme="minorEastAsia" w:hAnsiTheme="minorEastAsia" w:eastAsiaTheme="minorEastAsia" w:cstheme="minorEastAsia"/>
+          <w:rFonts w:asciiTheme="minorEastAsia" w:eastAsiaTheme="minorEastAsia" w:hAnsiTheme="minorEastAsia" w:cstheme="minorEastAsia" w:hint="eastAsia"/>
           <w:spacing w:val="-2"/>
           <w:lang w:eastAsia="zh-CN"/>
         </w:rPr>
@@ -3036,14 +2962,14 @@
       </w:r>
       <w:r>
         <w:rPr>
-          <w:rFonts w:hint="eastAsia" w:asciiTheme="minorEastAsia" w:hAnsiTheme="minorEastAsia" w:eastAsiaTheme="minorEastAsia" w:cstheme="minorEastAsia"/>
+          <w:rFonts w:asciiTheme="minorEastAsia" w:eastAsiaTheme="minorEastAsia" w:hAnsiTheme="minorEastAsia" w:cstheme="minorEastAsia" w:hint="eastAsia"/>
           <w:lang w:eastAsia="zh-CN"/>
         </w:rPr>
         <w:t>经对方书面同意不得向第三方披露；法律法规或监管</w:t>
       </w:r>
       <w:r>
         <w:rPr>
-          <w:rFonts w:hint="eastAsia" w:asciiTheme="minorEastAsia" w:hAnsiTheme="minorEastAsia" w:eastAsiaTheme="minorEastAsia" w:cstheme="minorEastAsia"/>
+          <w:rFonts w:asciiTheme="minorEastAsia" w:eastAsiaTheme="minorEastAsia" w:hAnsiTheme="minorEastAsia" w:cstheme="minorEastAsia" w:hint="eastAsia"/>
           <w:spacing w:val="-1"/>
           <w:lang w:eastAsia="zh-CN"/>
         </w:rPr>
@@ -3052,17 +2978,17 @@
     </w:p>
     <w:p>
       <w:pPr>
-        <w:pStyle w:val="2"/>
-        <w:spacing w:before="154" w:line="219" w:lineRule="auto"/>
+        <w:pStyle w:val="a3"/>
+        <w:spacing w:before="154" w:line="276" w:lineRule="auto"/>
         <w:ind w:left="2" w:right="128" w:firstLine="4"/>
         <w:rPr>
-          <w:rFonts w:hint="eastAsia" w:asciiTheme="minorEastAsia" w:hAnsiTheme="minorEastAsia" w:eastAsiaTheme="minorEastAsia" w:cstheme="minorEastAsia"/>
-          <w:lang w:eastAsia="zh-CN"/>
-        </w:rPr>
-      </w:pPr>
-      <w:r>
-        <w:rPr>
-          <w:rFonts w:hint="eastAsia" w:asciiTheme="minorEastAsia" w:hAnsiTheme="minorEastAsia" w:eastAsiaTheme="minorEastAsia" w:cstheme="minorEastAsia"/>
+          <w:rFonts w:asciiTheme="minorEastAsia" w:eastAsiaTheme="minorEastAsia" w:hAnsiTheme="minorEastAsia" w:cstheme="minorEastAsia"/>
+          <w:lang w:eastAsia="zh-CN"/>
+        </w:rPr>
+      </w:pPr>
+      <w:r>
+        <w:rPr>
+          <w:rFonts w:asciiTheme="minorEastAsia" w:eastAsiaTheme="minorEastAsia" w:hAnsiTheme="minorEastAsia" w:cstheme="minorEastAsia" w:hint="eastAsia"/>
           <w:spacing w:val="-3"/>
           <w:lang w:eastAsia="zh-CN"/>
         </w:rPr>
@@ -3070,7 +2996,7 @@
       </w:r>
       <w:r>
         <w:rPr>
-          <w:rFonts w:hint="eastAsia" w:asciiTheme="minorEastAsia" w:hAnsiTheme="minorEastAsia" w:eastAsiaTheme="minorEastAsia" w:cstheme="minorEastAsia"/>
+          <w:rFonts w:asciiTheme="minorEastAsia" w:eastAsiaTheme="minorEastAsia" w:hAnsiTheme="minorEastAsia" w:cstheme="minorEastAsia" w:hint="eastAsia"/>
           <w:spacing w:val="-4"/>
           <w:lang w:eastAsia="zh-CN"/>
         </w:rPr>
@@ -3078,7 +3004,7 @@
       </w:r>
       <w:r>
         <w:rPr>
-          <w:rFonts w:hint="eastAsia" w:asciiTheme="minorEastAsia" w:hAnsiTheme="minorEastAsia" w:eastAsiaTheme="minorEastAsia" w:cstheme="minorEastAsia"/>
+          <w:rFonts w:asciiTheme="minorEastAsia" w:eastAsiaTheme="minorEastAsia" w:hAnsiTheme="minorEastAsia" w:cstheme="minorEastAsia" w:hint="eastAsia"/>
           <w:spacing w:val="-18"/>
           <w:lang w:eastAsia="zh-CN"/>
         </w:rPr>
@@ -3086,7 +3012,7 @@
       </w:r>
       <w:r>
         <w:rPr>
-          <w:rFonts w:hint="eastAsia" w:asciiTheme="minorEastAsia" w:hAnsiTheme="minorEastAsia" w:eastAsiaTheme="minorEastAsia" w:cstheme="minorEastAsia"/>
+          <w:rFonts w:asciiTheme="minorEastAsia" w:eastAsiaTheme="minorEastAsia" w:hAnsiTheme="minorEastAsia" w:cstheme="minorEastAsia" w:hint="eastAsia"/>
           <w:spacing w:val="-4"/>
           <w:lang w:eastAsia="zh-CN"/>
         </w:rPr>
@@ -3094,7 +3020,7 @@
       </w:r>
       <w:r>
         <w:rPr>
-          <w:rFonts w:hint="eastAsia" w:asciiTheme="minorEastAsia" w:hAnsiTheme="minorEastAsia" w:eastAsiaTheme="minorEastAsia" w:cstheme="minorEastAsia"/>
+          <w:rFonts w:asciiTheme="minorEastAsia" w:eastAsiaTheme="minorEastAsia" w:hAnsiTheme="minorEastAsia" w:cstheme="minorEastAsia" w:hint="eastAsia"/>
           <w:spacing w:val="-1"/>
           <w:lang w:eastAsia="zh-CN"/>
         </w:rPr>
@@ -3102,7 +3028,7 @@
       </w:r>
       <w:r>
         <w:rPr>
-          <w:rFonts w:hint="eastAsia" w:asciiTheme="minorEastAsia" w:hAnsiTheme="minorEastAsia" w:eastAsiaTheme="minorEastAsia" w:cstheme="minorEastAsia"/>
+          <w:rFonts w:asciiTheme="minorEastAsia" w:eastAsiaTheme="minorEastAsia" w:hAnsiTheme="minorEastAsia" w:cstheme="minorEastAsia" w:hint="eastAsia"/>
           <w:spacing w:val="-41"/>
           <w:lang w:eastAsia="zh-CN"/>
         </w:rPr>
@@ -3110,7 +3036,7 @@
       </w:r>
       <w:r>
         <w:rPr>
-          <w:rFonts w:hint="eastAsia" w:asciiTheme="minorEastAsia" w:hAnsiTheme="minorEastAsia" w:eastAsiaTheme="minorEastAsia" w:cstheme="minorEastAsia"/>
+          <w:rFonts w:asciiTheme="minorEastAsia" w:eastAsiaTheme="minorEastAsia" w:hAnsiTheme="minorEastAsia" w:cstheme="minorEastAsia" w:hint="eastAsia"/>
           <w:spacing w:val="-1"/>
           <w:lang w:eastAsia="zh-CN"/>
         </w:rPr>
@@ -3118,7 +3044,7 @@
       </w:r>
       <w:r>
         <w:rPr>
-          <w:rFonts w:hint="eastAsia" w:asciiTheme="minorEastAsia" w:hAnsiTheme="minorEastAsia" w:eastAsiaTheme="minorEastAsia" w:cstheme="minorEastAsia"/>
+          <w:rFonts w:asciiTheme="minorEastAsia" w:eastAsiaTheme="minorEastAsia" w:hAnsiTheme="minorEastAsia" w:cstheme="minorEastAsia" w:hint="eastAsia"/>
           <w:spacing w:val="-2"/>
           <w:lang w:eastAsia="zh-CN"/>
         </w:rPr>
@@ -3126,7 +3052,7 @@
       </w:r>
       <w:r>
         <w:rPr>
-          <w:rFonts w:hint="eastAsia" w:asciiTheme="minorEastAsia" w:hAnsiTheme="minorEastAsia" w:eastAsiaTheme="minorEastAsia" w:cstheme="minorEastAsia"/>
+          <w:rFonts w:asciiTheme="minorEastAsia" w:eastAsiaTheme="minorEastAsia" w:hAnsiTheme="minorEastAsia" w:cstheme="minorEastAsia" w:hint="eastAsia"/>
           <w:spacing w:val="-42"/>
           <w:lang w:eastAsia="zh-CN"/>
         </w:rPr>
@@ -3134,7 +3060,7 @@
       </w:r>
       <w:r>
         <w:rPr>
-          <w:rFonts w:hint="eastAsia" w:asciiTheme="minorEastAsia" w:hAnsiTheme="minorEastAsia" w:eastAsiaTheme="minorEastAsia" w:cstheme="minorEastAsia"/>
+          <w:rFonts w:asciiTheme="minorEastAsia" w:eastAsiaTheme="minorEastAsia" w:hAnsiTheme="minorEastAsia" w:cstheme="minorEastAsia" w:hint="eastAsia"/>
           <w:spacing w:val="-2"/>
           <w:lang w:eastAsia="zh-CN"/>
         </w:rPr>
@@ -3143,17 +3069,17 @@
     </w:p>
     <w:p>
       <w:pPr>
-        <w:pStyle w:val="2"/>
-        <w:spacing w:before="138" w:line="244" w:lineRule="auto"/>
+        <w:pStyle w:val="a3"/>
+        <w:spacing w:before="138" w:line="276" w:lineRule="auto"/>
         <w:ind w:left="36" w:right="579" w:hanging="29"/>
         <w:rPr>
-          <w:rFonts w:hint="eastAsia" w:asciiTheme="minorEastAsia" w:hAnsiTheme="minorEastAsia" w:eastAsiaTheme="minorEastAsia" w:cstheme="minorEastAsia"/>
-          <w:lang w:eastAsia="zh-CN"/>
-        </w:rPr>
-      </w:pPr>
-      <w:r>
-        <w:rPr>
-          <w:rFonts w:hint="eastAsia" w:asciiTheme="minorEastAsia" w:hAnsiTheme="minorEastAsia" w:eastAsiaTheme="minorEastAsia" w:cstheme="minorEastAsia"/>
+          <w:rFonts w:asciiTheme="minorEastAsia" w:eastAsiaTheme="minorEastAsia" w:hAnsiTheme="minorEastAsia" w:cstheme="minorEastAsia"/>
+          <w:lang w:eastAsia="zh-CN"/>
+        </w:rPr>
+      </w:pPr>
+      <w:r>
+        <w:rPr>
+          <w:rFonts w:asciiTheme="minorEastAsia" w:eastAsiaTheme="minorEastAsia" w:hAnsiTheme="minorEastAsia" w:cstheme="minorEastAsia" w:hint="eastAsia"/>
           <w:spacing w:val="-2"/>
           <w:lang w:eastAsia="zh-CN"/>
         </w:rPr>
@@ -3161,7 +3087,7 @@
       </w:r>
       <w:r>
         <w:rPr>
-          <w:rFonts w:hint="eastAsia" w:asciiTheme="minorEastAsia" w:hAnsiTheme="minorEastAsia" w:eastAsiaTheme="minorEastAsia" w:cstheme="minorEastAsia"/>
+          <w:rFonts w:asciiTheme="minorEastAsia" w:eastAsiaTheme="minorEastAsia" w:hAnsiTheme="minorEastAsia" w:cstheme="minorEastAsia" w:hint="eastAsia"/>
           <w:spacing w:val="-4"/>
           <w:lang w:eastAsia="zh-CN"/>
         </w:rPr>
@@ -3169,7 +3095,7 @@
       </w:r>
       <w:r>
         <w:rPr>
-          <w:rFonts w:hint="eastAsia" w:asciiTheme="minorEastAsia" w:hAnsiTheme="minorEastAsia" w:eastAsiaTheme="minorEastAsia" w:cstheme="minorEastAsia"/>
+          <w:rFonts w:asciiTheme="minorEastAsia" w:eastAsiaTheme="minorEastAsia" w:hAnsiTheme="minorEastAsia" w:cstheme="minorEastAsia" w:hint="eastAsia"/>
           <w:spacing w:val="-2"/>
           <w:lang w:eastAsia="zh-CN"/>
         </w:rPr>
@@ -3177,14 +3103,14 @@
       </w:r>
       <w:r>
         <w:rPr>
-          <w:rFonts w:hint="eastAsia" w:asciiTheme="minorEastAsia" w:hAnsiTheme="minorEastAsia" w:eastAsiaTheme="minorEastAsia" w:cstheme="minorEastAsia"/>
-          <w:lang w:eastAsia="zh-CN"/>
-        </w:rPr>
-        <w:t xml:space="preserve"> </w:t>
-      </w:r>
-      <w:r>
-        <w:rPr>
-          <w:rFonts w:hint="eastAsia" w:asciiTheme="minorEastAsia" w:hAnsiTheme="minorEastAsia" w:eastAsiaTheme="minorEastAsia" w:cstheme="minorEastAsia"/>
+          <w:rFonts w:asciiTheme="minorEastAsia" w:eastAsiaTheme="minorEastAsia" w:hAnsiTheme="minorEastAsia" w:cstheme="minorEastAsia" w:hint="eastAsia"/>
+          <w:lang w:eastAsia="zh-CN"/>
+        </w:rPr>
+        <w:t xml:space="preserve"> </w:t>
+      </w:r>
+      <w:r>
+        <w:rPr>
+          <w:rFonts w:asciiTheme="minorEastAsia" w:eastAsiaTheme="minorEastAsia" w:hAnsiTheme="minorEastAsia" w:cstheme="minorEastAsia" w:hint="eastAsia"/>
           <w:spacing w:val="-7"/>
           <w:lang w:eastAsia="zh-CN"/>
         </w:rPr>
@@ -3195,21 +3121,21 @@
       <w:pPr>
         <w:spacing w:before="32"/>
         <w:rPr>
-          <w:rFonts w:hint="eastAsia" w:asciiTheme="minorEastAsia" w:hAnsiTheme="minorEastAsia" w:eastAsiaTheme="minorEastAsia" w:cstheme="minorEastAsia"/>
-          <w:lang w:eastAsia="zh-CN"/>
-        </w:rPr>
-      </w:pPr>
-    </w:p>
-    <w:p>
-      <w:pPr>
-        <w:rPr>
-          <w:rFonts w:hint="eastAsia" w:asciiTheme="minorEastAsia" w:hAnsiTheme="minorEastAsia" w:eastAsiaTheme="minorEastAsia" w:cstheme="minorEastAsia"/>
+          <w:rFonts w:asciiTheme="minorEastAsia" w:eastAsiaTheme="minorEastAsia" w:hAnsiTheme="minorEastAsia" w:cstheme="minorEastAsia"/>
+          <w:lang w:eastAsia="zh-CN"/>
+        </w:rPr>
+      </w:pPr>
+    </w:p>
+    <w:p>
+      <w:pPr>
+        <w:rPr>
+          <w:rFonts w:asciiTheme="minorEastAsia" w:eastAsiaTheme="minorEastAsia" w:hAnsiTheme="minorEastAsia" w:cstheme="minorEastAsia"/>
           <w:lang w:eastAsia="zh-CN"/>
         </w:rPr>
         <w:sectPr>
           <w:pgSz w:w="11919" w:h="16839"/>
           <w:pgMar w:top="721" w:right="1064" w:bottom="0" w:left="1069" w:header="0" w:footer="0" w:gutter="0"/>
-          <w:cols w:equalWidth="0" w:num="1">
+          <w:cols w:space="720" w:equalWidth="0">
             <w:col w:w="9785"/>
           </w:cols>
         </w:sectPr>
@@ -3217,10 +3143,10 @@
     </w:p>
     <w:p>
       <w:pPr>
-        <w:pStyle w:val="2"/>
+        <w:pStyle w:val="a3"/>
         <w:spacing w:before="45" w:line="196" w:lineRule="auto"/>
         <w:rPr>
-          <w:rFonts w:hint="eastAsia" w:asciiTheme="minorEastAsia" w:hAnsiTheme="minorEastAsia" w:eastAsiaTheme="minorEastAsia" w:cstheme="minorEastAsia"/>
+          <w:rFonts w:asciiTheme="minorEastAsia" w:eastAsiaTheme="minorEastAsia" w:hAnsiTheme="minorEastAsia" w:cstheme="minorEastAsia"/>
           <w:sz w:val="22"/>
           <w:szCs w:val="22"/>
           <w:lang w:eastAsia="zh-CN"/>
@@ -3228,14 +3154,14 @@
       </w:pPr>
       <w:r>
         <w:rPr>
-          <w:rFonts w:hint="eastAsia" w:asciiTheme="minorEastAsia" w:hAnsiTheme="minorEastAsia" w:eastAsiaTheme="minorEastAsia" w:cstheme="minorEastAsia"/>
+          <w:rFonts w:asciiTheme="minorEastAsia" w:eastAsiaTheme="minorEastAsia" w:hAnsiTheme="minorEastAsia" w:cstheme="minorEastAsia" w:hint="eastAsia"/>
           <w:lang w:eastAsia="zh-CN"/>
         </w:rPr>
         <w:t>供方（盖章）：</w:t>
       </w:r>
       <w:r>
         <w:rPr>
-          <w:rFonts w:hint="eastAsia" w:asciiTheme="minorEastAsia" w:hAnsiTheme="minorEastAsia" w:eastAsiaTheme="minorEastAsia" w:cstheme="minorEastAsia"/>
+          <w:rFonts w:asciiTheme="minorEastAsia" w:eastAsiaTheme="minorEastAsia" w:hAnsiTheme="minorEastAsia" w:cstheme="minorEastAsia" w:hint="eastAsia"/>
           <w:spacing w:val="9"/>
           <w:lang w:eastAsia="zh-CN"/>
         </w:rPr>
@@ -3243,7 +3169,7 @@
       </w:r>
       <w:r>
         <w:rPr>
-          <w:rFonts w:hint="eastAsia" w:asciiTheme="minorEastAsia" w:hAnsiTheme="minorEastAsia" w:eastAsiaTheme="minorEastAsia" w:cstheme="minorEastAsia"/>
+          <w:rFonts w:asciiTheme="minorEastAsia" w:eastAsiaTheme="minorEastAsia" w:hAnsiTheme="minorEastAsia" w:cstheme="minorEastAsia" w:hint="eastAsia"/>
           <w:spacing w:val="-3"/>
           <w:lang w:eastAsia="zh-CN"/>
         </w:rPr>
@@ -3252,18 +3178,18 @@
     </w:p>
     <w:p>
       <w:pPr>
-        <w:pStyle w:val="2"/>
+        <w:pStyle w:val="a3"/>
         <w:spacing w:before="62" w:line="192" w:lineRule="auto"/>
         <w:ind w:left="1"/>
         <w:rPr>
-          <w:rFonts w:hint="eastAsia" w:asciiTheme="minorEastAsia" w:hAnsiTheme="minorEastAsia" w:eastAsiaTheme="minorEastAsia" w:cstheme="minorEastAsia"/>
+          <w:rFonts w:asciiTheme="minorEastAsia" w:eastAsiaTheme="minorEastAsia" w:hAnsiTheme="minorEastAsia" w:cstheme="minorEastAsia"/>
           <w:spacing w:val="9"/>
           <w:lang w:eastAsia="zh-CN"/>
         </w:rPr>
       </w:pPr>
       <w:r>
         <w:rPr>
-          <w:rFonts w:hint="eastAsia" w:asciiTheme="minorEastAsia" w:hAnsiTheme="minorEastAsia" w:eastAsiaTheme="minorEastAsia" w:cstheme="minorEastAsia"/>
+          <w:rFonts w:asciiTheme="minorEastAsia" w:eastAsiaTheme="minorEastAsia" w:hAnsiTheme="minorEastAsia" w:cstheme="minorEastAsia" w:hint="eastAsia"/>
           <w:spacing w:val="-3"/>
           <w:lang w:eastAsia="zh-CN"/>
         </w:rPr>
@@ -3271,7 +3197,7 @@
       </w:r>
       <w:r>
         <w:rPr>
-          <w:rFonts w:hint="eastAsia" w:asciiTheme="minorEastAsia" w:hAnsiTheme="minorEastAsia" w:eastAsiaTheme="minorEastAsia" w:cstheme="minorEastAsia"/>
+          <w:rFonts w:asciiTheme="minorEastAsia" w:eastAsiaTheme="minorEastAsia" w:hAnsiTheme="minorEastAsia" w:cstheme="minorEastAsia" w:hint="eastAsia"/>
           <w:spacing w:val="9"/>
           <w:lang w:eastAsia="zh-CN"/>
         </w:rPr>
@@ -3279,7 +3205,7 @@
       </w:r>
       <w:r>
         <w:rPr>
-          <w:rFonts w:hint="eastAsia" w:asciiTheme="minorEastAsia" w:hAnsiTheme="minorEastAsia" w:eastAsiaTheme="minorEastAsia" w:cstheme="minorEastAsia"/>
+          <w:rFonts w:asciiTheme="minorEastAsia" w:eastAsiaTheme="minorEastAsia" w:hAnsiTheme="minorEastAsia" w:cstheme="minorEastAsia" w:hint="eastAsia"/>
           <w:spacing w:val="-3"/>
           <w:lang w:eastAsia="zh-CN"/>
         </w:rPr>
@@ -3287,7 +3213,7 @@
       </w:r>
       <w:r>
         <w:rPr>
-          <w:rFonts w:hint="eastAsia" w:asciiTheme="minorEastAsia" w:hAnsiTheme="minorEastAsia" w:eastAsiaTheme="minorEastAsia" w:cstheme="minorEastAsia"/>
+          <w:rFonts w:asciiTheme="minorEastAsia" w:eastAsiaTheme="minorEastAsia" w:hAnsiTheme="minorEastAsia" w:cstheme="minorEastAsia" w:hint="eastAsia"/>
           <w:spacing w:val="9"/>
           <w:lang w:eastAsia="zh-CN"/>
         </w:rPr>
@@ -3296,25 +3222,25 @@
     </w:p>
     <w:p>
       <w:pPr>
-        <w:pStyle w:val="2"/>
+        <w:pStyle w:val="a3"/>
         <w:spacing w:before="62" w:line="192" w:lineRule="auto"/>
         <w:ind w:left="1"/>
         <w:rPr>
-          <w:rFonts w:hint="eastAsia" w:asciiTheme="minorEastAsia" w:hAnsiTheme="minorEastAsia" w:eastAsiaTheme="minorEastAsia" w:cstheme="minorEastAsia"/>
+          <w:rFonts w:asciiTheme="minorEastAsia" w:eastAsiaTheme="minorEastAsia" w:hAnsiTheme="minorEastAsia" w:cstheme="minorEastAsia"/>
           <w:spacing w:val="-3"/>
           <w:lang w:eastAsia="zh-CN"/>
         </w:rPr>
       </w:pPr>
       <w:r>
         <w:rPr>
-          <w:rFonts w:hint="eastAsia" w:asciiTheme="minorEastAsia" w:hAnsiTheme="minorEastAsia" w:eastAsiaTheme="minorEastAsia" w:cstheme="minorEastAsia"/>
+          <w:rFonts w:asciiTheme="minorEastAsia" w:eastAsiaTheme="minorEastAsia" w:hAnsiTheme="minorEastAsia" w:cstheme="minorEastAsia" w:hint="eastAsia"/>
           <w:lang w:eastAsia="zh-CN"/>
         </w:rPr>
         <w:t>开户行：</w:t>
       </w:r>
       <w:r>
         <w:rPr>
-          <w:rFonts w:hint="eastAsia" w:asciiTheme="minorEastAsia" w:hAnsiTheme="minorEastAsia" w:eastAsiaTheme="minorEastAsia" w:cstheme="minorEastAsia"/>
+          <w:rFonts w:asciiTheme="minorEastAsia" w:eastAsiaTheme="minorEastAsia" w:hAnsiTheme="minorEastAsia" w:cstheme="minorEastAsia" w:hint="eastAsia"/>
           <w:spacing w:val="9"/>
           <w:lang w:eastAsia="zh-CN"/>
         </w:rPr>
@@ -3322,7 +3248,7 @@
       </w:r>
       <w:r>
         <w:rPr>
-          <w:rFonts w:hint="eastAsia" w:asciiTheme="minorEastAsia" w:hAnsiTheme="minorEastAsia" w:eastAsiaTheme="minorEastAsia" w:cstheme="minorEastAsia"/>
+          <w:rFonts w:asciiTheme="minorEastAsia" w:eastAsiaTheme="minorEastAsia" w:hAnsiTheme="minorEastAsia" w:cstheme="minorEastAsia" w:hint="eastAsia"/>
           <w:spacing w:val="-3"/>
           <w:lang w:eastAsia="zh-CN"/>
         </w:rPr>
@@ -3331,25 +3257,25 @@
     </w:p>
     <w:p>
       <w:pPr>
-        <w:pStyle w:val="2"/>
+        <w:pStyle w:val="a3"/>
         <w:spacing w:before="62" w:line="192" w:lineRule="auto"/>
         <w:ind w:left="1"/>
         <w:rPr>
-          <w:rFonts w:hint="eastAsia" w:asciiTheme="minorEastAsia" w:hAnsiTheme="minorEastAsia" w:eastAsiaTheme="minorEastAsia" w:cstheme="minorEastAsia"/>
+          <w:rFonts w:asciiTheme="minorEastAsia" w:eastAsiaTheme="minorEastAsia" w:hAnsiTheme="minorEastAsia" w:cstheme="minorEastAsia"/>
           <w:spacing w:val="9"/>
           <w:lang w:eastAsia="zh-CN"/>
         </w:rPr>
       </w:pPr>
       <w:r>
         <w:rPr>
-          <w:rFonts w:hint="eastAsia" w:asciiTheme="minorEastAsia" w:hAnsiTheme="minorEastAsia" w:eastAsiaTheme="minorEastAsia" w:cstheme="minorEastAsia"/>
+          <w:rFonts w:asciiTheme="minorEastAsia" w:eastAsiaTheme="minorEastAsia" w:hAnsiTheme="minorEastAsia" w:cstheme="minorEastAsia" w:hint="eastAsia"/>
           <w:lang w:eastAsia="zh-CN"/>
         </w:rPr>
         <w:t>账号：</w:t>
       </w:r>
       <w:r>
         <w:rPr>
-          <w:rFonts w:hint="eastAsia" w:asciiTheme="minorEastAsia" w:hAnsiTheme="minorEastAsia" w:eastAsiaTheme="minorEastAsia" w:cstheme="minorEastAsia"/>
+          <w:rFonts w:asciiTheme="minorEastAsia" w:eastAsiaTheme="minorEastAsia" w:hAnsiTheme="minorEastAsia" w:cstheme="minorEastAsia" w:hint="eastAsia"/>
           <w:spacing w:val="9"/>
           <w:lang w:eastAsia="zh-CN"/>
         </w:rPr>
@@ -3357,7 +3283,7 @@
       </w:r>
       <w:r>
         <w:rPr>
-          <w:rFonts w:hint="eastAsia" w:asciiTheme="minorEastAsia" w:hAnsiTheme="minorEastAsia" w:eastAsiaTheme="minorEastAsia" w:cstheme="minorEastAsia"/>
+          <w:rFonts w:asciiTheme="minorEastAsia" w:eastAsiaTheme="minorEastAsia" w:hAnsiTheme="minorEastAsia" w:cstheme="minorEastAsia" w:hint="eastAsia"/>
           <w:spacing w:val="-3"/>
           <w:lang w:eastAsia="zh-CN"/>
         </w:rPr>
@@ -3366,25 +3292,25 @@
     </w:p>
     <w:p>
       <w:pPr>
-        <w:pStyle w:val="2"/>
+        <w:pStyle w:val="a3"/>
         <w:spacing w:before="62" w:line="192" w:lineRule="auto"/>
         <w:ind w:left="1"/>
         <w:rPr>
-          <w:rFonts w:hint="eastAsia" w:asciiTheme="minorEastAsia" w:hAnsiTheme="minorEastAsia" w:eastAsiaTheme="minorEastAsia" w:cstheme="minorEastAsia"/>
+          <w:rFonts w:asciiTheme="minorEastAsia" w:eastAsiaTheme="minorEastAsia" w:hAnsiTheme="minorEastAsia" w:cstheme="minorEastAsia"/>
           <w:spacing w:val="-3"/>
           <w:lang w:eastAsia="zh-CN"/>
         </w:rPr>
       </w:pPr>
       <w:r>
         <w:rPr>
-          <w:rFonts w:hint="eastAsia" w:asciiTheme="minorEastAsia" w:hAnsiTheme="minorEastAsia" w:eastAsiaTheme="minorEastAsia" w:cstheme="minorEastAsia"/>
+          <w:rFonts w:asciiTheme="minorEastAsia" w:eastAsiaTheme="minorEastAsia" w:hAnsiTheme="minorEastAsia" w:cstheme="minorEastAsia" w:hint="eastAsia"/>
           <w:lang w:eastAsia="zh-CN"/>
         </w:rPr>
         <w:t>日期：</w:t>
       </w:r>
       <w:r>
         <w:rPr>
-          <w:rFonts w:hint="eastAsia" w:asciiTheme="minorEastAsia" w:hAnsiTheme="minorEastAsia" w:eastAsiaTheme="minorEastAsia" w:cstheme="minorEastAsia"/>
+          <w:rFonts w:asciiTheme="minorEastAsia" w:eastAsiaTheme="minorEastAsia" w:hAnsiTheme="minorEastAsia" w:cstheme="minorEastAsia" w:hint="eastAsia"/>
           <w:spacing w:val="9"/>
           <w:lang w:eastAsia="zh-CN"/>
         </w:rPr>
@@ -3392,7 +3318,7 @@
       </w:r>
       <w:r>
         <w:rPr>
-          <w:rFonts w:hint="eastAsia" w:asciiTheme="minorEastAsia" w:hAnsiTheme="minorEastAsia" w:eastAsiaTheme="minorEastAsia" w:cstheme="minorEastAsia"/>
+          <w:rFonts w:asciiTheme="minorEastAsia" w:eastAsiaTheme="minorEastAsia" w:hAnsiTheme="minorEastAsia" w:cstheme="minorEastAsia" w:hint="eastAsia"/>
           <w:spacing w:val="-3"/>
           <w:lang w:eastAsia="zh-CN"/>
         </w:rPr>
@@ -3403,14 +3329,14 @@
       <w:pPr>
         <w:spacing w:line="14" w:lineRule="auto"/>
         <w:rPr>
-          <w:rFonts w:hint="eastAsia" w:asciiTheme="minorEastAsia" w:hAnsiTheme="minorEastAsia" w:eastAsiaTheme="minorEastAsia" w:cstheme="minorEastAsia"/>
+          <w:rFonts w:asciiTheme="minorEastAsia" w:eastAsiaTheme="minorEastAsia" w:hAnsiTheme="minorEastAsia" w:cstheme="minorEastAsia"/>
           <w:sz w:val="2"/>
           <w:lang w:eastAsia="zh-CN"/>
         </w:rPr>
       </w:pPr>
       <w:r>
         <w:rPr>
-          <w:rFonts w:hint="eastAsia" w:asciiTheme="minorEastAsia" w:hAnsiTheme="minorEastAsia" w:eastAsiaTheme="minorEastAsia" w:cstheme="minorEastAsia"/>
+          <w:rFonts w:asciiTheme="minorEastAsia" w:eastAsiaTheme="minorEastAsia" w:hAnsiTheme="minorEastAsia" w:cstheme="minorEastAsia" w:hint="eastAsia"/>
           <w:sz w:val="2"/>
           <w:szCs w:val="2"/>
           <w:lang w:eastAsia="zh-CN"/>
@@ -3420,23 +3346,23 @@
     </w:p>
     <w:p>
       <w:pPr>
-        <w:pStyle w:val="2"/>
+        <w:pStyle w:val="a3"/>
         <w:spacing w:before="63" w:line="192" w:lineRule="auto"/>
         <w:rPr>
-          <w:rFonts w:hint="eastAsia" w:asciiTheme="minorEastAsia" w:hAnsiTheme="minorEastAsia" w:eastAsiaTheme="minorEastAsia" w:cstheme="minorEastAsia"/>
-          <w:lang w:eastAsia="zh-CN"/>
-        </w:rPr>
-      </w:pPr>
-      <w:r>
-        <w:rPr>
-          <w:rFonts w:hint="eastAsia" w:asciiTheme="minorEastAsia" w:hAnsiTheme="minorEastAsia" w:eastAsiaTheme="minorEastAsia" w:cstheme="minorEastAsia"/>
+          <w:rFonts w:asciiTheme="minorEastAsia" w:eastAsiaTheme="minorEastAsia" w:hAnsiTheme="minorEastAsia" w:cstheme="minorEastAsia"/>
+          <w:lang w:eastAsia="zh-CN"/>
+        </w:rPr>
+      </w:pPr>
+      <w:r>
+        <w:rPr>
+          <w:rFonts w:asciiTheme="minorEastAsia" w:eastAsiaTheme="minorEastAsia" w:hAnsiTheme="minorEastAsia" w:cstheme="minorEastAsia" w:hint="eastAsia"/>
           <w:lang w:eastAsia="zh-CN"/>
         </w:rPr>
         <w:t>需方（盖章）：</w:t>
       </w:r>
       <w:r>
         <w:rPr>
-          <w:rFonts w:hint="eastAsia" w:asciiTheme="minorEastAsia" w:hAnsiTheme="minorEastAsia" w:eastAsiaTheme="minorEastAsia" w:cstheme="minorEastAsia"/>
+          <w:rFonts w:asciiTheme="minorEastAsia" w:eastAsiaTheme="minorEastAsia" w:hAnsiTheme="minorEastAsia" w:cstheme="minorEastAsia" w:hint="eastAsia"/>
           <w:spacing w:val="-3"/>
           <w:lang w:eastAsia="zh-CN"/>
         </w:rPr>
@@ -3445,17 +3371,17 @@
     </w:p>
     <w:p>
       <w:pPr>
-        <w:pStyle w:val="2"/>
+        <w:pStyle w:val="a3"/>
         <w:spacing w:before="63" w:line="192" w:lineRule="auto"/>
         <w:rPr>
-          <w:rFonts w:hint="eastAsia" w:asciiTheme="minorEastAsia" w:hAnsiTheme="minorEastAsia" w:eastAsiaTheme="minorEastAsia" w:cstheme="minorEastAsia"/>
+          <w:rFonts w:asciiTheme="minorEastAsia" w:eastAsiaTheme="minorEastAsia" w:hAnsiTheme="minorEastAsia" w:cstheme="minorEastAsia"/>
           <w:spacing w:val="-3"/>
           <w:lang w:eastAsia="zh-CN"/>
         </w:rPr>
       </w:pPr>
       <w:r>
         <w:rPr>
-          <w:rFonts w:hint="eastAsia" w:asciiTheme="minorEastAsia" w:hAnsiTheme="minorEastAsia" w:eastAsiaTheme="minorEastAsia" w:cstheme="minorEastAsia"/>
+          <w:rFonts w:asciiTheme="minorEastAsia" w:eastAsiaTheme="minorEastAsia" w:hAnsiTheme="minorEastAsia" w:cstheme="minorEastAsia" w:hint="eastAsia"/>
           <w:spacing w:val="-3"/>
           <w:lang w:eastAsia="zh-CN"/>
         </w:rPr>
@@ -3464,23 +3390,24 @@
     </w:p>
     <w:p>
       <w:pPr>
-        <w:pStyle w:val="2"/>
+        <w:pStyle w:val="a3"/>
         <w:spacing w:before="63" w:line="192" w:lineRule="auto"/>
         <w:rPr>
-          <w:rFonts w:hint="eastAsia" w:asciiTheme="minorEastAsia" w:hAnsiTheme="minorEastAsia" w:eastAsiaTheme="minorEastAsia" w:cstheme="minorEastAsia"/>
+          <w:rFonts w:asciiTheme="minorEastAsia" w:eastAsiaTheme="minorEastAsia" w:hAnsiTheme="minorEastAsia" w:cstheme="minorEastAsia"/>
           <w:spacing w:val="-3"/>
           <w:lang w:eastAsia="zh-CN"/>
         </w:rPr>
       </w:pPr>
       <w:r>
         <w:rPr>
-          <w:rFonts w:hint="eastAsia" w:asciiTheme="minorEastAsia" w:hAnsiTheme="minorEastAsia" w:eastAsiaTheme="minorEastAsia" w:cstheme="minorEastAsia"/>
+          <w:rFonts w:asciiTheme="minorEastAsia" w:eastAsiaTheme="minorEastAsia" w:hAnsiTheme="minorEastAsia" w:cstheme="minorEastAsia" w:hint="eastAsia"/>
+          <w:lang w:eastAsia="zh-CN"/>
         </w:rPr>
         <w:t>开户行：</w:t>
       </w:r>
       <w:r>
         <w:rPr>
-          <w:rFonts w:hint="eastAsia" w:asciiTheme="minorEastAsia" w:hAnsiTheme="minorEastAsia" w:eastAsiaTheme="minorEastAsia" w:cstheme="minorEastAsia"/>
+          <w:rFonts w:asciiTheme="minorEastAsia" w:eastAsiaTheme="minorEastAsia" w:hAnsiTheme="minorEastAsia" w:cstheme="minorEastAsia" w:hint="eastAsia"/>
           <w:spacing w:val="-3"/>
           <w:lang w:eastAsia="zh-CN"/>
         </w:rPr>
@@ -3489,23 +3416,24 @@
     </w:p>
     <w:p>
       <w:pPr>
-        <w:pStyle w:val="2"/>
+        <w:pStyle w:val="a3"/>
         <w:spacing w:before="63" w:line="192" w:lineRule="auto"/>
         <w:rPr>
-          <w:rFonts w:hint="eastAsia" w:asciiTheme="minorEastAsia" w:hAnsiTheme="minorEastAsia" w:eastAsiaTheme="minorEastAsia" w:cstheme="minorEastAsia"/>
+          <w:rFonts w:asciiTheme="minorEastAsia" w:eastAsiaTheme="minorEastAsia" w:hAnsiTheme="minorEastAsia" w:cstheme="minorEastAsia"/>
           <w:spacing w:val="-3"/>
           <w:lang w:eastAsia="zh-CN"/>
         </w:rPr>
       </w:pPr>
       <w:r>
         <w:rPr>
-          <w:rFonts w:hint="eastAsia" w:asciiTheme="minorEastAsia" w:hAnsiTheme="minorEastAsia" w:eastAsiaTheme="minorEastAsia" w:cstheme="minorEastAsia"/>
+          <w:rFonts w:asciiTheme="minorEastAsia" w:eastAsiaTheme="minorEastAsia" w:hAnsiTheme="minorEastAsia" w:cstheme="minorEastAsia" w:hint="eastAsia"/>
+          <w:lang w:eastAsia="zh-CN"/>
         </w:rPr>
         <w:t>账号：</w:t>
       </w:r>
       <w:r>
         <w:rPr>
-          <w:rFonts w:hint="eastAsia" w:asciiTheme="minorEastAsia" w:hAnsiTheme="minorEastAsia" w:eastAsiaTheme="minorEastAsia" w:cstheme="minorEastAsia"/>
+          <w:rFonts w:asciiTheme="minorEastAsia" w:eastAsiaTheme="minorEastAsia" w:hAnsiTheme="minorEastAsia" w:cstheme="minorEastAsia" w:hint="eastAsia"/>
           <w:spacing w:val="-3"/>
           <w:lang w:eastAsia="zh-CN"/>
         </w:rPr>
@@ -3514,22 +3442,30 @@
     </w:p>
     <w:p>
       <w:pPr>
-        <w:pStyle w:val="2"/>
+        <w:pStyle w:val="a3"/>
         <w:spacing w:before="63" w:line="192" w:lineRule="auto"/>
         <w:rPr>
-          <w:rFonts w:hint="eastAsia" w:asciiTheme="minorEastAsia" w:hAnsiTheme="minorEastAsia" w:eastAsiaTheme="minorEastAsia" w:cstheme="minorEastAsia"/>
-          <w:lang w:eastAsia="zh-CN"/>
-        </w:rPr>
-      </w:pPr>
-      <w:r>
-        <w:rPr>
-          <w:rFonts w:hint="eastAsia" w:asciiTheme="minorEastAsia" w:hAnsiTheme="minorEastAsia" w:eastAsiaTheme="minorEastAsia" w:cstheme="minorEastAsia"/>
-        </w:rPr>
-        <w:t>日期：</w:t>
-      </w:r>
-      <w:r>
-        <w:rPr>
-          <w:rFonts w:hint="eastAsia" w:asciiTheme="minorEastAsia" w:hAnsiTheme="minorEastAsia" w:eastAsiaTheme="minorEastAsia" w:cstheme="minorEastAsia"/>
+          <w:rFonts w:asciiTheme="minorEastAsia" w:eastAsiaTheme="minorEastAsia" w:hAnsiTheme="minorEastAsia" w:cstheme="minorEastAsia"/>
+          <w:lang w:eastAsia="zh-CN"/>
+        </w:rPr>
+      </w:pPr>
+      <w:proofErr w:type="spellStart"/>
+      <w:r>
+        <w:rPr>
+          <w:rFonts w:asciiTheme="minorEastAsia" w:eastAsiaTheme="minorEastAsia" w:hAnsiTheme="minorEastAsia" w:cstheme="minorEastAsia" w:hint="eastAsia"/>
+        </w:rPr>
+        <w:t>日期</w:t>
+      </w:r>
+      <w:proofErr w:type="spellEnd"/>
+      <w:r>
+        <w:rPr>
+          <w:rFonts w:asciiTheme="minorEastAsia" w:eastAsiaTheme="minorEastAsia" w:hAnsiTheme="minorEastAsia" w:cstheme="minorEastAsia" w:hint="eastAsia"/>
+        </w:rPr>
+        <w:t>：</w:t>
+      </w:r>
+      <w:r>
+        <w:rPr>
+          <w:rFonts w:asciiTheme="minorEastAsia" w:eastAsiaTheme="minorEastAsia" w:hAnsiTheme="minorEastAsia" w:cstheme="minorEastAsia" w:hint="eastAsia"/>
           <w:spacing w:val="-3"/>
           <w:lang w:eastAsia="zh-CN"/>
         </w:rPr>
@@ -3540,7 +3476,7 @@
       <w:type w:val="continuous"/>
       <w:pgSz w:w="11919" w:h="16839"/>
       <w:pgMar w:top="721" w:right="1064" w:bottom="0" w:left="1069" w:header="0" w:footer="0" w:gutter="0"/>
-      <w:cols w:equalWidth="0" w:num="2">
+      <w:cols w:num="2" w:space="720" w:equalWidth="0">
         <w:col w:w="4964" w:space="100"/>
         <w:col w:w="4721"/>
       </w:cols>
@@ -3550,12 +3486,12 @@
 </file>
 
 <file path=word/numbering.xml><?xml version="1.0" encoding="utf-8"?>
-<w:numbering xmlns:wpc="http://schemas.microsoft.com/office/word/2010/wordprocessingCanvas" xmlns:mc="http://schemas.openxmlformats.org/markup-compatibility/2006" xmlns:o="urn:schemas-microsoft-com:office:office" xmlns:r="http://schemas.openxmlformats.org/officeDocument/2006/relationships" xmlns:m="http://schemas.openxmlformats.org/officeDocument/2006/math" xmlns:v="urn:schemas-microsoft-com:vml" xmlns:wp14="http://schemas.microsoft.com/office/word/2010/wordprocessingDrawing" xmlns:wp="http://schemas.openxmlformats.org/drawingml/2006/wordprocessingDrawing" xmlns:w10="urn:schemas-microsoft-com:office:word" xmlns:w="http://schemas.openxmlformats.org/wordprocessingml/2006/main" xmlns:w14="http://schemas.microsoft.com/office/word/2010/wordml" xmlns:wpg="http://schemas.microsoft.com/office/word/2010/wordprocessingGroup" xmlns:wpi="http://schemas.microsoft.com/office/word/2010/wordprocessingInk" xmlns:wne="http://schemas.microsoft.com/office/word/2006/wordml" xmlns:wps="http://schemas.microsoft.com/office/word/2010/wordprocessingShape" xmlns:wpsCustomData="http://www.wps.cn/officeDocument/2013/wpsCustomData" mc:Ignorable="w14 wp14">
-  <w:abstractNum w:abstractNumId="0">
+<w:numbering xmlns:wpc="http://schemas.microsoft.com/office/word/2010/wordprocessingCanvas" xmlns:cx="http://schemas.microsoft.com/office/drawing/2014/chartex" xmlns:cx1="http://schemas.microsoft.com/office/drawing/2015/9/8/chartex" xmlns:cx2="http://schemas.microsoft.com/office/drawing/2015/10/21/chartex" xmlns:cx3="http://schemas.microsoft.com/office/drawing/2016/5/9/chartex" xmlns:cx4="http://schemas.microsoft.com/office/drawing/2016/5/10/chartex" xmlns:cx5="http://schemas.microsoft.com/office/drawing/2016/5/11/chartex" xmlns:cx6="http://schemas.microsoft.com/office/drawing/2016/5/12/chartex" xmlns:cx7="http://schemas.microsoft.com/office/drawing/2016/5/13/chartex" xmlns:cx8="http://schemas.microsoft.com/office/drawing/2016/5/14/chartex" xmlns:mc="http://schemas.openxmlformats.org/markup-compatibility/2006" xmlns:aink="http://schemas.microsoft.com/office/drawing/2016/ink" xmlns:am3d="http://schemas.microsoft.com/office/drawing/2017/model3d" xmlns:o="urn:schemas-microsoft-com:office:office" xmlns:oel="http://schemas.microsoft.com/office/2019/extlst" xmlns:r="http://schemas.openxmlformats.org/officeDocument/2006/relationships" xmlns:m="http://schemas.openxmlformats.org/officeDocument/2006/math" xmlns:v="urn:schemas-microsoft-com:vml" xmlns:wp14="http://schemas.microsoft.com/office/word/2010/wordprocessingDrawing" xmlns:wp="http://schemas.openxmlformats.org/drawingml/2006/wordprocessingDrawing" xmlns:w10="urn:schemas-microsoft-com:office:word" xmlns:w="http://schemas.openxmlformats.org/wordprocessingml/2006/main" xmlns:w14="http://schemas.microsoft.com/office/word/2010/wordml" xmlns:w15="http://schemas.microsoft.com/office/word/2012/wordml" xmlns:w16cex="http://schemas.microsoft.com/office/word/2018/wordml/cex" xmlns:w16cid="http://schemas.microsoft.com/office/word/2016/wordml/cid" xmlns:w16="http://schemas.microsoft.com/office/word/2018/wordml" xmlns:w16du="http://schemas.microsoft.com/office/word/2023/wordml/word16du" xmlns:w16sdtdh="http://schemas.microsoft.com/office/word/2020/wordml/sdtdatahash" xmlns:w16sdtfl="http://schemas.microsoft.com/office/word/2024/wordml/sdtformatlock" xmlns:w16se="http://schemas.microsoft.com/office/word/2015/wordml/symex" xmlns:wpg="http://schemas.microsoft.com/office/word/2010/wordprocessingGroup" xmlns:wpi="http://schemas.microsoft.com/office/word/2010/wordprocessingInk" xmlns:wne="http://schemas.microsoft.com/office/word/2006/wordml" xmlns:wps="http://schemas.microsoft.com/office/word/2010/wordprocessingShape" mc:Ignorable="w14 w15 w16se w16cid w16 w16cex w16sdtdh w16sdtfl w16du wp14">
+  <w:abstractNum w:abstractNumId="0" w15:restartNumberingAfterBreak="0">
     <w:nsid w:val="F3F7AB84"/>
     <w:multiLevelType w:val="multilevel"/>
     <w:tmpl w:val="F3F7AB84"/>
-    <w:lvl w:ilvl="0" w:tentative="0">
+    <w:lvl w:ilvl="0">
       <w:start w:val="1"/>
       <w:numFmt w:val="decimal"/>
       <w:suff w:val="space"/>
@@ -3568,7 +3504,7 @@
         <w:rFonts w:hint="default"/>
       </w:rPr>
     </w:lvl>
-    <w:lvl w:ilvl="1" w:tentative="0">
+    <w:lvl w:ilvl="1">
       <w:start w:val="1"/>
       <w:numFmt w:val="decimal"/>
       <w:suff w:val="space"/>
@@ -3581,7 +3517,7 @@
         <w:rFonts w:hint="default"/>
       </w:rPr>
     </w:lvl>
-    <w:lvl w:ilvl="2" w:tentative="0">
+    <w:lvl w:ilvl="2">
       <w:start w:val="1"/>
       <w:numFmt w:val="decimal"/>
       <w:suff w:val="space"/>
@@ -3594,7 +3530,7 @@
         <w:rFonts w:hint="default"/>
       </w:rPr>
     </w:lvl>
-    <w:lvl w:ilvl="3" w:tentative="0">
+    <w:lvl w:ilvl="3">
       <w:start w:val="1"/>
       <w:numFmt w:val="decimal"/>
       <w:suff w:val="space"/>
@@ -3607,7 +3543,7 @@
         <w:rFonts w:hint="default"/>
       </w:rPr>
     </w:lvl>
-    <w:lvl w:ilvl="4" w:tentative="0">
+    <w:lvl w:ilvl="4">
       <w:start w:val="1"/>
       <w:numFmt w:val="decimal"/>
       <w:suff w:val="space"/>
@@ -3620,7 +3556,7 @@
         <w:rFonts w:hint="default"/>
       </w:rPr>
     </w:lvl>
-    <w:lvl w:ilvl="5" w:tentative="0">
+    <w:lvl w:ilvl="5">
       <w:start w:val="1"/>
       <w:numFmt w:val="decimal"/>
       <w:suff w:val="space"/>
@@ -3633,7 +3569,7 @@
         <w:rFonts w:hint="default"/>
       </w:rPr>
     </w:lvl>
-    <w:lvl w:ilvl="6" w:tentative="0">
+    <w:lvl w:ilvl="6">
       <w:start w:val="1"/>
       <w:numFmt w:val="decimal"/>
       <w:suff w:val="space"/>
@@ -3646,7 +3582,7 @@
         <w:rFonts w:hint="default"/>
       </w:rPr>
     </w:lvl>
-    <w:lvl w:ilvl="7" w:tentative="0">
+    <w:lvl w:ilvl="7">
       <w:start w:val="1"/>
       <w:numFmt w:val="decimal"/>
       <w:suff w:val="space"/>
@@ -3659,7 +3595,7 @@
         <w:rFonts w:hint="default"/>
       </w:rPr>
     </w:lvl>
-    <w:lvl w:ilvl="8" w:tentative="0">
+    <w:lvl w:ilvl="8">
       <w:start w:val="1"/>
       <w:numFmt w:val="decimal"/>
       <w:suff w:val="space"/>
@@ -3673,277 +3609,625 @@
       </w:rPr>
     </w:lvl>
   </w:abstractNum>
-  <w:num w:numId="1">
+  <w:abstractNum w:abstractNumId="1" w15:restartNumberingAfterBreak="0">
+    <w:nsid w:val="2A25148F"/>
+    <w:multiLevelType w:val="multilevel"/>
+    <w:tmpl w:val="F3F7AB84"/>
+    <w:lvl w:ilvl="0">
+      <w:start w:val="1"/>
+      <w:numFmt w:val="decimal"/>
+      <w:suff w:val="space"/>
+      <w:lvlText w:val="%1"/>
+      <w:lvlJc w:val="left"/>
+      <w:pPr>
+        <w:ind w:left="0" w:firstLine="0"/>
+      </w:pPr>
+      <w:rPr>
+        <w:rFonts w:hint="default"/>
+      </w:rPr>
+    </w:lvl>
+    <w:lvl w:ilvl="1">
+      <w:start w:val="1"/>
+      <w:numFmt w:val="decimal"/>
+      <w:suff w:val="space"/>
+      <w:lvlText w:val="%1.%2"/>
+      <w:lvlJc w:val="left"/>
+      <w:pPr>
+        <w:ind w:left="0" w:firstLine="0"/>
+      </w:pPr>
+      <w:rPr>
+        <w:rFonts w:hint="default"/>
+      </w:rPr>
+    </w:lvl>
+    <w:lvl w:ilvl="2">
+      <w:start w:val="1"/>
+      <w:numFmt w:val="decimal"/>
+      <w:suff w:val="space"/>
+      <w:lvlText w:val="%1.%2.%3"/>
+      <w:lvlJc w:val="left"/>
+      <w:pPr>
+        <w:ind w:left="0" w:firstLine="0"/>
+      </w:pPr>
+      <w:rPr>
+        <w:rFonts w:hint="default"/>
+      </w:rPr>
+    </w:lvl>
+    <w:lvl w:ilvl="3">
+      <w:start w:val="1"/>
+      <w:numFmt w:val="decimal"/>
+      <w:suff w:val="space"/>
+      <w:lvlText w:val="%1.%2.%3.%4"/>
+      <w:lvlJc w:val="left"/>
+      <w:pPr>
+        <w:ind w:left="0" w:firstLine="0"/>
+      </w:pPr>
+      <w:rPr>
+        <w:rFonts w:hint="default"/>
+      </w:rPr>
+    </w:lvl>
+    <w:lvl w:ilvl="4">
+      <w:start w:val="1"/>
+      <w:numFmt w:val="decimal"/>
+      <w:suff w:val="space"/>
+      <w:lvlText w:val="%1.%2.%3.%4.%5"/>
+      <w:lvlJc w:val="left"/>
+      <w:pPr>
+        <w:ind w:left="0" w:firstLine="0"/>
+      </w:pPr>
+      <w:rPr>
+        <w:rFonts w:hint="default"/>
+      </w:rPr>
+    </w:lvl>
+    <w:lvl w:ilvl="5">
+      <w:start w:val="1"/>
+      <w:numFmt w:val="decimal"/>
+      <w:suff w:val="space"/>
+      <w:lvlText w:val="%1.%2.%3.%4.%5.%6"/>
+      <w:lvlJc w:val="left"/>
+      <w:pPr>
+        <w:ind w:left="0" w:firstLine="0"/>
+      </w:pPr>
+      <w:rPr>
+        <w:rFonts w:hint="default"/>
+      </w:rPr>
+    </w:lvl>
+    <w:lvl w:ilvl="6">
+      <w:start w:val="1"/>
+      <w:numFmt w:val="decimal"/>
+      <w:suff w:val="space"/>
+      <w:lvlText w:val="%1.%2.%3.%4.%5.%6.%7"/>
+      <w:lvlJc w:val="left"/>
+      <w:pPr>
+        <w:ind w:left="0" w:firstLine="0"/>
+      </w:pPr>
+      <w:rPr>
+        <w:rFonts w:hint="default"/>
+      </w:rPr>
+    </w:lvl>
+    <w:lvl w:ilvl="7">
+      <w:start w:val="1"/>
+      <w:numFmt w:val="decimal"/>
+      <w:suff w:val="space"/>
+      <w:lvlText w:val="%1.%2.%3.%4.%5.%6.%7.%8"/>
+      <w:lvlJc w:val="left"/>
+      <w:pPr>
+        <w:ind w:left="0" w:firstLine="0"/>
+      </w:pPr>
+      <w:rPr>
+        <w:rFonts w:hint="default"/>
+      </w:rPr>
+    </w:lvl>
+    <w:lvl w:ilvl="8">
+      <w:start w:val="1"/>
+      <w:numFmt w:val="decimal"/>
+      <w:suff w:val="space"/>
+      <w:lvlText w:val="%1.%2.%3.%4.%5.%6.%7.%8.%9"/>
+      <w:lvlJc w:val="left"/>
+      <w:pPr>
+        <w:ind w:left="0" w:firstLine="0"/>
+      </w:pPr>
+      <w:rPr>
+        <w:rFonts w:hint="default"/>
+      </w:rPr>
+    </w:lvl>
+  </w:abstractNum>
+  <w:abstractNum w:abstractNumId="2" w15:restartNumberingAfterBreak="0">
+    <w:nsid w:val="399432AB"/>
+    <w:multiLevelType w:val="multilevel"/>
+    <w:tmpl w:val="0409001D"/>
+    <w:lvl w:ilvl="0">
+      <w:start w:val="1"/>
+      <w:numFmt w:val="decimal"/>
+      <w:lvlText w:val="%1"/>
+      <w:lvlJc w:val="left"/>
+      <w:pPr>
+        <w:ind w:left="425" w:hanging="425"/>
+      </w:pPr>
+    </w:lvl>
+    <w:lvl w:ilvl="1">
+      <w:start w:val="1"/>
+      <w:numFmt w:val="decimal"/>
+      <w:lvlText w:val="%1.%2"/>
+      <w:lvlJc w:val="left"/>
+      <w:pPr>
+        <w:ind w:left="992" w:hanging="567"/>
+      </w:pPr>
+    </w:lvl>
+    <w:lvl w:ilvl="2">
+      <w:start w:val="1"/>
+      <w:numFmt w:val="decimal"/>
+      <w:lvlText w:val="%1.%2.%3"/>
+      <w:lvlJc w:val="left"/>
+      <w:pPr>
+        <w:ind w:left="1418" w:hanging="567"/>
+      </w:pPr>
+    </w:lvl>
+    <w:lvl w:ilvl="3">
+      <w:start w:val="1"/>
+      <w:numFmt w:val="decimal"/>
+      <w:lvlText w:val="%1.%2.%3.%4"/>
+      <w:lvlJc w:val="left"/>
+      <w:pPr>
+        <w:ind w:left="1984" w:hanging="708"/>
+      </w:pPr>
+    </w:lvl>
+    <w:lvl w:ilvl="4">
+      <w:start w:val="1"/>
+      <w:numFmt w:val="decimal"/>
+      <w:lvlText w:val="%1.%2.%3.%4.%5"/>
+      <w:lvlJc w:val="left"/>
+      <w:pPr>
+        <w:ind w:left="2551" w:hanging="850"/>
+      </w:pPr>
+    </w:lvl>
+    <w:lvl w:ilvl="5">
+      <w:start w:val="1"/>
+      <w:numFmt w:val="decimal"/>
+      <w:lvlText w:val="%1.%2.%3.%4.%5.%6"/>
+      <w:lvlJc w:val="left"/>
+      <w:pPr>
+        <w:ind w:left="3260" w:hanging="1134"/>
+      </w:pPr>
+    </w:lvl>
+    <w:lvl w:ilvl="6">
+      <w:start w:val="1"/>
+      <w:numFmt w:val="decimal"/>
+      <w:lvlText w:val="%1.%2.%3.%4.%5.%6.%7"/>
+      <w:lvlJc w:val="left"/>
+      <w:pPr>
+        <w:ind w:left="3827" w:hanging="1276"/>
+      </w:pPr>
+    </w:lvl>
+    <w:lvl w:ilvl="7">
+      <w:start w:val="1"/>
+      <w:numFmt w:val="decimal"/>
+      <w:lvlText w:val="%1.%2.%3.%4.%5.%6.%7.%8"/>
+      <w:lvlJc w:val="left"/>
+      <w:pPr>
+        <w:ind w:left="4394" w:hanging="1418"/>
+      </w:pPr>
+    </w:lvl>
+    <w:lvl w:ilvl="8">
+      <w:start w:val="1"/>
+      <w:numFmt w:val="decimal"/>
+      <w:lvlText w:val="%1.%2.%3.%4.%5.%6.%7.%8.%9"/>
+      <w:lvlJc w:val="left"/>
+      <w:pPr>
+        <w:ind w:left="5102" w:hanging="1700"/>
+      </w:pPr>
+    </w:lvl>
+  </w:abstractNum>
+  <w:abstractNum w:abstractNumId="3" w15:restartNumberingAfterBreak="0">
+    <w:nsid w:val="470F3C09"/>
+    <w:multiLevelType w:val="hybridMultilevel"/>
+    <w:tmpl w:val="969A10B2"/>
+    <w:lvl w:ilvl="0" w:tplc="E3525298">
+      <w:start w:val="2"/>
+      <w:numFmt w:val="japaneseCounting"/>
+      <w:lvlText w:val="%1、"/>
+      <w:lvlJc w:val="left"/>
+      <w:pPr>
+        <w:ind w:left="558" w:hanging="540"/>
+      </w:pPr>
+      <w:rPr>
+        <w:rFonts w:hint="default"/>
+        <w:b/>
+      </w:rPr>
+    </w:lvl>
+    <w:lvl w:ilvl="1" w:tplc="04090019" w:tentative="1">
+      <w:start w:val="1"/>
+      <w:numFmt w:val="lowerLetter"/>
+      <w:lvlText w:val="%2)"/>
+      <w:lvlJc w:val="left"/>
+      <w:pPr>
+        <w:ind w:left="898" w:hanging="440"/>
+      </w:pPr>
+    </w:lvl>
+    <w:lvl w:ilvl="2" w:tplc="0409001B" w:tentative="1">
+      <w:start w:val="1"/>
+      <w:numFmt w:val="lowerRoman"/>
+      <w:lvlText w:val="%3."/>
+      <w:lvlJc w:val="right"/>
+      <w:pPr>
+        <w:ind w:left="1338" w:hanging="440"/>
+      </w:pPr>
+    </w:lvl>
+    <w:lvl w:ilvl="3" w:tplc="0409000F" w:tentative="1">
+      <w:start w:val="1"/>
+      <w:numFmt w:val="decimal"/>
+      <w:lvlText w:val="%4."/>
+      <w:lvlJc w:val="left"/>
+      <w:pPr>
+        <w:ind w:left="1778" w:hanging="440"/>
+      </w:pPr>
+    </w:lvl>
+    <w:lvl w:ilvl="4" w:tplc="04090019" w:tentative="1">
+      <w:start w:val="1"/>
+      <w:numFmt w:val="lowerLetter"/>
+      <w:lvlText w:val="%5)"/>
+      <w:lvlJc w:val="left"/>
+      <w:pPr>
+        <w:ind w:left="2218" w:hanging="440"/>
+      </w:pPr>
+    </w:lvl>
+    <w:lvl w:ilvl="5" w:tplc="0409001B" w:tentative="1">
+      <w:start w:val="1"/>
+      <w:numFmt w:val="lowerRoman"/>
+      <w:lvlText w:val="%6."/>
+      <w:lvlJc w:val="right"/>
+      <w:pPr>
+        <w:ind w:left="2658" w:hanging="440"/>
+      </w:pPr>
+    </w:lvl>
+    <w:lvl w:ilvl="6" w:tplc="0409000F" w:tentative="1">
+      <w:start w:val="1"/>
+      <w:numFmt w:val="decimal"/>
+      <w:lvlText w:val="%7."/>
+      <w:lvlJc w:val="left"/>
+      <w:pPr>
+        <w:ind w:left="3098" w:hanging="440"/>
+      </w:pPr>
+    </w:lvl>
+    <w:lvl w:ilvl="7" w:tplc="04090019" w:tentative="1">
+      <w:start w:val="1"/>
+      <w:numFmt w:val="lowerLetter"/>
+      <w:lvlText w:val="%8)"/>
+      <w:lvlJc w:val="left"/>
+      <w:pPr>
+        <w:ind w:left="3538" w:hanging="440"/>
+      </w:pPr>
+    </w:lvl>
+    <w:lvl w:ilvl="8" w:tplc="0409001B" w:tentative="1">
+      <w:start w:val="1"/>
+      <w:numFmt w:val="lowerRoman"/>
+      <w:lvlText w:val="%9."/>
+      <w:lvlJc w:val="right"/>
+      <w:pPr>
+        <w:ind w:left="3978" w:hanging="440"/>
+      </w:pPr>
+    </w:lvl>
+  </w:abstractNum>
+  <w:num w:numId="1" w16cid:durableId="1993409111">
     <w:abstractNumId w:val="0"/>
+  </w:num>
+  <w:num w:numId="2" w16cid:durableId="676807234">
+    <w:abstractNumId w:val="1"/>
+  </w:num>
+  <w:num w:numId="3" w16cid:durableId="2039308517">
+    <w:abstractNumId w:val="3"/>
+  </w:num>
+  <w:num w:numId="4" w16cid:durableId="1813054486">
+    <w:abstractNumId w:val="2"/>
   </w:num>
 </w:numbering>
 </file>
 
 <file path=word/styles.xml><?xml version="1.0" encoding="utf-8"?>
-<w:styles xmlns:mc="http://schemas.openxmlformats.org/markup-compatibility/2006" xmlns:o="urn:schemas-microsoft-com:office:office" xmlns:r="http://schemas.openxmlformats.org/officeDocument/2006/relationships" xmlns:m="http://schemas.openxmlformats.org/officeDocument/2006/math" xmlns:v="urn:schemas-microsoft-com:vml" xmlns:w="http://schemas.openxmlformats.org/wordprocessingml/2006/main" xmlns:w14="http://schemas.microsoft.com/office/word/2010/wordml" xmlns:w10="urn:schemas-microsoft-com:office:word" xmlns:sl="http://schemas.openxmlformats.org/schemaLibrary/2006/main" xmlns:wpsCustomData="http://www.wps.cn/officeDocument/2013/wpsCustomData" mc:Ignorable="w14">
+<w:styles xmlns:mc="http://schemas.openxmlformats.org/markup-compatibility/2006" xmlns:r="http://schemas.openxmlformats.org/officeDocument/2006/relationships" xmlns:w="http://schemas.openxmlformats.org/wordprocessingml/2006/main" xmlns:w14="http://schemas.microsoft.com/office/word/2010/wordml" xmlns:w15="http://schemas.microsoft.com/office/word/2012/wordml" xmlns:w16cex="http://schemas.microsoft.com/office/word/2018/wordml/cex" xmlns:w16cid="http://schemas.microsoft.com/office/word/2016/wordml/cid" xmlns:w16="http://schemas.microsoft.com/office/word/2018/wordml" xmlns:w16du="http://schemas.microsoft.com/office/word/2023/wordml/word16du" xmlns:w16sdtdh="http://schemas.microsoft.com/office/word/2020/wordml/sdtdatahash" xmlns:w16sdtfl="http://schemas.microsoft.com/office/word/2024/wordml/sdtformatlock" xmlns:w16se="http://schemas.microsoft.com/office/word/2015/wordml/symex" mc:Ignorable="w14 w15 w16se w16cid w16 w16cex w16sdtdh w16sdtfl w16du">
   <w:docDefaults>
     <w:rPrDefault>
       <w:rPr>
-        <w:rFonts w:ascii="Times New Roman" w:hAnsi="Times New Roman" w:eastAsia="宋体" w:cs="Times New Roman"/>
+        <w:rFonts w:ascii="Times New Roman" w:eastAsia="宋体" w:hAnsi="Times New Roman" w:cs="Times New Roman"/>
+        <w:lang w:val="en-US" w:eastAsia="zh-CN" w:bidi="ar-SA"/>
       </w:rPr>
     </w:rPrDefault>
     <w:pPrDefault/>
   </w:docDefaults>
-  <w:latentStyles w:count="260" w:defQFormat="0" w:defUnhideWhenUsed="1" w:defSemiHidden="1" w:defUIPriority="99" w:defLockedState="0">
-    <w:lsdException w:qFormat="1" w:unhideWhenUsed="0" w:uiPriority="0" w:name="Normal"/>
-    <w:lsdException w:qFormat="1" w:unhideWhenUsed="0" w:uiPriority="0" w:semiHidden="0" w:name="heading 1"/>
-    <w:lsdException w:qFormat="1" w:uiPriority="0" w:name="heading 2"/>
-    <w:lsdException w:qFormat="1" w:uiPriority="0" w:name="heading 3"/>
-    <w:lsdException w:qFormat="1" w:uiPriority="0" w:name="heading 4"/>
-    <w:lsdException w:qFormat="1" w:uiPriority="0" w:name="heading 5"/>
-    <w:lsdException w:qFormat="1" w:uiPriority="0" w:name="heading 6"/>
-    <w:lsdException w:qFormat="1" w:uiPriority="0" w:name="heading 7"/>
-    <w:lsdException w:qFormat="1" w:uiPriority="0" w:name="heading 8"/>
-    <w:lsdException w:qFormat="1" w:uiPriority="0" w:name="heading 9"/>
-    <w:lsdException w:unhideWhenUsed="0" w:uiPriority="0" w:semiHidden="0" w:name="index 1"/>
-    <w:lsdException w:unhideWhenUsed="0" w:uiPriority="0" w:semiHidden="0" w:name="index 2"/>
-    <w:lsdException w:unhideWhenUsed="0" w:uiPriority="0" w:semiHidden="0" w:name="index 3"/>
-    <w:lsdException w:unhideWhenUsed="0" w:uiPriority="0" w:semiHidden="0" w:name="index 4"/>
-    <w:lsdException w:unhideWhenUsed="0" w:uiPriority="0" w:semiHidden="0" w:name="index 5"/>
-    <w:lsdException w:unhideWhenUsed="0" w:uiPriority="0" w:semiHidden="0" w:name="index 6"/>
-    <w:lsdException w:unhideWhenUsed="0" w:uiPriority="0" w:semiHidden="0" w:name="index 7"/>
-    <w:lsdException w:unhideWhenUsed="0" w:uiPriority="0" w:semiHidden="0" w:name="index 8"/>
-    <w:lsdException w:unhideWhenUsed="0" w:uiPriority="0" w:semiHidden="0" w:name="index 9"/>
-    <w:lsdException w:unhideWhenUsed="0" w:uiPriority="0" w:semiHidden="0" w:name="toc 1"/>
-    <w:lsdException w:unhideWhenUsed="0" w:uiPriority="0" w:semiHidden="0" w:name="toc 2"/>
-    <w:lsdException w:unhideWhenUsed="0" w:uiPriority="0" w:semiHidden="0" w:name="toc 3"/>
-    <w:lsdException w:unhideWhenUsed="0" w:uiPriority="0" w:semiHidden="0" w:name="toc 4"/>
-    <w:lsdException w:unhideWhenUsed="0" w:uiPriority="0" w:semiHidden="0" w:name="toc 5"/>
-    <w:lsdException w:unhideWhenUsed="0" w:uiPriority="0" w:semiHidden="0" w:name="toc 6"/>
-    <w:lsdException w:unhideWhenUsed="0" w:uiPriority="0" w:semiHidden="0" w:name="toc 7"/>
-    <w:lsdException w:unhideWhenUsed="0" w:uiPriority="0" w:semiHidden="0" w:name="toc 8"/>
-    <w:lsdException w:unhideWhenUsed="0" w:uiPriority="0" w:semiHidden="0" w:name="toc 9"/>
-    <w:lsdException w:unhideWhenUsed="0" w:uiPriority="0" w:semiHidden="0" w:name="Normal Indent"/>
-    <w:lsdException w:unhideWhenUsed="0" w:uiPriority="0" w:semiHidden="0" w:name="footnote text"/>
-    <w:lsdException w:unhideWhenUsed="0" w:uiPriority="0" w:semiHidden="0" w:name="annotation text"/>
-    <w:lsdException w:unhideWhenUsed="0" w:uiPriority="0" w:semiHidden="0" w:name="header"/>
-    <w:lsdException w:unhideWhenUsed="0" w:uiPriority="0" w:semiHidden="0" w:name="footer"/>
-    <w:lsdException w:unhideWhenUsed="0" w:uiPriority="0" w:semiHidden="0" w:name="index heading"/>
-    <w:lsdException w:qFormat="1" w:uiPriority="0" w:name="caption"/>
-    <w:lsdException w:unhideWhenUsed="0" w:uiPriority="0" w:semiHidden="0" w:name="table of figures"/>
-    <w:lsdException w:unhideWhenUsed="0" w:uiPriority="0" w:semiHidden="0" w:name="envelope address"/>
-    <w:lsdException w:unhideWhenUsed="0" w:uiPriority="0" w:semiHidden="0" w:name="envelope return"/>
-    <w:lsdException w:unhideWhenUsed="0" w:uiPriority="0" w:semiHidden="0" w:name="footnote reference"/>
-    <w:lsdException w:unhideWhenUsed="0" w:uiPriority="0" w:semiHidden="0" w:name="annotation reference"/>
-    <w:lsdException w:unhideWhenUsed="0" w:uiPriority="0" w:semiHidden="0" w:name="line number"/>
-    <w:lsdException w:unhideWhenUsed="0" w:uiPriority="0" w:semiHidden="0" w:name="page number"/>
-    <w:lsdException w:unhideWhenUsed="0" w:uiPriority="0" w:semiHidden="0" w:name="endnote reference"/>
-    <w:lsdException w:unhideWhenUsed="0" w:uiPriority="0" w:semiHidden="0" w:name="endnote text"/>
-    <w:lsdException w:unhideWhenUsed="0" w:uiPriority="0" w:semiHidden="0" w:name="table of authorities"/>
-    <w:lsdException w:unhideWhenUsed="0" w:uiPriority="0" w:semiHidden="0" w:name="macro"/>
-    <w:lsdException w:unhideWhenUsed="0" w:uiPriority="0" w:semiHidden="0" w:name="toa heading"/>
-    <w:lsdException w:unhideWhenUsed="0" w:uiPriority="0" w:semiHidden="0" w:name="List"/>
-    <w:lsdException w:unhideWhenUsed="0" w:uiPriority="0" w:semiHidden="0" w:name="List Bullet"/>
-    <w:lsdException w:unhideWhenUsed="0" w:uiPriority="0" w:semiHidden="0" w:name="List Number"/>
-    <w:lsdException w:unhideWhenUsed="0" w:uiPriority="0" w:semiHidden="0" w:name="List 2"/>
-    <w:lsdException w:unhideWhenUsed="0" w:uiPriority="0" w:semiHidden="0" w:name="List 3"/>
-    <w:lsdException w:unhideWhenUsed="0" w:uiPriority="0" w:semiHidden="0" w:name="List 4"/>
-    <w:lsdException w:unhideWhenUsed="0" w:uiPriority="0" w:semiHidden="0" w:name="List 5"/>
-    <w:lsdException w:unhideWhenUsed="0" w:uiPriority="0" w:semiHidden="0" w:name="List Bullet 2"/>
-    <w:lsdException w:unhideWhenUsed="0" w:uiPriority="0" w:semiHidden="0" w:name="List Bullet 3"/>
-    <w:lsdException w:unhideWhenUsed="0" w:uiPriority="0" w:semiHidden="0" w:name="List Bullet 4"/>
-    <w:lsdException w:unhideWhenUsed="0" w:uiPriority="0" w:semiHidden="0" w:name="List Bullet 5"/>
-    <w:lsdException w:unhideWhenUsed="0" w:uiPriority="0" w:semiHidden="0" w:name="List Number 2"/>
-    <w:lsdException w:unhideWhenUsed="0" w:uiPriority="0" w:semiHidden="0" w:name="List Number 3"/>
-    <w:lsdException w:unhideWhenUsed="0" w:uiPriority="0" w:semiHidden="0" w:name="List Number 4"/>
-    <w:lsdException w:unhideWhenUsed="0" w:uiPriority="0" w:semiHidden="0" w:name="List Number 5"/>
-    <w:lsdException w:qFormat="1" w:unhideWhenUsed="0" w:uiPriority="0" w:semiHidden="0" w:name="Title"/>
-    <w:lsdException w:unhideWhenUsed="0" w:uiPriority="0" w:semiHidden="0" w:name="Closing"/>
-    <w:lsdException w:unhideWhenUsed="0" w:uiPriority="0" w:semiHidden="0" w:name="Signature"/>
-    <w:lsdException w:uiPriority="1" w:name="Default Paragraph Font"/>
-    <w:lsdException w:qFormat="1" w:unhideWhenUsed="0" w:uiPriority="0" w:name="Body Text"/>
-    <w:lsdException w:unhideWhenUsed="0" w:uiPriority="0" w:semiHidden="0" w:name="Body Text Indent"/>
-    <w:lsdException w:unhideWhenUsed="0" w:uiPriority="0" w:semiHidden="0" w:name="List Continue"/>
-    <w:lsdException w:unhideWhenUsed="0" w:uiPriority="0" w:semiHidden="0" w:name="List Continue 2"/>
-    <w:lsdException w:unhideWhenUsed="0" w:uiPriority="0" w:semiHidden="0" w:name="List Continue 3"/>
-    <w:lsdException w:unhideWhenUsed="0" w:uiPriority="0" w:semiHidden="0" w:name="List Continue 4"/>
-    <w:lsdException w:unhideWhenUsed="0" w:uiPriority="0" w:semiHidden="0" w:name="List Continue 5"/>
-    <w:lsdException w:unhideWhenUsed="0" w:uiPriority="0" w:semiHidden="0" w:name="Message Header"/>
-    <w:lsdException w:qFormat="1" w:unhideWhenUsed="0" w:uiPriority="0" w:semiHidden="0" w:name="Subtitle"/>
-    <w:lsdException w:unhideWhenUsed="0" w:uiPriority="0" w:semiHidden="0" w:name="Salutation"/>
-    <w:lsdException w:unhideWhenUsed="0" w:uiPriority="0" w:semiHidden="0" w:name="Date"/>
-    <w:lsdException w:unhideWhenUsed="0" w:uiPriority="0" w:semiHidden="0" w:name="Body Text First Indent"/>
-    <w:lsdException w:unhideWhenUsed="0" w:uiPriority="0" w:semiHidden="0" w:name="Body Text First Indent 2"/>
-    <w:lsdException w:unhideWhenUsed="0" w:uiPriority="0" w:semiHidden="0" w:name="Note Heading"/>
-    <w:lsdException w:unhideWhenUsed="0" w:uiPriority="0" w:semiHidden="0" w:name="Body Text 2"/>
-    <w:lsdException w:unhideWhenUsed="0" w:uiPriority="0" w:semiHidden="0" w:name="Body Text 3"/>
-    <w:lsdException w:unhideWhenUsed="0" w:uiPriority="0" w:semiHidden="0" w:name="Body Text Indent 2"/>
-    <w:lsdException w:unhideWhenUsed="0" w:uiPriority="0" w:semiHidden="0" w:name="Body Text Indent 3"/>
-    <w:lsdException w:unhideWhenUsed="0" w:uiPriority="0" w:semiHidden="0" w:name="Block Text"/>
-    <w:lsdException w:qFormat="1" w:unhideWhenUsed="0" w:uiPriority="0" w:semiHidden="0" w:name="Hyperlink"/>
-    <w:lsdException w:unhideWhenUsed="0" w:uiPriority="0" w:semiHidden="0" w:name="FollowedHyperlink"/>
-    <w:lsdException w:qFormat="1" w:unhideWhenUsed="0" w:uiPriority="22" w:semiHidden="0" w:name="Strong"/>
-    <w:lsdException w:qFormat="1" w:unhideWhenUsed="0" w:uiPriority="0" w:semiHidden="0" w:name="Emphasis"/>
-    <w:lsdException w:unhideWhenUsed="0" w:uiPriority="0" w:semiHidden="0" w:name="Document Map"/>
-    <w:lsdException w:unhideWhenUsed="0" w:uiPriority="0" w:semiHidden="0" w:name="Plain Text"/>
-    <w:lsdException w:unhideWhenUsed="0" w:uiPriority="0" w:semiHidden="0" w:name="E-mail Signature"/>
-    <w:lsdException w:unhideWhenUsed="0" w:uiPriority="0" w:semiHidden="0" w:name="Normal (Web)"/>
-    <w:lsdException w:unhideWhenUsed="0" w:uiPriority="0" w:semiHidden="0" w:name="HTML Acronym"/>
-    <w:lsdException w:unhideWhenUsed="0" w:uiPriority="0" w:semiHidden="0" w:name="HTML Address"/>
-    <w:lsdException w:unhideWhenUsed="0" w:uiPriority="0" w:semiHidden="0" w:name="HTML Cite"/>
-    <w:lsdException w:unhideWhenUsed="0" w:uiPriority="0" w:semiHidden="0" w:name="HTML Code"/>
-    <w:lsdException w:unhideWhenUsed="0" w:uiPriority="0" w:semiHidden="0" w:name="HTML Definition"/>
-    <w:lsdException w:unhideWhenUsed="0" w:uiPriority="0" w:semiHidden="0" w:name="HTML Keyboard"/>
-    <w:lsdException w:unhideWhenUsed="0" w:uiPriority="0" w:semiHidden="0" w:name="HTML Preformatted"/>
-    <w:lsdException w:unhideWhenUsed="0" w:uiPriority="0" w:semiHidden="0" w:name="HTML Sample"/>
-    <w:lsdException w:unhideWhenUsed="0" w:uiPriority="0" w:semiHidden="0" w:name="HTML Typewriter"/>
-    <w:lsdException w:unhideWhenUsed="0" w:uiPriority="0" w:semiHidden="0" w:name="HTML Variable"/>
-    <w:lsdException w:uiPriority="99" w:name="Normal Table"/>
-    <w:lsdException w:unhideWhenUsed="0" w:uiPriority="0" w:semiHidden="0" w:name="annotation subject"/>
-    <w:lsdException w:uiPriority="0" w:name="Table Simple 1"/>
-    <w:lsdException w:uiPriority="0" w:name="Table Simple 2"/>
-    <w:lsdException w:uiPriority="0" w:name="Table Simple 3"/>
-    <w:lsdException w:uiPriority="0" w:name="Table Classic 1"/>
-    <w:lsdException w:uiPriority="0" w:name="Table Classic 2"/>
-    <w:lsdException w:uiPriority="0" w:name="Table Classic 3"/>
-    <w:lsdException w:uiPriority="0" w:name="Table Classic 4"/>
-    <w:lsdException w:uiPriority="0" w:name="Table Colorful 1"/>
-    <w:lsdException w:uiPriority="0" w:name="Table Colorful 2"/>
-    <w:lsdException w:uiPriority="0" w:name="Table Colorful 3"/>
-    <w:lsdException w:uiPriority="0" w:name="Table Columns 1"/>
-    <w:lsdException w:uiPriority="0" w:name="Table Columns 2"/>
-    <w:lsdException w:uiPriority="0" w:name="Table Columns 3"/>
-    <w:lsdException w:uiPriority="0" w:name="Table Columns 4"/>
-    <w:lsdException w:uiPriority="0" w:name="Table Columns 5"/>
-    <w:lsdException w:uiPriority="0" w:name="Table Grid 1"/>
-    <w:lsdException w:uiPriority="0" w:name="Table Grid 2"/>
-    <w:lsdException w:uiPriority="0" w:name="Table Grid 3"/>
-    <w:lsdException w:uiPriority="0" w:name="Table Grid 4"/>
-    <w:lsdException w:uiPriority="0" w:name="Table Grid 5"/>
-    <w:lsdException w:uiPriority="0" w:name="Table Grid 6"/>
-    <w:lsdException w:uiPriority="0" w:name="Table Grid 7"/>
-    <w:lsdException w:uiPriority="0" w:name="Table Grid 8"/>
-    <w:lsdException w:uiPriority="0" w:name="Table List 1"/>
-    <w:lsdException w:uiPriority="0" w:name="Table List 2"/>
-    <w:lsdException w:uiPriority="0" w:name="Table List 3"/>
-    <w:lsdException w:uiPriority="0" w:name="Table List 4"/>
-    <w:lsdException w:uiPriority="0" w:name="Table List 5"/>
-    <w:lsdException w:uiPriority="0" w:name="Table List 6"/>
-    <w:lsdException w:uiPriority="0" w:name="Table List 7"/>
-    <w:lsdException w:uiPriority="0" w:name="Table List 8"/>
-    <w:lsdException w:uiPriority="0" w:name="Table 3D effects 1"/>
-    <w:lsdException w:uiPriority="0" w:name="Table 3D effects 2"/>
-    <w:lsdException w:uiPriority="0" w:name="Table 3D effects 3"/>
-    <w:lsdException w:uiPriority="0" w:name="Table Contemporary"/>
-    <w:lsdException w:uiPriority="0" w:name="Table Elegant"/>
-    <w:lsdException w:uiPriority="0" w:name="Table Professional"/>
-    <w:lsdException w:uiPriority="0" w:name="Table Subtle 1"/>
-    <w:lsdException w:uiPriority="0" w:name="Table Subtle 2"/>
-    <w:lsdException w:uiPriority="0" w:name="Table Web 1"/>
-    <w:lsdException w:uiPriority="0" w:name="Table Web 2"/>
-    <w:lsdException w:uiPriority="0" w:name="Table Web 3"/>
-    <w:lsdException w:unhideWhenUsed="0" w:uiPriority="0" w:semiHidden="0" w:name="Balloon Text"/>
-    <w:lsdException w:qFormat="1" w:unhideWhenUsed="0" w:uiPriority="0" w:semiHidden="0" w:name="Table Grid"/>
-    <w:lsdException w:uiPriority="0" w:name="Table Theme"/>
-    <w:lsdException w:unhideWhenUsed="0" w:uiPriority="60" w:semiHidden="0" w:name="Light Shading"/>
-    <w:lsdException w:unhideWhenUsed="0" w:uiPriority="61" w:semiHidden="0" w:name="Light List"/>
-    <w:lsdException w:unhideWhenUsed="0" w:uiPriority="62" w:semiHidden="0" w:name="Light Grid"/>
-    <w:lsdException w:unhideWhenUsed="0" w:uiPriority="63" w:semiHidden="0" w:name="Medium Shading 1"/>
-    <w:lsdException w:unhideWhenUsed="0" w:uiPriority="64" w:semiHidden="0" w:name="Medium Shading 2"/>
-    <w:lsdException w:unhideWhenUsed="0" w:uiPriority="65" w:semiHidden="0" w:name="Medium List 1"/>
-    <w:lsdException w:unhideWhenUsed="0" w:uiPriority="66" w:semiHidden="0" w:name="Medium List 2"/>
-    <w:lsdException w:unhideWhenUsed="0" w:uiPriority="67" w:semiHidden="0" w:name="Medium Grid 1"/>
-    <w:lsdException w:unhideWhenUsed="0" w:uiPriority="68" w:semiHidden="0" w:name="Medium Grid 2"/>
-    <w:lsdException w:unhideWhenUsed="0" w:uiPriority="69" w:semiHidden="0" w:name="Medium Grid 3"/>
-    <w:lsdException w:unhideWhenUsed="0" w:uiPriority="70" w:semiHidden="0" w:name="Dark List"/>
-    <w:lsdException w:unhideWhenUsed="0" w:uiPriority="71" w:semiHidden="0" w:name="Colorful Shading"/>
-    <w:lsdException w:unhideWhenUsed="0" w:uiPriority="72" w:semiHidden="0" w:name="Colorful List"/>
-    <w:lsdException w:unhideWhenUsed="0" w:uiPriority="73" w:semiHidden="0" w:name="Colorful Grid"/>
-    <w:lsdException w:unhideWhenUsed="0" w:uiPriority="60" w:semiHidden="0" w:name="Light Shading Accent 1"/>
-    <w:lsdException w:unhideWhenUsed="0" w:uiPriority="61" w:semiHidden="0" w:name="Light List Accent 1"/>
-    <w:lsdException w:unhideWhenUsed="0" w:uiPriority="62" w:semiHidden="0" w:name="Light Grid Accent 1"/>
-    <w:lsdException w:unhideWhenUsed="0" w:uiPriority="63" w:semiHidden="0" w:name="Medium Shading 1 Accent 1"/>
-    <w:lsdException w:unhideWhenUsed="0" w:uiPriority="64" w:semiHidden="0" w:name="Medium Shading 2 Accent 1"/>
-    <w:lsdException w:unhideWhenUsed="0" w:uiPriority="65" w:semiHidden="0" w:name="Medium List 1 Accent 1"/>
-    <w:lsdException w:unhideWhenUsed="0" w:uiPriority="66" w:semiHidden="0" w:name="Medium List 2 Accent 1"/>
-    <w:lsdException w:unhideWhenUsed="0" w:uiPriority="67" w:semiHidden="0" w:name="Medium Grid 1 Accent 1"/>
-    <w:lsdException w:unhideWhenUsed="0" w:uiPriority="68" w:semiHidden="0" w:name="Medium Grid 2 Accent 1"/>
-    <w:lsdException w:unhideWhenUsed="0" w:uiPriority="69" w:semiHidden="0" w:name="Medium Grid 3 Accent 1"/>
-    <w:lsdException w:unhideWhenUsed="0" w:uiPriority="70" w:semiHidden="0" w:name="Dark List Accent 1"/>
-    <w:lsdException w:unhideWhenUsed="0" w:uiPriority="71" w:semiHidden="0" w:name="Colorful Shading Accent 1"/>
-    <w:lsdException w:unhideWhenUsed="0" w:uiPriority="72" w:semiHidden="0" w:name="Colorful List Accent 1"/>
-    <w:lsdException w:unhideWhenUsed="0" w:uiPriority="73" w:semiHidden="0" w:name="Colorful Grid Accent 1"/>
-    <w:lsdException w:unhideWhenUsed="0" w:uiPriority="60" w:semiHidden="0" w:name="Light Shading Accent 2"/>
-    <w:lsdException w:unhideWhenUsed="0" w:uiPriority="61" w:semiHidden="0" w:name="Light List Accent 2"/>
-    <w:lsdException w:unhideWhenUsed="0" w:uiPriority="62" w:semiHidden="0" w:name="Light Grid Accent 2"/>
-    <w:lsdException w:unhideWhenUsed="0" w:uiPriority="63" w:semiHidden="0" w:name="Medium Shading 1 Accent 2"/>
-    <w:lsdException w:unhideWhenUsed="0" w:uiPriority="64" w:semiHidden="0" w:name="Medium Shading 2 Accent 2"/>
-    <w:lsdException w:unhideWhenUsed="0" w:uiPriority="65" w:semiHidden="0" w:name="Medium List 1 Accent 2"/>
-    <w:lsdException w:unhideWhenUsed="0" w:uiPriority="66" w:semiHidden="0" w:name="Medium List 2 Accent 2"/>
-    <w:lsdException w:unhideWhenUsed="0" w:uiPriority="67" w:semiHidden="0" w:name="Medium Grid 1 Accent 2"/>
-    <w:lsdException w:unhideWhenUsed="0" w:uiPriority="68" w:semiHidden="0" w:name="Medium Grid 2 Accent 2"/>
-    <w:lsdException w:unhideWhenUsed="0" w:uiPriority="69" w:semiHidden="0" w:name="Medium Grid 3 Accent 2"/>
-    <w:lsdException w:unhideWhenUsed="0" w:uiPriority="70" w:semiHidden="0" w:name="Dark List Accent 2"/>
-    <w:lsdException w:unhideWhenUsed="0" w:uiPriority="71" w:semiHidden="0" w:name="Colorful Shading Accent 2"/>
-    <w:lsdException w:unhideWhenUsed="0" w:uiPriority="72" w:semiHidden="0" w:name="Colorful List Accent 2"/>
-    <w:lsdException w:unhideWhenUsed="0" w:uiPriority="73" w:semiHidden="0" w:name="Colorful Grid Accent 2"/>
-    <w:lsdException w:unhideWhenUsed="0" w:uiPriority="60" w:semiHidden="0" w:name="Light Shading Accent 3"/>
-    <w:lsdException w:unhideWhenUsed="0" w:uiPriority="61" w:semiHidden="0" w:name="Light List Accent 3"/>
-    <w:lsdException w:unhideWhenUsed="0" w:uiPriority="62" w:semiHidden="0" w:name="Light Grid Accent 3"/>
-    <w:lsdException w:unhideWhenUsed="0" w:uiPriority="63" w:semiHidden="0" w:name="Medium Shading 1 Accent 3"/>
-    <w:lsdException w:unhideWhenUsed="0" w:uiPriority="64" w:semiHidden="0" w:name="Medium Shading 2 Accent 3"/>
-    <w:lsdException w:unhideWhenUsed="0" w:uiPriority="65" w:semiHidden="0" w:name="Medium List 1 Accent 3"/>
-    <w:lsdException w:unhideWhenUsed="0" w:uiPriority="66" w:semiHidden="0" w:name="Medium List 2 Accent 3"/>
-    <w:lsdException w:unhideWhenUsed="0" w:uiPriority="67" w:semiHidden="0" w:name="Medium Grid 1 Accent 3"/>
-    <w:lsdException w:unhideWhenUsed="0" w:uiPriority="68" w:semiHidden="0" w:name="Medium Grid 2 Accent 3"/>
-    <w:lsdException w:unhideWhenUsed="0" w:uiPriority="69" w:semiHidden="0" w:name="Medium Grid 3 Accent 3"/>
-    <w:lsdException w:unhideWhenUsed="0" w:uiPriority="70" w:semiHidden="0" w:name="Dark List Accent 3"/>
-    <w:lsdException w:unhideWhenUsed="0" w:uiPriority="71" w:semiHidden="0" w:name="Colorful Shading Accent 3"/>
-    <w:lsdException w:unhideWhenUsed="0" w:uiPriority="72" w:semiHidden="0" w:name="Colorful List Accent 3"/>
-    <w:lsdException w:unhideWhenUsed="0" w:uiPriority="73" w:semiHidden="0" w:name="Colorful Grid Accent 3"/>
-    <w:lsdException w:unhideWhenUsed="0" w:uiPriority="60" w:semiHidden="0" w:name="Light Shading Accent 4"/>
-    <w:lsdException w:unhideWhenUsed="0" w:uiPriority="61" w:semiHidden="0" w:name="Light List Accent 4"/>
-    <w:lsdException w:unhideWhenUsed="0" w:uiPriority="62" w:semiHidden="0" w:name="Light Grid Accent 4"/>
-    <w:lsdException w:unhideWhenUsed="0" w:uiPriority="63" w:semiHidden="0" w:name="Medium Shading 1 Accent 4"/>
-    <w:lsdException w:unhideWhenUsed="0" w:uiPriority="64" w:semiHidden="0" w:name="Medium Shading 2 Accent 4"/>
-    <w:lsdException w:unhideWhenUsed="0" w:uiPriority="65" w:semiHidden="0" w:name="Medium List 1 Accent 4"/>
-    <w:lsdException w:unhideWhenUsed="0" w:uiPriority="66" w:semiHidden="0" w:name="Medium List 2 Accent 4"/>
-    <w:lsdException w:unhideWhenUsed="0" w:uiPriority="67" w:semiHidden="0" w:name="Medium Grid 1 Accent 4"/>
-    <w:lsdException w:unhideWhenUsed="0" w:uiPriority="68" w:semiHidden="0" w:name="Medium Grid 2 Accent 4"/>
-    <w:lsdException w:unhideWhenUsed="0" w:uiPriority="69" w:semiHidden="0" w:name="Medium Grid 3 Accent 4"/>
-    <w:lsdException w:unhideWhenUsed="0" w:uiPriority="70" w:semiHidden="0" w:name="Dark List Accent 4"/>
-    <w:lsdException w:unhideWhenUsed="0" w:uiPriority="71" w:semiHidden="0" w:name="Colorful Shading Accent 4"/>
-    <w:lsdException w:unhideWhenUsed="0" w:uiPriority="72" w:semiHidden="0" w:name="Colorful List Accent 4"/>
-    <w:lsdException w:unhideWhenUsed="0" w:uiPriority="73" w:semiHidden="0" w:name="Colorful Grid Accent 4"/>
-    <w:lsdException w:unhideWhenUsed="0" w:uiPriority="60" w:semiHidden="0" w:name="Light Shading Accent 5"/>
-    <w:lsdException w:unhideWhenUsed="0" w:uiPriority="61" w:semiHidden="0" w:name="Light List Accent 5"/>
-    <w:lsdException w:unhideWhenUsed="0" w:uiPriority="62" w:semiHidden="0" w:name="Light Grid Accent 5"/>
-    <w:lsdException w:unhideWhenUsed="0" w:uiPriority="63" w:semiHidden="0" w:name="Medium Shading 1 Accent 5"/>
-    <w:lsdException w:unhideWhenUsed="0" w:uiPriority="64" w:semiHidden="0" w:name="Medium Shading 2 Accent 5"/>
-    <w:lsdException w:unhideWhenUsed="0" w:uiPriority="65" w:semiHidden="0" w:name="Medium List 1 Accent 5"/>
-    <w:lsdException w:unhideWhenUsed="0" w:uiPriority="66" w:semiHidden="0" w:name="Medium List 2 Accent 5"/>
-    <w:lsdException w:unhideWhenUsed="0" w:uiPriority="67" w:semiHidden="0" w:name="Medium Grid 1 Accent 5"/>
-    <w:lsdException w:unhideWhenUsed="0" w:uiPriority="68" w:semiHidden="0" w:name="Medium Grid 2 Accent 5"/>
-    <w:lsdException w:unhideWhenUsed="0" w:uiPriority="69" w:semiHidden="0" w:name="Medium Grid 3 Accent 5"/>
-    <w:lsdException w:unhideWhenUsed="0" w:uiPriority="70" w:semiHidden="0" w:name="Dark List Accent 5"/>
-    <w:lsdException w:unhideWhenUsed="0" w:uiPriority="71" w:semiHidden="0" w:name="Colorful Shading Accent 5"/>
-    <w:lsdException w:unhideWhenUsed="0" w:uiPriority="72" w:semiHidden="0" w:name="Colorful List Accent 5"/>
-    <w:lsdException w:unhideWhenUsed="0" w:uiPriority="73" w:semiHidden="0" w:name="Colorful Grid Accent 5"/>
-    <w:lsdException w:unhideWhenUsed="0" w:uiPriority="60" w:semiHidden="0" w:name="Light Shading Accent 6"/>
-    <w:lsdException w:unhideWhenUsed="0" w:uiPriority="61" w:semiHidden="0" w:name="Light List Accent 6"/>
-    <w:lsdException w:unhideWhenUsed="0" w:uiPriority="62" w:semiHidden="0" w:name="Light Grid Accent 6"/>
-    <w:lsdException w:unhideWhenUsed="0" w:uiPriority="63" w:semiHidden="0" w:name="Medium Shading 1 Accent 6"/>
-    <w:lsdException w:unhideWhenUsed="0" w:uiPriority="64" w:semiHidden="0" w:name="Medium Shading 2 Accent 6"/>
-    <w:lsdException w:unhideWhenUsed="0" w:uiPriority="65" w:semiHidden="0" w:name="Medium List 1 Accent 6"/>
-    <w:lsdException w:unhideWhenUsed="0" w:uiPriority="66" w:semiHidden="0" w:name="Medium List 2 Accent 6"/>
-    <w:lsdException w:unhideWhenUsed="0" w:uiPriority="67" w:semiHidden="0" w:name="Medium Grid 1 Accent 6"/>
-    <w:lsdException w:unhideWhenUsed="0" w:uiPriority="68" w:semiHidden="0" w:name="Medium Grid 2 Accent 6"/>
-    <w:lsdException w:unhideWhenUsed="0" w:uiPriority="69" w:semiHidden="0" w:name="Medium Grid 3 Accent 6"/>
-    <w:lsdException w:unhideWhenUsed="0" w:uiPriority="70" w:semiHidden="0" w:name="Dark List Accent 6"/>
-    <w:lsdException w:unhideWhenUsed="0" w:uiPriority="71" w:semiHidden="0" w:name="Colorful Shading Accent 6"/>
-    <w:lsdException w:unhideWhenUsed="0" w:uiPriority="72" w:semiHidden="0" w:name="Colorful List Accent 6"/>
-    <w:lsdException w:unhideWhenUsed="0" w:uiPriority="73" w:semiHidden="0" w:name="Colorful Grid Accent 6"/>
+  <w:latentStyles w:defLockedState="0" w:defUIPriority="0" w:defSemiHidden="0" w:defUnhideWhenUsed="0" w:defQFormat="0" w:count="376">
+    <w:lsdException w:name="Normal" w:semiHidden="1" w:qFormat="1"/>
+    <w:lsdException w:name="heading 1" w:qFormat="1"/>
+    <w:lsdException w:name="heading 2" w:semiHidden="1" w:unhideWhenUsed="1" w:qFormat="1"/>
+    <w:lsdException w:name="heading 3" w:semiHidden="1" w:unhideWhenUsed="1" w:qFormat="1"/>
+    <w:lsdException w:name="heading 4" w:semiHidden="1" w:unhideWhenUsed="1" w:qFormat="1"/>
+    <w:lsdException w:name="heading 5" w:semiHidden="1" w:unhideWhenUsed="1" w:qFormat="1"/>
+    <w:lsdException w:name="heading 6" w:semiHidden="1" w:unhideWhenUsed="1" w:qFormat="1"/>
+    <w:lsdException w:name="heading 7" w:semiHidden="1" w:unhideWhenUsed="1" w:qFormat="1"/>
+    <w:lsdException w:name="heading 8" w:semiHidden="1" w:unhideWhenUsed="1" w:qFormat="1"/>
+    <w:lsdException w:name="heading 9" w:semiHidden="1" w:unhideWhenUsed="1" w:qFormat="1"/>
+    <w:lsdException w:name="caption" w:semiHidden="1" w:unhideWhenUsed="1" w:qFormat="1"/>
+    <w:lsdException w:name="Title" w:qFormat="1"/>
+    <w:lsdException w:name="Default Paragraph Font" w:semiHidden="1" w:uiPriority="1" w:unhideWhenUsed="1"/>
+    <w:lsdException w:name="Body Text" w:semiHidden="1" w:qFormat="1"/>
+    <w:lsdException w:name="Subtitle" w:qFormat="1"/>
+    <w:lsdException w:name="Hyperlink" w:qFormat="1"/>
+    <w:lsdException w:name="Strong" w:uiPriority="22" w:qFormat="1"/>
+    <w:lsdException w:name="Emphasis" w:qFormat="1"/>
+    <w:lsdException w:name="HTML Top of Form" w:semiHidden="1" w:uiPriority="99" w:unhideWhenUsed="1"/>
+    <w:lsdException w:name="HTML Bottom of Form" w:semiHidden="1" w:uiPriority="99" w:unhideWhenUsed="1"/>
+    <w:lsdException w:name="Normal Table" w:semiHidden="1" w:uiPriority="99" w:unhideWhenUsed="1"/>
+    <w:lsdException w:name="No List" w:semiHidden="1" w:uiPriority="99" w:unhideWhenUsed="1"/>
+    <w:lsdException w:name="Outline List 1" w:semiHidden="1" w:uiPriority="99" w:unhideWhenUsed="1"/>
+    <w:lsdException w:name="Outline List 2" w:semiHidden="1" w:uiPriority="99" w:unhideWhenUsed="1"/>
+    <w:lsdException w:name="Outline List 3" w:semiHidden="1" w:uiPriority="99" w:unhideWhenUsed="1"/>
+    <w:lsdException w:name="Table Simple 1" w:semiHidden="1" w:unhideWhenUsed="1"/>
+    <w:lsdException w:name="Table Simple 2" w:semiHidden="1" w:unhideWhenUsed="1"/>
+    <w:lsdException w:name="Table Simple 3" w:semiHidden="1" w:unhideWhenUsed="1"/>
+    <w:lsdException w:name="Table Classic 1" w:semiHidden="1" w:unhideWhenUsed="1"/>
+    <w:lsdException w:name="Table Classic 2" w:semiHidden="1" w:unhideWhenUsed="1"/>
+    <w:lsdException w:name="Table Classic 3" w:semiHidden="1" w:unhideWhenUsed="1"/>
+    <w:lsdException w:name="Table Classic 4" w:semiHidden="1" w:unhideWhenUsed="1"/>
+    <w:lsdException w:name="Table Colorful 1" w:semiHidden="1" w:unhideWhenUsed="1"/>
+    <w:lsdException w:name="Table Colorful 2" w:semiHidden="1" w:unhideWhenUsed="1"/>
+    <w:lsdException w:name="Table Colorful 3" w:semiHidden="1" w:unhideWhenUsed="1"/>
+    <w:lsdException w:name="Table Columns 1" w:semiHidden="1" w:unhideWhenUsed="1"/>
+    <w:lsdException w:name="Table Columns 2" w:semiHidden="1" w:unhideWhenUsed="1"/>
+    <w:lsdException w:name="Table Columns 3" w:semiHidden="1" w:unhideWhenUsed="1"/>
+    <w:lsdException w:name="Table Columns 4" w:semiHidden="1" w:unhideWhenUsed="1"/>
+    <w:lsdException w:name="Table Columns 5" w:semiHidden="1" w:unhideWhenUsed="1"/>
+    <w:lsdException w:name="Table Grid 1" w:semiHidden="1" w:unhideWhenUsed="1"/>
+    <w:lsdException w:name="Table Grid 2" w:semiHidden="1" w:unhideWhenUsed="1"/>
+    <w:lsdException w:name="Table Grid 3" w:semiHidden="1" w:unhideWhenUsed="1"/>
+    <w:lsdException w:name="Table Grid 4" w:semiHidden="1" w:unhideWhenUsed="1"/>
+    <w:lsdException w:name="Table Grid 5" w:semiHidden="1" w:unhideWhenUsed="1"/>
+    <w:lsdException w:name="Table Grid 6" w:semiHidden="1" w:unhideWhenUsed="1"/>
+    <w:lsdException w:name="Table Grid 7" w:semiHidden="1" w:unhideWhenUsed="1"/>
+    <w:lsdException w:name="Table Grid 8" w:semiHidden="1" w:unhideWhenUsed="1"/>
+    <w:lsdException w:name="Table List 1" w:semiHidden="1" w:unhideWhenUsed="1"/>
+    <w:lsdException w:name="Table List 2" w:semiHidden="1" w:unhideWhenUsed="1"/>
+    <w:lsdException w:name="Table List 3" w:semiHidden="1" w:unhideWhenUsed="1"/>
+    <w:lsdException w:name="Table List 4" w:semiHidden="1" w:unhideWhenUsed="1"/>
+    <w:lsdException w:name="Table List 5" w:semiHidden="1" w:unhideWhenUsed="1"/>
+    <w:lsdException w:name="Table List 6" w:semiHidden="1" w:unhideWhenUsed="1"/>
+    <w:lsdException w:name="Table List 7" w:semiHidden="1" w:unhideWhenUsed="1"/>
+    <w:lsdException w:name="Table List 8" w:semiHidden="1" w:unhideWhenUsed="1"/>
+    <w:lsdException w:name="Table 3D effects 1" w:semiHidden="1" w:unhideWhenUsed="1"/>
+    <w:lsdException w:name="Table 3D effects 2" w:semiHidden="1" w:unhideWhenUsed="1"/>
+    <w:lsdException w:name="Table 3D effects 3" w:semiHidden="1" w:unhideWhenUsed="1"/>
+    <w:lsdException w:name="Table Contemporary" w:semiHidden="1" w:unhideWhenUsed="1"/>
+    <w:lsdException w:name="Table Elegant" w:semiHidden="1" w:unhideWhenUsed="1"/>
+    <w:lsdException w:name="Table Professional" w:semiHidden="1" w:unhideWhenUsed="1"/>
+    <w:lsdException w:name="Table Subtle 1" w:semiHidden="1" w:unhideWhenUsed="1"/>
+    <w:lsdException w:name="Table Subtle 2" w:semiHidden="1" w:unhideWhenUsed="1"/>
+    <w:lsdException w:name="Table Web 1" w:semiHidden="1" w:unhideWhenUsed="1"/>
+    <w:lsdException w:name="Table Web 2" w:semiHidden="1" w:unhideWhenUsed="1"/>
+    <w:lsdException w:name="Table Web 3" w:semiHidden="1" w:unhideWhenUsed="1"/>
+    <w:lsdException w:name="Table Grid" w:qFormat="1"/>
+    <w:lsdException w:name="Table Theme" w:semiHidden="1" w:unhideWhenUsed="1"/>
+    <w:lsdException w:name="Placeholder Text" w:semiHidden="1" w:uiPriority="99" w:unhideWhenUsed="1"/>
+    <w:lsdException w:name="No Spacing" w:semiHidden="1" w:uiPriority="99" w:unhideWhenUsed="1"/>
+    <w:lsdException w:name="Light Shading" w:uiPriority="60"/>
+    <w:lsdException w:name="Light List" w:uiPriority="61"/>
+    <w:lsdException w:name="Light Grid" w:uiPriority="62"/>
+    <w:lsdException w:name="Medium Shading 1" w:uiPriority="63"/>
+    <w:lsdException w:name="Medium Shading 2" w:uiPriority="64"/>
+    <w:lsdException w:name="Medium List 1" w:uiPriority="65"/>
+    <w:lsdException w:name="Medium List 2" w:uiPriority="66"/>
+    <w:lsdException w:name="Medium Grid 1" w:uiPriority="67"/>
+    <w:lsdException w:name="Medium Grid 2" w:uiPriority="68"/>
+    <w:lsdException w:name="Medium Grid 3" w:uiPriority="69"/>
+    <w:lsdException w:name="Dark List" w:uiPriority="70"/>
+    <w:lsdException w:name="Colorful Shading" w:uiPriority="71"/>
+    <w:lsdException w:name="Colorful List" w:uiPriority="72"/>
+    <w:lsdException w:name="Colorful Grid" w:uiPriority="73"/>
+    <w:lsdException w:name="Light Shading Accent 1" w:uiPriority="60"/>
+    <w:lsdException w:name="Light List Accent 1" w:uiPriority="61"/>
+    <w:lsdException w:name="Light Grid Accent 1" w:uiPriority="62"/>
+    <w:lsdException w:name="Medium Shading 1 Accent 1" w:uiPriority="63"/>
+    <w:lsdException w:name="Medium Shading 2 Accent 1" w:uiPriority="64"/>
+    <w:lsdException w:name="Medium List 1 Accent 1" w:uiPriority="65"/>
+    <w:lsdException w:name="Revision" w:semiHidden="1" w:uiPriority="99" w:unhideWhenUsed="1"/>
+    <w:lsdException w:name="List Paragraph" w:semiHidden="1" w:uiPriority="99" w:unhideWhenUsed="1"/>
+    <w:lsdException w:name="Quote" w:semiHidden="1" w:uiPriority="99" w:unhideWhenUsed="1"/>
+    <w:lsdException w:name="Intense Quote" w:semiHidden="1" w:uiPriority="99" w:unhideWhenUsed="1"/>
+    <w:lsdException w:name="Medium List 2 Accent 1" w:uiPriority="66"/>
+    <w:lsdException w:name="Medium Grid 1 Accent 1" w:uiPriority="67"/>
+    <w:lsdException w:name="Medium Grid 2 Accent 1" w:uiPriority="68"/>
+    <w:lsdException w:name="Medium Grid 3 Accent 1" w:uiPriority="69"/>
+    <w:lsdException w:name="Dark List Accent 1" w:uiPriority="70"/>
+    <w:lsdException w:name="Colorful Shading Accent 1" w:uiPriority="71"/>
+    <w:lsdException w:name="Colorful List Accent 1" w:uiPriority="72"/>
+    <w:lsdException w:name="Colorful Grid Accent 1" w:uiPriority="73"/>
+    <w:lsdException w:name="Light Shading Accent 2" w:uiPriority="60"/>
+    <w:lsdException w:name="Light List Accent 2" w:uiPriority="61"/>
+    <w:lsdException w:name="Light Grid Accent 2" w:uiPriority="62"/>
+    <w:lsdException w:name="Medium Shading 1 Accent 2" w:uiPriority="63"/>
+    <w:lsdException w:name="Medium Shading 2 Accent 2" w:uiPriority="64"/>
+    <w:lsdException w:name="Medium List 1 Accent 2" w:uiPriority="65"/>
+    <w:lsdException w:name="Medium List 2 Accent 2" w:uiPriority="66"/>
+    <w:lsdException w:name="Medium Grid 1 Accent 2" w:uiPriority="67"/>
+    <w:lsdException w:name="Medium Grid 2 Accent 2" w:uiPriority="68"/>
+    <w:lsdException w:name="Medium Grid 3 Accent 2" w:uiPriority="69"/>
+    <w:lsdException w:name="Dark List Accent 2" w:uiPriority="70"/>
+    <w:lsdException w:name="Colorful Shading Accent 2" w:uiPriority="71"/>
+    <w:lsdException w:name="Colorful List Accent 2" w:uiPriority="72"/>
+    <w:lsdException w:name="Colorful Grid Accent 2" w:uiPriority="73"/>
+    <w:lsdException w:name="Light Shading Accent 3" w:uiPriority="60"/>
+    <w:lsdException w:name="Light List Accent 3" w:uiPriority="61"/>
+    <w:lsdException w:name="Light Grid Accent 3" w:uiPriority="62"/>
+    <w:lsdException w:name="Medium Shading 1 Accent 3" w:uiPriority="63"/>
+    <w:lsdException w:name="Medium Shading 2 Accent 3" w:uiPriority="64"/>
+    <w:lsdException w:name="Medium List 1 Accent 3" w:uiPriority="65"/>
+    <w:lsdException w:name="Medium List 2 Accent 3" w:uiPriority="66"/>
+    <w:lsdException w:name="Medium Grid 1 Accent 3" w:uiPriority="67"/>
+    <w:lsdException w:name="Medium Grid 2 Accent 3" w:uiPriority="68"/>
+    <w:lsdException w:name="Medium Grid 3 Accent 3" w:uiPriority="69"/>
+    <w:lsdException w:name="Dark List Accent 3" w:uiPriority="70"/>
+    <w:lsdException w:name="Colorful Shading Accent 3" w:uiPriority="71"/>
+    <w:lsdException w:name="Colorful List Accent 3" w:uiPriority="72"/>
+    <w:lsdException w:name="Colorful Grid Accent 3" w:uiPriority="73"/>
+    <w:lsdException w:name="Light Shading Accent 4" w:uiPriority="60"/>
+    <w:lsdException w:name="Light List Accent 4" w:uiPriority="61"/>
+    <w:lsdException w:name="Light Grid Accent 4" w:uiPriority="62"/>
+    <w:lsdException w:name="Medium Shading 1 Accent 4" w:uiPriority="63"/>
+    <w:lsdException w:name="Medium Shading 2 Accent 4" w:uiPriority="64"/>
+    <w:lsdException w:name="Medium List 1 Accent 4" w:uiPriority="65"/>
+    <w:lsdException w:name="Medium List 2 Accent 4" w:uiPriority="66"/>
+    <w:lsdException w:name="Medium Grid 1 Accent 4" w:uiPriority="67"/>
+    <w:lsdException w:name="Medium Grid 2 Accent 4" w:uiPriority="68"/>
+    <w:lsdException w:name="Medium Grid 3 Accent 4" w:uiPriority="69"/>
+    <w:lsdException w:name="Dark List Accent 4" w:uiPriority="70"/>
+    <w:lsdException w:name="Colorful Shading Accent 4" w:uiPriority="71"/>
+    <w:lsdException w:name="Colorful List Accent 4" w:uiPriority="72"/>
+    <w:lsdException w:name="Colorful Grid Accent 4" w:uiPriority="73"/>
+    <w:lsdException w:name="Light Shading Accent 5" w:uiPriority="60"/>
+    <w:lsdException w:name="Light List Accent 5" w:uiPriority="61"/>
+    <w:lsdException w:name="Light Grid Accent 5" w:uiPriority="62"/>
+    <w:lsdException w:name="Medium Shading 1 Accent 5" w:uiPriority="63"/>
+    <w:lsdException w:name="Medium Shading 2 Accent 5" w:uiPriority="64"/>
+    <w:lsdException w:name="Medium List 1 Accent 5" w:uiPriority="65"/>
+    <w:lsdException w:name="Medium List 2 Accent 5" w:uiPriority="66"/>
+    <w:lsdException w:name="Medium Grid 1 Accent 5" w:uiPriority="67"/>
+    <w:lsdException w:name="Medium Grid 2 Accent 5" w:uiPriority="68"/>
+    <w:lsdException w:name="Medium Grid 3 Accent 5" w:uiPriority="69"/>
+    <w:lsdException w:name="Dark List Accent 5" w:uiPriority="70"/>
+    <w:lsdException w:name="Colorful Shading Accent 5" w:uiPriority="71"/>
+    <w:lsdException w:name="Colorful List Accent 5" w:uiPriority="72"/>
+    <w:lsdException w:name="Colorful Grid Accent 5" w:uiPriority="73"/>
+    <w:lsdException w:name="Light Shading Accent 6" w:uiPriority="60"/>
+    <w:lsdException w:name="Light List Accent 6" w:uiPriority="61"/>
+    <w:lsdException w:name="Light Grid Accent 6" w:uiPriority="62"/>
+    <w:lsdException w:name="Medium Shading 1 Accent 6" w:uiPriority="63"/>
+    <w:lsdException w:name="Medium Shading 2 Accent 6" w:uiPriority="64"/>
+    <w:lsdException w:name="Medium List 1 Accent 6" w:uiPriority="65"/>
+    <w:lsdException w:name="Medium List 2 Accent 6" w:uiPriority="66"/>
+    <w:lsdException w:name="Medium Grid 1 Accent 6" w:uiPriority="67"/>
+    <w:lsdException w:name="Medium Grid 2 Accent 6" w:uiPriority="68"/>
+    <w:lsdException w:name="Medium Grid 3 Accent 6" w:uiPriority="69"/>
+    <w:lsdException w:name="Dark List Accent 6" w:uiPriority="70"/>
+    <w:lsdException w:name="Colorful Shading Accent 6" w:uiPriority="71"/>
+    <w:lsdException w:name="Colorful List Accent 6" w:uiPriority="72"/>
+    <w:lsdException w:name="Colorful Grid Accent 6" w:uiPriority="73"/>
+    <w:lsdException w:name="Subtle Emphasis" w:uiPriority="19" w:qFormat="1"/>
+    <w:lsdException w:name="Intense Emphasis" w:uiPriority="21" w:qFormat="1"/>
+    <w:lsdException w:name="Subtle Reference" w:uiPriority="31" w:qFormat="1"/>
+    <w:lsdException w:name="Intense Reference" w:uiPriority="32" w:qFormat="1"/>
+    <w:lsdException w:name="Book Title" w:uiPriority="33" w:qFormat="1"/>
+    <w:lsdException w:name="Bibliography" w:semiHidden="1" w:uiPriority="37" w:unhideWhenUsed="1"/>
+    <w:lsdException w:name="TOC Heading" w:semiHidden="1" w:uiPriority="39" w:unhideWhenUsed="1" w:qFormat="1"/>
+    <w:lsdException w:name="Plain Table 1" w:uiPriority="41"/>
+    <w:lsdException w:name="Plain Table 2" w:uiPriority="42"/>
+    <w:lsdException w:name="Plain Table 3" w:uiPriority="43"/>
+    <w:lsdException w:name="Plain Table 4" w:uiPriority="44"/>
+    <w:lsdException w:name="Plain Table 5" w:uiPriority="45"/>
+    <w:lsdException w:name="Grid Table Light" w:uiPriority="40"/>
+    <w:lsdException w:name="Grid Table 1 Light" w:uiPriority="46"/>
+    <w:lsdException w:name="Grid Table 2" w:uiPriority="47"/>
+    <w:lsdException w:name="Grid Table 3" w:uiPriority="48"/>
+    <w:lsdException w:name="Grid Table 4" w:uiPriority="49"/>
+    <w:lsdException w:name="Grid Table 5 Dark" w:uiPriority="50"/>
+    <w:lsdException w:name="Grid Table 6 Colorful" w:uiPriority="51"/>
+    <w:lsdException w:name="Grid Table 7 Colorful" w:uiPriority="52"/>
+    <w:lsdException w:name="Grid Table 1 Light Accent 1" w:uiPriority="46"/>
+    <w:lsdException w:name="Grid Table 2 Accent 1" w:uiPriority="47"/>
+    <w:lsdException w:name="Grid Table 3 Accent 1" w:uiPriority="48"/>
+    <w:lsdException w:name="Grid Table 4 Accent 1" w:uiPriority="49"/>
+    <w:lsdException w:name="Grid Table 5 Dark Accent 1" w:uiPriority="50"/>
+    <w:lsdException w:name="Grid Table 6 Colorful Accent 1" w:uiPriority="51"/>
+    <w:lsdException w:name="Grid Table 7 Colorful Accent 1" w:uiPriority="52"/>
+    <w:lsdException w:name="Grid Table 1 Light Accent 2" w:uiPriority="46"/>
+    <w:lsdException w:name="Grid Table 2 Accent 2" w:uiPriority="47"/>
+    <w:lsdException w:name="Grid Table 3 Accent 2" w:uiPriority="48"/>
+    <w:lsdException w:name="Grid Table 4 Accent 2" w:uiPriority="49"/>
+    <w:lsdException w:name="Grid Table 5 Dark Accent 2" w:uiPriority="50"/>
+    <w:lsdException w:name="Grid Table 6 Colorful Accent 2" w:uiPriority="51"/>
+    <w:lsdException w:name="Grid Table 7 Colorful Accent 2" w:uiPriority="52"/>
+    <w:lsdException w:name="Grid Table 1 Light Accent 3" w:uiPriority="46"/>
+    <w:lsdException w:name="Grid Table 2 Accent 3" w:uiPriority="47"/>
+    <w:lsdException w:name="Grid Table 3 Accent 3" w:uiPriority="48"/>
+    <w:lsdException w:name="Grid Table 4 Accent 3" w:uiPriority="49"/>
+    <w:lsdException w:name="Grid Table 5 Dark Accent 3" w:uiPriority="50"/>
+    <w:lsdException w:name="Grid Table 6 Colorful Accent 3" w:uiPriority="51"/>
+    <w:lsdException w:name="Grid Table 7 Colorful Accent 3" w:uiPriority="52"/>
+    <w:lsdException w:name="Grid Table 1 Light Accent 4" w:uiPriority="46"/>
+    <w:lsdException w:name="Grid Table 2 Accent 4" w:uiPriority="47"/>
+    <w:lsdException w:name="Grid Table 3 Accent 4" w:uiPriority="48"/>
+    <w:lsdException w:name="Grid Table 4 Accent 4" w:uiPriority="49"/>
+    <w:lsdException w:name="Grid Table 5 Dark Accent 4" w:uiPriority="50"/>
+    <w:lsdException w:name="Grid Table 6 Colorful Accent 4" w:uiPriority="51"/>
+    <w:lsdException w:name="Grid Table 7 Colorful Accent 4" w:uiPriority="52"/>
+    <w:lsdException w:name="Grid Table 1 Light Accent 5" w:uiPriority="46"/>
+    <w:lsdException w:name="Grid Table 2 Accent 5" w:uiPriority="47"/>
+    <w:lsdException w:name="Grid Table 3 Accent 5" w:uiPriority="48"/>
+    <w:lsdException w:name="Grid Table 4 Accent 5" w:uiPriority="49"/>
+    <w:lsdException w:name="Grid Table 5 Dark Accent 5" w:uiPriority="50"/>
+    <w:lsdException w:name="Grid Table 6 Colorful Accent 5" w:uiPriority="51"/>
+    <w:lsdException w:name="Grid Table 7 Colorful Accent 5" w:uiPriority="52"/>
+    <w:lsdException w:name="Grid Table 1 Light Accent 6" w:uiPriority="46"/>
+    <w:lsdException w:name="Grid Table 2 Accent 6" w:uiPriority="47"/>
+    <w:lsdException w:name="Grid Table 3 Accent 6" w:uiPriority="48"/>
+    <w:lsdException w:name="Grid Table 4 Accent 6" w:uiPriority="49"/>
+    <w:lsdException w:name="Grid Table 5 Dark Accent 6" w:uiPriority="50"/>
+    <w:lsdException w:name="Grid Table 6 Colorful Accent 6" w:uiPriority="51"/>
+    <w:lsdException w:name="Grid Table 7 Colorful Accent 6" w:uiPriority="52"/>
+    <w:lsdException w:name="List Table 1 Light" w:uiPriority="46"/>
+    <w:lsdException w:name="List Table 2" w:uiPriority="47"/>
+    <w:lsdException w:name="List Table 3" w:uiPriority="48"/>
+    <w:lsdException w:name="List Table 4" w:uiPriority="49"/>
+    <w:lsdException w:name="List Table 5 Dark" w:uiPriority="50"/>
+    <w:lsdException w:name="List Table 6 Colorful" w:uiPriority="51"/>
+    <w:lsdException w:name="List Table 7 Colorful" w:uiPriority="52"/>
+    <w:lsdException w:name="List Table 1 Light Accent 1" w:uiPriority="46"/>
+    <w:lsdException w:name="List Table 2 Accent 1" w:uiPriority="47"/>
+    <w:lsdException w:name="List Table 3 Accent 1" w:uiPriority="48"/>
+    <w:lsdException w:name="List Table 4 Accent 1" w:uiPriority="49"/>
+    <w:lsdException w:name="List Table 5 Dark Accent 1" w:uiPriority="50"/>
+    <w:lsdException w:name="List Table 6 Colorful Accent 1" w:uiPriority="51"/>
+    <w:lsdException w:name="List Table 7 Colorful Accent 1" w:uiPriority="52"/>
+    <w:lsdException w:name="List Table 1 Light Accent 2" w:uiPriority="46"/>
+    <w:lsdException w:name="List Table 2 Accent 2" w:uiPriority="47"/>
+    <w:lsdException w:name="List Table 3 Accent 2" w:uiPriority="48"/>
+    <w:lsdException w:name="List Table 4 Accent 2" w:uiPriority="49"/>
+    <w:lsdException w:name="List Table 5 Dark Accent 2" w:uiPriority="50"/>
+    <w:lsdException w:name="List Table 6 Colorful Accent 2" w:uiPriority="51"/>
+    <w:lsdException w:name="List Table 7 Colorful Accent 2" w:uiPriority="52"/>
+    <w:lsdException w:name="List Table 1 Light Accent 3" w:uiPriority="46"/>
+    <w:lsdException w:name="List Table 2 Accent 3" w:uiPriority="47"/>
+    <w:lsdException w:name="List Table 3 Accent 3" w:uiPriority="48"/>
+    <w:lsdException w:name="List Table 4 Accent 3" w:uiPriority="49"/>
+    <w:lsdException w:name="List Table 5 Dark Accent 3" w:uiPriority="50"/>
+    <w:lsdException w:name="List Table 6 Colorful Accent 3" w:uiPriority="51"/>
+    <w:lsdException w:name="List Table 7 Colorful Accent 3" w:uiPriority="52"/>
+    <w:lsdException w:name="List Table 1 Light Accent 4" w:uiPriority="46"/>
+    <w:lsdException w:name="List Table 2 Accent 4" w:uiPriority="47"/>
+    <w:lsdException w:name="List Table 3 Accent 4" w:uiPriority="48"/>
+    <w:lsdException w:name="List Table 4 Accent 4" w:uiPriority="49"/>
+    <w:lsdException w:name="List Table 5 Dark Accent 4" w:uiPriority="50"/>
+    <w:lsdException w:name="List Table 6 Colorful Accent 4" w:uiPriority="51"/>
+    <w:lsdException w:name="List Table 7 Colorful Accent 4" w:uiPriority="52"/>
+    <w:lsdException w:name="List Table 1 Light Accent 5" w:uiPriority="46"/>
+    <w:lsdException w:name="List Table 2 Accent 5" w:uiPriority="47"/>
+    <w:lsdException w:name="List Table 3 Accent 5" w:uiPriority="48"/>
+    <w:lsdException w:name="List Table 4 Accent 5" w:uiPriority="49"/>
+    <w:lsdException w:name="List Table 5 Dark Accent 5" w:uiPriority="50"/>
+    <w:lsdException w:name="List Table 6 Colorful Accent 5" w:uiPriority="51"/>
+    <w:lsdException w:name="List Table 7 Colorful Accent 5" w:uiPriority="52"/>
+    <w:lsdException w:name="List Table 1 Light Accent 6" w:uiPriority="46"/>
+    <w:lsdException w:name="List Table 2 Accent 6" w:uiPriority="47"/>
+    <w:lsdException w:name="List Table 3 Accent 6" w:uiPriority="48"/>
+    <w:lsdException w:name="List Table 4 Accent 6" w:uiPriority="49"/>
+    <w:lsdException w:name="List Table 5 Dark Accent 6" w:uiPriority="50"/>
+    <w:lsdException w:name="List Table 6 Colorful Accent 6" w:uiPriority="51"/>
+    <w:lsdException w:name="List Table 7 Colorful Accent 6" w:uiPriority="52"/>
+    <w:lsdException w:name="Mention" w:semiHidden="1" w:uiPriority="99" w:unhideWhenUsed="1"/>
+    <w:lsdException w:name="Smart Hyperlink" w:semiHidden="1" w:uiPriority="99" w:unhideWhenUsed="1"/>
+    <w:lsdException w:name="Hashtag" w:semiHidden="1" w:uiPriority="99" w:unhideWhenUsed="1"/>
+    <w:lsdException w:name="Unresolved Mention" w:semiHidden="1" w:uiPriority="99" w:unhideWhenUsed="1"/>
+    <w:lsdException w:name="Smart Link" w:semiHidden="1" w:uiPriority="99" w:unhideWhenUsed="1"/>
   </w:latentStyles>
-  <w:style w:type="paragraph" w:default="1" w:styleId="1">
+  <w:style w:type="paragraph" w:default="1" w:styleId="a">
     <w:name w:val="Normal"/>
     <w:semiHidden/>
     <w:qFormat/>
-    <w:uiPriority w:val="0"/>
     <w:pPr>
       <w:kinsoku w:val="0"/>
       <w:autoSpaceDE w:val="0"/>
@@ -3953,26 +4237,27 @@
       <w:textAlignment w:val="baseline"/>
     </w:pPr>
     <w:rPr>
-      <w:rFonts w:ascii="Arial" w:hAnsi="Arial" w:eastAsia="Arial" w:cs="Arial"/>
+      <w:rFonts w:ascii="Arial" w:eastAsia="Arial" w:hAnsi="Arial" w:cs="Arial"/>
       <w:snapToGrid w:val="0"/>
       <w:color w:val="000000"/>
       <w:sz w:val="21"/>
       <w:szCs w:val="21"/>
-      <w:lang w:val="en-US" w:eastAsia="en-US" w:bidi="ar-SA"/>
+      <w:lang w:eastAsia="en-US"/>
     </w:rPr>
   </w:style>
-  <w:style w:type="character" w:default="1" w:styleId="5">
+  <w:style w:type="character" w:default="1" w:styleId="a0">
     <w:name w:val="Default Paragraph Font"/>
+    <w:uiPriority w:val="1"/>
     <w:semiHidden/>
     <w:unhideWhenUsed/>
-    <w:uiPriority w:val="1"/>
   </w:style>
-  <w:style w:type="table" w:default="1" w:styleId="3">
+  <w:style w:type="table" w:default="1" w:styleId="a1">
     <w:name w:val="Normal Table"/>
+    <w:uiPriority w:val="99"/>
     <w:semiHidden/>
     <w:unhideWhenUsed/>
-    <w:uiPriority w:val="99"/>
     <w:tblPr>
+      <w:tblInd w:w="0" w:type="dxa"/>
       <w:tblCellMar>
         <w:top w:w="0" w:type="dxa"/>
         <w:left w:w="108" w:type="dxa"/>
@@ -3981,58 +4266,60 @@
       </w:tblCellMar>
     </w:tblPr>
   </w:style>
-  <w:style w:type="paragraph" w:styleId="2">
+  <w:style w:type="numbering" w:default="1" w:styleId="a2">
+    <w:name w:val="No List"/>
+    <w:uiPriority w:val="99"/>
+    <w:semiHidden/>
+    <w:unhideWhenUsed/>
+  </w:style>
+  <w:style w:type="paragraph" w:styleId="a3">
     <w:name w:val="Body Text"/>
-    <w:basedOn w:val="1"/>
+    <w:basedOn w:val="a"/>
     <w:semiHidden/>
     <w:qFormat/>
-    <w:uiPriority w:val="0"/>
     <w:rPr>
-      <w:rFonts w:ascii="PingFang SC" w:hAnsi="PingFang SC" w:eastAsia="PingFang SC" w:cs="PingFang SC"/>
+      <w:rFonts w:ascii="PingFang SC" w:eastAsia="PingFang SC" w:hAnsi="PingFang SC" w:cs="PingFang SC"/>
     </w:rPr>
   </w:style>
-  <w:style w:type="table" w:styleId="4">
+  <w:style w:type="table" w:styleId="a4">
     <w:name w:val="Table Grid"/>
-    <w:basedOn w:val="3"/>
+    <w:basedOn w:val="a1"/>
     <w:qFormat/>
-    <w:uiPriority w:val="0"/>
     <w:tblPr>
       <w:tblBorders>
-        <w:top w:val="single" w:color="auto" w:sz="4" w:space="0"/>
-        <w:left w:val="single" w:color="auto" w:sz="4" w:space="0"/>
-        <w:bottom w:val="single" w:color="auto" w:sz="4" w:space="0"/>
-        <w:right w:val="single" w:color="auto" w:sz="4" w:space="0"/>
-        <w:insideH w:val="single" w:color="auto" w:sz="4" w:space="0"/>
-        <w:insideV w:val="single" w:color="auto" w:sz="4" w:space="0"/>
+        <w:top w:val="single" w:sz="4" w:space="0" w:color="auto"/>
+        <w:left w:val="single" w:sz="4" w:space="0" w:color="auto"/>
+        <w:bottom w:val="single" w:sz="4" w:space="0" w:color="auto"/>
+        <w:right w:val="single" w:sz="4" w:space="0" w:color="auto"/>
+        <w:insideH w:val="single" w:sz="4" w:space="0" w:color="auto"/>
+        <w:insideV w:val="single" w:sz="4" w:space="0" w:color="auto"/>
       </w:tblBorders>
     </w:tblPr>
   </w:style>
-  <w:style w:type="character" w:styleId="6">
+  <w:style w:type="character" w:styleId="a5">
     <w:name w:val="Strong"/>
-    <w:basedOn w:val="5"/>
+    <w:basedOn w:val="a0"/>
+    <w:uiPriority w:val="22"/>
     <w:qFormat/>
-    <w:uiPriority w:val="22"/>
     <w:rPr>
       <w:b/>
       <w:bCs/>
     </w:rPr>
   </w:style>
-  <w:style w:type="character" w:styleId="7">
+  <w:style w:type="character" w:styleId="a6">
     <w:name w:val="Hyperlink"/>
-    <w:basedOn w:val="5"/>
+    <w:basedOn w:val="a0"/>
     <w:qFormat/>
-    <w:uiPriority w:val="0"/>
     <w:rPr>
       <w:color w:val="0000FF"/>
       <w:u w:val="single"/>
     </w:rPr>
   </w:style>
-  <w:style w:type="table" w:customStyle="1" w:styleId="8">
+  <w:style w:type="table" w:customStyle="1" w:styleId="TableNormal">
     <w:name w:val="Table Normal"/>
     <w:semiHidden/>
     <w:unhideWhenUsed/>
     <w:qFormat/>
-    <w:uiPriority w:val="0"/>
     <w:tblPr>
       <w:tblCellMar>
         <w:top w:w="0" w:type="dxa"/>
@@ -4041,6 +4328,16 @@
         <w:right w:w="0" w:type="dxa"/>
       </w:tblCellMar>
     </w:tblPr>
+  </w:style>
+  <w:style w:type="paragraph" w:styleId="a7">
+    <w:name w:val="List Paragraph"/>
+    <w:basedOn w:val="a"/>
+    <w:uiPriority w:val="99"/>
+    <w:unhideWhenUsed/>
+    <w:rsid w:val="000444D2"/>
+    <w:pPr>
+      <w:ind w:firstLineChars="200" w:firstLine="420"/>
+    </w:pPr>
   </w:style>
 </w:styles>
 </file>
@@ -4326,5 +4623,6 @@
     </a:fmtScheme>
   </a:themeElements>
   <a:objectDefaults/>
+  <a:extraClrSchemeLst/>
 </a:theme>
 </file>
--- a/templates/采购合同_模板_变量版.docx
+++ b/templates/采购合同_模板_变量版.docx
@@ -1247,21 +1247,30 @@
       </w:pPr>
       <w:r>
         <w:rPr>
-          <w:rFonts w:asciiTheme="minorEastAsia" w:eastAsiaTheme="minorEastAsia" w:hAnsiTheme="minorEastAsia" w:cstheme="minorEastAsia" w:hint="eastAsia"/>
+          <w:rFonts w:asciiTheme="minorEastAsia" w:eastAsiaTheme="minorEastAsia" w:hAnsiTheme="minorEastAsia" w:cstheme="minorEastAsia"/>
           <w:snapToGrid/>
           <w:lang w:eastAsia="zh-CN"/>
         </w:rPr>
-        <w:t xml:space="preserve"> {{产品图}}</w:t>
-      </w:r>
-    </w:p>
-    <w:p>
-      <w:pPr>
-        <w:spacing w:line="245" w:lineRule="auto"/>
-        <w:rPr>
-          <w:rFonts w:asciiTheme="minorEastAsia" w:eastAsiaTheme="minorEastAsia" w:hAnsiTheme="minorEastAsia" w:cstheme="minorEastAsia"/>
-          <w:lang w:eastAsia="zh-CN"/>
-        </w:rPr>
-      </w:pPr>
+        <w:t>{%%</w:t>
+      </w:r>
+      <w:proofErr w:type="spellStart"/>
+      <w:r>
+        <w:rPr>
+          <w:rFonts w:asciiTheme="minorEastAsia" w:eastAsiaTheme="minorEastAsia" w:hAnsiTheme="minorEastAsia" w:cstheme="minorEastAsia"/>
+          <w:snapToGrid/>
+          <w:lang w:eastAsia="zh-CN"/>
+        </w:rPr>
+        <w:t>product_img</w:t>
+      </w:r>
+      <w:proofErr w:type="spellEnd"/>
+      <w:r>
+        <w:rPr>
+          <w:rFonts w:asciiTheme="minorEastAsia" w:eastAsiaTheme="minorEastAsia" w:hAnsiTheme="minorEastAsia" w:cstheme="minorEastAsia"/>
+          <w:snapToGrid/>
+          <w:lang w:eastAsia="zh-CN"/>
+        </w:rPr>
+        <w:t>}</w:t>
+      </w:r>
     </w:p>
     <w:p>
       <w:pPr>
@@ -1416,7 +1425,6 @@
           <w:spacing w:val="-5"/>
           <w:lang w:eastAsia="zh-CN"/>
         </w:rPr>
-        <w:lastRenderedPageBreak/>
         <w:t>分批出货与交接：供方每批出货前应向需方提交《出货单》</w:t>
       </w:r>
       <w:r>
@@ -1477,6 +1485,7 @@
           <w:szCs w:val="27"/>
           <w:lang w:eastAsia="zh-CN"/>
         </w:rPr>
+        <w:lastRenderedPageBreak/>
         <w:t>质量保证、验货与不良处理</w:t>
       </w:r>
     </w:p>
@@ -1496,15 +1505,7 @@
           <w:spacing w:val="-1"/>
           <w:lang w:eastAsia="zh-CN"/>
         </w:rPr>
-        <w:t xml:space="preserve">2.1 </w:t>
-      </w:r>
-      <w:r>
-        <w:rPr>
-          <w:rFonts w:asciiTheme="minorEastAsia" w:eastAsiaTheme="minorEastAsia" w:hAnsiTheme="minorEastAsia" w:cstheme="minorEastAsia" w:hint="eastAsia"/>
-          <w:spacing w:val="-1"/>
-          <w:lang w:eastAsia="zh-CN"/>
-        </w:rPr>
-        <w:t>质量与合规：供方保证产品符合封样、双方确认的技术/包装要求及适用的出口合规要求。</w:t>
+        <w:t>2.1 质量与合规：供方保证产品符合封样、双方确认的技术/包装要求及适用的出口合规要求。</w:t>
       </w:r>
       <w:r>
         <w:rPr>
@@ -2014,7 +2015,53 @@
           <w:rFonts w:asciiTheme="minorEastAsia" w:eastAsiaTheme="minorEastAsia" w:hAnsiTheme="minorEastAsia" w:cstheme="minorEastAsia" w:hint="eastAsia"/>
           <w:lang w:eastAsia="zh-CN"/>
         </w:rPr>
-        <w:t>3.1 账期：{{帐期明细}}预付款（金额：{{预付款金额}}元），尾款：{{帐期}}。</w:t>
+        <w:t>3.1 账期：</w:t>
+      </w:r>
+      <w:r>
+        <w:rPr>
+          <w:lang w:eastAsia="zh-CN"/>
+        </w:rPr>
+        <w:t>{{付款条件}}</w:t>
+      </w:r>
+      <w:r>
+        <w:rPr>
+          <w:rFonts w:asciiTheme="minorEastAsia" w:eastAsiaTheme="minorEastAsia" w:hAnsiTheme="minorEastAsia" w:cstheme="minorEastAsia" w:hint="eastAsia"/>
+          <w:lang w:eastAsia="zh-CN"/>
+        </w:rPr>
+        <w:t>，</w:t>
+      </w:r>
+      <w:r>
+        <w:rPr>
+          <w:rFonts w:asciiTheme="minorEastAsia" w:eastAsiaTheme="minorEastAsia" w:hAnsiTheme="minorEastAsia" w:cstheme="minorEastAsia" w:hint="eastAsia"/>
+          <w:lang w:eastAsia="zh-CN"/>
+        </w:rPr>
+        <w:t>预付款（金额：</w:t>
+      </w:r>
+      <w:r>
+        <w:rPr>
+          <w:lang w:eastAsia="zh-CN"/>
+        </w:rPr>
+        <w:t>{{预付款金额}}</w:t>
+      </w:r>
+      <w:r>
+        <w:rPr>
+          <w:rFonts w:asciiTheme="minorEastAsia" w:eastAsiaTheme="minorEastAsia" w:hAnsiTheme="minorEastAsia" w:cstheme="minorEastAsia" w:hint="eastAsia"/>
+          <w:lang w:eastAsia="zh-CN"/>
+        </w:rPr>
+        <w:t>元），尾款：</w:t>
+      </w:r>
+      <w:r>
+        <w:rPr>
+          <w:lang w:eastAsia="zh-CN"/>
+        </w:rPr>
+        <w:t>{{尾款条件}}</w:t>
+      </w:r>
+      <w:r>
+        <w:rPr>
+          <w:rFonts w:asciiTheme="minorEastAsia" w:eastAsiaTheme="minorEastAsia" w:hAnsiTheme="minorEastAsia" w:cstheme="minorEastAsia" w:hint="eastAsia"/>
+          <w:lang w:eastAsia="zh-CN"/>
+        </w:rPr>
+        <w:t>。</w:t>
       </w:r>
     </w:p>
     <w:p>
@@ -2298,7 +2345,7 @@
         <w:spacing w:before="44" w:line="276" w:lineRule="auto"/>
         <w:ind w:left="1"/>
         <w:rPr>
-          <w:rFonts w:asciiTheme="minorEastAsia" w:eastAsiaTheme="minorEastAsia" w:hAnsiTheme="minorEastAsia" w:cstheme="minorEastAsia" w:hint="eastAsia"/>
+          <w:rFonts w:asciiTheme="minorEastAsia" w:eastAsiaTheme="minorEastAsia" w:hAnsiTheme="minorEastAsia" w:cstheme="minorEastAsia"/>
           <w:b/>
           <w:bCs/>
           <w:spacing w:val="-5"/>
@@ -2317,7 +2364,6 @@
           <w:szCs w:val="27"/>
           <w:lang w:eastAsia="zh-CN"/>
         </w:rPr>
-        <w:lastRenderedPageBreak/>
         <w:t>五、不可抗力与争议解决</w:t>
       </w:r>
     </w:p>
@@ -2411,6 +2457,7 @@
           <w:spacing w:val="-2"/>
           <w:lang w:eastAsia="zh-CN"/>
         </w:rPr>
+        <w:lastRenderedPageBreak/>
         <w:t>的</w:t>
       </w:r>
       <w:r>
@@ -4248,7 +4295,6 @@
   <w:style w:type="character" w:default="1" w:styleId="a0">
     <w:name w:val="Default Paragraph Font"/>
     <w:uiPriority w:val="1"/>
-    <w:semiHidden/>
     <w:unhideWhenUsed/>
   </w:style>
   <w:style w:type="table" w:default="1" w:styleId="a1">

--- a/templates/采购合同_模板_变量版.docx
+++ b/templates/采购合同_模板_变量版.docx
@@ -638,6 +638,7 @@
           </w:tcPr>
           <w:p>
             <w:pPr>
+              <w:jc w:val="center"/>
               <w:rPr>
                 <w:rFonts w:asciiTheme="minorEastAsia" w:eastAsiaTheme="minorEastAsia" w:hAnsiTheme="minorEastAsia" w:cstheme="minorEastAsia"/>
                 <w:spacing w:val="-2"/>
@@ -666,6 +667,7 @@
           </w:tcPr>
           <w:p>
             <w:pPr>
+              <w:jc w:val="center"/>
               <w:rPr>
                 <w:rFonts w:asciiTheme="minorEastAsia" w:eastAsiaTheme="minorEastAsia" w:hAnsiTheme="minorEastAsia" w:cstheme="minorEastAsia"/>
                 <w:spacing w:val="-2"/>
@@ -712,6 +714,7 @@
           </w:tcPr>
           <w:p>
             <w:pPr>
+              <w:jc w:val="center"/>
               <w:rPr>
                 <w:rFonts w:asciiTheme="minorEastAsia" w:eastAsiaTheme="minorEastAsia" w:hAnsiTheme="minorEastAsia" w:cstheme="minorEastAsia"/>
                 <w:spacing w:val="-2"/>
@@ -740,6 +743,7 @@
           </w:tcPr>
           <w:p>
             <w:pPr>
+              <w:jc w:val="center"/>
               <w:rPr>
                 <w:rFonts w:asciiTheme="minorEastAsia" w:eastAsiaTheme="minorEastAsia" w:hAnsiTheme="minorEastAsia" w:cstheme="minorEastAsia"/>
                 <w:spacing w:val="-2"/>
@@ -768,12 +772,21 @@
           </w:tcPr>
           <w:p>
             <w:pPr>
+              <w:jc w:val="center"/>
               <w:rPr>
                 <w:rFonts w:asciiTheme="minorEastAsia" w:eastAsiaTheme="minorEastAsia" w:hAnsiTheme="minorEastAsia" w:cstheme="minorEastAsia"/>
                 <w:spacing w:val="-2"/>
                 <w:lang w:eastAsia="zh-CN"/>
               </w:rPr>
             </w:pPr>
+            <w:r>
+              <w:rPr>
+                <w:rFonts w:asciiTheme="minorEastAsia" w:eastAsiaTheme="minorEastAsia" w:hAnsiTheme="minorEastAsia" w:cstheme="minorEastAsia" w:hint="eastAsia"/>
+                <w:spacing w:val="-2"/>
+                <w:lang w:eastAsia="zh-CN"/>
+              </w:rPr>
+              <w:t>¥</w:t>
+            </w:r>
             <w:r>
               <w:rPr>
                 <w:rFonts w:asciiTheme="minorEastAsia" w:eastAsiaTheme="minorEastAsia" w:hAnsiTheme="minorEastAsia" w:cstheme="minorEastAsia" w:hint="eastAsia"/>
@@ -796,6 +809,7 @@
           </w:tcPr>
           <w:p>
             <w:pPr>
+              <w:jc w:val="center"/>
               <w:rPr>
                 <w:rFonts w:asciiTheme="minorEastAsia" w:eastAsiaTheme="minorEastAsia" w:hAnsiTheme="minorEastAsia" w:cstheme="minorEastAsia"/>
                 <w:spacing w:val="-2"/>
@@ -830,6 +844,7 @@
           <w:p>
             <w:pPr>
               <w:spacing w:line="0" w:lineRule="atLeast"/>
+              <w:jc w:val="center"/>
               <w:rPr>
                 <w:rFonts w:asciiTheme="minorEastAsia" w:eastAsiaTheme="minorEastAsia" w:hAnsiTheme="minorEastAsia" w:cstheme="minorEastAsia"/>
                 <w:spacing w:val="-2"/>
@@ -852,6 +867,7 @@
             <w:pPr>
               <w:spacing w:before="239" w:line="244" w:lineRule="auto"/>
               <w:ind w:left="143" w:right="424" w:hanging="2"/>
+              <w:jc w:val="center"/>
               <w:rPr>
                 <w:rFonts w:asciiTheme="minorEastAsia" w:eastAsiaTheme="minorEastAsia" w:hAnsiTheme="minorEastAsia" w:cstheme="minorEastAsia"/>
                 <w:spacing w:val="-2"/>
@@ -874,6 +890,7 @@
             <w:pPr>
               <w:spacing w:before="239" w:line="209" w:lineRule="auto"/>
               <w:ind w:left="149"/>
+              <w:jc w:val="center"/>
               <w:rPr>
                 <w:rFonts w:asciiTheme="minorEastAsia" w:eastAsiaTheme="minorEastAsia" w:hAnsiTheme="minorEastAsia" w:cstheme="minorEastAsia"/>
                 <w:spacing w:val="-2"/>
@@ -896,6 +913,7 @@
             <w:pPr>
               <w:spacing w:before="239" w:line="209" w:lineRule="auto"/>
               <w:ind w:left="180"/>
+              <w:jc w:val="center"/>
               <w:rPr>
                 <w:rFonts w:asciiTheme="minorEastAsia" w:eastAsiaTheme="minorEastAsia" w:hAnsiTheme="minorEastAsia" w:cstheme="minorEastAsia"/>
                 <w:spacing w:val="-2"/>
@@ -918,6 +936,7 @@
             <w:pPr>
               <w:spacing w:before="239" w:line="209" w:lineRule="auto"/>
               <w:ind w:left="180"/>
+              <w:jc w:val="center"/>
               <w:rPr>
                 <w:rFonts w:asciiTheme="minorEastAsia" w:eastAsiaTheme="minorEastAsia" w:hAnsiTheme="minorEastAsia" w:cstheme="minorEastAsia"/>
                 <w:spacing w:val="-2"/>
@@ -946,6 +965,7 @@
           </w:tcPr>
           <w:p>
             <w:pPr>
+              <w:jc w:val="center"/>
               <w:rPr>
                 <w:rFonts w:asciiTheme="minorEastAsia" w:eastAsiaTheme="minorEastAsia" w:hAnsiTheme="minorEastAsia" w:cstheme="minorEastAsia"/>
                 <w:spacing w:val="-2"/>
@@ -969,6 +989,7 @@
         <w:pStyle w:val="a3"/>
         <w:spacing w:before="149" w:line="197" w:lineRule="auto"/>
         <w:ind w:left="7"/>
+        <w:jc w:val="center"/>
         <w:rPr>
           <w:rFonts w:asciiTheme="minorEastAsia" w:eastAsiaTheme="minorEastAsia" w:hAnsiTheme="minorEastAsia" w:cstheme="minorEastAsia"/>
           <w:spacing w:val="-2"/>
@@ -1006,6 +1027,7 @@
             <w:pPr>
               <w:pStyle w:val="a3"/>
               <w:spacing w:before="149" w:line="197" w:lineRule="auto"/>
+              <w:jc w:val="center"/>
               <w:rPr>
                 <w:rFonts w:asciiTheme="minorEastAsia" w:eastAsiaTheme="minorEastAsia" w:hAnsiTheme="minorEastAsia" w:cstheme="minorEastAsia"/>
                 <w:lang w:eastAsia="zh-CN"/>
@@ -1028,6 +1050,7 @@
             <w:pPr>
               <w:pStyle w:val="a3"/>
               <w:spacing w:before="149" w:line="197" w:lineRule="auto"/>
+              <w:jc w:val="center"/>
               <w:rPr>
                 <w:rFonts w:asciiTheme="minorEastAsia" w:eastAsiaTheme="minorEastAsia" w:hAnsiTheme="minorEastAsia" w:cstheme="minorEastAsia"/>
                 <w:lang w:eastAsia="zh-CN"/>
@@ -1050,6 +1073,7 @@
             <w:pPr>
               <w:pStyle w:val="a3"/>
               <w:spacing w:before="149" w:line="197" w:lineRule="auto"/>
+              <w:jc w:val="center"/>
               <w:rPr>
                 <w:rFonts w:asciiTheme="minorEastAsia" w:eastAsiaTheme="minorEastAsia" w:hAnsiTheme="minorEastAsia" w:cstheme="minorEastAsia"/>
                 <w:lang w:eastAsia="zh-CN"/>
@@ -1072,6 +1096,7 @@
             <w:pPr>
               <w:pStyle w:val="a3"/>
               <w:spacing w:before="149" w:line="197" w:lineRule="auto"/>
+              <w:jc w:val="center"/>
               <w:rPr>
                 <w:rFonts w:asciiTheme="minorEastAsia" w:eastAsiaTheme="minorEastAsia" w:hAnsiTheme="minorEastAsia" w:cstheme="minorEastAsia"/>
                 <w:lang w:eastAsia="zh-CN"/>
@@ -1097,6 +1122,7 @@
           </w:tcPr>
           <w:p>
             <w:pPr>
+              <w:jc w:val="center"/>
               <w:rPr>
                 <w:rFonts w:asciiTheme="minorEastAsia" w:eastAsiaTheme="minorEastAsia" w:hAnsiTheme="minorEastAsia" w:cstheme="minorEastAsia"/>
                 <w:spacing w:val="-2"/>
@@ -1119,6 +1145,7 @@
           </w:tcPr>
           <w:p>
             <w:pPr>
+              <w:jc w:val="center"/>
               <w:rPr>
                 <w:rFonts w:asciiTheme="minorEastAsia" w:eastAsiaTheme="minorEastAsia" w:hAnsiTheme="minorEastAsia" w:cstheme="minorEastAsia"/>
                 <w:spacing w:val="-2"/>
@@ -1141,6 +1168,7 @@
           </w:tcPr>
           <w:p>
             <w:pPr>
+              <w:jc w:val="center"/>
               <w:rPr>
                 <w:rFonts w:asciiTheme="minorEastAsia" w:eastAsiaTheme="minorEastAsia" w:hAnsiTheme="minorEastAsia" w:cstheme="minorEastAsia"/>
                 <w:spacing w:val="-2"/>
@@ -1163,6 +1191,7 @@
           </w:tcPr>
           <w:p>
             <w:pPr>
+              <w:jc w:val="center"/>
               <w:rPr>
                 <w:rFonts w:asciiTheme="minorEastAsia" w:eastAsiaTheme="minorEastAsia" w:hAnsiTheme="minorEastAsia" w:cstheme="minorEastAsia"/>
                 <w:spacing w:val="-2"/>
@@ -4295,6 +4324,7 @@
   <w:style w:type="character" w:default="1" w:styleId="a0">
     <w:name w:val="Default Paragraph Font"/>
     <w:uiPriority w:val="1"/>
+    <w:semiHidden/>
     <w:unhideWhenUsed/>
   </w:style>
   <w:style w:type="table" w:default="1" w:styleId="a1">

--- a/templates/采购合同_模板_变量版.docx
+++ b/templates/采购合同_模板_变量版.docx
@@ -785,15 +785,7 @@
                 <w:spacing w:val="-2"/>
                 <w:lang w:eastAsia="zh-CN"/>
               </w:rPr>
-              <w:t>¥</w:t>
-            </w:r>
-            <w:r>
-              <w:rPr>
-                <w:rFonts w:asciiTheme="minorEastAsia" w:eastAsiaTheme="minorEastAsia" w:hAnsiTheme="minorEastAsia" w:cstheme="minorEastAsia" w:hint="eastAsia"/>
-                <w:spacing w:val="-2"/>
-                <w:lang w:eastAsia="zh-CN"/>
-              </w:rPr>
-              <w:t>{{含税出厂单价}}</w:t>
+              <w:t>¥{{含税出厂单价}}</w:t>
             </w:r>
           </w:p>
         </w:tc>
@@ -2087,6 +2079,34 @@
       </w:r>
       <w:r>
         <w:rPr>
+          <w:rFonts w:hint="eastAsia"/>
+          <w:lang w:eastAsia="zh-CN"/>
+        </w:rPr>
+        <w:t>支付</w:t>
+      </w:r>
+      <w:r>
+        <w:rPr>
+          <w:rFonts w:hint="eastAsia"/>
+          <w:lang w:eastAsia="zh-CN"/>
+        </w:rPr>
+        <w:t>本出货批次</w:t>
+      </w:r>
+      <w:r>
+        <w:rPr>
+          <w:rFonts w:hint="eastAsia"/>
+          <w:lang w:eastAsia="zh-CN"/>
+        </w:rPr>
+        <w:t>尾</w:t>
+      </w:r>
+      <w:r>
+        <w:rPr>
+          <w:rFonts w:hint="eastAsia"/>
+          <w:lang w:eastAsia="zh-CN"/>
+        </w:rPr>
+        <w:t>款</w:t>
+      </w:r>
+      <w:r>
+        <w:rPr>
           <w:rFonts w:asciiTheme="minorEastAsia" w:eastAsiaTheme="minorEastAsia" w:hAnsiTheme="minorEastAsia" w:cstheme="minorEastAsia" w:hint="eastAsia"/>
           <w:lang w:eastAsia="zh-CN"/>
         </w:rPr>
@@ -2411,6 +2431,7 @@
           <w:spacing w:val="-1"/>
           <w:lang w:eastAsia="zh-CN"/>
         </w:rPr>
+        <w:lastRenderedPageBreak/>
         <w:t>5.1</w:t>
       </w:r>
       <w:r>
@@ -2486,7 +2507,6 @@
           <w:spacing w:val="-2"/>
           <w:lang w:eastAsia="zh-CN"/>
         </w:rPr>
-        <w:lastRenderedPageBreak/>
         <w:t>的</w:t>
       </w:r>
       <w:r>
